--- a/Analysis Done MYSQL.docx
+++ b/Analysis Done MYSQL.docx
@@ -278,13 +278,7 @@
         <w:rPr>
           <w:lang w:val="en-US"/>
         </w:rPr>
-        <w:t xml:space="preserve">Top 5 </w:t>
-      </w:r>
-      <w:r>
-        <w:rPr>
-          <w:lang w:val="en-US"/>
-        </w:rPr>
-        <w:t xml:space="preserve">jobs as per </w:t>
+        <w:t xml:space="preserve">Top 5 jobs as per </w:t>
       </w:r>
       <w:proofErr w:type="spellStart"/>
       <w:r>
@@ -298,19 +292,7 @@
         <w:rPr>
           <w:lang w:val="en-US"/>
         </w:rPr>
-        <w:t>?</w:t>
-      </w:r>
-      <w:r>
-        <w:rPr>
-          <w:lang w:val="en-US"/>
-        </w:rPr>
-        <w:t xml:space="preserve"> / </w:t>
-      </w:r>
-      <w:r>
-        <w:rPr>
-          <w:lang w:val="en-US"/>
-        </w:rPr>
-        <w:t>Most Common Job Title</w:t>
+        <w:t>? / Most Common Job Title</w:t>
       </w:r>
     </w:p>
     <w:p>
@@ -827,6 +809,202 @@
           <w:lang w:val="en-US"/>
         </w:rPr>
       </w:pPr>
+      <w:r>
+        <w:rPr>
+          <w:lang w:val="en-US"/>
+        </w:rPr>
+        <w:t xml:space="preserve">with ranked </w:t>
+      </w:r>
+      <w:proofErr w:type="gramStart"/>
+      <w:r>
+        <w:rPr>
+          <w:lang w:val="en-US"/>
+        </w:rPr>
+        <w:t>as(</w:t>
+      </w:r>
+      <w:proofErr w:type="gramEnd"/>
+    </w:p>
+    <w:p>
+      <w:pPr>
+        <w:pStyle w:val="ListParagraph"/>
+        <w:rPr>
+          <w:lang w:val="en-US"/>
+        </w:rPr>
+      </w:pPr>
+      <w:r>
+        <w:rPr>
+          <w:lang w:val="en-US"/>
+        </w:rPr>
+        <w:t xml:space="preserve">select </w:t>
+      </w:r>
+      <w:proofErr w:type="spellStart"/>
+      <w:r>
+        <w:rPr>
+          <w:lang w:val="en-US"/>
+        </w:rPr>
+        <w:t>salary_usd_annual</w:t>
+      </w:r>
+      <w:proofErr w:type="spellEnd"/>
+      <w:r>
+        <w:rPr>
+          <w:lang w:val="en-US"/>
+        </w:rPr>
+        <w:t xml:space="preserve">, </w:t>
+      </w:r>
+      <w:proofErr w:type="spellStart"/>
+      <w:r>
+        <w:rPr>
+          <w:lang w:val="en-US"/>
+        </w:rPr>
+        <w:t>row_</w:t>
+      </w:r>
+      <w:proofErr w:type="gramStart"/>
+      <w:r>
+        <w:rPr>
+          <w:lang w:val="en-US"/>
+        </w:rPr>
+        <w:t>number</w:t>
+      </w:r>
+      <w:proofErr w:type="spellEnd"/>
+      <w:r>
+        <w:rPr>
+          <w:lang w:val="en-US"/>
+        </w:rPr>
+        <w:t>(</w:t>
+      </w:r>
+      <w:proofErr w:type="gramEnd"/>
+      <w:r>
+        <w:rPr>
+          <w:lang w:val="en-US"/>
+        </w:rPr>
+        <w:t xml:space="preserve">) </w:t>
+      </w:r>
+      <w:proofErr w:type="gramStart"/>
+      <w:r>
+        <w:rPr>
+          <w:lang w:val="en-US"/>
+        </w:rPr>
+        <w:t>over(</w:t>
+      </w:r>
+      <w:proofErr w:type="gramEnd"/>
+      <w:r>
+        <w:rPr>
+          <w:lang w:val="en-US"/>
+        </w:rPr>
+        <w:t xml:space="preserve">order by </w:t>
+      </w:r>
+      <w:proofErr w:type="spellStart"/>
+      <w:r>
+        <w:rPr>
+          <w:lang w:val="en-US"/>
+        </w:rPr>
+        <w:t>salary_usd_annual</w:t>
+      </w:r>
+      <w:proofErr w:type="spellEnd"/>
+      <w:r>
+        <w:rPr>
+          <w:lang w:val="en-US"/>
+        </w:rPr>
+        <w:t xml:space="preserve">) as sort, </w:t>
+      </w:r>
+      <w:proofErr w:type="gramStart"/>
+      <w:r>
+        <w:rPr>
+          <w:lang w:val="en-US"/>
+        </w:rPr>
+        <w:t>count(</w:t>
+      </w:r>
+      <w:proofErr w:type="gramEnd"/>
+      <w:r>
+        <w:rPr>
+          <w:lang w:val="en-US"/>
+        </w:rPr>
+        <w:t xml:space="preserve">*) </w:t>
+      </w:r>
+      <w:proofErr w:type="gramStart"/>
+      <w:r>
+        <w:rPr>
+          <w:lang w:val="en-US"/>
+        </w:rPr>
+        <w:t>over(</w:t>
+      </w:r>
+      <w:proofErr w:type="gramEnd"/>
+      <w:r>
+        <w:rPr>
+          <w:lang w:val="en-US"/>
+        </w:rPr>
+        <w:t>) as total from jobs)</w:t>
+      </w:r>
+    </w:p>
+    <w:p>
+      <w:pPr>
+        <w:pStyle w:val="ListParagraph"/>
+        <w:rPr>
+          <w:lang w:val="en-US"/>
+        </w:rPr>
+      </w:pPr>
+      <w:r>
+        <w:rPr>
+          <w:lang w:val="en-US"/>
+        </w:rPr>
+        <w:t>select round(avg(</w:t>
+      </w:r>
+      <w:proofErr w:type="spellStart"/>
+      <w:r>
+        <w:rPr>
+          <w:lang w:val="en-US"/>
+        </w:rPr>
+        <w:t>salary_usd_annual</w:t>
+      </w:r>
+      <w:proofErr w:type="spellEnd"/>
+      <w:r>
+        <w:rPr>
+          <w:lang w:val="en-US"/>
+        </w:rPr>
+        <w:t>),</w:t>
+      </w:r>
+      <w:proofErr w:type="gramStart"/>
+      <w:r>
+        <w:rPr>
+          <w:lang w:val="en-US"/>
+        </w:rPr>
+        <w:t>2)as</w:t>
+      </w:r>
+      <w:proofErr w:type="gramEnd"/>
+      <w:r>
+        <w:rPr>
+          <w:lang w:val="en-US"/>
+        </w:rPr>
+        <w:t xml:space="preserve"> </w:t>
+      </w:r>
+      <w:proofErr w:type="spellStart"/>
+      <w:r>
+        <w:rPr>
+          <w:lang w:val="en-US"/>
+        </w:rPr>
+        <w:t>median_salary</w:t>
+      </w:r>
+      <w:proofErr w:type="spellEnd"/>
+      <w:r>
+        <w:rPr>
+          <w:lang w:val="en-US"/>
+        </w:rPr>
+        <w:t xml:space="preserve"> from ranked where sort in(floor((total+1)/2</w:t>
+      </w:r>
+      <w:proofErr w:type="gramStart"/>
+      <w:r>
+        <w:rPr>
+          <w:lang w:val="en-US"/>
+        </w:rPr>
+        <w:t>),ceil</w:t>
+      </w:r>
+      <w:proofErr w:type="gramEnd"/>
+      <w:r>
+        <w:rPr>
+          <w:lang w:val="en-US"/>
+        </w:rPr>
+        <w:t>((total+1)/2));</w:t>
+      </w:r>
     </w:p>
     <w:p>
       <w:pPr>
@@ -835,6 +1013,548 @@
           <w:ilvl w:val="0"/>
           <w:numId w:val="6"/>
         </w:numPr>
+        <w:rPr>
+          <w:lang w:val="en-US"/>
+        </w:rPr>
+      </w:pPr>
+      <w:r>
+        <w:rPr>
+          <w:lang w:val="en-US"/>
+        </w:rPr>
+        <w:t>Highest-paying jobs</w:t>
+      </w:r>
+    </w:p>
+    <w:p>
+      <w:pPr>
+        <w:pStyle w:val="ListParagraph"/>
+        <w:rPr>
+          <w:lang w:val="en-US"/>
+        </w:rPr>
+      </w:pPr>
+      <w:r>
+        <w:rPr>
+          <w:lang w:val="en-US"/>
+        </w:rPr>
+        <w:t xml:space="preserve">select </w:t>
+      </w:r>
+      <w:proofErr w:type="spellStart"/>
+      <w:r>
+        <w:rPr>
+          <w:lang w:val="en-US"/>
+        </w:rPr>
+        <w:t>job_</w:t>
+      </w:r>
+      <w:proofErr w:type="gramStart"/>
+      <w:r>
+        <w:rPr>
+          <w:lang w:val="en-US"/>
+        </w:rPr>
+        <w:t>id,job</w:t>
+      </w:r>
+      <w:proofErr w:type="gramEnd"/>
+      <w:r>
+        <w:rPr>
+          <w:lang w:val="en-US"/>
+        </w:rPr>
+        <w:t>_</w:t>
+      </w:r>
+      <w:proofErr w:type="gramStart"/>
+      <w:r>
+        <w:rPr>
+          <w:lang w:val="en-US"/>
+        </w:rPr>
+        <w:t>title,company</w:t>
+      </w:r>
+      <w:proofErr w:type="gramEnd"/>
+      <w:r>
+        <w:rPr>
+          <w:lang w:val="en-US"/>
+        </w:rPr>
+        <w:t>,</w:t>
+      </w:r>
+      <w:proofErr w:type="gramStart"/>
+      <w:r>
+        <w:rPr>
+          <w:lang w:val="en-US"/>
+        </w:rPr>
+        <w:t>sector,salary</w:t>
+      </w:r>
+      <w:proofErr w:type="gramEnd"/>
+      <w:r>
+        <w:rPr>
+          <w:lang w:val="en-US"/>
+        </w:rPr>
+        <w:t>_usd_annual</w:t>
+      </w:r>
+      <w:proofErr w:type="spellEnd"/>
+      <w:r>
+        <w:rPr>
+          <w:lang w:val="en-US"/>
+        </w:rPr>
+        <w:t xml:space="preserve"> from jobs</w:t>
+      </w:r>
+    </w:p>
+    <w:p>
+      <w:pPr>
+        <w:pStyle w:val="ListParagraph"/>
+        <w:rPr>
+          <w:lang w:val="en-US"/>
+        </w:rPr>
+      </w:pPr>
+      <w:r>
+        <w:rPr>
+          <w:lang w:val="en-US"/>
+        </w:rPr>
+        <w:t xml:space="preserve">where </w:t>
+      </w:r>
+      <w:proofErr w:type="spellStart"/>
+      <w:r>
+        <w:rPr>
+          <w:lang w:val="en-US"/>
+        </w:rPr>
+        <w:t>salary_usd_annual</w:t>
+      </w:r>
+      <w:proofErr w:type="spellEnd"/>
+      <w:r>
+        <w:rPr>
+          <w:lang w:val="en-US"/>
+        </w:rPr>
+        <w:t xml:space="preserve"> </w:t>
+      </w:r>
+      <w:proofErr w:type="gramStart"/>
+      <w:r>
+        <w:rPr>
+          <w:lang w:val="en-US"/>
+        </w:rPr>
+        <w:t>=(</w:t>
+      </w:r>
+      <w:proofErr w:type="gramEnd"/>
+      <w:r>
+        <w:rPr>
+          <w:lang w:val="en-US"/>
+        </w:rPr>
+        <w:t>select max(</w:t>
+      </w:r>
+      <w:proofErr w:type="spellStart"/>
+      <w:r>
+        <w:rPr>
+          <w:lang w:val="en-US"/>
+        </w:rPr>
+        <w:t>salary_usd_</w:t>
+      </w:r>
+      <w:proofErr w:type="gramStart"/>
+      <w:r>
+        <w:rPr>
+          <w:lang w:val="en-US"/>
+        </w:rPr>
+        <w:t>annual</w:t>
+      </w:r>
+      <w:proofErr w:type="spellEnd"/>
+      <w:r>
+        <w:rPr>
+          <w:lang w:val="en-US"/>
+        </w:rPr>
+        <w:t>)as</w:t>
+      </w:r>
+      <w:proofErr w:type="gramEnd"/>
+      <w:r>
+        <w:rPr>
+          <w:lang w:val="en-US"/>
+        </w:rPr>
+        <w:t xml:space="preserve"> </w:t>
+      </w:r>
+      <w:proofErr w:type="spellStart"/>
+      <w:r>
+        <w:rPr>
+          <w:lang w:val="en-US"/>
+        </w:rPr>
+        <w:t>highest_salary</w:t>
+      </w:r>
+      <w:proofErr w:type="spellEnd"/>
+      <w:r>
+        <w:rPr>
+          <w:lang w:val="en-US"/>
+        </w:rPr>
+        <w:t xml:space="preserve"> from jobs);</w:t>
+      </w:r>
+    </w:p>
+    <w:p>
+      <w:pPr>
+        <w:pStyle w:val="ListParagraph"/>
+        <w:jc w:val="center"/>
+        <w:rPr>
+          <w:lang w:val="en-US"/>
+        </w:rPr>
+      </w:pPr>
+      <w:r>
+        <w:rPr>
+          <w:lang w:val="en-US"/>
+        </w:rPr>
+        <w:t>or</w:t>
+      </w:r>
+    </w:p>
+    <w:p>
+      <w:pPr>
+        <w:pStyle w:val="ListParagraph"/>
+        <w:rPr>
+          <w:lang w:val="en-US"/>
+        </w:rPr>
+      </w:pPr>
+      <w:r>
+        <w:rPr>
+          <w:lang w:val="en-US"/>
+        </w:rPr>
+        <w:t xml:space="preserve">select </w:t>
+      </w:r>
+      <w:proofErr w:type="spellStart"/>
+      <w:r>
+        <w:rPr>
+          <w:lang w:val="en-US"/>
+        </w:rPr>
+        <w:t>job_</w:t>
+      </w:r>
+      <w:proofErr w:type="gramStart"/>
+      <w:r>
+        <w:rPr>
+          <w:lang w:val="en-US"/>
+        </w:rPr>
+        <w:t>id,job</w:t>
+      </w:r>
+      <w:proofErr w:type="gramEnd"/>
+      <w:r>
+        <w:rPr>
+          <w:lang w:val="en-US"/>
+        </w:rPr>
+        <w:t>_</w:t>
+      </w:r>
+      <w:proofErr w:type="gramStart"/>
+      <w:r>
+        <w:rPr>
+          <w:lang w:val="en-US"/>
+        </w:rPr>
+        <w:t>title,company</w:t>
+      </w:r>
+      <w:proofErr w:type="gramEnd"/>
+      <w:r>
+        <w:rPr>
+          <w:lang w:val="en-US"/>
+        </w:rPr>
+        <w:t>,</w:t>
+      </w:r>
+      <w:proofErr w:type="gramStart"/>
+      <w:r>
+        <w:rPr>
+          <w:lang w:val="en-US"/>
+        </w:rPr>
+        <w:t>sector,salary</w:t>
+      </w:r>
+      <w:proofErr w:type="gramEnd"/>
+      <w:r>
+        <w:rPr>
+          <w:lang w:val="en-US"/>
+        </w:rPr>
+        <w:t>_usd_annual</w:t>
+      </w:r>
+      <w:proofErr w:type="spellEnd"/>
+      <w:r>
+        <w:rPr>
+          <w:lang w:val="en-US"/>
+        </w:rPr>
+        <w:t xml:space="preserve"> from jobs </w:t>
+      </w:r>
+    </w:p>
+    <w:p>
+      <w:pPr>
+        <w:pStyle w:val="ListParagraph"/>
+        <w:rPr>
+          <w:lang w:val="en-US"/>
+        </w:rPr>
+      </w:pPr>
+      <w:r>
+        <w:rPr>
+          <w:lang w:val="en-US"/>
+        </w:rPr>
+        <w:t xml:space="preserve">order by </w:t>
+      </w:r>
+      <w:proofErr w:type="spellStart"/>
+      <w:r>
+        <w:rPr>
+          <w:lang w:val="en-US"/>
+        </w:rPr>
+        <w:t>salary_usd_annual</w:t>
+      </w:r>
+      <w:proofErr w:type="spellEnd"/>
+      <w:r>
+        <w:rPr>
+          <w:lang w:val="en-US"/>
+        </w:rPr>
+        <w:t xml:space="preserve"> desc limit 1;</w:t>
+      </w:r>
+    </w:p>
+    <w:p>
+      <w:pPr>
+        <w:pStyle w:val="ListParagraph"/>
+        <w:numPr>
+          <w:ilvl w:val="0"/>
+          <w:numId w:val="6"/>
+        </w:numPr>
+        <w:rPr>
+          <w:lang w:val="en-US"/>
+        </w:rPr>
+      </w:pPr>
+      <w:r>
+        <w:rPr>
+          <w:lang w:val="en-US"/>
+        </w:rPr>
+        <w:t xml:space="preserve"> </w:t>
+      </w:r>
+      <w:r>
+        <w:rPr>
+          <w:lang w:val="en-US"/>
+        </w:rPr>
+        <w:t>Salary by country</w:t>
+      </w:r>
+    </w:p>
+    <w:p>
+      <w:pPr>
+        <w:pStyle w:val="ListParagraph"/>
+        <w:rPr>
+          <w:lang w:val="en-US"/>
+        </w:rPr>
+      </w:pPr>
+      <w:r>
+        <w:rPr>
+          <w:lang w:val="en-US"/>
+        </w:rPr>
+        <w:t>select country, avg(</w:t>
+      </w:r>
+      <w:proofErr w:type="spellStart"/>
+      <w:r>
+        <w:rPr>
+          <w:lang w:val="en-US"/>
+        </w:rPr>
+        <w:t>salary_usd_</w:t>
+      </w:r>
+      <w:proofErr w:type="gramStart"/>
+      <w:r>
+        <w:rPr>
+          <w:lang w:val="en-US"/>
+        </w:rPr>
+        <w:t>annual</w:t>
+      </w:r>
+      <w:proofErr w:type="spellEnd"/>
+      <w:r>
+        <w:rPr>
+          <w:lang w:val="en-US"/>
+        </w:rPr>
+        <w:t>)as</w:t>
+      </w:r>
+      <w:proofErr w:type="gramEnd"/>
+      <w:r>
+        <w:rPr>
+          <w:lang w:val="en-US"/>
+        </w:rPr>
+        <w:t xml:space="preserve"> </w:t>
+      </w:r>
+      <w:proofErr w:type="spellStart"/>
+      <w:r>
+        <w:rPr>
+          <w:lang w:val="en-US"/>
+        </w:rPr>
+        <w:t>average_salary_usd</w:t>
+      </w:r>
+      <w:proofErr w:type="spellEnd"/>
+      <w:r>
+        <w:rPr>
+          <w:lang w:val="en-US"/>
+        </w:rPr>
+        <w:t>,</w:t>
+      </w:r>
+    </w:p>
+    <w:p>
+      <w:pPr>
+        <w:pStyle w:val="ListParagraph"/>
+        <w:rPr>
+          <w:lang w:val="en-US"/>
+        </w:rPr>
+      </w:pPr>
+      <w:r>
+        <w:rPr>
+          <w:lang w:val="en-US"/>
+        </w:rPr>
+        <w:lastRenderedPageBreak/>
+        <w:t>max(</w:t>
+      </w:r>
+      <w:proofErr w:type="spellStart"/>
+      <w:r>
+        <w:rPr>
+          <w:lang w:val="en-US"/>
+        </w:rPr>
+        <w:t>salary_usd_</w:t>
+      </w:r>
+      <w:proofErr w:type="gramStart"/>
+      <w:r>
+        <w:rPr>
+          <w:lang w:val="en-US"/>
+        </w:rPr>
+        <w:t>annual</w:t>
+      </w:r>
+      <w:proofErr w:type="spellEnd"/>
+      <w:r>
+        <w:rPr>
+          <w:lang w:val="en-US"/>
+        </w:rPr>
+        <w:t>)as</w:t>
+      </w:r>
+      <w:proofErr w:type="gramEnd"/>
+      <w:r>
+        <w:rPr>
+          <w:lang w:val="en-US"/>
+        </w:rPr>
+        <w:t xml:space="preserve"> </w:t>
+      </w:r>
+      <w:proofErr w:type="spellStart"/>
+      <w:r>
+        <w:rPr>
+          <w:lang w:val="en-US"/>
+        </w:rPr>
+        <w:t>highest_salary_usd</w:t>
+      </w:r>
+      <w:proofErr w:type="spellEnd"/>
+      <w:r>
+        <w:rPr>
+          <w:lang w:val="en-US"/>
+        </w:rPr>
+        <w:t>,</w:t>
+      </w:r>
+    </w:p>
+    <w:p>
+      <w:pPr>
+        <w:pStyle w:val="ListParagraph"/>
+        <w:rPr>
+          <w:lang w:val="en-US"/>
+        </w:rPr>
+      </w:pPr>
+      <w:r>
+        <w:rPr>
+          <w:lang w:val="en-US"/>
+        </w:rPr>
+        <w:t>min(</w:t>
+      </w:r>
+      <w:proofErr w:type="spellStart"/>
+      <w:r>
+        <w:rPr>
+          <w:lang w:val="en-US"/>
+        </w:rPr>
+        <w:t>salary_usd_annual</w:t>
+      </w:r>
+      <w:proofErr w:type="spellEnd"/>
+      <w:r>
+        <w:rPr>
+          <w:lang w:val="en-US"/>
+        </w:rPr>
+        <w:t xml:space="preserve">) as </w:t>
+      </w:r>
+      <w:proofErr w:type="spellStart"/>
+      <w:r>
+        <w:rPr>
+          <w:lang w:val="en-US"/>
+        </w:rPr>
+        <w:t>min_salary_usd</w:t>
+      </w:r>
+      <w:proofErr w:type="spellEnd"/>
+      <w:r>
+        <w:rPr>
+          <w:lang w:val="en-US"/>
+        </w:rPr>
+        <w:t>,</w:t>
+      </w:r>
+    </w:p>
+    <w:p>
+      <w:pPr>
+        <w:pStyle w:val="ListParagraph"/>
+        <w:rPr>
+          <w:lang w:val="en-US"/>
+        </w:rPr>
+      </w:pPr>
+      <w:r>
+        <w:rPr>
+          <w:lang w:val="en-US"/>
+        </w:rPr>
+        <w:t>count(</w:t>
+      </w:r>
+      <w:proofErr w:type="spellStart"/>
+      <w:r>
+        <w:rPr>
+          <w:lang w:val="en-US"/>
+        </w:rPr>
+        <w:t>salary_usd_</w:t>
+      </w:r>
+      <w:proofErr w:type="gramStart"/>
+      <w:r>
+        <w:rPr>
+          <w:lang w:val="en-US"/>
+        </w:rPr>
+        <w:t>annual</w:t>
+      </w:r>
+      <w:proofErr w:type="spellEnd"/>
+      <w:r>
+        <w:rPr>
+          <w:lang w:val="en-US"/>
+        </w:rPr>
+        <w:t>)as</w:t>
+      </w:r>
+      <w:proofErr w:type="gramEnd"/>
+      <w:r>
+        <w:rPr>
+          <w:lang w:val="en-US"/>
+        </w:rPr>
+        <w:t xml:space="preserve"> </w:t>
+      </w:r>
+      <w:proofErr w:type="spellStart"/>
+      <w:r>
+        <w:rPr>
+          <w:lang w:val="en-US"/>
+        </w:rPr>
+        <w:t>total_vacancy</w:t>
+      </w:r>
+      <w:proofErr w:type="spellEnd"/>
+      <w:r>
+        <w:rPr>
+          <w:lang w:val="en-US"/>
+        </w:rPr>
+        <w:t xml:space="preserve"> from jobs group by country order by country;</w:t>
+      </w:r>
+    </w:p>
+    <w:p>
+      <w:pPr>
+        <w:pStyle w:val="ListParagraph"/>
+        <w:rPr>
+          <w:lang w:val="en-US"/>
+        </w:rPr>
+      </w:pPr>
+    </w:p>
+    <w:p>
+      <w:pPr>
+        <w:pStyle w:val="ListParagraph"/>
+        <w:numPr>
+          <w:ilvl w:val="0"/>
+          <w:numId w:val="6"/>
+        </w:numPr>
+        <w:rPr>
+          <w:lang w:val="en-US"/>
+        </w:rPr>
+      </w:pPr>
+      <w:r>
+        <w:rPr>
+          <w:lang w:val="en-US"/>
+        </w:rPr>
+        <w:t xml:space="preserve"> </w:t>
+      </w:r>
+    </w:p>
+    <w:p>
+      <w:pPr>
+        <w:pStyle w:val="ListParagraph"/>
         <w:rPr>
           <w:lang w:val="en-US"/>
         </w:rPr>
@@ -1513,8 +2233,8 @@
   <w:abstractNum w:abstractNumId="6" w15:restartNumberingAfterBreak="0">
     <w:nsid w:val="57BF07F9"/>
     <w:multiLevelType w:val="hybridMultilevel"/>
-    <w:tmpl w:val="85768D38"/>
-    <w:lvl w:ilvl="0" w:tplc="035414C0">
+    <w:tmpl w:val="FFD8C46C"/>
+    <w:lvl w:ilvl="0" w:tplc="40090011">
       <w:start w:val="1"/>
       <w:numFmt w:val="decimal"/>
       <w:lvlText w:val="%1)"/>
@@ -1523,7 +2243,7 @@
         <w:ind w:left="720" w:hanging="360"/>
       </w:pPr>
       <w:rPr>
-        <w:rFonts w:ascii="Segoe UI" w:eastAsia="Times New Roman" w:hAnsi="Segoe UI" w:cs="Segoe UI" w:hint="default"/>
+        <w:rFonts w:hint="default"/>
         <w:color w:val="0D0D0D"/>
         <w:sz w:val="27"/>
       </w:rPr>

--- a/Analysis Done MYSQL.docx
+++ b/Analysis Done MYSQL.docx
@@ -53,10 +53,11 @@
           <w:u w:val="single"/>
           <w:lang w:val="en-US"/>
         </w:rPr>
-        <w:t xml:space="preserve">one in </w:t>
-      </w:r>
-      <w:proofErr w:type="spellStart"/>
-      <w:r>
+        <w:t>one in Mysql</w:t>
+      </w:r>
+    </w:p>
+    <w:p>
+      <w:pPr>
         <w:rPr>
           <w:b/>
           <w:bCs/>
@@ -67,22 +68,6 @@
           <w:u w:val="single"/>
           <w:lang w:val="en-US"/>
         </w:rPr>
-        <w:t>Mysql</w:t>
-      </w:r>
-      <w:proofErr w:type="spellEnd"/>
-    </w:p>
-    <w:p>
-      <w:pPr>
-        <w:rPr>
-          <w:b/>
-          <w:bCs/>
-          <w:i/>
-          <w:iCs/>
-          <w:sz w:val="56"/>
-          <w:szCs w:val="56"/>
-          <w:u w:val="single"/>
-          <w:lang w:val="en-US"/>
-        </w:rPr>
       </w:pPr>
     </w:p>
     <w:p>
@@ -114,51 +99,7 @@
         <w:rPr>
           <w:lang w:val="en-US"/>
         </w:rPr>
-        <w:t xml:space="preserve">select sector, </w:t>
-      </w:r>
-      <w:proofErr w:type="gramStart"/>
-      <w:r>
-        <w:rPr>
-          <w:lang w:val="en-US"/>
-        </w:rPr>
-        <w:t>count(</w:t>
-      </w:r>
-      <w:proofErr w:type="gramEnd"/>
-      <w:r>
-        <w:rPr>
-          <w:lang w:val="en-US"/>
-        </w:rPr>
-        <w:t xml:space="preserve">*) as </w:t>
-      </w:r>
-      <w:proofErr w:type="spellStart"/>
-      <w:r>
-        <w:rPr>
-          <w:lang w:val="en-US"/>
-        </w:rPr>
-        <w:t>No_of_Jobs</w:t>
-      </w:r>
-      <w:proofErr w:type="spellEnd"/>
-      <w:r>
-        <w:rPr>
-          <w:lang w:val="en-US"/>
-        </w:rPr>
-        <w:t xml:space="preserve"> from jobs group by </w:t>
-      </w:r>
-      <w:proofErr w:type="spellStart"/>
-      <w:proofErr w:type="gramStart"/>
-      <w:r>
-        <w:rPr>
-          <w:lang w:val="en-US"/>
-        </w:rPr>
-        <w:t>sector;No</w:t>
-      </w:r>
-      <w:proofErr w:type="spellEnd"/>
-      <w:proofErr w:type="gramEnd"/>
-      <w:r>
-        <w:rPr>
-          <w:lang w:val="en-US"/>
-        </w:rPr>
-        <w:t xml:space="preserve"> of Jobs as per Job Titles?</w:t>
+        <w:t>select sector, count(*) as No_of_Jobs from jobs group by sector;No of Jobs as per Job Titles?</w:t>
       </w:r>
     </w:p>
     <w:p>
@@ -176,91 +117,21 @@
         <w:rPr>
           <w:lang w:val="en-US"/>
         </w:rPr>
-        <w:t xml:space="preserve">No. of jobs as per </w:t>
-      </w:r>
-      <w:proofErr w:type="spellStart"/>
-      <w:r>
-        <w:rPr>
-          <w:lang w:val="en-US"/>
-        </w:rPr>
-        <w:t>jobs_title</w:t>
-      </w:r>
-      <w:proofErr w:type="spellEnd"/>
-      <w:r>
-        <w:rPr>
-          <w:lang w:val="en-US"/>
-        </w:rPr>
-        <w:t>?</w:t>
-      </w:r>
-    </w:p>
-    <w:p>
-      <w:pPr>
-        <w:pStyle w:val="ListParagraph"/>
-        <w:rPr>
-          <w:lang w:val="en-US"/>
-        </w:rPr>
-      </w:pPr>
-      <w:r>
-        <w:rPr>
-          <w:lang w:val="en-US"/>
-        </w:rPr>
-        <w:t xml:space="preserve">select </w:t>
-      </w:r>
-      <w:proofErr w:type="spellStart"/>
-      <w:r>
-        <w:rPr>
-          <w:lang w:val="en-US"/>
-        </w:rPr>
-        <w:t>job_title</w:t>
-      </w:r>
-      <w:proofErr w:type="spellEnd"/>
-      <w:r>
-        <w:rPr>
-          <w:lang w:val="en-US"/>
-        </w:rPr>
-        <w:t xml:space="preserve">, </w:t>
-      </w:r>
-      <w:proofErr w:type="gramStart"/>
-      <w:r>
-        <w:rPr>
-          <w:lang w:val="en-US"/>
-        </w:rPr>
-        <w:t>count(</w:t>
-      </w:r>
-      <w:proofErr w:type="gramEnd"/>
-      <w:r>
-        <w:rPr>
-          <w:lang w:val="en-US"/>
-        </w:rPr>
-        <w:t xml:space="preserve">*) as </w:t>
-      </w:r>
-      <w:proofErr w:type="spellStart"/>
-      <w:r>
-        <w:rPr>
-          <w:lang w:val="en-US"/>
-        </w:rPr>
-        <w:t>No_of_Jobs</w:t>
-      </w:r>
-      <w:proofErr w:type="spellEnd"/>
-      <w:r>
-        <w:rPr>
-          <w:lang w:val="en-US"/>
-        </w:rPr>
-        <w:t xml:space="preserve"> from jobs group by </w:t>
-      </w:r>
-      <w:proofErr w:type="spellStart"/>
-      <w:r>
-        <w:rPr>
-          <w:lang w:val="en-US"/>
-        </w:rPr>
-        <w:t>job_title</w:t>
-      </w:r>
-      <w:proofErr w:type="spellEnd"/>
-      <w:r>
-        <w:rPr>
-          <w:lang w:val="en-US"/>
-        </w:rPr>
-        <w:t>;</w:t>
+        <w:t>No. of jobs as per jobs_title?</w:t>
+      </w:r>
+    </w:p>
+    <w:p>
+      <w:pPr>
+        <w:pStyle w:val="ListParagraph"/>
+        <w:rPr>
+          <w:lang w:val="en-US"/>
+        </w:rPr>
+      </w:pPr>
+      <w:r>
+        <w:rPr>
+          <w:lang w:val="en-US"/>
+        </w:rPr>
+        <w:t>select job_title, count(*) as No_of_Jobs from jobs group by job_title;</w:t>
       </w:r>
     </w:p>
     <w:p>
@@ -278,128 +149,36 @@
         <w:rPr>
           <w:lang w:val="en-US"/>
         </w:rPr>
-        <w:t xml:space="preserve">Top 5 jobs as per </w:t>
-      </w:r>
-      <w:proofErr w:type="spellStart"/>
-      <w:r>
-        <w:rPr>
-          <w:lang w:val="en-US"/>
-        </w:rPr>
-        <w:t>jobs_title</w:t>
-      </w:r>
-      <w:proofErr w:type="spellEnd"/>
-      <w:r>
-        <w:rPr>
-          <w:lang w:val="en-US"/>
-        </w:rPr>
-        <w:t>? / Most Common Job Title</w:t>
-      </w:r>
-    </w:p>
-    <w:p>
-      <w:pPr>
-        <w:pStyle w:val="ListParagraph"/>
-        <w:rPr>
-          <w:lang w:val="en-US"/>
-        </w:rPr>
-      </w:pPr>
-      <w:r>
-        <w:rPr>
-          <w:lang w:val="en-US"/>
-        </w:rPr>
-        <w:t xml:space="preserve">select </w:t>
-      </w:r>
-      <w:proofErr w:type="spellStart"/>
-      <w:r>
-        <w:rPr>
-          <w:lang w:val="en-US"/>
-        </w:rPr>
-        <w:t>job_title</w:t>
-      </w:r>
-      <w:proofErr w:type="spellEnd"/>
-      <w:r>
-        <w:rPr>
-          <w:lang w:val="en-US"/>
-        </w:rPr>
-        <w:t xml:space="preserve">, </w:t>
-      </w:r>
-      <w:proofErr w:type="gramStart"/>
-      <w:r>
-        <w:rPr>
-          <w:lang w:val="en-US"/>
-        </w:rPr>
-        <w:t>count(</w:t>
-      </w:r>
-      <w:proofErr w:type="gramEnd"/>
-      <w:r>
-        <w:rPr>
-          <w:lang w:val="en-US"/>
-        </w:rPr>
-        <w:t xml:space="preserve">*) as </w:t>
-      </w:r>
-      <w:proofErr w:type="spellStart"/>
-      <w:r>
-        <w:rPr>
-          <w:lang w:val="en-US"/>
-        </w:rPr>
-        <w:t>No_of_Jobs</w:t>
-      </w:r>
-      <w:proofErr w:type="spellEnd"/>
-      <w:r>
-        <w:rPr>
-          <w:lang w:val="en-US"/>
-        </w:rPr>
-        <w:t xml:space="preserve"> from jobs </w:t>
-      </w:r>
-    </w:p>
-    <w:p>
-      <w:pPr>
-        <w:pStyle w:val="ListParagraph"/>
-        <w:rPr>
-          <w:lang w:val="en-US"/>
-        </w:rPr>
-      </w:pPr>
-      <w:r>
-        <w:rPr>
-          <w:lang w:val="en-US"/>
-        </w:rPr>
-        <w:t xml:space="preserve">group by </w:t>
-      </w:r>
-      <w:proofErr w:type="spellStart"/>
-      <w:r>
-        <w:rPr>
-          <w:lang w:val="en-US"/>
-        </w:rPr>
-        <w:t>job_title</w:t>
-      </w:r>
-      <w:proofErr w:type="spellEnd"/>
-      <w:r>
-        <w:rPr>
-          <w:lang w:val="en-US"/>
-        </w:rPr>
-        <w:t xml:space="preserve"> order by </w:t>
-      </w:r>
-      <w:proofErr w:type="spellStart"/>
-      <w:r>
-        <w:rPr>
-          <w:lang w:val="en-US"/>
-        </w:rPr>
-        <w:t>No_of_Jobs</w:t>
-      </w:r>
-      <w:proofErr w:type="spellEnd"/>
-      <w:r>
-        <w:rPr>
-          <w:lang w:val="en-US"/>
-        </w:rPr>
-        <w:t xml:space="preserve"> desc limit </w:t>
-      </w:r>
-      <w:proofErr w:type="gramStart"/>
-      <w:r>
-        <w:rPr>
-          <w:lang w:val="en-US"/>
-        </w:rPr>
-        <w:t>5 ;</w:t>
-      </w:r>
-      <w:proofErr w:type="gramEnd"/>
+        <w:t>Top 5 jobs as per jobs_title? / Most Common Job Title</w:t>
+      </w:r>
+    </w:p>
+    <w:p>
+      <w:pPr>
+        <w:pStyle w:val="ListParagraph"/>
+        <w:rPr>
+          <w:lang w:val="en-US"/>
+        </w:rPr>
+      </w:pPr>
+      <w:r>
+        <w:rPr>
+          <w:lang w:val="en-US"/>
+        </w:rPr>
+        <w:t xml:space="preserve">select job_title, count(*) as No_of_Jobs from jobs </w:t>
+      </w:r>
+    </w:p>
+    <w:p>
+      <w:pPr>
+        <w:pStyle w:val="ListParagraph"/>
+        <w:rPr>
+          <w:lang w:val="en-US"/>
+        </w:rPr>
+      </w:pPr>
+      <w:r>
+        <w:rPr>
+          <w:lang w:val="en-US"/>
+        </w:rPr>
+        <w:t>group by job_title order by No_of_Jobs desc limit 5 ;</w:t>
+      </w:r>
     </w:p>
     <w:p>
       <w:pPr>
@@ -418,76 +197,15 @@
         <w:pStyle w:val="ListParagraph"/>
       </w:pPr>
       <w:r>
-        <w:t xml:space="preserve">select </w:t>
-      </w:r>
-      <w:proofErr w:type="spellStart"/>
-      <w:r>
-        <w:t>job_</w:t>
-      </w:r>
-      <w:proofErr w:type="gramStart"/>
-      <w:r>
-        <w:t>title,round</w:t>
-      </w:r>
-      <w:proofErr w:type="spellEnd"/>
-      <w:proofErr w:type="gramEnd"/>
-      <w:r>
-        <w:t>(</w:t>
-      </w:r>
-      <w:proofErr w:type="spellStart"/>
-      <w:r>
-        <w:t>avg</w:t>
-      </w:r>
-      <w:proofErr w:type="spellEnd"/>
-      <w:r>
-        <w:t>(</w:t>
-      </w:r>
-      <w:proofErr w:type="spellStart"/>
-      <w:r>
-        <w:t>salary_usd_annual</w:t>
-      </w:r>
-      <w:proofErr w:type="spellEnd"/>
-      <w:r>
-        <w:t xml:space="preserve">),2) as </w:t>
-      </w:r>
-      <w:proofErr w:type="spellStart"/>
-      <w:r>
-        <w:t>Average_Salary</w:t>
-      </w:r>
-      <w:proofErr w:type="spellEnd"/>
-      <w:r>
-        <w:t xml:space="preserve"> </w:t>
-      </w:r>
-    </w:p>
-    <w:p>
-      <w:pPr>
-        <w:pStyle w:val="ListParagraph"/>
-      </w:pPr>
-      <w:r>
-        <w:t xml:space="preserve">from jobs group by </w:t>
-      </w:r>
-      <w:proofErr w:type="spellStart"/>
-      <w:r>
-        <w:t>job_title</w:t>
-      </w:r>
-      <w:proofErr w:type="spellEnd"/>
-      <w:r>
-        <w:t xml:space="preserve"> order by </w:t>
-      </w:r>
-      <w:proofErr w:type="spellStart"/>
-      <w:r>
-        <w:t>Average_Salary</w:t>
-      </w:r>
-      <w:proofErr w:type="spellEnd"/>
-      <w:r>
-        <w:t xml:space="preserve"> </w:t>
-      </w:r>
-      <w:proofErr w:type="spellStart"/>
-      <w:r>
-        <w:t>desc</w:t>
-      </w:r>
-      <w:proofErr w:type="spellEnd"/>
-      <w:r>
-        <w:t>;</w:t>
+        <w:t xml:space="preserve">select job_title,round(avg(salary_usd_annual),2) as Average_Salary </w:t>
+      </w:r>
+    </w:p>
+    <w:p>
+      <w:pPr>
+        <w:pStyle w:val="ListParagraph"/>
+      </w:pPr>
+      <w:r>
+        <w:t>from jobs group by job_title order by Average_Salary desc;</w:t>
       </w:r>
     </w:p>
     <w:p>
@@ -519,113 +237,21 @@
         <w:rPr>
           <w:lang w:val="en-US"/>
         </w:rPr>
-        <w:t xml:space="preserve">select </w:t>
-      </w:r>
-      <w:proofErr w:type="spellStart"/>
-      <w:r>
-        <w:rPr>
-          <w:lang w:val="en-US"/>
-        </w:rPr>
-        <w:t>job_</w:t>
-      </w:r>
-      <w:proofErr w:type="gramStart"/>
-      <w:r>
-        <w:rPr>
-          <w:lang w:val="en-US"/>
-        </w:rPr>
-        <w:t>title,round</w:t>
-      </w:r>
-      <w:proofErr w:type="spellEnd"/>
-      <w:proofErr w:type="gramEnd"/>
-      <w:r>
-        <w:rPr>
-          <w:lang w:val="en-US"/>
-        </w:rPr>
-        <w:t>(avg(</w:t>
-      </w:r>
-      <w:proofErr w:type="spellStart"/>
-      <w:r>
-        <w:rPr>
-          <w:lang w:val="en-US"/>
-        </w:rPr>
-        <w:t>years_experience_min</w:t>
-      </w:r>
-      <w:proofErr w:type="spellEnd"/>
-      <w:r>
-        <w:rPr>
-          <w:lang w:val="en-US"/>
-        </w:rPr>
-        <w:t xml:space="preserve">),2) as </w:t>
-      </w:r>
-      <w:proofErr w:type="spellStart"/>
-      <w:r>
-        <w:rPr>
-          <w:lang w:val="en-US"/>
-        </w:rPr>
-        <w:t>Average_Experience</w:t>
-      </w:r>
-      <w:proofErr w:type="spellEnd"/>
-      <w:r>
-        <w:rPr>
-          <w:lang w:val="en-US"/>
-        </w:rPr>
-        <w:t xml:space="preserve"> </w:t>
-      </w:r>
-    </w:p>
-    <w:p>
-      <w:pPr>
-        <w:pStyle w:val="ListParagraph"/>
-        <w:rPr>
-          <w:lang w:val="en-US"/>
-        </w:rPr>
-      </w:pPr>
-      <w:r>
-        <w:rPr>
-          <w:lang w:val="en-US"/>
-        </w:rPr>
-        <w:t xml:space="preserve">from jobs group by </w:t>
-      </w:r>
-      <w:proofErr w:type="spellStart"/>
-      <w:r>
-        <w:rPr>
-          <w:lang w:val="en-US"/>
-        </w:rPr>
-        <w:t>job_title</w:t>
-      </w:r>
-      <w:proofErr w:type="spellEnd"/>
-      <w:r>
-        <w:rPr>
-          <w:lang w:val="en-US"/>
-        </w:rPr>
-        <w:t xml:space="preserve"> order by </w:t>
-      </w:r>
-      <w:proofErr w:type="spellStart"/>
-      <w:r>
-        <w:rPr>
-          <w:lang w:val="en-US"/>
-        </w:rPr>
-        <w:t>Average_Experience</w:t>
-      </w:r>
-      <w:proofErr w:type="spellEnd"/>
-      <w:r>
-        <w:rPr>
-          <w:lang w:val="en-US"/>
-        </w:rPr>
-        <w:t xml:space="preserve"> </w:t>
-      </w:r>
-      <w:proofErr w:type="spellStart"/>
-      <w:r>
-        <w:rPr>
-          <w:lang w:val="en-US"/>
-        </w:rPr>
-        <w:t>asc</w:t>
-      </w:r>
-      <w:proofErr w:type="spellEnd"/>
-      <w:r>
-        <w:rPr>
-          <w:lang w:val="en-US"/>
-        </w:rPr>
-        <w:t>;</w:t>
+        <w:t xml:space="preserve">select job_title,round(avg(years_experience_min),2) as Average_Experience </w:t>
+      </w:r>
+    </w:p>
+    <w:p>
+      <w:pPr>
+        <w:pStyle w:val="ListParagraph"/>
+        <w:rPr>
+          <w:lang w:val="en-US"/>
+        </w:rPr>
+      </w:pPr>
+      <w:r>
+        <w:rPr>
+          <w:lang w:val="en-US"/>
+        </w:rPr>
+        <w:t>from jobs group by job_title order by Average_Experience asc;</w:t>
       </w:r>
     </w:p>
     <w:p>
@@ -657,85 +283,21 @@
         <w:rPr>
           <w:lang w:val="en-US"/>
         </w:rPr>
-        <w:t xml:space="preserve">select </w:t>
-      </w:r>
-      <w:proofErr w:type="spellStart"/>
-      <w:r>
-        <w:rPr>
-          <w:lang w:val="en-US"/>
-        </w:rPr>
-        <w:t>remote_</w:t>
-      </w:r>
-      <w:proofErr w:type="gramStart"/>
-      <w:r>
-        <w:rPr>
-          <w:lang w:val="en-US"/>
-        </w:rPr>
-        <w:t>type,count</w:t>
-      </w:r>
-      <w:proofErr w:type="spellEnd"/>
-      <w:proofErr w:type="gramEnd"/>
-      <w:r>
-        <w:rPr>
-          <w:lang w:val="en-US"/>
-        </w:rPr>
-        <w:t>(</w:t>
-      </w:r>
-      <w:proofErr w:type="gramStart"/>
-      <w:r>
-        <w:rPr>
-          <w:lang w:val="en-US"/>
-        </w:rPr>
-        <w:t>*)as</w:t>
-      </w:r>
-      <w:proofErr w:type="gramEnd"/>
-      <w:r>
-        <w:rPr>
-          <w:lang w:val="en-US"/>
-        </w:rPr>
-        <w:t xml:space="preserve"> </w:t>
-      </w:r>
-      <w:proofErr w:type="spellStart"/>
-      <w:r>
-        <w:rPr>
-          <w:lang w:val="en-US"/>
-        </w:rPr>
-        <w:t>No_of_Jobs</w:t>
-      </w:r>
-      <w:proofErr w:type="spellEnd"/>
-      <w:r>
-        <w:rPr>
-          <w:lang w:val="en-US"/>
-        </w:rPr>
-        <w:t xml:space="preserve"> from jobs</w:t>
-      </w:r>
-    </w:p>
-    <w:p>
-      <w:pPr>
-        <w:pStyle w:val="ListParagraph"/>
-        <w:rPr>
-          <w:lang w:val="en-US"/>
-        </w:rPr>
-      </w:pPr>
-      <w:r>
-        <w:rPr>
-          <w:lang w:val="en-US"/>
-        </w:rPr>
-        <w:t xml:space="preserve">group by </w:t>
-      </w:r>
-      <w:proofErr w:type="spellStart"/>
-      <w:r>
-        <w:rPr>
-          <w:lang w:val="en-US"/>
-        </w:rPr>
-        <w:t>remote_type</w:t>
-      </w:r>
-      <w:proofErr w:type="spellEnd"/>
-      <w:r>
-        <w:rPr>
-          <w:lang w:val="en-US"/>
-        </w:rPr>
-        <w:t>;</w:t>
+        <w:t>select remote_type,count(*)as No_of_Jobs from jobs</w:t>
+      </w:r>
+    </w:p>
+    <w:p>
+      <w:pPr>
+        <w:pStyle w:val="ListParagraph"/>
+        <w:rPr>
+          <w:lang w:val="en-US"/>
+        </w:rPr>
+      </w:pPr>
+      <w:r>
+        <w:rPr>
+          <w:lang w:val="en-US"/>
+        </w:rPr>
+        <w:t>group by remote_type;</w:t>
       </w:r>
     </w:p>
     <w:p>
@@ -767,21 +329,7 @@
         <w:rPr>
           <w:lang w:val="en-US"/>
         </w:rPr>
-        <w:t>select round(avg(</w:t>
-      </w:r>
-      <w:proofErr w:type="spellStart"/>
-      <w:r>
-        <w:rPr>
-          <w:lang w:val="en-US"/>
-        </w:rPr>
-        <w:t>salary_usd_annual</w:t>
-      </w:r>
-      <w:proofErr w:type="spellEnd"/>
-      <w:r>
-        <w:rPr>
-          <w:lang w:val="en-US"/>
-        </w:rPr>
-        <w:t>),2) from jobs;</w:t>
+        <w:t>select round(avg(salary_usd_annual),2) from jobs;</w:t>
       </w:r>
     </w:p>
     <w:p>
@@ -813,197 +361,35 @@
         <w:rPr>
           <w:lang w:val="en-US"/>
         </w:rPr>
-        <w:t xml:space="preserve">with ranked </w:t>
-      </w:r>
-      <w:proofErr w:type="gramStart"/>
-      <w:r>
-        <w:rPr>
-          <w:lang w:val="en-US"/>
-        </w:rPr>
-        <w:t>as(</w:t>
-      </w:r>
-      <w:proofErr w:type="gramEnd"/>
-    </w:p>
-    <w:p>
-      <w:pPr>
-        <w:pStyle w:val="ListParagraph"/>
-        <w:rPr>
-          <w:lang w:val="en-US"/>
-        </w:rPr>
-      </w:pPr>
-      <w:r>
-        <w:rPr>
-          <w:lang w:val="en-US"/>
-        </w:rPr>
-        <w:t xml:space="preserve">select </w:t>
-      </w:r>
-      <w:proofErr w:type="spellStart"/>
-      <w:r>
-        <w:rPr>
-          <w:lang w:val="en-US"/>
-        </w:rPr>
-        <w:t>salary_usd_annual</w:t>
-      </w:r>
-      <w:proofErr w:type="spellEnd"/>
-      <w:r>
-        <w:rPr>
-          <w:lang w:val="en-US"/>
-        </w:rPr>
-        <w:t xml:space="preserve">, </w:t>
-      </w:r>
-      <w:proofErr w:type="spellStart"/>
-      <w:r>
-        <w:rPr>
-          <w:lang w:val="en-US"/>
-        </w:rPr>
-        <w:t>row_</w:t>
-      </w:r>
-      <w:proofErr w:type="gramStart"/>
-      <w:r>
-        <w:rPr>
-          <w:lang w:val="en-US"/>
-        </w:rPr>
-        <w:t>number</w:t>
-      </w:r>
-      <w:proofErr w:type="spellEnd"/>
-      <w:r>
-        <w:rPr>
-          <w:lang w:val="en-US"/>
-        </w:rPr>
-        <w:t>(</w:t>
-      </w:r>
-      <w:proofErr w:type="gramEnd"/>
-      <w:r>
-        <w:rPr>
-          <w:lang w:val="en-US"/>
-        </w:rPr>
-        <w:t xml:space="preserve">) </w:t>
-      </w:r>
-      <w:proofErr w:type="gramStart"/>
-      <w:r>
-        <w:rPr>
-          <w:lang w:val="en-US"/>
-        </w:rPr>
-        <w:t>over(</w:t>
-      </w:r>
-      <w:proofErr w:type="gramEnd"/>
-      <w:r>
-        <w:rPr>
-          <w:lang w:val="en-US"/>
-        </w:rPr>
-        <w:t xml:space="preserve">order by </w:t>
-      </w:r>
-      <w:proofErr w:type="spellStart"/>
-      <w:r>
-        <w:rPr>
-          <w:lang w:val="en-US"/>
-        </w:rPr>
-        <w:t>salary_usd_annual</w:t>
-      </w:r>
-      <w:proofErr w:type="spellEnd"/>
-      <w:r>
-        <w:rPr>
-          <w:lang w:val="en-US"/>
-        </w:rPr>
-        <w:t xml:space="preserve">) as sort, </w:t>
-      </w:r>
-      <w:proofErr w:type="gramStart"/>
-      <w:r>
-        <w:rPr>
-          <w:lang w:val="en-US"/>
-        </w:rPr>
-        <w:t>count(</w:t>
-      </w:r>
-      <w:proofErr w:type="gramEnd"/>
-      <w:r>
-        <w:rPr>
-          <w:lang w:val="en-US"/>
-        </w:rPr>
-        <w:t xml:space="preserve">*) </w:t>
-      </w:r>
-      <w:proofErr w:type="gramStart"/>
-      <w:r>
-        <w:rPr>
-          <w:lang w:val="en-US"/>
-        </w:rPr>
-        <w:t>over(</w:t>
-      </w:r>
-      <w:proofErr w:type="gramEnd"/>
-      <w:r>
-        <w:rPr>
-          <w:lang w:val="en-US"/>
-        </w:rPr>
-        <w:t>) as total from jobs)</w:t>
-      </w:r>
-    </w:p>
-    <w:p>
-      <w:pPr>
-        <w:pStyle w:val="ListParagraph"/>
-        <w:rPr>
-          <w:lang w:val="en-US"/>
-        </w:rPr>
-      </w:pPr>
-      <w:r>
-        <w:rPr>
-          <w:lang w:val="en-US"/>
-        </w:rPr>
-        <w:t>select round(avg(</w:t>
-      </w:r>
-      <w:proofErr w:type="spellStart"/>
-      <w:r>
-        <w:rPr>
-          <w:lang w:val="en-US"/>
-        </w:rPr>
-        <w:t>salary_usd_annual</w:t>
-      </w:r>
-      <w:proofErr w:type="spellEnd"/>
-      <w:r>
-        <w:rPr>
-          <w:lang w:val="en-US"/>
-        </w:rPr>
-        <w:t>),</w:t>
-      </w:r>
-      <w:proofErr w:type="gramStart"/>
-      <w:r>
-        <w:rPr>
-          <w:lang w:val="en-US"/>
-        </w:rPr>
-        <w:t>2)as</w:t>
-      </w:r>
-      <w:proofErr w:type="gramEnd"/>
-      <w:r>
-        <w:rPr>
-          <w:lang w:val="en-US"/>
-        </w:rPr>
-        <w:t xml:space="preserve"> </w:t>
-      </w:r>
-      <w:proofErr w:type="spellStart"/>
-      <w:r>
-        <w:rPr>
-          <w:lang w:val="en-US"/>
-        </w:rPr>
-        <w:t>median_salary</w:t>
-      </w:r>
-      <w:proofErr w:type="spellEnd"/>
-      <w:r>
-        <w:rPr>
-          <w:lang w:val="en-US"/>
-        </w:rPr>
-        <w:t xml:space="preserve"> from ranked where sort in(floor((total+1)/2</w:t>
-      </w:r>
-      <w:proofErr w:type="gramStart"/>
-      <w:r>
-        <w:rPr>
-          <w:lang w:val="en-US"/>
-        </w:rPr>
-        <w:t>),ceil</w:t>
-      </w:r>
-      <w:proofErr w:type="gramEnd"/>
-      <w:r>
-        <w:rPr>
-          <w:lang w:val="en-US"/>
-        </w:rPr>
-        <w:t>((total+1)/2));</w:t>
+        <w:t>with ranked as(</w:t>
+      </w:r>
+    </w:p>
+    <w:p>
+      <w:pPr>
+        <w:pStyle w:val="ListParagraph"/>
+        <w:rPr>
+          <w:lang w:val="en-US"/>
+        </w:rPr>
+      </w:pPr>
+      <w:r>
+        <w:rPr>
+          <w:lang w:val="en-US"/>
+        </w:rPr>
+        <w:t>select salary_usd_annual, row_number() over(order by salary_usd_annual) as sort, count(*) over() as total from jobs)</w:t>
+      </w:r>
+    </w:p>
+    <w:p>
+      <w:pPr>
+        <w:pStyle w:val="ListParagraph"/>
+        <w:rPr>
+          <w:lang w:val="en-US"/>
+        </w:rPr>
+      </w:pPr>
+      <w:r>
+        <w:rPr>
+          <w:lang w:val="en-US"/>
+        </w:rPr>
+        <w:t>select round(avg(salary_usd_annual),2)as median_salary from ranked where sort in(floor((total+1)/2),ceil((total+1)/2));</w:t>
       </w:r>
     </w:p>
     <w:p>
@@ -1035,147 +421,21 @@
         <w:rPr>
           <w:lang w:val="en-US"/>
         </w:rPr>
-        <w:t xml:space="preserve">select </w:t>
-      </w:r>
-      <w:proofErr w:type="spellStart"/>
-      <w:r>
-        <w:rPr>
-          <w:lang w:val="en-US"/>
-        </w:rPr>
-        <w:t>job_</w:t>
-      </w:r>
-      <w:proofErr w:type="gramStart"/>
-      <w:r>
-        <w:rPr>
-          <w:lang w:val="en-US"/>
-        </w:rPr>
-        <w:t>id,job</w:t>
-      </w:r>
-      <w:proofErr w:type="gramEnd"/>
-      <w:r>
-        <w:rPr>
-          <w:lang w:val="en-US"/>
-        </w:rPr>
-        <w:t>_</w:t>
-      </w:r>
-      <w:proofErr w:type="gramStart"/>
-      <w:r>
-        <w:rPr>
-          <w:lang w:val="en-US"/>
-        </w:rPr>
-        <w:t>title,company</w:t>
-      </w:r>
-      <w:proofErr w:type="gramEnd"/>
-      <w:r>
-        <w:rPr>
-          <w:lang w:val="en-US"/>
-        </w:rPr>
-        <w:t>,</w:t>
-      </w:r>
-      <w:proofErr w:type="gramStart"/>
-      <w:r>
-        <w:rPr>
-          <w:lang w:val="en-US"/>
-        </w:rPr>
-        <w:t>sector,salary</w:t>
-      </w:r>
-      <w:proofErr w:type="gramEnd"/>
-      <w:r>
-        <w:rPr>
-          <w:lang w:val="en-US"/>
-        </w:rPr>
-        <w:t>_usd_annual</w:t>
-      </w:r>
-      <w:proofErr w:type="spellEnd"/>
-      <w:r>
-        <w:rPr>
-          <w:lang w:val="en-US"/>
-        </w:rPr>
-        <w:t xml:space="preserve"> from jobs</w:t>
-      </w:r>
-    </w:p>
-    <w:p>
-      <w:pPr>
-        <w:pStyle w:val="ListParagraph"/>
-        <w:rPr>
-          <w:lang w:val="en-US"/>
-        </w:rPr>
-      </w:pPr>
-      <w:r>
-        <w:rPr>
-          <w:lang w:val="en-US"/>
-        </w:rPr>
-        <w:t xml:space="preserve">where </w:t>
-      </w:r>
-      <w:proofErr w:type="spellStart"/>
-      <w:r>
-        <w:rPr>
-          <w:lang w:val="en-US"/>
-        </w:rPr>
-        <w:t>salary_usd_annual</w:t>
-      </w:r>
-      <w:proofErr w:type="spellEnd"/>
-      <w:r>
-        <w:rPr>
-          <w:lang w:val="en-US"/>
-        </w:rPr>
-        <w:t xml:space="preserve"> </w:t>
-      </w:r>
-      <w:proofErr w:type="gramStart"/>
-      <w:r>
-        <w:rPr>
-          <w:lang w:val="en-US"/>
-        </w:rPr>
-        <w:t>=(</w:t>
-      </w:r>
-      <w:proofErr w:type="gramEnd"/>
-      <w:r>
-        <w:rPr>
-          <w:lang w:val="en-US"/>
-        </w:rPr>
-        <w:t>select max(</w:t>
-      </w:r>
-      <w:proofErr w:type="spellStart"/>
-      <w:r>
-        <w:rPr>
-          <w:lang w:val="en-US"/>
-        </w:rPr>
-        <w:t>salary_usd_</w:t>
-      </w:r>
-      <w:proofErr w:type="gramStart"/>
-      <w:r>
-        <w:rPr>
-          <w:lang w:val="en-US"/>
-        </w:rPr>
-        <w:t>annual</w:t>
-      </w:r>
-      <w:proofErr w:type="spellEnd"/>
-      <w:r>
-        <w:rPr>
-          <w:lang w:val="en-US"/>
-        </w:rPr>
-        <w:t>)as</w:t>
-      </w:r>
-      <w:proofErr w:type="gramEnd"/>
-      <w:r>
-        <w:rPr>
-          <w:lang w:val="en-US"/>
-        </w:rPr>
-        <w:t xml:space="preserve"> </w:t>
-      </w:r>
-      <w:proofErr w:type="spellStart"/>
-      <w:r>
-        <w:rPr>
-          <w:lang w:val="en-US"/>
-        </w:rPr>
-        <w:t>highest_salary</w:t>
-      </w:r>
-      <w:proofErr w:type="spellEnd"/>
-      <w:r>
-        <w:rPr>
-          <w:lang w:val="en-US"/>
-        </w:rPr>
-        <w:t xml:space="preserve"> from jobs);</w:t>
+        <w:t>select job_id,job_title,company,sector,salary_usd_annual from jobs</w:t>
+      </w:r>
+    </w:p>
+    <w:p>
+      <w:pPr>
+        <w:pStyle w:val="ListParagraph"/>
+        <w:rPr>
+          <w:lang w:val="en-US"/>
+        </w:rPr>
+      </w:pPr>
+      <w:r>
+        <w:rPr>
+          <w:lang w:val="en-US"/>
+        </w:rPr>
+        <w:t>where salary_usd_annual =(select max(salary_usd_annual)as highest_salary from jobs);</w:t>
       </w:r>
     </w:p>
     <w:p>
@@ -1204,91 +464,21 @@
         <w:rPr>
           <w:lang w:val="en-US"/>
         </w:rPr>
-        <w:t xml:space="preserve">select </w:t>
-      </w:r>
-      <w:proofErr w:type="spellStart"/>
-      <w:r>
-        <w:rPr>
-          <w:lang w:val="en-US"/>
-        </w:rPr>
-        <w:t>job_</w:t>
-      </w:r>
-      <w:proofErr w:type="gramStart"/>
-      <w:r>
-        <w:rPr>
-          <w:lang w:val="en-US"/>
-        </w:rPr>
-        <w:t>id,job</w:t>
-      </w:r>
-      <w:proofErr w:type="gramEnd"/>
-      <w:r>
-        <w:rPr>
-          <w:lang w:val="en-US"/>
-        </w:rPr>
-        <w:t>_</w:t>
-      </w:r>
-      <w:proofErr w:type="gramStart"/>
-      <w:r>
-        <w:rPr>
-          <w:lang w:val="en-US"/>
-        </w:rPr>
-        <w:t>title,company</w:t>
-      </w:r>
-      <w:proofErr w:type="gramEnd"/>
-      <w:r>
-        <w:rPr>
-          <w:lang w:val="en-US"/>
-        </w:rPr>
-        <w:t>,</w:t>
-      </w:r>
-      <w:proofErr w:type="gramStart"/>
-      <w:r>
-        <w:rPr>
-          <w:lang w:val="en-US"/>
-        </w:rPr>
-        <w:t>sector,salary</w:t>
-      </w:r>
-      <w:proofErr w:type="gramEnd"/>
-      <w:r>
-        <w:rPr>
-          <w:lang w:val="en-US"/>
-        </w:rPr>
-        <w:t>_usd_annual</w:t>
-      </w:r>
-      <w:proofErr w:type="spellEnd"/>
-      <w:r>
-        <w:rPr>
-          <w:lang w:val="en-US"/>
-        </w:rPr>
-        <w:t xml:space="preserve"> from jobs </w:t>
-      </w:r>
-    </w:p>
-    <w:p>
-      <w:pPr>
-        <w:pStyle w:val="ListParagraph"/>
-        <w:rPr>
-          <w:lang w:val="en-US"/>
-        </w:rPr>
-      </w:pPr>
-      <w:r>
-        <w:rPr>
-          <w:lang w:val="en-US"/>
-        </w:rPr>
-        <w:t xml:space="preserve">order by </w:t>
-      </w:r>
-      <w:proofErr w:type="spellStart"/>
-      <w:r>
-        <w:rPr>
-          <w:lang w:val="en-US"/>
-        </w:rPr>
-        <w:t>salary_usd_annual</w:t>
-      </w:r>
-      <w:proofErr w:type="spellEnd"/>
-      <w:r>
-        <w:rPr>
-          <w:lang w:val="en-US"/>
-        </w:rPr>
-        <w:t xml:space="preserve"> desc limit 1;</w:t>
+        <w:t xml:space="preserve">select job_id,job_title,company,sector,salary_usd_annual from jobs </w:t>
+      </w:r>
+    </w:p>
+    <w:p>
+      <w:pPr>
+        <w:pStyle w:val="ListParagraph"/>
+        <w:rPr>
+          <w:lang w:val="en-US"/>
+        </w:rPr>
+      </w:pPr>
+      <w:r>
+        <w:rPr>
+          <w:lang w:val="en-US"/>
+        </w:rPr>
+        <w:t>order by salary_usd_annual desc limit 1;</w:t>
       </w:r>
     </w:p>
     <w:p>
@@ -1326,49 +516,7 @@
         <w:rPr>
           <w:lang w:val="en-US"/>
         </w:rPr>
-        <w:t>select country, avg(</w:t>
-      </w:r>
-      <w:proofErr w:type="spellStart"/>
-      <w:r>
-        <w:rPr>
-          <w:lang w:val="en-US"/>
-        </w:rPr>
-        <w:t>salary_usd_</w:t>
-      </w:r>
-      <w:proofErr w:type="gramStart"/>
-      <w:r>
-        <w:rPr>
-          <w:lang w:val="en-US"/>
-        </w:rPr>
-        <w:t>annual</w:t>
-      </w:r>
-      <w:proofErr w:type="spellEnd"/>
-      <w:r>
-        <w:rPr>
-          <w:lang w:val="en-US"/>
-        </w:rPr>
-        <w:t>)as</w:t>
-      </w:r>
-      <w:proofErr w:type="gramEnd"/>
-      <w:r>
-        <w:rPr>
-          <w:lang w:val="en-US"/>
-        </w:rPr>
-        <w:t xml:space="preserve"> </w:t>
-      </w:r>
-      <w:proofErr w:type="spellStart"/>
-      <w:r>
-        <w:rPr>
-          <w:lang w:val="en-US"/>
-        </w:rPr>
-        <w:t>average_salary_usd</w:t>
-      </w:r>
-      <w:proofErr w:type="spellEnd"/>
-      <w:r>
-        <w:rPr>
-          <w:lang w:val="en-US"/>
-        </w:rPr>
-        <w:t>,</w:t>
+        <w:t>select country, avg(salary_usd_annual)as average_salary_usd,</w:t>
       </w:r>
     </w:p>
     <w:p>
@@ -1383,147 +531,35 @@
           <w:lang w:val="en-US"/>
         </w:rPr>
         <w:lastRenderedPageBreak/>
-        <w:t>max(</w:t>
-      </w:r>
-      <w:proofErr w:type="spellStart"/>
-      <w:r>
-        <w:rPr>
-          <w:lang w:val="en-US"/>
-        </w:rPr>
-        <w:t>salary_usd_</w:t>
-      </w:r>
-      <w:proofErr w:type="gramStart"/>
-      <w:r>
-        <w:rPr>
-          <w:lang w:val="en-US"/>
-        </w:rPr>
-        <w:t>annual</w:t>
-      </w:r>
-      <w:proofErr w:type="spellEnd"/>
-      <w:r>
-        <w:rPr>
-          <w:lang w:val="en-US"/>
-        </w:rPr>
-        <w:t>)as</w:t>
-      </w:r>
-      <w:proofErr w:type="gramEnd"/>
-      <w:r>
-        <w:rPr>
-          <w:lang w:val="en-US"/>
-        </w:rPr>
-        <w:t xml:space="preserve"> </w:t>
-      </w:r>
-      <w:proofErr w:type="spellStart"/>
-      <w:r>
-        <w:rPr>
-          <w:lang w:val="en-US"/>
-        </w:rPr>
-        <w:t>highest_salary_usd</w:t>
-      </w:r>
-      <w:proofErr w:type="spellEnd"/>
-      <w:r>
-        <w:rPr>
-          <w:lang w:val="en-US"/>
-        </w:rPr>
-        <w:t>,</w:t>
-      </w:r>
-    </w:p>
-    <w:p>
-      <w:pPr>
-        <w:pStyle w:val="ListParagraph"/>
-        <w:rPr>
-          <w:lang w:val="en-US"/>
-        </w:rPr>
-      </w:pPr>
-      <w:r>
-        <w:rPr>
-          <w:lang w:val="en-US"/>
-        </w:rPr>
-        <w:t>min(</w:t>
-      </w:r>
-      <w:proofErr w:type="spellStart"/>
-      <w:r>
-        <w:rPr>
-          <w:lang w:val="en-US"/>
-        </w:rPr>
-        <w:t>salary_usd_annual</w:t>
-      </w:r>
-      <w:proofErr w:type="spellEnd"/>
-      <w:r>
-        <w:rPr>
-          <w:lang w:val="en-US"/>
-        </w:rPr>
-        <w:t xml:space="preserve">) as </w:t>
-      </w:r>
-      <w:proofErr w:type="spellStart"/>
-      <w:r>
-        <w:rPr>
-          <w:lang w:val="en-US"/>
-        </w:rPr>
-        <w:t>min_salary_usd</w:t>
-      </w:r>
-      <w:proofErr w:type="spellEnd"/>
-      <w:r>
-        <w:rPr>
-          <w:lang w:val="en-US"/>
-        </w:rPr>
-        <w:t>,</w:t>
-      </w:r>
-    </w:p>
-    <w:p>
-      <w:pPr>
-        <w:pStyle w:val="ListParagraph"/>
-        <w:rPr>
-          <w:lang w:val="en-US"/>
-        </w:rPr>
-      </w:pPr>
-      <w:r>
-        <w:rPr>
-          <w:lang w:val="en-US"/>
-        </w:rPr>
-        <w:t>count(</w:t>
-      </w:r>
-      <w:proofErr w:type="spellStart"/>
-      <w:r>
-        <w:rPr>
-          <w:lang w:val="en-US"/>
-        </w:rPr>
-        <w:t>salary_usd_</w:t>
-      </w:r>
-      <w:proofErr w:type="gramStart"/>
-      <w:r>
-        <w:rPr>
-          <w:lang w:val="en-US"/>
-        </w:rPr>
-        <w:t>annual</w:t>
-      </w:r>
-      <w:proofErr w:type="spellEnd"/>
-      <w:r>
-        <w:rPr>
-          <w:lang w:val="en-US"/>
-        </w:rPr>
-        <w:t>)as</w:t>
-      </w:r>
-      <w:proofErr w:type="gramEnd"/>
-      <w:r>
-        <w:rPr>
-          <w:lang w:val="en-US"/>
-        </w:rPr>
-        <w:t xml:space="preserve"> </w:t>
-      </w:r>
-      <w:proofErr w:type="spellStart"/>
-      <w:r>
-        <w:rPr>
-          <w:lang w:val="en-US"/>
-        </w:rPr>
-        <w:t>total_vacancy</w:t>
-      </w:r>
-      <w:proofErr w:type="spellEnd"/>
-      <w:r>
-        <w:rPr>
-          <w:lang w:val="en-US"/>
-        </w:rPr>
-        <w:t xml:space="preserve"> from jobs group by country order by country;</w:t>
+        <w:t>max(salary_usd_annual)as highest_salary_usd,</w:t>
+      </w:r>
+    </w:p>
+    <w:p>
+      <w:pPr>
+        <w:pStyle w:val="ListParagraph"/>
+        <w:rPr>
+          <w:lang w:val="en-US"/>
+        </w:rPr>
+      </w:pPr>
+      <w:r>
+        <w:rPr>
+          <w:lang w:val="en-US"/>
+        </w:rPr>
+        <w:t>min(salary_usd_annual) as min_salary_usd,</w:t>
+      </w:r>
+    </w:p>
+    <w:p>
+      <w:pPr>
+        <w:pStyle w:val="ListParagraph"/>
+        <w:rPr>
+          <w:lang w:val="en-US"/>
+        </w:rPr>
+      </w:pPr>
+      <w:r>
+        <w:rPr>
+          <w:lang w:val="en-US"/>
+        </w:rPr>
+        <w:t>count(salary_usd_annual)as total_vacancy from jobs group by country order by country;</w:t>
       </w:r>
     </w:p>
     <w:p>
@@ -1551,14 +587,1146 @@
         </w:rPr>
         <w:t xml:space="preserve"> </w:t>
       </w:r>
-    </w:p>
-    <w:p>
-      <w:pPr>
-        <w:pStyle w:val="ListParagraph"/>
-        <w:rPr>
-          <w:lang w:val="en-US"/>
-        </w:rPr>
-      </w:pPr>
+      <w:r>
+        <w:rPr>
+          <w:lang w:val="en-US"/>
+        </w:rPr>
+        <w:t>Salary by secto</w:t>
+      </w:r>
+      <w:r>
+        <w:rPr>
+          <w:lang w:val="en-US"/>
+        </w:rPr>
+        <w:t>r</w:t>
+      </w:r>
+    </w:p>
+    <w:p>
+      <w:pPr>
+        <w:pStyle w:val="ListParagraph"/>
+        <w:rPr>
+          <w:lang w:val="en-US"/>
+        </w:rPr>
+      </w:pPr>
+      <w:r>
+        <w:rPr>
+          <w:lang w:val="en-US"/>
+        </w:rPr>
+        <w:t>select sector, avg(salary_usd_annual) Avg_Salary_USD,</w:t>
+      </w:r>
+    </w:p>
+    <w:p>
+      <w:pPr>
+        <w:pStyle w:val="ListParagraph"/>
+        <w:rPr>
+          <w:lang w:val="en-US"/>
+        </w:rPr>
+      </w:pPr>
+      <w:r>
+        <w:rPr>
+          <w:lang w:val="en-US"/>
+        </w:rPr>
+        <w:t>max(salary_usd_annual) as Highest_Salary_USD,</w:t>
+      </w:r>
+    </w:p>
+    <w:p>
+      <w:pPr>
+        <w:pStyle w:val="ListParagraph"/>
+        <w:rPr>
+          <w:lang w:val="en-US"/>
+        </w:rPr>
+      </w:pPr>
+      <w:r>
+        <w:rPr>
+          <w:lang w:val="en-US"/>
+        </w:rPr>
+        <w:t>min(salary_usd_annual) as Lowest_Salary_USD,</w:t>
+      </w:r>
+    </w:p>
+    <w:p>
+      <w:pPr>
+        <w:pStyle w:val="ListParagraph"/>
+        <w:rPr>
+          <w:lang w:val="en-US"/>
+        </w:rPr>
+      </w:pPr>
+      <w:r>
+        <w:rPr>
+          <w:lang w:val="en-US"/>
+        </w:rPr>
+        <w:t>count(*) as No_of_Jobs from jobs group by sector order by sector;</w:t>
+      </w:r>
+    </w:p>
+    <w:p>
+      <w:pPr>
+        <w:pStyle w:val="ListParagraph"/>
+        <w:rPr>
+          <w:lang w:val="en-US"/>
+        </w:rPr>
+      </w:pPr>
+    </w:p>
+    <w:p>
+      <w:pPr>
+        <w:pStyle w:val="ListParagraph"/>
+        <w:numPr>
+          <w:ilvl w:val="0"/>
+          <w:numId w:val="6"/>
+        </w:numPr>
+        <w:rPr>
+          <w:lang w:val="en-US"/>
+        </w:rPr>
+      </w:pPr>
+      <w:r>
+        <w:rPr>
+          <w:lang w:val="en-US"/>
+        </w:rPr>
+        <w:t xml:space="preserve"> </w:t>
+      </w:r>
+      <w:r>
+        <w:rPr>
+          <w:lang w:val="en-US"/>
+        </w:rPr>
+        <w:t>Salary by experience</w:t>
+      </w:r>
+    </w:p>
+    <w:p>
+      <w:pPr>
+        <w:pStyle w:val="ListParagraph"/>
+        <w:rPr>
+          <w:lang w:val="en-US"/>
+        </w:rPr>
+      </w:pPr>
+      <w:r>
+        <w:rPr>
+          <w:lang w:val="en-US"/>
+        </w:rPr>
+        <w:t>select experience_level,round(avg(salary_usd_annual),2) as Avg_Salary_USD,</w:t>
+      </w:r>
+    </w:p>
+    <w:p>
+      <w:pPr>
+        <w:pStyle w:val="ListParagraph"/>
+        <w:rPr>
+          <w:lang w:val="en-US"/>
+        </w:rPr>
+      </w:pPr>
+      <w:r>
+        <w:rPr>
+          <w:lang w:val="en-US"/>
+        </w:rPr>
+        <w:t>max(salary_usd_annual) as Higest_Salary_USD,</w:t>
+      </w:r>
+    </w:p>
+    <w:p>
+      <w:pPr>
+        <w:pStyle w:val="ListParagraph"/>
+        <w:rPr>
+          <w:lang w:val="en-US"/>
+        </w:rPr>
+      </w:pPr>
+      <w:r>
+        <w:rPr>
+          <w:lang w:val="en-US"/>
+        </w:rPr>
+        <w:t>min(salary_usd_annual) as Lowest_Salary_USD,</w:t>
+      </w:r>
+    </w:p>
+    <w:p>
+      <w:pPr>
+        <w:pStyle w:val="ListParagraph"/>
+        <w:rPr>
+          <w:lang w:val="en-US"/>
+        </w:rPr>
+      </w:pPr>
+      <w:r>
+        <w:rPr>
+          <w:lang w:val="en-US"/>
+        </w:rPr>
+        <w:t>count(*) as Total_Jobs from jobs group by experience_level order by experience_level;</w:t>
+      </w:r>
+    </w:p>
+    <w:p>
+      <w:pPr>
+        <w:pStyle w:val="ListParagraph"/>
+        <w:rPr>
+          <w:lang w:val="en-US"/>
+        </w:rPr>
+      </w:pPr>
+    </w:p>
+    <w:p>
+      <w:pPr>
+        <w:pStyle w:val="ListParagraph"/>
+        <w:numPr>
+          <w:ilvl w:val="0"/>
+          <w:numId w:val="6"/>
+        </w:numPr>
+        <w:rPr>
+          <w:lang w:val="en-US"/>
+        </w:rPr>
+      </w:pPr>
+      <w:r>
+        <w:rPr>
+          <w:lang w:val="en-US"/>
+        </w:rPr>
+        <w:t xml:space="preserve"> </w:t>
+      </w:r>
+      <w:r>
+        <w:rPr>
+          <w:lang w:val="en-US"/>
+        </w:rPr>
+        <w:t xml:space="preserve">Salary by </w:t>
+      </w:r>
+      <w:r>
+        <w:rPr>
+          <w:lang w:val="en-US"/>
+        </w:rPr>
+        <w:t>work mode</w:t>
+      </w:r>
+    </w:p>
+    <w:p>
+      <w:pPr>
+        <w:pStyle w:val="ListParagraph"/>
+        <w:rPr>
+          <w:lang w:val="en-US"/>
+        </w:rPr>
+      </w:pPr>
+      <w:r>
+        <w:rPr>
+          <w:lang w:val="en-US"/>
+        </w:rPr>
+        <w:t>select remote_type,round(avg(salary_usd_annual),2) as Avg_Salary_USD,</w:t>
+      </w:r>
+    </w:p>
+    <w:p>
+      <w:pPr>
+        <w:pStyle w:val="ListParagraph"/>
+        <w:rPr>
+          <w:lang w:val="en-US"/>
+        </w:rPr>
+      </w:pPr>
+      <w:r>
+        <w:rPr>
+          <w:lang w:val="en-US"/>
+        </w:rPr>
+        <w:t>max(salary_usd_annual) as Higest_Salary_USD,</w:t>
+      </w:r>
+    </w:p>
+    <w:p>
+      <w:pPr>
+        <w:pStyle w:val="ListParagraph"/>
+        <w:rPr>
+          <w:lang w:val="en-US"/>
+        </w:rPr>
+      </w:pPr>
+      <w:r>
+        <w:rPr>
+          <w:lang w:val="en-US"/>
+        </w:rPr>
+        <w:t>min(salary_usd_annual) as Lowest_Salary_USD,</w:t>
+      </w:r>
+    </w:p>
+    <w:p>
+      <w:pPr>
+        <w:pStyle w:val="ListParagraph"/>
+        <w:rPr>
+          <w:lang w:val="en-US"/>
+        </w:rPr>
+      </w:pPr>
+      <w:r>
+        <w:rPr>
+          <w:lang w:val="en-US"/>
+        </w:rPr>
+        <w:t>count(*) as Total_Jobs from jobs group by remote_type order by remote_type;</w:t>
+      </w:r>
+    </w:p>
+    <w:p>
+      <w:pPr>
+        <w:pStyle w:val="ListParagraph"/>
+        <w:rPr>
+          <w:lang w:val="en-US"/>
+        </w:rPr>
+      </w:pPr>
+    </w:p>
+    <w:p>
+      <w:pPr>
+        <w:pStyle w:val="ListParagraph"/>
+        <w:numPr>
+          <w:ilvl w:val="0"/>
+          <w:numId w:val="6"/>
+        </w:numPr>
+        <w:rPr>
+          <w:lang w:val="en-US"/>
+        </w:rPr>
+      </w:pPr>
+      <w:r>
+        <w:rPr>
+          <w:lang w:val="en-US"/>
+        </w:rPr>
+        <w:t xml:space="preserve"> </w:t>
+      </w:r>
+      <w:r>
+        <w:rPr>
+          <w:lang w:val="en-US"/>
+        </w:rPr>
+        <w:t>Salary by company size</w:t>
+      </w:r>
+    </w:p>
+    <w:p>
+      <w:pPr>
+        <w:pStyle w:val="ListParagraph"/>
+        <w:rPr>
+          <w:lang w:val="en-US"/>
+        </w:rPr>
+      </w:pPr>
+      <w:r>
+        <w:rPr>
+          <w:lang w:val="en-US"/>
+        </w:rPr>
+        <w:t>select company, avg(salary_usd_annual) as Avg_Salary_USD,</w:t>
+      </w:r>
+    </w:p>
+    <w:p>
+      <w:pPr>
+        <w:pStyle w:val="ListParagraph"/>
+        <w:rPr>
+          <w:lang w:val="en-US"/>
+        </w:rPr>
+      </w:pPr>
+      <w:r>
+        <w:rPr>
+          <w:lang w:val="en-US"/>
+        </w:rPr>
+        <w:t>max(salary_usd_annual) as Highest_Salary_USD,</w:t>
+      </w:r>
+    </w:p>
+    <w:p>
+      <w:pPr>
+        <w:pStyle w:val="ListParagraph"/>
+        <w:rPr>
+          <w:lang w:val="en-US"/>
+        </w:rPr>
+      </w:pPr>
+      <w:r>
+        <w:rPr>
+          <w:lang w:val="en-US"/>
+        </w:rPr>
+        <w:t>min(salary_usd_annual) as Lowest_Salary_USD,</w:t>
+      </w:r>
+    </w:p>
+    <w:p>
+      <w:pPr>
+        <w:pStyle w:val="ListParagraph"/>
+        <w:rPr>
+          <w:lang w:val="en-US"/>
+        </w:rPr>
+      </w:pPr>
+      <w:r>
+        <w:rPr>
+          <w:lang w:val="en-US"/>
+        </w:rPr>
+        <w:t xml:space="preserve">count(*) as No_of_Jobs from jobs </w:t>
+      </w:r>
+    </w:p>
+    <w:p>
+      <w:pPr>
+        <w:pStyle w:val="ListParagraph"/>
+        <w:rPr>
+          <w:lang w:val="en-US"/>
+        </w:rPr>
+      </w:pPr>
+      <w:r>
+        <w:rPr>
+          <w:lang w:val="en-US"/>
+        </w:rPr>
+        <w:t>group by company order by company;</w:t>
+      </w:r>
+    </w:p>
+    <w:p>
+      <w:pPr>
+        <w:pStyle w:val="ListParagraph"/>
+        <w:rPr>
+          <w:lang w:val="en-US"/>
+        </w:rPr>
+      </w:pPr>
+    </w:p>
+    <w:p>
+      <w:pPr>
+        <w:pStyle w:val="ListParagraph"/>
+        <w:numPr>
+          <w:ilvl w:val="0"/>
+          <w:numId w:val="6"/>
+        </w:numPr>
+        <w:rPr>
+          <w:lang w:val="en-US"/>
+        </w:rPr>
+      </w:pPr>
+      <w:r>
+        <w:rPr>
+          <w:lang w:val="en-US"/>
+        </w:rPr>
+        <w:t xml:space="preserve"> </w:t>
+      </w:r>
+      <w:r>
+        <w:rPr>
+          <w:lang w:val="en-US"/>
+        </w:rPr>
+        <w:t>Contract vs full-time salary</w:t>
+      </w:r>
+    </w:p>
+    <w:p>
+      <w:pPr>
+        <w:pStyle w:val="ListParagraph"/>
+        <w:rPr>
+          <w:lang w:val="en-US"/>
+        </w:rPr>
+      </w:pPr>
+      <w:r>
+        <w:rPr>
+          <w:lang w:val="en-US"/>
+        </w:rPr>
+        <w:t xml:space="preserve">select is_contract, </w:t>
+      </w:r>
+      <w:r>
+        <w:rPr>
+          <w:lang w:val="en-US"/>
+        </w:rPr>
+        <w:t>round(</w:t>
+      </w:r>
+      <w:r>
+        <w:rPr>
+          <w:lang w:val="en-US"/>
+        </w:rPr>
+        <w:t>avg(salary_usd_annual)</w:t>
+      </w:r>
+      <w:r>
+        <w:rPr>
+          <w:lang w:val="en-US"/>
+        </w:rPr>
+        <w:t>,2)</w:t>
+      </w:r>
+      <w:r>
+        <w:rPr>
+          <w:lang w:val="en-US"/>
+        </w:rPr>
+        <w:t xml:space="preserve"> as Avg_Salary,</w:t>
+      </w:r>
+    </w:p>
+    <w:p>
+      <w:pPr>
+        <w:pStyle w:val="ListParagraph"/>
+        <w:rPr>
+          <w:lang w:val="en-US"/>
+        </w:rPr>
+      </w:pPr>
+      <w:r>
+        <w:rPr>
+          <w:lang w:val="en-US"/>
+        </w:rPr>
+        <w:t>max(salary_usd_annual) as Highest_Salary_USD,</w:t>
+      </w:r>
+    </w:p>
+    <w:p>
+      <w:pPr>
+        <w:pStyle w:val="ListParagraph"/>
+        <w:rPr>
+          <w:lang w:val="en-US"/>
+        </w:rPr>
+      </w:pPr>
+      <w:r>
+        <w:rPr>
+          <w:lang w:val="en-US"/>
+        </w:rPr>
+        <w:t>min(salary_usd_annual) as Lowest_salary_USD,</w:t>
+      </w:r>
+    </w:p>
+    <w:p>
+      <w:pPr>
+        <w:pStyle w:val="ListParagraph"/>
+        <w:rPr>
+          <w:lang w:val="en-US"/>
+        </w:rPr>
+      </w:pPr>
+      <w:r>
+        <w:rPr>
+          <w:lang w:val="en-US"/>
+        </w:rPr>
+        <w:t xml:space="preserve">count(*) as No_of_Jobs from jobs </w:t>
+      </w:r>
+    </w:p>
+    <w:p>
+      <w:pPr>
+        <w:pStyle w:val="ListParagraph"/>
+        <w:rPr>
+          <w:lang w:val="en-US"/>
+        </w:rPr>
+      </w:pPr>
+      <w:r>
+        <w:rPr>
+          <w:lang w:val="en-US"/>
+        </w:rPr>
+        <w:t>where is_contract in ("F</w:t>
+      </w:r>
+      <w:r>
+        <w:rPr>
+          <w:lang w:val="en-US"/>
+        </w:rPr>
+        <w:t>u</w:t>
+      </w:r>
+      <w:r>
+        <w:rPr>
+          <w:lang w:val="en-US"/>
+        </w:rPr>
+        <w:t>ll-time","Contract")</w:t>
+      </w:r>
+    </w:p>
+    <w:p>
+      <w:pPr>
+        <w:pStyle w:val="ListParagraph"/>
+        <w:rPr>
+          <w:lang w:val="en-US"/>
+        </w:rPr>
+      </w:pPr>
+      <w:r>
+        <w:rPr>
+          <w:lang w:val="en-US"/>
+        </w:rPr>
+        <w:t>group by is_contract ;</w:t>
+      </w:r>
+    </w:p>
+    <w:p>
+      <w:pPr>
+        <w:pStyle w:val="ListParagraph"/>
+        <w:rPr>
+          <w:lang w:val="en-US"/>
+        </w:rPr>
+      </w:pPr>
+    </w:p>
+    <w:p>
+      <w:pPr>
+        <w:pStyle w:val="ListParagraph"/>
+        <w:numPr>
+          <w:ilvl w:val="0"/>
+          <w:numId w:val="6"/>
+        </w:numPr>
+        <w:rPr>
+          <w:lang w:val="en-US"/>
+        </w:rPr>
+      </w:pPr>
+      <w:r>
+        <w:rPr>
+          <w:lang w:val="en-US"/>
+        </w:rPr>
+        <w:t xml:space="preserve"> </w:t>
+      </w:r>
+      <w:r>
+        <w:rPr>
+          <w:lang w:val="en-US"/>
+        </w:rPr>
+        <w:t xml:space="preserve"> </w:t>
+      </w:r>
+      <w:r>
+        <w:rPr>
+          <w:lang w:val="en-US"/>
+        </w:rPr>
+        <w:t>Salary differences for jobs requiring different skills</w:t>
+      </w:r>
+    </w:p>
+    <w:p>
+      <w:pPr>
+        <w:pStyle w:val="ListParagraph"/>
+        <w:rPr>
+          <w:lang w:val="en-US"/>
+        </w:rPr>
+      </w:pPr>
+      <w:r>
+        <w:rPr>
+          <w:lang w:val="en-US"/>
+        </w:rPr>
+        <w:lastRenderedPageBreak/>
+        <w:t xml:space="preserve">select 'DBT' as </w:t>
+      </w:r>
+      <w:r>
+        <w:rPr>
+          <w:lang w:val="en-US"/>
+        </w:rPr>
+        <w:t>S</w:t>
+      </w:r>
+      <w:r>
+        <w:rPr>
+          <w:lang w:val="en-US"/>
+        </w:rPr>
+        <w:t>kill, round(avg(salary_usd_annual),2) as Avg_Salary,max(salary_usd_annual) as Highest_salary,</w:t>
+      </w:r>
+    </w:p>
+    <w:p>
+      <w:pPr>
+        <w:pStyle w:val="ListParagraph"/>
+        <w:rPr>
+          <w:lang w:val="en-US"/>
+        </w:rPr>
+      </w:pPr>
+      <w:r>
+        <w:rPr>
+          <w:lang w:val="en-US"/>
+        </w:rPr>
+        <w:t>min(salary_usd_annual) as lowest_salary,count(*) as No_of_Jobs</w:t>
+      </w:r>
+    </w:p>
+    <w:p>
+      <w:pPr>
+        <w:pStyle w:val="ListParagraph"/>
+        <w:rPr>
+          <w:lang w:val="en-US"/>
+        </w:rPr>
+      </w:pPr>
+      <w:r>
+        <w:rPr>
+          <w:lang w:val="en-US"/>
+        </w:rPr>
+        <w:t>from jobs where required_skills like 'dbt%'</w:t>
+      </w:r>
+    </w:p>
+    <w:p>
+      <w:pPr>
+        <w:pStyle w:val="ListParagraph"/>
+        <w:rPr>
+          <w:lang w:val="en-US"/>
+        </w:rPr>
+      </w:pPr>
+      <w:r>
+        <w:rPr>
+          <w:lang w:val="en-US"/>
+        </w:rPr>
+        <w:t>union all</w:t>
+      </w:r>
+    </w:p>
+    <w:p>
+      <w:pPr>
+        <w:pStyle w:val="ListParagraph"/>
+        <w:rPr>
+          <w:lang w:val="en-US"/>
+        </w:rPr>
+      </w:pPr>
+      <w:r>
+        <w:rPr>
+          <w:lang w:val="en-US"/>
+        </w:rPr>
+        <w:t>select 'Fast API',round(avg(salary_usd_annual),2) as Avg_Salary,max(salary_usd_annual) as Highest_salary,</w:t>
+      </w:r>
+    </w:p>
+    <w:p>
+      <w:pPr>
+        <w:pStyle w:val="ListParagraph"/>
+        <w:rPr>
+          <w:lang w:val="en-US"/>
+        </w:rPr>
+      </w:pPr>
+      <w:r>
+        <w:rPr>
+          <w:lang w:val="en-US"/>
+        </w:rPr>
+        <w:t>min(salary_usd_annual) as lowest_salary,count(*) as No_of_Jobs</w:t>
+      </w:r>
+    </w:p>
+    <w:p>
+      <w:pPr>
+        <w:pStyle w:val="ListParagraph"/>
+        <w:rPr>
+          <w:lang w:val="en-US"/>
+        </w:rPr>
+      </w:pPr>
+      <w:r>
+        <w:rPr>
+          <w:lang w:val="en-US"/>
+        </w:rPr>
+        <w:t>from jobs where required_skills like 'fastapi%'</w:t>
+      </w:r>
+    </w:p>
+    <w:p>
+      <w:pPr>
+        <w:pStyle w:val="ListParagraph"/>
+        <w:rPr>
+          <w:lang w:val="en-US"/>
+        </w:rPr>
+      </w:pPr>
+      <w:r>
+        <w:rPr>
+          <w:lang w:val="en-US"/>
+        </w:rPr>
+        <w:t>union all</w:t>
+      </w:r>
+    </w:p>
+    <w:p>
+      <w:pPr>
+        <w:pStyle w:val="ListParagraph"/>
+        <w:rPr>
+          <w:lang w:val="en-US"/>
+        </w:rPr>
+      </w:pPr>
+      <w:r>
+        <w:rPr>
+          <w:lang w:val="en-US"/>
+        </w:rPr>
+        <w:t>select 'Azure ML',round(avg(salary_usd_annual),2) as Avg_Salary,max(salary_usd_annual) as Highest_salary,</w:t>
+      </w:r>
+    </w:p>
+    <w:p>
+      <w:pPr>
+        <w:pStyle w:val="ListParagraph"/>
+        <w:rPr>
+          <w:lang w:val="en-US"/>
+        </w:rPr>
+      </w:pPr>
+      <w:r>
+        <w:rPr>
+          <w:lang w:val="en-US"/>
+        </w:rPr>
+        <w:t>min(salary_usd_annual) as lowest_salary,count(*) as No_of_Jobs</w:t>
+      </w:r>
+    </w:p>
+    <w:p>
+      <w:pPr>
+        <w:pStyle w:val="ListParagraph"/>
+        <w:rPr>
+          <w:lang w:val="en-US"/>
+        </w:rPr>
+      </w:pPr>
+      <w:r>
+        <w:rPr>
+          <w:lang w:val="en-US"/>
+        </w:rPr>
+        <w:t>from jobs where required_skills like 'Azure ml%'</w:t>
+      </w:r>
+    </w:p>
+    <w:p>
+      <w:pPr>
+        <w:pStyle w:val="ListParagraph"/>
+        <w:rPr>
+          <w:lang w:val="en-US"/>
+        </w:rPr>
+      </w:pPr>
+      <w:r>
+        <w:rPr>
+          <w:lang w:val="en-US"/>
+        </w:rPr>
+        <w:t>union all</w:t>
+      </w:r>
+    </w:p>
+    <w:p>
+      <w:pPr>
+        <w:pStyle w:val="ListParagraph"/>
+        <w:rPr>
+          <w:lang w:val="en-US"/>
+        </w:rPr>
+      </w:pPr>
+      <w:r>
+        <w:rPr>
+          <w:lang w:val="en-US"/>
+        </w:rPr>
+        <w:t>select 'CUDA',round(avg(salary_usd_annual),2) as Avg_Salary,max(salary_usd_annual) as Highest_salary,</w:t>
+      </w:r>
+    </w:p>
+    <w:p>
+      <w:pPr>
+        <w:pStyle w:val="ListParagraph"/>
+        <w:rPr>
+          <w:lang w:val="en-US"/>
+        </w:rPr>
+      </w:pPr>
+      <w:r>
+        <w:rPr>
+          <w:lang w:val="en-US"/>
+        </w:rPr>
+        <w:t>min(salary_usd_annual) as lowest_salary,count(*) as No_of_Jobs</w:t>
+      </w:r>
+    </w:p>
+    <w:p>
+      <w:pPr>
+        <w:pStyle w:val="ListParagraph"/>
+        <w:rPr>
+          <w:lang w:val="en-US"/>
+        </w:rPr>
+      </w:pPr>
+      <w:r>
+        <w:rPr>
+          <w:lang w:val="en-US"/>
+        </w:rPr>
+        <w:t>from jobs where required_skills like 'cuda%'</w:t>
+      </w:r>
+    </w:p>
+    <w:p>
+      <w:pPr>
+        <w:pStyle w:val="ListParagraph"/>
+        <w:rPr>
+          <w:lang w:val="en-US"/>
+        </w:rPr>
+      </w:pPr>
+      <w:r>
+        <w:rPr>
+          <w:lang w:val="en-US"/>
+        </w:rPr>
+        <w:t>union all</w:t>
+      </w:r>
+    </w:p>
+    <w:p>
+      <w:pPr>
+        <w:pStyle w:val="ListParagraph"/>
+        <w:rPr>
+          <w:lang w:val="en-US"/>
+        </w:rPr>
+      </w:pPr>
+      <w:r>
+        <w:rPr>
+          <w:lang w:val="en-US"/>
+        </w:rPr>
+        <w:t>select 'Hugging Face',round(avg(salary_usd_annual),2) as Avg_Salary,max(salary_usd_annual) as Highest_salary,</w:t>
+      </w:r>
+    </w:p>
+    <w:p>
+      <w:pPr>
+        <w:pStyle w:val="ListParagraph"/>
+        <w:rPr>
+          <w:lang w:val="en-US"/>
+        </w:rPr>
+      </w:pPr>
+      <w:r>
+        <w:rPr>
+          <w:lang w:val="en-US"/>
+        </w:rPr>
+        <w:t>min(salary_usd_annual) as lowest_salary,count(*) as No_of_Jobs</w:t>
+      </w:r>
+    </w:p>
+    <w:p>
+      <w:pPr>
+        <w:pStyle w:val="ListParagraph"/>
+        <w:rPr>
+          <w:lang w:val="en-US"/>
+        </w:rPr>
+      </w:pPr>
+      <w:r>
+        <w:rPr>
+          <w:lang w:val="en-US"/>
+        </w:rPr>
+        <w:t>from jobs where required_skills like 'hugging face%'</w:t>
+      </w:r>
+    </w:p>
+    <w:p>
+      <w:pPr>
+        <w:pStyle w:val="ListParagraph"/>
+        <w:rPr>
+          <w:lang w:val="en-US"/>
+        </w:rPr>
+      </w:pPr>
+      <w:r>
+        <w:rPr>
+          <w:lang w:val="en-US"/>
+        </w:rPr>
+        <w:t>union all</w:t>
+      </w:r>
+    </w:p>
+    <w:p>
+      <w:pPr>
+        <w:pStyle w:val="ListParagraph"/>
+        <w:rPr>
+          <w:lang w:val="en-US"/>
+        </w:rPr>
+      </w:pPr>
+      <w:r>
+        <w:rPr>
+          <w:lang w:val="en-US"/>
+        </w:rPr>
+        <w:t>select 'Kubernetes',round(avg(salary_usd_annual),2) as Avg_Salary,max(salary_usd_annual) as Highest_salary,</w:t>
+      </w:r>
+    </w:p>
+    <w:p>
+      <w:pPr>
+        <w:pStyle w:val="ListParagraph"/>
+        <w:rPr>
+          <w:lang w:val="en-US"/>
+        </w:rPr>
+      </w:pPr>
+      <w:r>
+        <w:rPr>
+          <w:lang w:val="en-US"/>
+        </w:rPr>
+        <w:t>min(salary_usd_annual) as lowest_salary,count(*) as No_of_Jobs</w:t>
+      </w:r>
+    </w:p>
+    <w:p>
+      <w:pPr>
+        <w:pStyle w:val="ListParagraph"/>
+        <w:rPr>
+          <w:lang w:val="en-US"/>
+        </w:rPr>
+      </w:pPr>
+      <w:r>
+        <w:rPr>
+          <w:lang w:val="en-US"/>
+        </w:rPr>
+        <w:t>from jobs where required_skills like 'kubernetes%'</w:t>
+      </w:r>
+    </w:p>
+    <w:p>
+      <w:pPr>
+        <w:pStyle w:val="ListParagraph"/>
+        <w:rPr>
+          <w:lang w:val="en-US"/>
+        </w:rPr>
+      </w:pPr>
+      <w:r>
+        <w:rPr>
+          <w:lang w:val="en-US"/>
+        </w:rPr>
+        <w:t>union all</w:t>
+      </w:r>
+    </w:p>
+    <w:p>
+      <w:pPr>
+        <w:pStyle w:val="ListParagraph"/>
+        <w:rPr>
+          <w:lang w:val="en-US"/>
+        </w:rPr>
+      </w:pPr>
+      <w:r>
+        <w:rPr>
+          <w:lang w:val="en-US"/>
+        </w:rPr>
+        <w:t>select 'Pytorch',round(avg(salary_usd_annual),2) as Avg_Salary,max(salary_usd_annual) as Highest_salary,</w:t>
+      </w:r>
+    </w:p>
+    <w:p>
+      <w:pPr>
+        <w:pStyle w:val="ListParagraph"/>
+        <w:rPr>
+          <w:lang w:val="en-US"/>
+        </w:rPr>
+      </w:pPr>
+      <w:r>
+        <w:rPr>
+          <w:lang w:val="en-US"/>
+        </w:rPr>
+        <w:t>min(salary_usd_annual) as lowest_salary,count(*) as No_of_Jobs</w:t>
+      </w:r>
+    </w:p>
+    <w:p>
+      <w:pPr>
+        <w:pStyle w:val="ListParagraph"/>
+        <w:rPr>
+          <w:lang w:val="en-US"/>
+        </w:rPr>
+      </w:pPr>
+      <w:r>
+        <w:rPr>
+          <w:lang w:val="en-US"/>
+        </w:rPr>
+        <w:t>from jobs where required_skills like 'pytorch%'</w:t>
+      </w:r>
+    </w:p>
+    <w:p>
+      <w:pPr>
+        <w:pStyle w:val="ListParagraph"/>
+        <w:rPr>
+          <w:lang w:val="en-US"/>
+        </w:rPr>
+      </w:pPr>
+      <w:r>
+        <w:rPr>
+          <w:lang w:val="en-US"/>
+        </w:rPr>
+        <w:t>union all</w:t>
+      </w:r>
+    </w:p>
+    <w:p>
+      <w:pPr>
+        <w:pStyle w:val="ListParagraph"/>
+        <w:rPr>
+          <w:lang w:val="en-US"/>
+        </w:rPr>
+      </w:pPr>
+      <w:r>
+        <w:rPr>
+          <w:lang w:val="en-US"/>
+        </w:rPr>
+        <w:t>select 'Fast API',round(avg(salary_usd_annual),2) as Avg_Salary,max(salary_usd_annual) as Highest_salary,</w:t>
+      </w:r>
+    </w:p>
+    <w:p>
+      <w:pPr>
+        <w:pStyle w:val="ListParagraph"/>
+        <w:rPr>
+          <w:lang w:val="en-US"/>
+        </w:rPr>
+      </w:pPr>
+      <w:r>
+        <w:rPr>
+          <w:lang w:val="en-US"/>
+        </w:rPr>
+        <w:t>min(salary_usd_annual) as lowest_salary,count(*) as No_of_Jobs</w:t>
+      </w:r>
+    </w:p>
+    <w:p>
+      <w:pPr>
+        <w:pStyle w:val="ListParagraph"/>
+        <w:rPr>
+          <w:lang w:val="en-US"/>
+        </w:rPr>
+      </w:pPr>
+      <w:r>
+        <w:rPr>
+          <w:lang w:val="en-US"/>
+        </w:rPr>
+        <w:t>from jobs where required_skills like 'fastapi%'</w:t>
+      </w:r>
+    </w:p>
+    <w:p>
+      <w:pPr>
+        <w:pStyle w:val="ListParagraph"/>
+        <w:rPr>
+          <w:lang w:val="en-US"/>
+        </w:rPr>
+      </w:pPr>
+      <w:r>
+        <w:rPr>
+          <w:lang w:val="en-US"/>
+        </w:rPr>
+        <w:t>union all</w:t>
+      </w:r>
+    </w:p>
+    <w:p>
+      <w:pPr>
+        <w:pStyle w:val="ListParagraph"/>
+        <w:rPr>
+          <w:lang w:val="en-US"/>
+        </w:rPr>
+      </w:pPr>
+      <w:r>
+        <w:rPr>
+          <w:lang w:val="en-US"/>
+        </w:rPr>
+        <w:lastRenderedPageBreak/>
+        <w:t>select 'RAG',round(avg(salary_usd_annual),2) as Avg_Salary,max(salary_usd_annual) as Highest_salary,</w:t>
+      </w:r>
+    </w:p>
+    <w:p>
+      <w:pPr>
+        <w:pStyle w:val="ListParagraph"/>
+        <w:rPr>
+          <w:lang w:val="en-US"/>
+        </w:rPr>
+      </w:pPr>
+      <w:r>
+        <w:rPr>
+          <w:lang w:val="en-US"/>
+        </w:rPr>
+        <w:t>min(salary_usd_annual) as lowest_salary,count(*) as No_of_Jobs</w:t>
+      </w:r>
+    </w:p>
+    <w:p>
+      <w:pPr>
+        <w:pStyle w:val="ListParagraph"/>
+        <w:rPr>
+          <w:lang w:val="en-US"/>
+        </w:rPr>
+      </w:pPr>
+      <w:r>
+        <w:rPr>
+          <w:lang w:val="en-US"/>
+        </w:rPr>
+        <w:t>from jobs where required_skills like 'rag%'</w:t>
+      </w:r>
+    </w:p>
+    <w:p>
+      <w:pPr>
+        <w:pStyle w:val="ListParagraph"/>
+        <w:rPr>
+          <w:lang w:val="en-US"/>
+        </w:rPr>
+      </w:pPr>
+      <w:r>
+        <w:rPr>
+          <w:lang w:val="en-US"/>
+        </w:rPr>
+        <w:t>union all</w:t>
+      </w:r>
+    </w:p>
+    <w:p>
+      <w:pPr>
+        <w:pStyle w:val="ListParagraph"/>
+        <w:rPr>
+          <w:lang w:val="en-US"/>
+        </w:rPr>
+      </w:pPr>
+      <w:r>
+        <w:rPr>
+          <w:lang w:val="en-US"/>
+        </w:rPr>
+        <w:t>select 'ML Flow',round(avg(salary_usd_annual),2) as Avg_Salary,max(salary_usd_annual) as Highest_salary,</w:t>
+      </w:r>
+    </w:p>
+    <w:p>
+      <w:pPr>
+        <w:pStyle w:val="ListParagraph"/>
+        <w:rPr>
+          <w:lang w:val="en-US"/>
+        </w:rPr>
+      </w:pPr>
+      <w:r>
+        <w:rPr>
+          <w:lang w:val="en-US"/>
+        </w:rPr>
+        <w:t>min(salary_usd_annual) as lowest_salary,count(*) as No_of_Jobs</w:t>
+      </w:r>
+    </w:p>
+    <w:p>
+      <w:pPr>
+        <w:pStyle w:val="ListParagraph"/>
+        <w:rPr>
+          <w:lang w:val="en-US"/>
+        </w:rPr>
+      </w:pPr>
+      <w:r>
+        <w:rPr>
+          <w:lang w:val="en-US"/>
+        </w:rPr>
+        <w:t>from jobs where required_skills like 'MLflow%'</w:t>
+      </w:r>
+      <w:r>
+        <w:rPr>
+          <w:lang w:val="en-US"/>
+        </w:rPr>
+        <w:t xml:space="preserve"> order by Skill</w:t>
+      </w:r>
+      <w:r>
+        <w:rPr>
+          <w:lang w:val="en-US"/>
+        </w:rPr>
+        <w:t>;</w:t>
+      </w:r>
+    </w:p>
+    <w:p>
+      <w:pPr>
+        <w:pStyle w:val="ListParagraph"/>
+        <w:rPr>
+          <w:lang w:val="en-US"/>
+        </w:rPr>
+      </w:pPr>
+    </w:p>
+    <w:p>
+      <w:pPr>
+        <w:pStyle w:val="ListParagraph"/>
+        <w:numPr>
+          <w:ilvl w:val="0"/>
+          <w:numId w:val="6"/>
+        </w:numPr>
+        <w:rPr>
+          <w:lang w:val="en-US"/>
+        </w:rPr>
+      </w:pPr>
+      <w:r>
+        <w:rPr>
+          <w:lang w:val="en-US"/>
+        </w:rPr>
+        <w:t xml:space="preserve"> Required skills </w:t>
+      </w:r>
     </w:p>
     <w:p>
       <w:pPr>
@@ -2947,6 +3115,7 @@
   <w:style w:type="character" w:default="1" w:styleId="DefaultParagraphFont">
     <w:name w:val="Default Paragraph Font"/>
     <w:uiPriority w:val="1"/>
+    <w:semiHidden/>
     <w:unhideWhenUsed/>
   </w:style>
   <w:style w:type="table" w:default="1" w:styleId="TableNormal">

--- a/Analysis Done MYSQL.docx
+++ b/Analysis Done MYSQL.docx
@@ -53,11 +53,10 @@
           <w:u w:val="single"/>
           <w:lang w:val="en-US"/>
         </w:rPr>
-        <w:t>one in Mysql</w:t>
-      </w:r>
-    </w:p>
-    <w:p>
-      <w:pPr>
+        <w:t xml:space="preserve">one in </w:t>
+      </w:r>
+      <w:proofErr w:type="spellStart"/>
+      <w:r>
         <w:rPr>
           <w:b/>
           <w:bCs/>
@@ -68,7 +67,9 @@
           <w:u w:val="single"/>
           <w:lang w:val="en-US"/>
         </w:rPr>
-      </w:pPr>
+        <w:t>Mysql</w:t>
+      </w:r>
+      <w:proofErr w:type="spellEnd"/>
     </w:p>
     <w:p>
       <w:pPr>
@@ -78,11 +79,15 @@
           <w:numId w:val="6"/>
         </w:numPr>
         <w:rPr>
-          <w:lang w:val="en-US"/>
-        </w:rPr>
-      </w:pPr>
-      <w:r>
-        <w:rPr>
+          <w:sz w:val="32"/>
+          <w:szCs w:val="32"/>
+          <w:lang w:val="en-US"/>
+        </w:rPr>
+      </w:pPr>
+      <w:r>
+        <w:rPr>
+          <w:sz w:val="32"/>
+          <w:szCs w:val="32"/>
           <w:lang w:val="en-US"/>
         </w:rPr>
         <w:t>How many Jobs are there in Each Sector?</w:t>
@@ -99,8 +104,60 @@
         <w:rPr>
           <w:lang w:val="en-US"/>
         </w:rPr>
-        <w:t>select sector, count(*) as No_of_Jobs from jobs group by sector;No of Jobs as per Job Titles?</w:t>
-      </w:r>
+        <w:t xml:space="preserve">select sector, </w:t>
+      </w:r>
+      <w:proofErr w:type="gramStart"/>
+      <w:r>
+        <w:rPr>
+          <w:lang w:val="en-US"/>
+        </w:rPr>
+        <w:t>count(</w:t>
+      </w:r>
+      <w:proofErr w:type="gramEnd"/>
+      <w:r>
+        <w:rPr>
+          <w:lang w:val="en-US"/>
+        </w:rPr>
+        <w:t xml:space="preserve">*) as </w:t>
+      </w:r>
+      <w:proofErr w:type="spellStart"/>
+      <w:r>
+        <w:rPr>
+          <w:lang w:val="en-US"/>
+        </w:rPr>
+        <w:t>No_of_Jobs</w:t>
+      </w:r>
+      <w:proofErr w:type="spellEnd"/>
+      <w:r>
+        <w:rPr>
+          <w:lang w:val="en-US"/>
+        </w:rPr>
+        <w:t xml:space="preserve"> from jobs group by </w:t>
+      </w:r>
+      <w:proofErr w:type="spellStart"/>
+      <w:proofErr w:type="gramStart"/>
+      <w:r>
+        <w:rPr>
+          <w:lang w:val="en-US"/>
+        </w:rPr>
+        <w:t>sector;No</w:t>
+      </w:r>
+      <w:proofErr w:type="spellEnd"/>
+      <w:proofErr w:type="gramEnd"/>
+      <w:r>
+        <w:rPr>
+          <w:lang w:val="en-US"/>
+        </w:rPr>
+        <w:t xml:space="preserve"> of Jobs as per Job Titles?</w:t>
+      </w:r>
+    </w:p>
+    <w:p>
+      <w:pPr>
+        <w:pStyle w:val="ListParagraph"/>
+        <w:rPr>
+          <w:lang w:val="en-US"/>
+        </w:rPr>
+      </w:pPr>
     </w:p>
     <w:p>
       <w:pPr>
@@ -110,29 +167,115 @@
           <w:numId w:val="6"/>
         </w:numPr>
         <w:rPr>
-          <w:lang w:val="en-US"/>
-        </w:rPr>
-      </w:pPr>
-      <w:r>
-        <w:rPr>
-          <w:lang w:val="en-US"/>
-        </w:rPr>
-        <w:t>No. of jobs as per jobs_title?</w:t>
-      </w:r>
-    </w:p>
-    <w:p>
-      <w:pPr>
-        <w:pStyle w:val="ListParagraph"/>
-        <w:rPr>
-          <w:lang w:val="en-US"/>
-        </w:rPr>
-      </w:pPr>
-      <w:r>
-        <w:rPr>
-          <w:lang w:val="en-US"/>
-        </w:rPr>
-        <w:t>select job_title, count(*) as No_of_Jobs from jobs group by job_title;</w:t>
-      </w:r>
+          <w:sz w:val="32"/>
+          <w:szCs w:val="32"/>
+          <w:lang w:val="en-US"/>
+        </w:rPr>
+      </w:pPr>
+      <w:r>
+        <w:rPr>
+          <w:sz w:val="32"/>
+          <w:szCs w:val="32"/>
+          <w:lang w:val="en-US"/>
+        </w:rPr>
+        <w:t xml:space="preserve">No. of jobs as per </w:t>
+      </w:r>
+      <w:proofErr w:type="spellStart"/>
+      <w:r>
+        <w:rPr>
+          <w:sz w:val="32"/>
+          <w:szCs w:val="32"/>
+          <w:lang w:val="en-US"/>
+        </w:rPr>
+        <w:t>jobs_title</w:t>
+      </w:r>
+      <w:proofErr w:type="spellEnd"/>
+      <w:r>
+        <w:rPr>
+          <w:sz w:val="32"/>
+          <w:szCs w:val="32"/>
+          <w:lang w:val="en-US"/>
+        </w:rPr>
+        <w:t>?</w:t>
+      </w:r>
+    </w:p>
+    <w:p>
+      <w:pPr>
+        <w:pStyle w:val="ListParagraph"/>
+        <w:rPr>
+          <w:lang w:val="en-US"/>
+        </w:rPr>
+      </w:pPr>
+      <w:r>
+        <w:rPr>
+          <w:lang w:val="en-US"/>
+        </w:rPr>
+        <w:t xml:space="preserve">select </w:t>
+      </w:r>
+      <w:proofErr w:type="spellStart"/>
+      <w:r>
+        <w:rPr>
+          <w:lang w:val="en-US"/>
+        </w:rPr>
+        <w:t>job_title</w:t>
+      </w:r>
+      <w:proofErr w:type="spellEnd"/>
+      <w:r>
+        <w:rPr>
+          <w:lang w:val="en-US"/>
+        </w:rPr>
+        <w:t xml:space="preserve">, </w:t>
+      </w:r>
+      <w:proofErr w:type="gramStart"/>
+      <w:r>
+        <w:rPr>
+          <w:lang w:val="en-US"/>
+        </w:rPr>
+        <w:t>count(</w:t>
+      </w:r>
+      <w:proofErr w:type="gramEnd"/>
+      <w:r>
+        <w:rPr>
+          <w:lang w:val="en-US"/>
+        </w:rPr>
+        <w:t xml:space="preserve">*) as </w:t>
+      </w:r>
+      <w:proofErr w:type="spellStart"/>
+      <w:r>
+        <w:rPr>
+          <w:lang w:val="en-US"/>
+        </w:rPr>
+        <w:t>No_of_Jobs</w:t>
+      </w:r>
+      <w:proofErr w:type="spellEnd"/>
+      <w:r>
+        <w:rPr>
+          <w:lang w:val="en-US"/>
+        </w:rPr>
+        <w:t xml:space="preserve"> from jobs group by </w:t>
+      </w:r>
+      <w:proofErr w:type="spellStart"/>
+      <w:r>
+        <w:rPr>
+          <w:lang w:val="en-US"/>
+        </w:rPr>
+        <w:t>job_title</w:t>
+      </w:r>
+      <w:proofErr w:type="spellEnd"/>
+      <w:r>
+        <w:rPr>
+          <w:lang w:val="en-US"/>
+        </w:rPr>
+        <w:t>;</w:t>
+      </w:r>
+    </w:p>
+    <w:p>
+      <w:pPr>
+        <w:pStyle w:val="ListParagraph"/>
+        <w:rPr>
+          <w:lang w:val="en-US"/>
+        </w:rPr>
+      </w:pPr>
     </w:p>
     <w:p>
       <w:pPr>
@@ -142,43 +285,151 @@
           <w:numId w:val="6"/>
         </w:numPr>
         <w:rPr>
-          <w:lang w:val="en-US"/>
-        </w:rPr>
-      </w:pPr>
-      <w:r>
-        <w:rPr>
-          <w:lang w:val="en-US"/>
-        </w:rPr>
-        <w:t>Top 5 jobs as per jobs_title? / Most Common Job Title</w:t>
-      </w:r>
-    </w:p>
-    <w:p>
-      <w:pPr>
-        <w:pStyle w:val="ListParagraph"/>
-        <w:rPr>
-          <w:lang w:val="en-US"/>
-        </w:rPr>
-      </w:pPr>
-      <w:r>
-        <w:rPr>
-          <w:lang w:val="en-US"/>
-        </w:rPr>
-        <w:t xml:space="preserve">select job_title, count(*) as No_of_Jobs from jobs </w:t>
-      </w:r>
-    </w:p>
-    <w:p>
-      <w:pPr>
-        <w:pStyle w:val="ListParagraph"/>
-        <w:rPr>
-          <w:lang w:val="en-US"/>
-        </w:rPr>
-      </w:pPr>
-      <w:r>
-        <w:rPr>
-          <w:lang w:val="en-US"/>
-        </w:rPr>
-        <w:t>group by job_title order by No_of_Jobs desc limit 5 ;</w:t>
-      </w:r>
+          <w:sz w:val="32"/>
+          <w:szCs w:val="32"/>
+          <w:lang w:val="en-US"/>
+        </w:rPr>
+      </w:pPr>
+      <w:r>
+        <w:rPr>
+          <w:sz w:val="32"/>
+          <w:szCs w:val="32"/>
+          <w:lang w:val="en-US"/>
+        </w:rPr>
+        <w:t xml:space="preserve">Top 5 jobs as per </w:t>
+      </w:r>
+      <w:proofErr w:type="spellStart"/>
+      <w:r>
+        <w:rPr>
+          <w:sz w:val="32"/>
+          <w:szCs w:val="32"/>
+          <w:lang w:val="en-US"/>
+        </w:rPr>
+        <w:t>jobs_title</w:t>
+      </w:r>
+      <w:proofErr w:type="spellEnd"/>
+      <w:r>
+        <w:rPr>
+          <w:sz w:val="32"/>
+          <w:szCs w:val="32"/>
+          <w:lang w:val="en-US"/>
+        </w:rPr>
+        <w:t>? / Most Common Job Title</w:t>
+      </w:r>
+    </w:p>
+    <w:p>
+      <w:pPr>
+        <w:pStyle w:val="ListParagraph"/>
+        <w:rPr>
+          <w:lang w:val="en-US"/>
+        </w:rPr>
+      </w:pPr>
+      <w:r>
+        <w:rPr>
+          <w:lang w:val="en-US"/>
+        </w:rPr>
+        <w:t xml:space="preserve">select </w:t>
+      </w:r>
+      <w:proofErr w:type="spellStart"/>
+      <w:r>
+        <w:rPr>
+          <w:lang w:val="en-US"/>
+        </w:rPr>
+        <w:t>job_title</w:t>
+      </w:r>
+      <w:proofErr w:type="spellEnd"/>
+      <w:r>
+        <w:rPr>
+          <w:lang w:val="en-US"/>
+        </w:rPr>
+        <w:t xml:space="preserve">, </w:t>
+      </w:r>
+      <w:proofErr w:type="gramStart"/>
+      <w:r>
+        <w:rPr>
+          <w:lang w:val="en-US"/>
+        </w:rPr>
+        <w:t>count(</w:t>
+      </w:r>
+      <w:proofErr w:type="gramEnd"/>
+      <w:r>
+        <w:rPr>
+          <w:lang w:val="en-US"/>
+        </w:rPr>
+        <w:t xml:space="preserve">*) as </w:t>
+      </w:r>
+      <w:proofErr w:type="spellStart"/>
+      <w:r>
+        <w:rPr>
+          <w:lang w:val="en-US"/>
+        </w:rPr>
+        <w:t>No_of_Jobs</w:t>
+      </w:r>
+      <w:proofErr w:type="spellEnd"/>
+      <w:r>
+        <w:rPr>
+          <w:lang w:val="en-US"/>
+        </w:rPr>
+        <w:t xml:space="preserve"> from jobs </w:t>
+      </w:r>
+    </w:p>
+    <w:p>
+      <w:pPr>
+        <w:pStyle w:val="ListParagraph"/>
+        <w:rPr>
+          <w:lang w:val="en-US"/>
+        </w:rPr>
+      </w:pPr>
+      <w:r>
+        <w:rPr>
+          <w:lang w:val="en-US"/>
+        </w:rPr>
+        <w:t xml:space="preserve">group by </w:t>
+      </w:r>
+      <w:proofErr w:type="spellStart"/>
+      <w:r>
+        <w:rPr>
+          <w:lang w:val="en-US"/>
+        </w:rPr>
+        <w:t>job_title</w:t>
+      </w:r>
+      <w:proofErr w:type="spellEnd"/>
+      <w:r>
+        <w:rPr>
+          <w:lang w:val="en-US"/>
+        </w:rPr>
+        <w:t xml:space="preserve"> order by </w:t>
+      </w:r>
+      <w:proofErr w:type="spellStart"/>
+      <w:r>
+        <w:rPr>
+          <w:lang w:val="en-US"/>
+        </w:rPr>
+        <w:t>No_of_Jobs</w:t>
+      </w:r>
+      <w:proofErr w:type="spellEnd"/>
+      <w:r>
+        <w:rPr>
+          <w:lang w:val="en-US"/>
+        </w:rPr>
+        <w:t xml:space="preserve"> desc limit </w:t>
+      </w:r>
+      <w:proofErr w:type="gramStart"/>
+      <w:r>
+        <w:rPr>
+          <w:lang w:val="en-US"/>
+        </w:rPr>
+        <w:t>5 ;</w:t>
+      </w:r>
+      <w:proofErr w:type="gramEnd"/>
+    </w:p>
+    <w:p>
+      <w:pPr>
+        <w:pStyle w:val="ListParagraph"/>
+        <w:rPr>
+          <w:lang w:val="en-US"/>
+        </w:rPr>
+      </w:pPr>
     </w:p>
     <w:p>
       <w:pPr>
@@ -187,8 +438,16 @@
           <w:ilvl w:val="0"/>
           <w:numId w:val="6"/>
         </w:numPr>
-      </w:pPr>
-      <w:r>
+        <w:rPr>
+          <w:sz w:val="32"/>
+          <w:szCs w:val="32"/>
+        </w:rPr>
+      </w:pPr>
+      <w:r>
+        <w:rPr>
+          <w:sz w:val="32"/>
+          <w:szCs w:val="32"/>
+        </w:rPr>
         <w:t>What is the average salary?</w:t>
       </w:r>
     </w:p>
@@ -197,16 +456,82 @@
         <w:pStyle w:val="ListParagraph"/>
       </w:pPr>
       <w:r>
-        <w:t xml:space="preserve">select job_title,round(avg(salary_usd_annual),2) as Average_Salary </w:t>
-      </w:r>
-    </w:p>
-    <w:p>
-      <w:pPr>
-        <w:pStyle w:val="ListParagraph"/>
-      </w:pPr>
-      <w:r>
-        <w:t>from jobs group by job_title order by Average_Salary desc;</w:t>
-      </w:r>
+        <w:t xml:space="preserve">select </w:t>
+      </w:r>
+      <w:proofErr w:type="spellStart"/>
+      <w:r>
+        <w:t>job_</w:t>
+      </w:r>
+      <w:proofErr w:type="gramStart"/>
+      <w:r>
+        <w:t>title,round</w:t>
+      </w:r>
+      <w:proofErr w:type="spellEnd"/>
+      <w:proofErr w:type="gramEnd"/>
+      <w:r>
+        <w:t>(</w:t>
+      </w:r>
+      <w:proofErr w:type="spellStart"/>
+      <w:r>
+        <w:t>avg</w:t>
+      </w:r>
+      <w:proofErr w:type="spellEnd"/>
+      <w:r>
+        <w:t>(</w:t>
+      </w:r>
+      <w:proofErr w:type="spellStart"/>
+      <w:r>
+        <w:t>salary_usd_annual</w:t>
+      </w:r>
+      <w:proofErr w:type="spellEnd"/>
+      <w:r>
+        <w:t xml:space="preserve">),2) as </w:t>
+      </w:r>
+      <w:proofErr w:type="spellStart"/>
+      <w:r>
+        <w:t>Average_Salary</w:t>
+      </w:r>
+      <w:proofErr w:type="spellEnd"/>
+      <w:r>
+        <w:t xml:space="preserve"> </w:t>
+      </w:r>
+    </w:p>
+    <w:p>
+      <w:pPr>
+        <w:pStyle w:val="ListParagraph"/>
+      </w:pPr>
+      <w:r>
+        <w:t xml:space="preserve">from jobs group by </w:t>
+      </w:r>
+      <w:proofErr w:type="spellStart"/>
+      <w:r>
+        <w:t>job_title</w:t>
+      </w:r>
+      <w:proofErr w:type="spellEnd"/>
+      <w:r>
+        <w:t xml:space="preserve"> order by </w:t>
+      </w:r>
+      <w:proofErr w:type="spellStart"/>
+      <w:r>
+        <w:t>Average_Salary</w:t>
+      </w:r>
+      <w:proofErr w:type="spellEnd"/>
+      <w:r>
+        <w:t xml:space="preserve"> </w:t>
+      </w:r>
+      <w:proofErr w:type="spellStart"/>
+      <w:r>
+        <w:t>desc</w:t>
+      </w:r>
+      <w:proofErr w:type="spellEnd"/>
+      <w:r>
+        <w:t>;</w:t>
+      </w:r>
+    </w:p>
+    <w:p>
+      <w:pPr>
+        <w:pStyle w:val="ListParagraph"/>
+      </w:pPr>
     </w:p>
     <w:p>
       <w:pPr>
@@ -216,11 +541,15 @@
           <w:numId w:val="6"/>
         </w:numPr>
         <w:rPr>
-          <w:lang w:val="en-US"/>
-        </w:rPr>
-      </w:pPr>
-      <w:r>
-        <w:rPr>
+          <w:sz w:val="32"/>
+          <w:szCs w:val="32"/>
+          <w:lang w:val="en-US"/>
+        </w:rPr>
+      </w:pPr>
+      <w:r>
+        <w:rPr>
+          <w:sz w:val="32"/>
+          <w:szCs w:val="32"/>
           <w:lang w:val="en-US"/>
         </w:rPr>
         <w:t>What is the average experience requirement?</w:t>
@@ -237,22 +566,122 @@
         <w:rPr>
           <w:lang w:val="en-US"/>
         </w:rPr>
-        <w:t xml:space="preserve">select job_title,round(avg(years_experience_min),2) as Average_Experience </w:t>
-      </w:r>
-    </w:p>
-    <w:p>
-      <w:pPr>
-        <w:pStyle w:val="ListParagraph"/>
-        <w:rPr>
-          <w:lang w:val="en-US"/>
-        </w:rPr>
-      </w:pPr>
-      <w:r>
-        <w:rPr>
-          <w:lang w:val="en-US"/>
-        </w:rPr>
-        <w:t>from jobs group by job_title order by Average_Experience asc;</w:t>
-      </w:r>
+        <w:t xml:space="preserve">select </w:t>
+      </w:r>
+      <w:proofErr w:type="spellStart"/>
+      <w:r>
+        <w:rPr>
+          <w:lang w:val="en-US"/>
+        </w:rPr>
+        <w:t>job_</w:t>
+      </w:r>
+      <w:proofErr w:type="gramStart"/>
+      <w:r>
+        <w:rPr>
+          <w:lang w:val="en-US"/>
+        </w:rPr>
+        <w:t>title,round</w:t>
+      </w:r>
+      <w:proofErr w:type="spellEnd"/>
+      <w:proofErr w:type="gramEnd"/>
+      <w:r>
+        <w:rPr>
+          <w:lang w:val="en-US"/>
+        </w:rPr>
+        <w:t>(avg(</w:t>
+      </w:r>
+      <w:proofErr w:type="spellStart"/>
+      <w:r>
+        <w:rPr>
+          <w:lang w:val="en-US"/>
+        </w:rPr>
+        <w:t>years_experience_min</w:t>
+      </w:r>
+      <w:proofErr w:type="spellEnd"/>
+      <w:r>
+        <w:rPr>
+          <w:lang w:val="en-US"/>
+        </w:rPr>
+        <w:t xml:space="preserve">),2) as </w:t>
+      </w:r>
+      <w:proofErr w:type="spellStart"/>
+      <w:r>
+        <w:rPr>
+          <w:lang w:val="en-US"/>
+        </w:rPr>
+        <w:t>Average_Experience</w:t>
+      </w:r>
+      <w:proofErr w:type="spellEnd"/>
+      <w:r>
+        <w:rPr>
+          <w:lang w:val="en-US"/>
+        </w:rPr>
+        <w:t xml:space="preserve"> </w:t>
+      </w:r>
+    </w:p>
+    <w:p>
+      <w:pPr>
+        <w:pStyle w:val="ListParagraph"/>
+        <w:rPr>
+          <w:lang w:val="en-US"/>
+        </w:rPr>
+      </w:pPr>
+      <w:r>
+        <w:rPr>
+          <w:lang w:val="en-US"/>
+        </w:rPr>
+        <w:t xml:space="preserve">from jobs group by </w:t>
+      </w:r>
+      <w:proofErr w:type="spellStart"/>
+      <w:r>
+        <w:rPr>
+          <w:lang w:val="en-US"/>
+        </w:rPr>
+        <w:t>job_title</w:t>
+      </w:r>
+      <w:proofErr w:type="spellEnd"/>
+      <w:r>
+        <w:rPr>
+          <w:lang w:val="en-US"/>
+        </w:rPr>
+        <w:t xml:space="preserve"> order by </w:t>
+      </w:r>
+      <w:proofErr w:type="spellStart"/>
+      <w:r>
+        <w:rPr>
+          <w:lang w:val="en-US"/>
+        </w:rPr>
+        <w:t>Average_Experience</w:t>
+      </w:r>
+      <w:proofErr w:type="spellEnd"/>
+      <w:r>
+        <w:rPr>
+          <w:lang w:val="en-US"/>
+        </w:rPr>
+        <w:t xml:space="preserve"> </w:t>
+      </w:r>
+      <w:proofErr w:type="spellStart"/>
+      <w:r>
+        <w:rPr>
+          <w:lang w:val="en-US"/>
+        </w:rPr>
+        <w:t>asc</w:t>
+      </w:r>
+      <w:proofErr w:type="spellEnd"/>
+      <w:r>
+        <w:rPr>
+          <w:lang w:val="en-US"/>
+        </w:rPr>
+        <w:t>;</w:t>
+      </w:r>
+    </w:p>
+    <w:p>
+      <w:pPr>
+        <w:pStyle w:val="ListParagraph"/>
+        <w:rPr>
+          <w:lang w:val="en-US"/>
+        </w:rPr>
+      </w:pPr>
     </w:p>
     <w:p>
       <w:pPr>
@@ -262,11 +691,15 @@
           <w:numId w:val="6"/>
         </w:numPr>
         <w:rPr>
-          <w:lang w:val="en-US"/>
-        </w:rPr>
-      </w:pPr>
-      <w:r>
-        <w:rPr>
+          <w:sz w:val="32"/>
+          <w:szCs w:val="32"/>
+          <w:lang w:val="en-US"/>
+        </w:rPr>
+      </w:pPr>
+      <w:r>
+        <w:rPr>
+          <w:sz w:val="32"/>
+          <w:szCs w:val="32"/>
           <w:lang w:val="en-US"/>
         </w:rPr>
         <w:t>How many jobs are remote/hybrid/on-site?</w:t>
@@ -283,22 +716,94 @@
         <w:rPr>
           <w:lang w:val="en-US"/>
         </w:rPr>
-        <w:t>select remote_type,count(*)as No_of_Jobs from jobs</w:t>
-      </w:r>
-    </w:p>
-    <w:p>
-      <w:pPr>
-        <w:pStyle w:val="ListParagraph"/>
-        <w:rPr>
-          <w:lang w:val="en-US"/>
-        </w:rPr>
-      </w:pPr>
-      <w:r>
-        <w:rPr>
-          <w:lang w:val="en-US"/>
-        </w:rPr>
-        <w:t>group by remote_type;</w:t>
-      </w:r>
+        <w:t xml:space="preserve">select </w:t>
+      </w:r>
+      <w:proofErr w:type="spellStart"/>
+      <w:r>
+        <w:rPr>
+          <w:lang w:val="en-US"/>
+        </w:rPr>
+        <w:t>remote_</w:t>
+      </w:r>
+      <w:proofErr w:type="gramStart"/>
+      <w:r>
+        <w:rPr>
+          <w:lang w:val="en-US"/>
+        </w:rPr>
+        <w:t>type,count</w:t>
+      </w:r>
+      <w:proofErr w:type="spellEnd"/>
+      <w:proofErr w:type="gramEnd"/>
+      <w:r>
+        <w:rPr>
+          <w:lang w:val="en-US"/>
+        </w:rPr>
+        <w:t>(</w:t>
+      </w:r>
+      <w:proofErr w:type="gramStart"/>
+      <w:r>
+        <w:rPr>
+          <w:lang w:val="en-US"/>
+        </w:rPr>
+        <w:t>*)as</w:t>
+      </w:r>
+      <w:proofErr w:type="gramEnd"/>
+      <w:r>
+        <w:rPr>
+          <w:lang w:val="en-US"/>
+        </w:rPr>
+        <w:t xml:space="preserve"> </w:t>
+      </w:r>
+      <w:proofErr w:type="spellStart"/>
+      <w:r>
+        <w:rPr>
+          <w:lang w:val="en-US"/>
+        </w:rPr>
+        <w:t>No_of_Jobs</w:t>
+      </w:r>
+      <w:proofErr w:type="spellEnd"/>
+      <w:r>
+        <w:rPr>
+          <w:lang w:val="en-US"/>
+        </w:rPr>
+        <w:t xml:space="preserve"> from jobs</w:t>
+      </w:r>
+    </w:p>
+    <w:p>
+      <w:pPr>
+        <w:pStyle w:val="ListParagraph"/>
+        <w:rPr>
+          <w:lang w:val="en-US"/>
+        </w:rPr>
+      </w:pPr>
+      <w:r>
+        <w:rPr>
+          <w:lang w:val="en-US"/>
+        </w:rPr>
+        <w:t xml:space="preserve">group by </w:t>
+      </w:r>
+      <w:proofErr w:type="spellStart"/>
+      <w:r>
+        <w:rPr>
+          <w:lang w:val="en-US"/>
+        </w:rPr>
+        <w:t>remote_type</w:t>
+      </w:r>
+      <w:proofErr w:type="spellEnd"/>
+      <w:r>
+        <w:rPr>
+          <w:lang w:val="en-US"/>
+        </w:rPr>
+        <w:t>;</w:t>
+      </w:r>
+    </w:p>
+    <w:p>
+      <w:pPr>
+        <w:pStyle w:val="ListParagraph"/>
+        <w:rPr>
+          <w:lang w:val="en-US"/>
+        </w:rPr>
+      </w:pPr>
     </w:p>
     <w:p>
       <w:pPr>
@@ -308,11 +813,15 @@
           <w:numId w:val="6"/>
         </w:numPr>
         <w:rPr>
-          <w:lang w:val="en-US"/>
-        </w:rPr>
-      </w:pPr>
-      <w:r>
-        <w:rPr>
+          <w:sz w:val="32"/>
+          <w:szCs w:val="32"/>
+          <w:lang w:val="en-US"/>
+        </w:rPr>
+      </w:pPr>
+      <w:r>
+        <w:rPr>
+          <w:sz w:val="32"/>
+          <w:szCs w:val="32"/>
           <w:lang w:val="en-US"/>
         </w:rPr>
         <w:t>Average salary</w:t>
@@ -329,8 +838,30 @@
         <w:rPr>
           <w:lang w:val="en-US"/>
         </w:rPr>
-        <w:t>select round(avg(salary_usd_annual),2) from jobs;</w:t>
-      </w:r>
+        <w:t>select round(avg(</w:t>
+      </w:r>
+      <w:proofErr w:type="spellStart"/>
+      <w:r>
+        <w:rPr>
+          <w:lang w:val="en-US"/>
+        </w:rPr>
+        <w:t>salary_usd_annual</w:t>
+      </w:r>
+      <w:proofErr w:type="spellEnd"/>
+      <w:r>
+        <w:rPr>
+          <w:lang w:val="en-US"/>
+        </w:rPr>
+        <w:t>),2) from jobs;</w:t>
+      </w:r>
+    </w:p>
+    <w:p>
+      <w:pPr>
+        <w:pStyle w:val="ListParagraph"/>
+        <w:rPr>
+          <w:lang w:val="en-US"/>
+        </w:rPr>
+      </w:pPr>
     </w:p>
     <w:p>
       <w:pPr>
@@ -340,11 +871,15 @@
           <w:numId w:val="6"/>
         </w:numPr>
         <w:rPr>
-          <w:lang w:val="en-US"/>
-        </w:rPr>
-      </w:pPr>
-      <w:r>
-        <w:rPr>
+          <w:sz w:val="32"/>
+          <w:szCs w:val="32"/>
+          <w:lang w:val="en-US"/>
+        </w:rPr>
+      </w:pPr>
+      <w:r>
+        <w:rPr>
+          <w:sz w:val="32"/>
+          <w:szCs w:val="32"/>
           <w:lang w:val="en-US"/>
         </w:rPr>
         <w:t>Median salary</w:t>
@@ -361,36 +896,206 @@
         <w:rPr>
           <w:lang w:val="en-US"/>
         </w:rPr>
-        <w:t>with ranked as(</w:t>
-      </w:r>
-    </w:p>
-    <w:p>
-      <w:pPr>
-        <w:pStyle w:val="ListParagraph"/>
-        <w:rPr>
-          <w:lang w:val="en-US"/>
-        </w:rPr>
-      </w:pPr>
-      <w:r>
-        <w:rPr>
-          <w:lang w:val="en-US"/>
-        </w:rPr>
-        <w:t>select salary_usd_annual, row_number() over(order by salary_usd_annual) as sort, count(*) over() as total from jobs)</w:t>
-      </w:r>
-    </w:p>
-    <w:p>
-      <w:pPr>
-        <w:pStyle w:val="ListParagraph"/>
-        <w:rPr>
-          <w:lang w:val="en-US"/>
-        </w:rPr>
-      </w:pPr>
-      <w:r>
-        <w:rPr>
-          <w:lang w:val="en-US"/>
-        </w:rPr>
-        <w:t>select round(avg(salary_usd_annual),2)as median_salary from ranked where sort in(floor((total+1)/2),ceil((total+1)/2));</w:t>
-      </w:r>
+        <w:t xml:space="preserve">with ranked </w:t>
+      </w:r>
+      <w:proofErr w:type="gramStart"/>
+      <w:r>
+        <w:rPr>
+          <w:lang w:val="en-US"/>
+        </w:rPr>
+        <w:t>as(</w:t>
+      </w:r>
+      <w:proofErr w:type="gramEnd"/>
+    </w:p>
+    <w:p>
+      <w:pPr>
+        <w:pStyle w:val="ListParagraph"/>
+        <w:rPr>
+          <w:lang w:val="en-US"/>
+        </w:rPr>
+      </w:pPr>
+      <w:r>
+        <w:rPr>
+          <w:lang w:val="en-US"/>
+        </w:rPr>
+        <w:t xml:space="preserve">select </w:t>
+      </w:r>
+      <w:proofErr w:type="spellStart"/>
+      <w:r>
+        <w:rPr>
+          <w:lang w:val="en-US"/>
+        </w:rPr>
+        <w:t>salary_usd_annual</w:t>
+      </w:r>
+      <w:proofErr w:type="spellEnd"/>
+      <w:r>
+        <w:rPr>
+          <w:lang w:val="en-US"/>
+        </w:rPr>
+        <w:t xml:space="preserve">, </w:t>
+      </w:r>
+      <w:proofErr w:type="spellStart"/>
+      <w:r>
+        <w:rPr>
+          <w:lang w:val="en-US"/>
+        </w:rPr>
+        <w:t>row_</w:t>
+      </w:r>
+      <w:proofErr w:type="gramStart"/>
+      <w:r>
+        <w:rPr>
+          <w:lang w:val="en-US"/>
+        </w:rPr>
+        <w:t>number</w:t>
+      </w:r>
+      <w:proofErr w:type="spellEnd"/>
+      <w:r>
+        <w:rPr>
+          <w:lang w:val="en-US"/>
+        </w:rPr>
+        <w:t>(</w:t>
+      </w:r>
+      <w:proofErr w:type="gramEnd"/>
+      <w:r>
+        <w:rPr>
+          <w:lang w:val="en-US"/>
+        </w:rPr>
+        <w:t xml:space="preserve">) </w:t>
+      </w:r>
+      <w:proofErr w:type="gramStart"/>
+      <w:r>
+        <w:rPr>
+          <w:lang w:val="en-US"/>
+        </w:rPr>
+        <w:t>over(</w:t>
+      </w:r>
+      <w:proofErr w:type="gramEnd"/>
+      <w:r>
+        <w:rPr>
+          <w:lang w:val="en-US"/>
+        </w:rPr>
+        <w:t xml:space="preserve">order by </w:t>
+      </w:r>
+      <w:proofErr w:type="spellStart"/>
+      <w:r>
+        <w:rPr>
+          <w:lang w:val="en-US"/>
+        </w:rPr>
+        <w:t>salary_usd_annual</w:t>
+      </w:r>
+      <w:proofErr w:type="spellEnd"/>
+      <w:r>
+        <w:rPr>
+          <w:lang w:val="en-US"/>
+        </w:rPr>
+        <w:t xml:space="preserve">) as sort, </w:t>
+      </w:r>
+      <w:proofErr w:type="gramStart"/>
+      <w:r>
+        <w:rPr>
+          <w:lang w:val="en-US"/>
+        </w:rPr>
+        <w:t>count(</w:t>
+      </w:r>
+      <w:proofErr w:type="gramEnd"/>
+      <w:r>
+        <w:rPr>
+          <w:lang w:val="en-US"/>
+        </w:rPr>
+        <w:t xml:space="preserve">*) </w:t>
+      </w:r>
+      <w:proofErr w:type="gramStart"/>
+      <w:r>
+        <w:rPr>
+          <w:lang w:val="en-US"/>
+        </w:rPr>
+        <w:t>over(</w:t>
+      </w:r>
+      <w:proofErr w:type="gramEnd"/>
+      <w:r>
+        <w:rPr>
+          <w:lang w:val="en-US"/>
+        </w:rPr>
+        <w:t>) as total from jobs)</w:t>
+      </w:r>
+    </w:p>
+    <w:p>
+      <w:pPr>
+        <w:pStyle w:val="ListParagraph"/>
+        <w:rPr>
+          <w:lang w:val="en-US"/>
+        </w:rPr>
+      </w:pPr>
+      <w:r>
+        <w:rPr>
+          <w:lang w:val="en-US"/>
+        </w:rPr>
+        <w:t>select round(avg(</w:t>
+      </w:r>
+      <w:proofErr w:type="spellStart"/>
+      <w:r>
+        <w:rPr>
+          <w:lang w:val="en-US"/>
+        </w:rPr>
+        <w:t>salary_usd_annual</w:t>
+      </w:r>
+      <w:proofErr w:type="spellEnd"/>
+      <w:r>
+        <w:rPr>
+          <w:lang w:val="en-US"/>
+        </w:rPr>
+        <w:t>),</w:t>
+      </w:r>
+      <w:proofErr w:type="gramStart"/>
+      <w:r>
+        <w:rPr>
+          <w:lang w:val="en-US"/>
+        </w:rPr>
+        <w:t>2)as</w:t>
+      </w:r>
+      <w:proofErr w:type="gramEnd"/>
+      <w:r>
+        <w:rPr>
+          <w:lang w:val="en-US"/>
+        </w:rPr>
+        <w:t xml:space="preserve"> </w:t>
+      </w:r>
+      <w:proofErr w:type="spellStart"/>
+      <w:r>
+        <w:rPr>
+          <w:lang w:val="en-US"/>
+        </w:rPr>
+        <w:t>median_salary</w:t>
+      </w:r>
+      <w:proofErr w:type="spellEnd"/>
+      <w:r>
+        <w:rPr>
+          <w:lang w:val="en-US"/>
+        </w:rPr>
+        <w:t xml:space="preserve"> from ranked where sort in(floor((total+1)/2</w:t>
+      </w:r>
+      <w:proofErr w:type="gramStart"/>
+      <w:r>
+        <w:rPr>
+          <w:lang w:val="en-US"/>
+        </w:rPr>
+        <w:t>),ceil</w:t>
+      </w:r>
+      <w:proofErr w:type="gramEnd"/>
+      <w:r>
+        <w:rPr>
+          <w:lang w:val="en-US"/>
+        </w:rPr>
+        <w:t>((total+1)/2));</w:t>
+      </w:r>
+    </w:p>
+    <w:p>
+      <w:pPr>
+        <w:pStyle w:val="ListParagraph"/>
+        <w:rPr>
+          <w:lang w:val="en-US"/>
+        </w:rPr>
+      </w:pPr>
     </w:p>
     <w:p>
       <w:pPr>
@@ -399,12 +1104,18 @@
           <w:ilvl w:val="0"/>
           <w:numId w:val="6"/>
         </w:numPr>
-        <w:rPr>
-          <w:lang w:val="en-US"/>
-        </w:rPr>
-      </w:pPr>
-      <w:r>
-        <w:rPr>
+        <w:spacing w:before="100" w:beforeAutospacing="1" w:after="0"/>
+        <w:ind w:left="700"/>
+        <w:rPr>
+          <w:sz w:val="32"/>
+          <w:szCs w:val="32"/>
+          <w:lang w:val="en-US"/>
+        </w:rPr>
+      </w:pPr>
+      <w:r>
+        <w:rPr>
+          <w:sz w:val="32"/>
+          <w:szCs w:val="32"/>
           <w:lang w:val="en-US"/>
         </w:rPr>
         <w:t>Highest-paying jobs</w:t>
@@ -421,21 +1132,147 @@
         <w:rPr>
           <w:lang w:val="en-US"/>
         </w:rPr>
-        <w:t>select job_id,job_title,company,sector,salary_usd_annual from jobs</w:t>
-      </w:r>
-    </w:p>
-    <w:p>
-      <w:pPr>
-        <w:pStyle w:val="ListParagraph"/>
-        <w:rPr>
-          <w:lang w:val="en-US"/>
-        </w:rPr>
-      </w:pPr>
-      <w:r>
-        <w:rPr>
-          <w:lang w:val="en-US"/>
-        </w:rPr>
-        <w:t>where salary_usd_annual =(select max(salary_usd_annual)as highest_salary from jobs);</w:t>
+        <w:t xml:space="preserve">select </w:t>
+      </w:r>
+      <w:proofErr w:type="spellStart"/>
+      <w:r>
+        <w:rPr>
+          <w:lang w:val="en-US"/>
+        </w:rPr>
+        <w:t>job_</w:t>
+      </w:r>
+      <w:proofErr w:type="gramStart"/>
+      <w:r>
+        <w:rPr>
+          <w:lang w:val="en-US"/>
+        </w:rPr>
+        <w:t>id,job</w:t>
+      </w:r>
+      <w:proofErr w:type="gramEnd"/>
+      <w:r>
+        <w:rPr>
+          <w:lang w:val="en-US"/>
+        </w:rPr>
+        <w:t>_</w:t>
+      </w:r>
+      <w:proofErr w:type="gramStart"/>
+      <w:r>
+        <w:rPr>
+          <w:lang w:val="en-US"/>
+        </w:rPr>
+        <w:t>title,company</w:t>
+      </w:r>
+      <w:proofErr w:type="gramEnd"/>
+      <w:r>
+        <w:rPr>
+          <w:lang w:val="en-US"/>
+        </w:rPr>
+        <w:t>,</w:t>
+      </w:r>
+      <w:proofErr w:type="gramStart"/>
+      <w:r>
+        <w:rPr>
+          <w:lang w:val="en-US"/>
+        </w:rPr>
+        <w:t>sector,salary</w:t>
+      </w:r>
+      <w:proofErr w:type="gramEnd"/>
+      <w:r>
+        <w:rPr>
+          <w:lang w:val="en-US"/>
+        </w:rPr>
+        <w:t>_usd_annual</w:t>
+      </w:r>
+      <w:proofErr w:type="spellEnd"/>
+      <w:r>
+        <w:rPr>
+          <w:lang w:val="en-US"/>
+        </w:rPr>
+        <w:t xml:space="preserve"> from jobs</w:t>
+      </w:r>
+    </w:p>
+    <w:p>
+      <w:pPr>
+        <w:pStyle w:val="ListParagraph"/>
+        <w:rPr>
+          <w:lang w:val="en-US"/>
+        </w:rPr>
+      </w:pPr>
+      <w:r>
+        <w:rPr>
+          <w:lang w:val="en-US"/>
+        </w:rPr>
+        <w:t xml:space="preserve">where </w:t>
+      </w:r>
+      <w:proofErr w:type="spellStart"/>
+      <w:r>
+        <w:rPr>
+          <w:lang w:val="en-US"/>
+        </w:rPr>
+        <w:t>salary_usd_annual</w:t>
+      </w:r>
+      <w:proofErr w:type="spellEnd"/>
+      <w:r>
+        <w:rPr>
+          <w:lang w:val="en-US"/>
+        </w:rPr>
+        <w:t xml:space="preserve"> </w:t>
+      </w:r>
+      <w:proofErr w:type="gramStart"/>
+      <w:r>
+        <w:rPr>
+          <w:lang w:val="en-US"/>
+        </w:rPr>
+        <w:t>=(</w:t>
+      </w:r>
+      <w:proofErr w:type="gramEnd"/>
+      <w:r>
+        <w:rPr>
+          <w:lang w:val="en-US"/>
+        </w:rPr>
+        <w:t>select max(</w:t>
+      </w:r>
+      <w:proofErr w:type="spellStart"/>
+      <w:r>
+        <w:rPr>
+          <w:lang w:val="en-US"/>
+        </w:rPr>
+        <w:t>salary_usd_</w:t>
+      </w:r>
+      <w:proofErr w:type="gramStart"/>
+      <w:r>
+        <w:rPr>
+          <w:lang w:val="en-US"/>
+        </w:rPr>
+        <w:t>annual</w:t>
+      </w:r>
+      <w:proofErr w:type="spellEnd"/>
+      <w:r>
+        <w:rPr>
+          <w:lang w:val="en-US"/>
+        </w:rPr>
+        <w:t>)as</w:t>
+      </w:r>
+      <w:proofErr w:type="gramEnd"/>
+      <w:r>
+        <w:rPr>
+          <w:lang w:val="en-US"/>
+        </w:rPr>
+        <w:t xml:space="preserve"> </w:t>
+      </w:r>
+      <w:proofErr w:type="spellStart"/>
+      <w:r>
+        <w:rPr>
+          <w:lang w:val="en-US"/>
+        </w:rPr>
+        <w:t>highest_salary</w:t>
+      </w:r>
+      <w:proofErr w:type="spellEnd"/>
+      <w:r>
+        <w:rPr>
+          <w:lang w:val="en-US"/>
+        </w:rPr>
+        <w:t xml:space="preserve"> from jobs);</w:t>
       </w:r>
     </w:p>
     <w:p>
@@ -464,22 +1301,100 @@
         <w:rPr>
           <w:lang w:val="en-US"/>
         </w:rPr>
-        <w:t xml:space="preserve">select job_id,job_title,company,sector,salary_usd_annual from jobs </w:t>
-      </w:r>
-    </w:p>
-    <w:p>
-      <w:pPr>
-        <w:pStyle w:val="ListParagraph"/>
-        <w:rPr>
-          <w:lang w:val="en-US"/>
-        </w:rPr>
-      </w:pPr>
-      <w:r>
-        <w:rPr>
-          <w:lang w:val="en-US"/>
-        </w:rPr>
-        <w:t>order by salary_usd_annual desc limit 1;</w:t>
-      </w:r>
+        <w:t xml:space="preserve">select </w:t>
+      </w:r>
+      <w:proofErr w:type="spellStart"/>
+      <w:r>
+        <w:rPr>
+          <w:lang w:val="en-US"/>
+        </w:rPr>
+        <w:t>job_</w:t>
+      </w:r>
+      <w:proofErr w:type="gramStart"/>
+      <w:r>
+        <w:rPr>
+          <w:lang w:val="en-US"/>
+        </w:rPr>
+        <w:t>id,job</w:t>
+      </w:r>
+      <w:proofErr w:type="gramEnd"/>
+      <w:r>
+        <w:rPr>
+          <w:lang w:val="en-US"/>
+        </w:rPr>
+        <w:t>_</w:t>
+      </w:r>
+      <w:proofErr w:type="gramStart"/>
+      <w:r>
+        <w:rPr>
+          <w:lang w:val="en-US"/>
+        </w:rPr>
+        <w:t>title,company</w:t>
+      </w:r>
+      <w:proofErr w:type="gramEnd"/>
+      <w:r>
+        <w:rPr>
+          <w:lang w:val="en-US"/>
+        </w:rPr>
+        <w:t>,</w:t>
+      </w:r>
+      <w:proofErr w:type="gramStart"/>
+      <w:r>
+        <w:rPr>
+          <w:lang w:val="en-US"/>
+        </w:rPr>
+        <w:t>sector,salary</w:t>
+      </w:r>
+      <w:proofErr w:type="gramEnd"/>
+      <w:r>
+        <w:rPr>
+          <w:lang w:val="en-US"/>
+        </w:rPr>
+        <w:t>_usd_annual</w:t>
+      </w:r>
+      <w:proofErr w:type="spellEnd"/>
+      <w:r>
+        <w:rPr>
+          <w:lang w:val="en-US"/>
+        </w:rPr>
+        <w:t xml:space="preserve"> from jobs </w:t>
+      </w:r>
+    </w:p>
+    <w:p>
+      <w:pPr>
+        <w:pStyle w:val="ListParagraph"/>
+        <w:rPr>
+          <w:lang w:val="en-US"/>
+        </w:rPr>
+      </w:pPr>
+      <w:r>
+        <w:rPr>
+          <w:lang w:val="en-US"/>
+        </w:rPr>
+        <w:t xml:space="preserve">order by </w:t>
+      </w:r>
+      <w:proofErr w:type="spellStart"/>
+      <w:r>
+        <w:rPr>
+          <w:lang w:val="en-US"/>
+        </w:rPr>
+        <w:t>salary_usd_annual</w:t>
+      </w:r>
+      <w:proofErr w:type="spellEnd"/>
+      <w:r>
+        <w:rPr>
+          <w:lang w:val="en-US"/>
+        </w:rPr>
+        <w:t xml:space="preserve"> desc limit 1;</w:t>
+      </w:r>
+    </w:p>
+    <w:p>
+      <w:pPr>
+        <w:pStyle w:val="ListParagraph"/>
+        <w:rPr>
+          <w:lang w:val="en-US"/>
+        </w:rPr>
+      </w:pPr>
     </w:p>
     <w:p>
       <w:pPr>
@@ -489,17 +1404,22 @@
           <w:numId w:val="6"/>
         </w:numPr>
         <w:rPr>
-          <w:lang w:val="en-US"/>
-        </w:rPr>
-      </w:pPr>
-      <w:r>
-        <w:rPr>
-          <w:lang w:val="en-US"/>
-        </w:rPr>
+          <w:sz w:val="32"/>
+          <w:szCs w:val="32"/>
+          <w:lang w:val="en-US"/>
+        </w:rPr>
+      </w:pPr>
+      <w:r>
+        <w:rPr>
+          <w:lang w:val="en-US"/>
+        </w:rPr>
+        <w:lastRenderedPageBreak/>
         <w:t xml:space="preserve"> </w:t>
       </w:r>
       <w:r>
         <w:rPr>
+          <w:sz w:val="32"/>
+          <w:szCs w:val="32"/>
           <w:lang w:val="en-US"/>
         </w:rPr>
         <w:t>Salary by country</w:t>
@@ -516,50 +1436,203 @@
         <w:rPr>
           <w:lang w:val="en-US"/>
         </w:rPr>
-        <w:t>select country, avg(salary_usd_annual)as average_salary_usd,</w:t>
-      </w:r>
-    </w:p>
-    <w:p>
-      <w:pPr>
-        <w:pStyle w:val="ListParagraph"/>
-        <w:rPr>
-          <w:lang w:val="en-US"/>
-        </w:rPr>
-      </w:pPr>
-      <w:r>
-        <w:rPr>
-          <w:lang w:val="en-US"/>
-        </w:rPr>
-        <w:lastRenderedPageBreak/>
-        <w:t>max(salary_usd_annual)as highest_salary_usd,</w:t>
-      </w:r>
-    </w:p>
-    <w:p>
-      <w:pPr>
-        <w:pStyle w:val="ListParagraph"/>
-        <w:rPr>
-          <w:lang w:val="en-US"/>
-        </w:rPr>
-      </w:pPr>
-      <w:r>
-        <w:rPr>
-          <w:lang w:val="en-US"/>
-        </w:rPr>
-        <w:t>min(salary_usd_annual) as min_salary_usd,</w:t>
-      </w:r>
-    </w:p>
-    <w:p>
-      <w:pPr>
-        <w:pStyle w:val="ListParagraph"/>
-        <w:rPr>
-          <w:lang w:val="en-US"/>
-        </w:rPr>
-      </w:pPr>
-      <w:r>
-        <w:rPr>
-          <w:lang w:val="en-US"/>
-        </w:rPr>
-        <w:t>count(salary_usd_annual)as total_vacancy from jobs group by country order by country;</w:t>
+        <w:t>select country, avg(</w:t>
+      </w:r>
+      <w:proofErr w:type="spellStart"/>
+      <w:r>
+        <w:rPr>
+          <w:lang w:val="en-US"/>
+        </w:rPr>
+        <w:t>salary_usd_</w:t>
+      </w:r>
+      <w:proofErr w:type="gramStart"/>
+      <w:r>
+        <w:rPr>
+          <w:lang w:val="en-US"/>
+        </w:rPr>
+        <w:t>annual</w:t>
+      </w:r>
+      <w:proofErr w:type="spellEnd"/>
+      <w:r>
+        <w:rPr>
+          <w:lang w:val="en-US"/>
+        </w:rPr>
+        <w:t>)as</w:t>
+      </w:r>
+      <w:proofErr w:type="gramEnd"/>
+      <w:r>
+        <w:rPr>
+          <w:lang w:val="en-US"/>
+        </w:rPr>
+        <w:t xml:space="preserve"> </w:t>
+      </w:r>
+      <w:proofErr w:type="spellStart"/>
+      <w:r>
+        <w:rPr>
+          <w:lang w:val="en-US"/>
+        </w:rPr>
+        <w:t>average_salary_usd</w:t>
+      </w:r>
+      <w:proofErr w:type="spellEnd"/>
+      <w:r>
+        <w:rPr>
+          <w:lang w:val="en-US"/>
+        </w:rPr>
+        <w:t>,</w:t>
+      </w:r>
+    </w:p>
+    <w:p>
+      <w:pPr>
+        <w:pStyle w:val="ListParagraph"/>
+        <w:rPr>
+          <w:lang w:val="en-US"/>
+        </w:rPr>
+      </w:pPr>
+      <w:r>
+        <w:rPr>
+          <w:lang w:val="en-US"/>
+        </w:rPr>
+        <w:t>max(</w:t>
+      </w:r>
+      <w:proofErr w:type="spellStart"/>
+      <w:r>
+        <w:rPr>
+          <w:lang w:val="en-US"/>
+        </w:rPr>
+        <w:t>salary_usd_</w:t>
+      </w:r>
+      <w:proofErr w:type="gramStart"/>
+      <w:r>
+        <w:rPr>
+          <w:lang w:val="en-US"/>
+        </w:rPr>
+        <w:t>annual</w:t>
+      </w:r>
+      <w:proofErr w:type="spellEnd"/>
+      <w:r>
+        <w:rPr>
+          <w:lang w:val="en-US"/>
+        </w:rPr>
+        <w:t>)as</w:t>
+      </w:r>
+      <w:proofErr w:type="gramEnd"/>
+      <w:r>
+        <w:rPr>
+          <w:lang w:val="en-US"/>
+        </w:rPr>
+        <w:t xml:space="preserve"> </w:t>
+      </w:r>
+      <w:proofErr w:type="spellStart"/>
+      <w:r>
+        <w:rPr>
+          <w:lang w:val="en-US"/>
+        </w:rPr>
+        <w:t>highest_salary_usd</w:t>
+      </w:r>
+      <w:proofErr w:type="spellEnd"/>
+      <w:r>
+        <w:rPr>
+          <w:lang w:val="en-US"/>
+        </w:rPr>
+        <w:t>,</w:t>
+      </w:r>
+    </w:p>
+    <w:p>
+      <w:pPr>
+        <w:pStyle w:val="ListParagraph"/>
+        <w:rPr>
+          <w:lang w:val="en-US"/>
+        </w:rPr>
+      </w:pPr>
+      <w:r>
+        <w:rPr>
+          <w:lang w:val="en-US"/>
+        </w:rPr>
+        <w:t>min(</w:t>
+      </w:r>
+      <w:proofErr w:type="spellStart"/>
+      <w:r>
+        <w:rPr>
+          <w:lang w:val="en-US"/>
+        </w:rPr>
+        <w:t>salary_usd_annual</w:t>
+      </w:r>
+      <w:proofErr w:type="spellEnd"/>
+      <w:r>
+        <w:rPr>
+          <w:lang w:val="en-US"/>
+        </w:rPr>
+        <w:t xml:space="preserve">) as </w:t>
+      </w:r>
+      <w:proofErr w:type="spellStart"/>
+      <w:r>
+        <w:rPr>
+          <w:lang w:val="en-US"/>
+        </w:rPr>
+        <w:t>min_salary_usd</w:t>
+      </w:r>
+      <w:proofErr w:type="spellEnd"/>
+      <w:r>
+        <w:rPr>
+          <w:lang w:val="en-US"/>
+        </w:rPr>
+        <w:t>,</w:t>
+      </w:r>
+    </w:p>
+    <w:p>
+      <w:pPr>
+        <w:pStyle w:val="ListParagraph"/>
+        <w:rPr>
+          <w:lang w:val="en-US"/>
+        </w:rPr>
+      </w:pPr>
+      <w:r>
+        <w:rPr>
+          <w:lang w:val="en-US"/>
+        </w:rPr>
+        <w:t>count(</w:t>
+      </w:r>
+      <w:proofErr w:type="spellStart"/>
+      <w:r>
+        <w:rPr>
+          <w:lang w:val="en-US"/>
+        </w:rPr>
+        <w:t>salary_usd_</w:t>
+      </w:r>
+      <w:proofErr w:type="gramStart"/>
+      <w:r>
+        <w:rPr>
+          <w:lang w:val="en-US"/>
+        </w:rPr>
+        <w:t>annual</w:t>
+      </w:r>
+      <w:proofErr w:type="spellEnd"/>
+      <w:r>
+        <w:rPr>
+          <w:lang w:val="en-US"/>
+        </w:rPr>
+        <w:t>)as</w:t>
+      </w:r>
+      <w:proofErr w:type="gramEnd"/>
+      <w:r>
+        <w:rPr>
+          <w:lang w:val="en-US"/>
+        </w:rPr>
+        <w:t xml:space="preserve"> </w:t>
+      </w:r>
+      <w:proofErr w:type="spellStart"/>
+      <w:r>
+        <w:rPr>
+          <w:lang w:val="en-US"/>
+        </w:rPr>
+        <w:t>total_vacancy</w:t>
+      </w:r>
+      <w:proofErr w:type="spellEnd"/>
+      <w:r>
+        <w:rPr>
+          <w:lang w:val="en-US"/>
+        </w:rPr>
+        <w:t xml:space="preserve"> from jobs group by country order by country;</w:t>
       </w:r>
     </w:p>
     <w:p>
@@ -578,6 +1651,8 @@
           <w:numId w:val="6"/>
         </w:numPr>
         <w:rPr>
+          <w:sz w:val="32"/>
+          <w:szCs w:val="32"/>
           <w:lang w:val="en-US"/>
         </w:rPr>
       </w:pPr>
@@ -589,71 +1664,173 @@
       </w:r>
       <w:r>
         <w:rPr>
-          <w:lang w:val="en-US"/>
-        </w:rPr>
-        <w:t>Salary by secto</w:t>
-      </w:r>
-      <w:r>
-        <w:rPr>
-          <w:lang w:val="en-US"/>
-        </w:rPr>
-        <w:t>r</w:t>
-      </w:r>
-    </w:p>
-    <w:p>
-      <w:pPr>
-        <w:pStyle w:val="ListParagraph"/>
-        <w:rPr>
-          <w:lang w:val="en-US"/>
-        </w:rPr>
-      </w:pPr>
-      <w:r>
-        <w:rPr>
-          <w:lang w:val="en-US"/>
-        </w:rPr>
-        <w:t>select sector, avg(salary_usd_annual) Avg_Salary_USD,</w:t>
-      </w:r>
-    </w:p>
-    <w:p>
-      <w:pPr>
-        <w:pStyle w:val="ListParagraph"/>
-        <w:rPr>
-          <w:lang w:val="en-US"/>
-        </w:rPr>
-      </w:pPr>
-      <w:r>
-        <w:rPr>
-          <w:lang w:val="en-US"/>
-        </w:rPr>
-        <w:t>max(salary_usd_annual) as Highest_Salary_USD,</w:t>
-      </w:r>
-    </w:p>
-    <w:p>
-      <w:pPr>
-        <w:pStyle w:val="ListParagraph"/>
-        <w:rPr>
-          <w:lang w:val="en-US"/>
-        </w:rPr>
-      </w:pPr>
-      <w:r>
-        <w:rPr>
-          <w:lang w:val="en-US"/>
-        </w:rPr>
-        <w:t>min(salary_usd_annual) as Lowest_Salary_USD,</w:t>
-      </w:r>
-    </w:p>
-    <w:p>
-      <w:pPr>
-        <w:pStyle w:val="ListParagraph"/>
-        <w:rPr>
-          <w:lang w:val="en-US"/>
-        </w:rPr>
-      </w:pPr>
-      <w:r>
-        <w:rPr>
-          <w:lang w:val="en-US"/>
-        </w:rPr>
-        <w:t>count(*) as No_of_Jobs from jobs group by sector order by sector;</w:t>
+          <w:sz w:val="32"/>
+          <w:szCs w:val="32"/>
+          <w:lang w:val="en-US"/>
+        </w:rPr>
+        <w:t>Salary by sector</w:t>
+      </w:r>
+    </w:p>
+    <w:p>
+      <w:pPr>
+        <w:pStyle w:val="ListParagraph"/>
+        <w:rPr>
+          <w:lang w:val="en-US"/>
+        </w:rPr>
+      </w:pPr>
+      <w:r>
+        <w:rPr>
+          <w:lang w:val="en-US"/>
+        </w:rPr>
+        <w:t>select sector, avg(</w:t>
+      </w:r>
+      <w:proofErr w:type="spellStart"/>
+      <w:r>
+        <w:rPr>
+          <w:lang w:val="en-US"/>
+        </w:rPr>
+        <w:t>salary_usd_annual</w:t>
+      </w:r>
+      <w:proofErr w:type="spellEnd"/>
+      <w:r>
+        <w:rPr>
+          <w:lang w:val="en-US"/>
+        </w:rPr>
+        <w:t xml:space="preserve">) </w:t>
+      </w:r>
+      <w:proofErr w:type="spellStart"/>
+      <w:r>
+        <w:rPr>
+          <w:lang w:val="en-US"/>
+        </w:rPr>
+        <w:t>Avg_Salary_USD</w:t>
+      </w:r>
+      <w:proofErr w:type="spellEnd"/>
+      <w:r>
+        <w:rPr>
+          <w:lang w:val="en-US"/>
+        </w:rPr>
+        <w:t>,</w:t>
+      </w:r>
+    </w:p>
+    <w:p>
+      <w:pPr>
+        <w:pStyle w:val="ListParagraph"/>
+        <w:rPr>
+          <w:lang w:val="en-US"/>
+        </w:rPr>
+      </w:pPr>
+      <w:r>
+        <w:rPr>
+          <w:lang w:val="en-US"/>
+        </w:rPr>
+        <w:t>max(</w:t>
+      </w:r>
+      <w:proofErr w:type="spellStart"/>
+      <w:r>
+        <w:rPr>
+          <w:lang w:val="en-US"/>
+        </w:rPr>
+        <w:t>salary_usd_annual</w:t>
+      </w:r>
+      <w:proofErr w:type="spellEnd"/>
+      <w:r>
+        <w:rPr>
+          <w:lang w:val="en-US"/>
+        </w:rPr>
+        <w:t xml:space="preserve">) as </w:t>
+      </w:r>
+      <w:proofErr w:type="spellStart"/>
+      <w:r>
+        <w:rPr>
+          <w:lang w:val="en-US"/>
+        </w:rPr>
+        <w:t>Highest_Salary_USD</w:t>
+      </w:r>
+      <w:proofErr w:type="spellEnd"/>
+      <w:r>
+        <w:rPr>
+          <w:lang w:val="en-US"/>
+        </w:rPr>
+        <w:t>,</w:t>
+      </w:r>
+    </w:p>
+    <w:p>
+      <w:pPr>
+        <w:pStyle w:val="ListParagraph"/>
+        <w:rPr>
+          <w:lang w:val="en-US"/>
+        </w:rPr>
+      </w:pPr>
+      <w:r>
+        <w:rPr>
+          <w:lang w:val="en-US"/>
+        </w:rPr>
+        <w:t>min(</w:t>
+      </w:r>
+      <w:proofErr w:type="spellStart"/>
+      <w:r>
+        <w:rPr>
+          <w:lang w:val="en-US"/>
+        </w:rPr>
+        <w:t>salary_usd_annual</w:t>
+      </w:r>
+      <w:proofErr w:type="spellEnd"/>
+      <w:r>
+        <w:rPr>
+          <w:lang w:val="en-US"/>
+        </w:rPr>
+        <w:t xml:space="preserve">) as </w:t>
+      </w:r>
+      <w:proofErr w:type="spellStart"/>
+      <w:r>
+        <w:rPr>
+          <w:lang w:val="en-US"/>
+        </w:rPr>
+        <w:t>Lowest_Salary_USD</w:t>
+      </w:r>
+      <w:proofErr w:type="spellEnd"/>
+      <w:r>
+        <w:rPr>
+          <w:lang w:val="en-US"/>
+        </w:rPr>
+        <w:t>,</w:t>
+      </w:r>
+    </w:p>
+    <w:p>
+      <w:pPr>
+        <w:pStyle w:val="ListParagraph"/>
+        <w:rPr>
+          <w:lang w:val="en-US"/>
+        </w:rPr>
+      </w:pPr>
+      <w:proofErr w:type="gramStart"/>
+      <w:r>
+        <w:rPr>
+          <w:lang w:val="en-US"/>
+        </w:rPr>
+        <w:t>count(</w:t>
+      </w:r>
+      <w:proofErr w:type="gramEnd"/>
+      <w:r>
+        <w:rPr>
+          <w:lang w:val="en-US"/>
+        </w:rPr>
+        <w:t xml:space="preserve">*) as </w:t>
+      </w:r>
+      <w:proofErr w:type="spellStart"/>
+      <w:r>
+        <w:rPr>
+          <w:lang w:val="en-US"/>
+        </w:rPr>
+        <w:t>No_of_Jobs</w:t>
+      </w:r>
+      <w:proofErr w:type="spellEnd"/>
+      <w:r>
+        <w:rPr>
+          <w:lang w:val="en-US"/>
+        </w:rPr>
+        <w:t xml:space="preserve"> from jobs group by sector order by sector;</w:t>
       </w:r>
     </w:p>
     <w:p>
@@ -672,6 +1849,8 @@
           <w:numId w:val="6"/>
         </w:numPr>
         <w:rPr>
+          <w:sz w:val="32"/>
+          <w:szCs w:val="32"/>
           <w:lang w:val="en-US"/>
         </w:rPr>
       </w:pPr>
@@ -683,6 +1862,8 @@
       </w:r>
       <w:r>
         <w:rPr>
+          <w:sz w:val="32"/>
+          <w:szCs w:val="32"/>
           <w:lang w:val="en-US"/>
         </w:rPr>
         <w:t>Salary by experience</w:t>
@@ -699,49 +1880,205 @@
         <w:rPr>
           <w:lang w:val="en-US"/>
         </w:rPr>
-        <w:t>select experience_level,round(avg(salary_usd_annual),2) as Avg_Salary_USD,</w:t>
-      </w:r>
-    </w:p>
-    <w:p>
-      <w:pPr>
-        <w:pStyle w:val="ListParagraph"/>
-        <w:rPr>
-          <w:lang w:val="en-US"/>
-        </w:rPr>
-      </w:pPr>
-      <w:r>
-        <w:rPr>
-          <w:lang w:val="en-US"/>
-        </w:rPr>
-        <w:t>max(salary_usd_annual) as Higest_Salary_USD,</w:t>
-      </w:r>
-    </w:p>
-    <w:p>
-      <w:pPr>
-        <w:pStyle w:val="ListParagraph"/>
-        <w:rPr>
-          <w:lang w:val="en-US"/>
-        </w:rPr>
-      </w:pPr>
-      <w:r>
-        <w:rPr>
-          <w:lang w:val="en-US"/>
-        </w:rPr>
-        <w:t>min(salary_usd_annual) as Lowest_Salary_USD,</w:t>
-      </w:r>
-    </w:p>
-    <w:p>
-      <w:pPr>
-        <w:pStyle w:val="ListParagraph"/>
-        <w:rPr>
-          <w:lang w:val="en-US"/>
-        </w:rPr>
-      </w:pPr>
-      <w:r>
-        <w:rPr>
-          <w:lang w:val="en-US"/>
-        </w:rPr>
-        <w:t>count(*) as Total_Jobs from jobs group by experience_level order by experience_level;</w:t>
+        <w:t xml:space="preserve">select </w:t>
+      </w:r>
+      <w:proofErr w:type="spellStart"/>
+      <w:r>
+        <w:rPr>
+          <w:lang w:val="en-US"/>
+        </w:rPr>
+        <w:t>experience_</w:t>
+      </w:r>
+      <w:proofErr w:type="gramStart"/>
+      <w:r>
+        <w:rPr>
+          <w:lang w:val="en-US"/>
+        </w:rPr>
+        <w:t>level,round</w:t>
+      </w:r>
+      <w:proofErr w:type="spellEnd"/>
+      <w:proofErr w:type="gramEnd"/>
+      <w:r>
+        <w:rPr>
+          <w:lang w:val="en-US"/>
+        </w:rPr>
+        <w:t>(avg(</w:t>
+      </w:r>
+      <w:proofErr w:type="spellStart"/>
+      <w:r>
+        <w:rPr>
+          <w:lang w:val="en-US"/>
+        </w:rPr>
+        <w:t>salary_usd_annual</w:t>
+      </w:r>
+      <w:proofErr w:type="spellEnd"/>
+      <w:r>
+        <w:rPr>
+          <w:lang w:val="en-US"/>
+        </w:rPr>
+        <w:t xml:space="preserve">),2) as </w:t>
+      </w:r>
+      <w:proofErr w:type="spellStart"/>
+      <w:r>
+        <w:rPr>
+          <w:lang w:val="en-US"/>
+        </w:rPr>
+        <w:t>Avg_Salary_USD</w:t>
+      </w:r>
+      <w:proofErr w:type="spellEnd"/>
+      <w:r>
+        <w:rPr>
+          <w:lang w:val="en-US"/>
+        </w:rPr>
+        <w:t>,</w:t>
+      </w:r>
+    </w:p>
+    <w:p>
+      <w:pPr>
+        <w:pStyle w:val="ListParagraph"/>
+        <w:rPr>
+          <w:lang w:val="en-US"/>
+        </w:rPr>
+      </w:pPr>
+      <w:r>
+        <w:rPr>
+          <w:lang w:val="en-US"/>
+        </w:rPr>
+        <w:t>max(</w:t>
+      </w:r>
+      <w:proofErr w:type="spellStart"/>
+      <w:r>
+        <w:rPr>
+          <w:lang w:val="en-US"/>
+        </w:rPr>
+        <w:t>salary_usd_annual</w:t>
+      </w:r>
+      <w:proofErr w:type="spellEnd"/>
+      <w:r>
+        <w:rPr>
+          <w:lang w:val="en-US"/>
+        </w:rPr>
+        <w:t xml:space="preserve">) as </w:t>
+      </w:r>
+      <w:proofErr w:type="spellStart"/>
+      <w:r>
+        <w:rPr>
+          <w:lang w:val="en-US"/>
+        </w:rPr>
+        <w:t>Higest_Salary_USD</w:t>
+      </w:r>
+      <w:proofErr w:type="spellEnd"/>
+      <w:r>
+        <w:rPr>
+          <w:lang w:val="en-US"/>
+        </w:rPr>
+        <w:t>,</w:t>
+      </w:r>
+    </w:p>
+    <w:p>
+      <w:pPr>
+        <w:pStyle w:val="ListParagraph"/>
+        <w:rPr>
+          <w:lang w:val="en-US"/>
+        </w:rPr>
+      </w:pPr>
+      <w:r>
+        <w:rPr>
+          <w:lang w:val="en-US"/>
+        </w:rPr>
+        <w:t>min(</w:t>
+      </w:r>
+      <w:proofErr w:type="spellStart"/>
+      <w:r>
+        <w:rPr>
+          <w:lang w:val="en-US"/>
+        </w:rPr>
+        <w:t>salary_usd_annual</w:t>
+      </w:r>
+      <w:proofErr w:type="spellEnd"/>
+      <w:r>
+        <w:rPr>
+          <w:lang w:val="en-US"/>
+        </w:rPr>
+        <w:t xml:space="preserve">) as </w:t>
+      </w:r>
+      <w:proofErr w:type="spellStart"/>
+      <w:r>
+        <w:rPr>
+          <w:lang w:val="en-US"/>
+        </w:rPr>
+        <w:t>Lowest_Salary_USD</w:t>
+      </w:r>
+      <w:proofErr w:type="spellEnd"/>
+      <w:r>
+        <w:rPr>
+          <w:lang w:val="en-US"/>
+        </w:rPr>
+        <w:t>,</w:t>
+      </w:r>
+    </w:p>
+    <w:p>
+      <w:pPr>
+        <w:pStyle w:val="ListParagraph"/>
+        <w:rPr>
+          <w:lang w:val="en-US"/>
+        </w:rPr>
+      </w:pPr>
+      <w:proofErr w:type="gramStart"/>
+      <w:r>
+        <w:rPr>
+          <w:lang w:val="en-US"/>
+        </w:rPr>
+        <w:t>count(</w:t>
+      </w:r>
+      <w:proofErr w:type="gramEnd"/>
+      <w:r>
+        <w:rPr>
+          <w:lang w:val="en-US"/>
+        </w:rPr>
+        <w:t xml:space="preserve">*) as </w:t>
+      </w:r>
+      <w:proofErr w:type="spellStart"/>
+      <w:r>
+        <w:rPr>
+          <w:lang w:val="en-US"/>
+        </w:rPr>
+        <w:t>Total_Jobs</w:t>
+      </w:r>
+      <w:proofErr w:type="spellEnd"/>
+      <w:r>
+        <w:rPr>
+          <w:lang w:val="en-US"/>
+        </w:rPr>
+        <w:t xml:space="preserve"> from jobs group by </w:t>
+      </w:r>
+      <w:proofErr w:type="spellStart"/>
+      <w:r>
+        <w:rPr>
+          <w:lang w:val="en-US"/>
+        </w:rPr>
+        <w:t>experience_level</w:t>
+      </w:r>
+      <w:proofErr w:type="spellEnd"/>
+      <w:r>
+        <w:rPr>
+          <w:lang w:val="en-US"/>
+        </w:rPr>
+        <w:t xml:space="preserve"> order by </w:t>
+      </w:r>
+      <w:proofErr w:type="spellStart"/>
+      <w:r>
+        <w:rPr>
+          <w:lang w:val="en-US"/>
+        </w:rPr>
+        <w:t>experience_level</w:t>
+      </w:r>
+      <w:proofErr w:type="spellEnd"/>
+      <w:r>
+        <w:rPr>
+          <w:lang w:val="en-US"/>
+        </w:rPr>
+        <w:t>;</w:t>
       </w:r>
     </w:p>
     <w:p>
@@ -760,6 +2097,8 @@
           <w:numId w:val="6"/>
         </w:numPr>
         <w:rPr>
+          <w:sz w:val="32"/>
+          <w:szCs w:val="32"/>
           <w:lang w:val="en-US"/>
         </w:rPr>
       </w:pPr>
@@ -771,71 +2110,223 @@
       </w:r>
       <w:r>
         <w:rPr>
-          <w:lang w:val="en-US"/>
-        </w:rPr>
-        <w:t xml:space="preserve">Salary by </w:t>
-      </w:r>
-      <w:r>
-        <w:rPr>
-          <w:lang w:val="en-US"/>
-        </w:rPr>
-        <w:t>work mode</w:t>
-      </w:r>
-    </w:p>
-    <w:p>
-      <w:pPr>
-        <w:pStyle w:val="ListParagraph"/>
-        <w:rPr>
-          <w:lang w:val="en-US"/>
-        </w:rPr>
-      </w:pPr>
-      <w:r>
-        <w:rPr>
-          <w:lang w:val="en-US"/>
-        </w:rPr>
-        <w:t>select remote_type,round(avg(salary_usd_annual),2) as Avg_Salary_USD,</w:t>
-      </w:r>
-    </w:p>
-    <w:p>
-      <w:pPr>
-        <w:pStyle w:val="ListParagraph"/>
-        <w:rPr>
-          <w:lang w:val="en-US"/>
-        </w:rPr>
-      </w:pPr>
-      <w:r>
-        <w:rPr>
-          <w:lang w:val="en-US"/>
-        </w:rPr>
-        <w:t>max(salary_usd_annual) as Higest_Salary_USD,</w:t>
-      </w:r>
-    </w:p>
-    <w:p>
-      <w:pPr>
-        <w:pStyle w:val="ListParagraph"/>
-        <w:rPr>
-          <w:lang w:val="en-US"/>
-        </w:rPr>
-      </w:pPr>
-      <w:r>
-        <w:rPr>
-          <w:lang w:val="en-US"/>
-        </w:rPr>
-        <w:t>min(salary_usd_annual) as Lowest_Salary_USD,</w:t>
-      </w:r>
-    </w:p>
-    <w:p>
-      <w:pPr>
-        <w:pStyle w:val="ListParagraph"/>
-        <w:rPr>
-          <w:lang w:val="en-US"/>
-        </w:rPr>
-      </w:pPr>
-      <w:r>
-        <w:rPr>
-          <w:lang w:val="en-US"/>
-        </w:rPr>
-        <w:t>count(*) as Total_Jobs from jobs group by remote_type order by remote_type;</w:t>
+          <w:sz w:val="32"/>
+          <w:szCs w:val="32"/>
+          <w:lang w:val="en-US"/>
+        </w:rPr>
+        <w:t>Salary by work mode</w:t>
+      </w:r>
+    </w:p>
+    <w:p>
+      <w:pPr>
+        <w:pStyle w:val="ListParagraph"/>
+        <w:rPr>
+          <w:lang w:val="en-US"/>
+        </w:rPr>
+      </w:pPr>
+      <w:r>
+        <w:rPr>
+          <w:lang w:val="en-US"/>
+        </w:rPr>
+        <w:t xml:space="preserve">select </w:t>
+      </w:r>
+      <w:proofErr w:type="spellStart"/>
+      <w:r>
+        <w:rPr>
+          <w:lang w:val="en-US"/>
+        </w:rPr>
+        <w:t>remote_</w:t>
+      </w:r>
+      <w:proofErr w:type="gramStart"/>
+      <w:r>
+        <w:rPr>
+          <w:lang w:val="en-US"/>
+        </w:rPr>
+        <w:t>type,round</w:t>
+      </w:r>
+      <w:proofErr w:type="spellEnd"/>
+      <w:proofErr w:type="gramEnd"/>
+      <w:r>
+        <w:rPr>
+          <w:lang w:val="en-US"/>
+        </w:rPr>
+        <w:t>(avg(</w:t>
+      </w:r>
+      <w:proofErr w:type="spellStart"/>
+      <w:r>
+        <w:rPr>
+          <w:lang w:val="en-US"/>
+        </w:rPr>
+        <w:t>salary_usd_annual</w:t>
+      </w:r>
+      <w:proofErr w:type="spellEnd"/>
+      <w:r>
+        <w:rPr>
+          <w:lang w:val="en-US"/>
+        </w:rPr>
+        <w:t xml:space="preserve">),2) as </w:t>
+      </w:r>
+      <w:proofErr w:type="spellStart"/>
+      <w:r>
+        <w:rPr>
+          <w:lang w:val="en-US"/>
+        </w:rPr>
+        <w:t>Avg_Salary_USD</w:t>
+      </w:r>
+      <w:proofErr w:type="spellEnd"/>
+      <w:r>
+        <w:rPr>
+          <w:lang w:val="en-US"/>
+        </w:rPr>
+        <w:t>,</w:t>
+      </w:r>
+    </w:p>
+    <w:p>
+      <w:pPr>
+        <w:pStyle w:val="ListParagraph"/>
+        <w:rPr>
+          <w:lang w:val="en-US"/>
+        </w:rPr>
+      </w:pPr>
+      <w:r>
+        <w:rPr>
+          <w:lang w:val="en-US"/>
+        </w:rPr>
+        <w:t>max(</w:t>
+      </w:r>
+      <w:proofErr w:type="spellStart"/>
+      <w:r>
+        <w:rPr>
+          <w:lang w:val="en-US"/>
+        </w:rPr>
+        <w:t>salary_usd_annual</w:t>
+      </w:r>
+      <w:proofErr w:type="spellEnd"/>
+      <w:r>
+        <w:rPr>
+          <w:lang w:val="en-US"/>
+        </w:rPr>
+        <w:t xml:space="preserve">) as </w:t>
+      </w:r>
+      <w:proofErr w:type="spellStart"/>
+      <w:r>
+        <w:rPr>
+          <w:lang w:val="en-US"/>
+        </w:rPr>
+        <w:t>Higest_Salary_USD</w:t>
+      </w:r>
+      <w:proofErr w:type="spellEnd"/>
+      <w:r>
+        <w:rPr>
+          <w:lang w:val="en-US"/>
+        </w:rPr>
+        <w:t>,</w:t>
+      </w:r>
+    </w:p>
+    <w:p>
+      <w:pPr>
+        <w:pStyle w:val="ListParagraph"/>
+        <w:rPr>
+          <w:lang w:val="en-US"/>
+        </w:rPr>
+      </w:pPr>
+      <w:r>
+        <w:rPr>
+          <w:lang w:val="en-US"/>
+        </w:rPr>
+        <w:t>min(</w:t>
+      </w:r>
+      <w:proofErr w:type="spellStart"/>
+      <w:r>
+        <w:rPr>
+          <w:lang w:val="en-US"/>
+        </w:rPr>
+        <w:t>salary_usd_annual</w:t>
+      </w:r>
+      <w:proofErr w:type="spellEnd"/>
+      <w:r>
+        <w:rPr>
+          <w:lang w:val="en-US"/>
+        </w:rPr>
+        <w:t xml:space="preserve">) as </w:t>
+      </w:r>
+      <w:proofErr w:type="spellStart"/>
+      <w:r>
+        <w:rPr>
+          <w:lang w:val="en-US"/>
+        </w:rPr>
+        <w:t>Lowest_Salary_USD</w:t>
+      </w:r>
+      <w:proofErr w:type="spellEnd"/>
+      <w:r>
+        <w:rPr>
+          <w:lang w:val="en-US"/>
+        </w:rPr>
+        <w:t>,</w:t>
+      </w:r>
+    </w:p>
+    <w:p>
+      <w:pPr>
+        <w:pStyle w:val="ListParagraph"/>
+        <w:rPr>
+          <w:lang w:val="en-US"/>
+        </w:rPr>
+      </w:pPr>
+      <w:proofErr w:type="gramStart"/>
+      <w:r>
+        <w:rPr>
+          <w:lang w:val="en-US"/>
+        </w:rPr>
+        <w:t>count(</w:t>
+      </w:r>
+      <w:proofErr w:type="gramEnd"/>
+      <w:r>
+        <w:rPr>
+          <w:lang w:val="en-US"/>
+        </w:rPr>
+        <w:t xml:space="preserve">*) as </w:t>
+      </w:r>
+      <w:proofErr w:type="spellStart"/>
+      <w:r>
+        <w:rPr>
+          <w:lang w:val="en-US"/>
+        </w:rPr>
+        <w:t>Total_Jobs</w:t>
+      </w:r>
+      <w:proofErr w:type="spellEnd"/>
+      <w:r>
+        <w:rPr>
+          <w:lang w:val="en-US"/>
+        </w:rPr>
+        <w:t xml:space="preserve"> from jobs group by </w:t>
+      </w:r>
+      <w:proofErr w:type="spellStart"/>
+      <w:r>
+        <w:rPr>
+          <w:lang w:val="en-US"/>
+        </w:rPr>
+        <w:t>remote_type</w:t>
+      </w:r>
+      <w:proofErr w:type="spellEnd"/>
+      <w:r>
+        <w:rPr>
+          <w:lang w:val="en-US"/>
+        </w:rPr>
+        <w:t xml:space="preserve"> order by </w:t>
+      </w:r>
+      <w:proofErr w:type="spellStart"/>
+      <w:r>
+        <w:rPr>
+          <w:lang w:val="en-US"/>
+        </w:rPr>
+        <w:t>remote_type</w:t>
+      </w:r>
+      <w:proofErr w:type="spellEnd"/>
+      <w:r>
+        <w:rPr>
+          <w:lang w:val="en-US"/>
+        </w:rPr>
+        <w:t>;</w:t>
       </w:r>
     </w:p>
     <w:p>
@@ -854,6 +2345,8 @@
           <w:numId w:val="6"/>
         </w:numPr>
         <w:rPr>
+          <w:sz w:val="32"/>
+          <w:szCs w:val="32"/>
           <w:lang w:val="en-US"/>
         </w:rPr>
       </w:pPr>
@@ -865,6 +2358,8 @@
       </w:r>
       <w:r>
         <w:rPr>
+          <w:sz w:val="32"/>
+          <w:szCs w:val="32"/>
           <w:lang w:val="en-US"/>
         </w:rPr>
         <w:t>Salary by company size</w:t>
@@ -881,63 +2376,181 @@
         <w:rPr>
           <w:lang w:val="en-US"/>
         </w:rPr>
-        <w:t>select company, avg(salary_usd_annual) as Avg_Salary_USD,</w:t>
-      </w:r>
-    </w:p>
-    <w:p>
-      <w:pPr>
-        <w:pStyle w:val="ListParagraph"/>
-        <w:rPr>
-          <w:lang w:val="en-US"/>
-        </w:rPr>
-      </w:pPr>
-      <w:r>
-        <w:rPr>
-          <w:lang w:val="en-US"/>
-        </w:rPr>
-        <w:t>max(salary_usd_annual) as Highest_Salary_USD,</w:t>
-      </w:r>
-    </w:p>
-    <w:p>
-      <w:pPr>
-        <w:pStyle w:val="ListParagraph"/>
-        <w:rPr>
-          <w:lang w:val="en-US"/>
-        </w:rPr>
-      </w:pPr>
-      <w:r>
-        <w:rPr>
-          <w:lang w:val="en-US"/>
-        </w:rPr>
-        <w:t>min(salary_usd_annual) as Lowest_Salary_USD,</w:t>
-      </w:r>
-    </w:p>
-    <w:p>
-      <w:pPr>
-        <w:pStyle w:val="ListParagraph"/>
-        <w:rPr>
-          <w:lang w:val="en-US"/>
-        </w:rPr>
-      </w:pPr>
-      <w:r>
-        <w:rPr>
-          <w:lang w:val="en-US"/>
-        </w:rPr>
-        <w:t xml:space="preserve">count(*) as No_of_Jobs from jobs </w:t>
-      </w:r>
-    </w:p>
-    <w:p>
-      <w:pPr>
-        <w:pStyle w:val="ListParagraph"/>
-        <w:rPr>
-          <w:lang w:val="en-US"/>
-        </w:rPr>
-      </w:pPr>
-      <w:r>
-        <w:rPr>
-          <w:lang w:val="en-US"/>
-        </w:rPr>
-        <w:t>group by company order by company;</w:t>
+        <w:t>select company, avg(</w:t>
+      </w:r>
+      <w:proofErr w:type="spellStart"/>
+      <w:r>
+        <w:rPr>
+          <w:lang w:val="en-US"/>
+        </w:rPr>
+        <w:t>salary_usd_annual</w:t>
+      </w:r>
+      <w:proofErr w:type="spellEnd"/>
+      <w:r>
+        <w:rPr>
+          <w:lang w:val="en-US"/>
+        </w:rPr>
+        <w:t xml:space="preserve">) as </w:t>
+      </w:r>
+      <w:proofErr w:type="spellStart"/>
+      <w:r>
+        <w:rPr>
+          <w:lang w:val="en-US"/>
+        </w:rPr>
+        <w:t>Avg_Salary_USD</w:t>
+      </w:r>
+      <w:proofErr w:type="spellEnd"/>
+      <w:r>
+        <w:rPr>
+          <w:lang w:val="en-US"/>
+        </w:rPr>
+        <w:t>,</w:t>
+      </w:r>
+    </w:p>
+    <w:p>
+      <w:pPr>
+        <w:pStyle w:val="ListParagraph"/>
+        <w:rPr>
+          <w:lang w:val="en-US"/>
+        </w:rPr>
+      </w:pPr>
+      <w:r>
+        <w:rPr>
+          <w:lang w:val="en-US"/>
+        </w:rPr>
+        <w:t>max(</w:t>
+      </w:r>
+      <w:proofErr w:type="spellStart"/>
+      <w:r>
+        <w:rPr>
+          <w:lang w:val="en-US"/>
+        </w:rPr>
+        <w:t>salary_usd_annual</w:t>
+      </w:r>
+      <w:proofErr w:type="spellEnd"/>
+      <w:r>
+        <w:rPr>
+          <w:lang w:val="en-US"/>
+        </w:rPr>
+        <w:t xml:space="preserve">) as </w:t>
+      </w:r>
+      <w:proofErr w:type="spellStart"/>
+      <w:r>
+        <w:rPr>
+          <w:lang w:val="en-US"/>
+        </w:rPr>
+        <w:t>Highest_Salary_USD</w:t>
+      </w:r>
+      <w:proofErr w:type="spellEnd"/>
+      <w:r>
+        <w:rPr>
+          <w:lang w:val="en-US"/>
+        </w:rPr>
+        <w:t>,</w:t>
+      </w:r>
+    </w:p>
+    <w:p>
+      <w:pPr>
+        <w:pStyle w:val="ListParagraph"/>
+        <w:rPr>
+          <w:lang w:val="en-US"/>
+        </w:rPr>
+      </w:pPr>
+      <w:r>
+        <w:rPr>
+          <w:lang w:val="en-US"/>
+        </w:rPr>
+        <w:t>min(</w:t>
+      </w:r>
+      <w:proofErr w:type="spellStart"/>
+      <w:r>
+        <w:rPr>
+          <w:lang w:val="en-US"/>
+        </w:rPr>
+        <w:t>salary_usd_annual</w:t>
+      </w:r>
+      <w:proofErr w:type="spellEnd"/>
+      <w:r>
+        <w:rPr>
+          <w:lang w:val="en-US"/>
+        </w:rPr>
+        <w:t xml:space="preserve">) as </w:t>
+      </w:r>
+      <w:proofErr w:type="spellStart"/>
+      <w:r>
+        <w:rPr>
+          <w:lang w:val="en-US"/>
+        </w:rPr>
+        <w:t>Lowest_Salary_USD</w:t>
+      </w:r>
+      <w:proofErr w:type="spellEnd"/>
+      <w:r>
+        <w:rPr>
+          <w:lang w:val="en-US"/>
+        </w:rPr>
+        <w:t>,</w:t>
+      </w:r>
+    </w:p>
+    <w:p>
+      <w:pPr>
+        <w:pStyle w:val="ListParagraph"/>
+        <w:rPr>
+          <w:lang w:val="en-US"/>
+        </w:rPr>
+      </w:pPr>
+      <w:proofErr w:type="gramStart"/>
+      <w:r>
+        <w:rPr>
+          <w:lang w:val="en-US"/>
+        </w:rPr>
+        <w:t>count(</w:t>
+      </w:r>
+      <w:proofErr w:type="gramEnd"/>
+      <w:r>
+        <w:rPr>
+          <w:lang w:val="en-US"/>
+        </w:rPr>
+        <w:t xml:space="preserve">*) as </w:t>
+      </w:r>
+      <w:proofErr w:type="spellStart"/>
+      <w:r>
+        <w:rPr>
+          <w:lang w:val="en-US"/>
+        </w:rPr>
+        <w:t>No_of_Jobs</w:t>
+      </w:r>
+      <w:proofErr w:type="spellEnd"/>
+      <w:r>
+        <w:rPr>
+          <w:lang w:val="en-US"/>
+        </w:rPr>
+        <w:t xml:space="preserve"> from </w:t>
+      </w:r>
+      <w:proofErr w:type="gramStart"/>
+      <w:r>
+        <w:rPr>
+          <w:lang w:val="en-US"/>
+        </w:rPr>
+        <w:t xml:space="preserve">jobs </w:t>
+      </w:r>
+      <w:r>
+        <w:rPr>
+          <w:lang w:val="en-US"/>
+        </w:rPr>
+        <w:t xml:space="preserve"> </w:t>
+      </w:r>
+      <w:r>
+        <w:rPr>
+          <w:lang w:val="en-US"/>
+        </w:rPr>
+        <w:t>group</w:t>
+      </w:r>
+      <w:proofErr w:type="gramEnd"/>
+      <w:r>
+        <w:rPr>
+          <w:lang w:val="en-US"/>
+        </w:rPr>
+        <w:t xml:space="preserve"> by company order by company;</w:t>
       </w:r>
     </w:p>
     <w:p>
@@ -956,6 +2569,8 @@
           <w:numId w:val="6"/>
         </w:numPr>
         <w:rPr>
+          <w:sz w:val="32"/>
+          <w:szCs w:val="32"/>
           <w:lang w:val="en-US"/>
         </w:rPr>
       </w:pPr>
@@ -967,6 +2582,8 @@
       </w:r>
       <w:r>
         <w:rPr>
+          <w:sz w:val="32"/>
+          <w:szCs w:val="32"/>
           <w:lang w:val="en-US"/>
         </w:rPr>
         <w:t>Contract vs full-time salary</w:t>
@@ -983,7 +2600,21 @@
         <w:rPr>
           <w:lang w:val="en-US"/>
         </w:rPr>
-        <w:t xml:space="preserve">select is_contract, </w:t>
+        <w:t xml:space="preserve">select </w:t>
+      </w:r>
+      <w:proofErr w:type="spellStart"/>
+      <w:r>
+        <w:rPr>
+          <w:lang w:val="en-US"/>
+        </w:rPr>
+        <w:t>is_contract</w:t>
+      </w:r>
+      <w:proofErr w:type="spellEnd"/>
+      <w:r>
+        <w:rPr>
+          <w:lang w:val="en-US"/>
+        </w:rPr>
+        <w:t xml:space="preserve">, </w:t>
       </w:r>
       <w:r>
         <w:rPr>
@@ -995,7 +2626,21 @@
         <w:rPr>
           <w:lang w:val="en-US"/>
         </w:rPr>
-        <w:t>avg(salary_usd_annual)</w:t>
+        <w:t>avg(</w:t>
+      </w:r>
+      <w:proofErr w:type="spellStart"/>
+      <w:r>
+        <w:rPr>
+          <w:lang w:val="en-US"/>
+        </w:rPr>
+        <w:t>salary_usd_annual</w:t>
+      </w:r>
+      <w:proofErr w:type="spellEnd"/>
+      <w:r>
+        <w:rPr>
+          <w:lang w:val="en-US"/>
+        </w:rPr>
+        <w:t>)</w:t>
       </w:r>
       <w:r>
         <w:rPr>
@@ -1007,63 +2652,169 @@
         <w:rPr>
           <w:lang w:val="en-US"/>
         </w:rPr>
-        <w:t xml:space="preserve"> as Avg_Salary,</w:t>
-      </w:r>
-    </w:p>
-    <w:p>
-      <w:pPr>
-        <w:pStyle w:val="ListParagraph"/>
-        <w:rPr>
-          <w:lang w:val="en-US"/>
-        </w:rPr>
-      </w:pPr>
-      <w:r>
-        <w:rPr>
-          <w:lang w:val="en-US"/>
-        </w:rPr>
-        <w:t>max(salary_usd_annual) as Highest_Salary_USD,</w:t>
-      </w:r>
-    </w:p>
-    <w:p>
-      <w:pPr>
-        <w:pStyle w:val="ListParagraph"/>
-        <w:rPr>
-          <w:lang w:val="en-US"/>
-        </w:rPr>
-      </w:pPr>
-      <w:r>
-        <w:rPr>
-          <w:lang w:val="en-US"/>
-        </w:rPr>
-        <w:t>min(salary_usd_annual) as Lowest_salary_USD,</w:t>
-      </w:r>
-    </w:p>
-    <w:p>
-      <w:pPr>
-        <w:pStyle w:val="ListParagraph"/>
-        <w:rPr>
-          <w:lang w:val="en-US"/>
-        </w:rPr>
-      </w:pPr>
-      <w:r>
-        <w:rPr>
-          <w:lang w:val="en-US"/>
-        </w:rPr>
-        <w:t xml:space="preserve">count(*) as No_of_Jobs from jobs </w:t>
-      </w:r>
-    </w:p>
-    <w:p>
-      <w:pPr>
-        <w:pStyle w:val="ListParagraph"/>
-        <w:rPr>
-          <w:lang w:val="en-US"/>
-        </w:rPr>
-      </w:pPr>
-      <w:r>
-        <w:rPr>
-          <w:lang w:val="en-US"/>
-        </w:rPr>
-        <w:t>where is_contract in ("F</w:t>
+        <w:t xml:space="preserve"> as </w:t>
+      </w:r>
+      <w:proofErr w:type="spellStart"/>
+      <w:r>
+        <w:rPr>
+          <w:lang w:val="en-US"/>
+        </w:rPr>
+        <w:t>Avg_Salary</w:t>
+      </w:r>
+      <w:proofErr w:type="spellEnd"/>
+      <w:r>
+        <w:rPr>
+          <w:lang w:val="en-US"/>
+        </w:rPr>
+        <w:t>,</w:t>
+      </w:r>
+    </w:p>
+    <w:p>
+      <w:pPr>
+        <w:pStyle w:val="ListParagraph"/>
+        <w:rPr>
+          <w:lang w:val="en-US"/>
+        </w:rPr>
+      </w:pPr>
+      <w:r>
+        <w:rPr>
+          <w:lang w:val="en-US"/>
+        </w:rPr>
+        <w:t>max(</w:t>
+      </w:r>
+      <w:proofErr w:type="spellStart"/>
+      <w:r>
+        <w:rPr>
+          <w:lang w:val="en-US"/>
+        </w:rPr>
+        <w:t>salary_usd_annual</w:t>
+      </w:r>
+      <w:proofErr w:type="spellEnd"/>
+      <w:r>
+        <w:rPr>
+          <w:lang w:val="en-US"/>
+        </w:rPr>
+        <w:t xml:space="preserve">) as </w:t>
+      </w:r>
+      <w:proofErr w:type="spellStart"/>
+      <w:r>
+        <w:rPr>
+          <w:lang w:val="en-US"/>
+        </w:rPr>
+        <w:t>Highest_Salary_USD</w:t>
+      </w:r>
+      <w:proofErr w:type="spellEnd"/>
+      <w:r>
+        <w:rPr>
+          <w:lang w:val="en-US"/>
+        </w:rPr>
+        <w:t>,</w:t>
+      </w:r>
+    </w:p>
+    <w:p>
+      <w:pPr>
+        <w:pStyle w:val="ListParagraph"/>
+        <w:rPr>
+          <w:lang w:val="en-US"/>
+        </w:rPr>
+      </w:pPr>
+      <w:r>
+        <w:rPr>
+          <w:lang w:val="en-US"/>
+        </w:rPr>
+        <w:t>min(</w:t>
+      </w:r>
+      <w:proofErr w:type="spellStart"/>
+      <w:r>
+        <w:rPr>
+          <w:lang w:val="en-US"/>
+        </w:rPr>
+        <w:t>salary_usd_annual</w:t>
+      </w:r>
+      <w:proofErr w:type="spellEnd"/>
+      <w:r>
+        <w:rPr>
+          <w:lang w:val="en-US"/>
+        </w:rPr>
+        <w:t xml:space="preserve">) as </w:t>
+      </w:r>
+      <w:proofErr w:type="spellStart"/>
+      <w:r>
+        <w:rPr>
+          <w:lang w:val="en-US"/>
+        </w:rPr>
+        <w:t>Lowest_salary_USD</w:t>
+      </w:r>
+      <w:proofErr w:type="spellEnd"/>
+      <w:r>
+        <w:rPr>
+          <w:lang w:val="en-US"/>
+        </w:rPr>
+        <w:t>,</w:t>
+      </w:r>
+    </w:p>
+    <w:p>
+      <w:pPr>
+        <w:pStyle w:val="ListParagraph"/>
+        <w:rPr>
+          <w:lang w:val="en-US"/>
+        </w:rPr>
+      </w:pPr>
+      <w:proofErr w:type="gramStart"/>
+      <w:r>
+        <w:rPr>
+          <w:lang w:val="en-US"/>
+        </w:rPr>
+        <w:t>count(</w:t>
+      </w:r>
+      <w:proofErr w:type="gramEnd"/>
+      <w:r>
+        <w:rPr>
+          <w:lang w:val="en-US"/>
+        </w:rPr>
+        <w:t xml:space="preserve">*) as </w:t>
+      </w:r>
+      <w:proofErr w:type="spellStart"/>
+      <w:r>
+        <w:rPr>
+          <w:lang w:val="en-US"/>
+        </w:rPr>
+        <w:t>No_of_Jobs</w:t>
+      </w:r>
+      <w:proofErr w:type="spellEnd"/>
+      <w:r>
+        <w:rPr>
+          <w:lang w:val="en-US"/>
+        </w:rPr>
+        <w:t xml:space="preserve"> from jobs </w:t>
+      </w:r>
+    </w:p>
+    <w:p>
+      <w:pPr>
+        <w:pStyle w:val="ListParagraph"/>
+        <w:rPr>
+          <w:lang w:val="en-US"/>
+        </w:rPr>
+      </w:pPr>
+      <w:r>
+        <w:rPr>
+          <w:lang w:val="en-US"/>
+        </w:rPr>
+        <w:t xml:space="preserve">where </w:t>
+      </w:r>
+      <w:proofErr w:type="spellStart"/>
+      <w:r>
+        <w:rPr>
+          <w:lang w:val="en-US"/>
+        </w:rPr>
+        <w:t>is_contract</w:t>
+      </w:r>
+      <w:proofErr w:type="spellEnd"/>
+      <w:r>
+        <w:rPr>
+          <w:lang w:val="en-US"/>
+        </w:rPr>
+        <w:t xml:space="preserve"> in ("F</w:t>
       </w:r>
       <w:r>
         <w:rPr>
@@ -1075,22 +2826,58 @@
         <w:rPr>
           <w:lang w:val="en-US"/>
         </w:rPr>
-        <w:t>ll-time","Contract")</w:t>
-      </w:r>
-    </w:p>
-    <w:p>
-      <w:pPr>
-        <w:pStyle w:val="ListParagraph"/>
-        <w:rPr>
-          <w:lang w:val="en-US"/>
-        </w:rPr>
-      </w:pPr>
-      <w:r>
-        <w:rPr>
-          <w:lang w:val="en-US"/>
-        </w:rPr>
-        <w:t>group by is_contract ;</w:t>
-      </w:r>
+        <w:t>ll-</w:t>
+      </w:r>
+      <w:proofErr w:type="spellStart"/>
+      <w:r>
+        <w:rPr>
+          <w:lang w:val="en-US"/>
+        </w:rPr>
+        <w:t>time","Contract</w:t>
+      </w:r>
+      <w:proofErr w:type="spellEnd"/>
+      <w:r>
+        <w:rPr>
+          <w:lang w:val="en-US"/>
+        </w:rPr>
+        <w:t>")</w:t>
+      </w:r>
+    </w:p>
+    <w:p>
+      <w:pPr>
+        <w:pStyle w:val="ListParagraph"/>
+        <w:rPr>
+          <w:lang w:val="en-US"/>
+        </w:rPr>
+      </w:pPr>
+      <w:r>
+        <w:rPr>
+          <w:lang w:val="en-US"/>
+        </w:rPr>
+        <w:t xml:space="preserve">group by </w:t>
+      </w:r>
+      <w:proofErr w:type="spellStart"/>
+      <w:r>
+        <w:rPr>
+          <w:lang w:val="en-US"/>
+        </w:rPr>
+        <w:t>is_</w:t>
+      </w:r>
+      <w:proofErr w:type="gramStart"/>
+      <w:r>
+        <w:rPr>
+          <w:lang w:val="en-US"/>
+        </w:rPr>
+        <w:t>contract</w:t>
+      </w:r>
+      <w:proofErr w:type="spellEnd"/>
+      <w:r>
+        <w:rPr>
+          <w:lang w:val="en-US"/>
+        </w:rPr>
+        <w:t xml:space="preserve"> ;</w:t>
+      </w:r>
+      <w:proofErr w:type="gramEnd"/>
     </w:p>
     <w:p>
       <w:pPr>
@@ -1108,6 +2895,8 @@
           <w:numId w:val="6"/>
         </w:numPr>
         <w:rPr>
+          <w:sz w:val="32"/>
+          <w:szCs w:val="32"/>
           <w:lang w:val="en-US"/>
         </w:rPr>
       </w:pPr>
@@ -1125,6 +2914,8 @@
       </w:r>
       <w:r>
         <w:rPr>
+          <w:sz w:val="32"/>
+          <w:szCs w:val="32"/>
           <w:lang w:val="en-US"/>
         </w:rPr>
         <w:t>Salary differences for jobs requiring different skills</w:t>
@@ -1141,61 +2932,197 @@
         <w:rPr>
           <w:lang w:val="en-US"/>
         </w:rPr>
+        <w:t xml:space="preserve">select 'DBT' as </w:t>
+      </w:r>
+      <w:r>
+        <w:rPr>
+          <w:lang w:val="en-US"/>
+        </w:rPr>
+        <w:t>S</w:t>
+      </w:r>
+      <w:r>
+        <w:rPr>
+          <w:lang w:val="en-US"/>
+        </w:rPr>
+        <w:t>kill, round(avg(</w:t>
+      </w:r>
+      <w:proofErr w:type="spellStart"/>
+      <w:r>
+        <w:rPr>
+          <w:lang w:val="en-US"/>
+        </w:rPr>
+        <w:t>salary_usd_annual</w:t>
+      </w:r>
+      <w:proofErr w:type="spellEnd"/>
+      <w:r>
+        <w:rPr>
+          <w:lang w:val="en-US"/>
+        </w:rPr>
+        <w:t xml:space="preserve">),2) as </w:t>
+      </w:r>
+      <w:proofErr w:type="spellStart"/>
+      <w:r>
+        <w:rPr>
+          <w:lang w:val="en-US"/>
+        </w:rPr>
+        <w:t>Avg_</w:t>
+      </w:r>
+      <w:proofErr w:type="gramStart"/>
+      <w:r>
+        <w:rPr>
+          <w:lang w:val="en-US"/>
+        </w:rPr>
+        <w:t>Salary,max</w:t>
+      </w:r>
+      <w:proofErr w:type="spellEnd"/>
+      <w:proofErr w:type="gramEnd"/>
+      <w:r>
+        <w:rPr>
+          <w:lang w:val="en-US"/>
+        </w:rPr>
+        <w:t>(</w:t>
+      </w:r>
+      <w:proofErr w:type="spellStart"/>
+      <w:r>
+        <w:rPr>
+          <w:lang w:val="en-US"/>
+        </w:rPr>
+        <w:t>salary_usd_annual</w:t>
+      </w:r>
+      <w:proofErr w:type="spellEnd"/>
+      <w:r>
+        <w:rPr>
+          <w:lang w:val="en-US"/>
+        </w:rPr>
+        <w:t xml:space="preserve">) as </w:t>
+      </w:r>
+      <w:proofErr w:type="spellStart"/>
+      <w:r>
+        <w:rPr>
+          <w:lang w:val="en-US"/>
+        </w:rPr>
+        <w:t>Highest_salary</w:t>
+      </w:r>
+      <w:proofErr w:type="spellEnd"/>
+      <w:r>
+        <w:rPr>
+          <w:lang w:val="en-US"/>
+        </w:rPr>
+        <w:t>,</w:t>
+      </w:r>
+    </w:p>
+    <w:p>
+      <w:pPr>
+        <w:pStyle w:val="ListParagraph"/>
+        <w:rPr>
+          <w:lang w:val="en-US"/>
+        </w:rPr>
+      </w:pPr>
+      <w:r>
+        <w:rPr>
+          <w:lang w:val="en-US"/>
+        </w:rPr>
+        <w:t>min(</w:t>
+      </w:r>
+      <w:proofErr w:type="spellStart"/>
+      <w:r>
+        <w:rPr>
+          <w:lang w:val="en-US"/>
+        </w:rPr>
+        <w:t>salary_usd_annual</w:t>
+      </w:r>
+      <w:proofErr w:type="spellEnd"/>
+      <w:r>
+        <w:rPr>
+          <w:lang w:val="en-US"/>
+        </w:rPr>
+        <w:t xml:space="preserve">) as </w:t>
+      </w:r>
+      <w:proofErr w:type="spellStart"/>
+      <w:r>
+        <w:rPr>
+          <w:lang w:val="en-US"/>
+        </w:rPr>
+        <w:t>lowest_</w:t>
+      </w:r>
+      <w:proofErr w:type="gramStart"/>
+      <w:r>
+        <w:rPr>
+          <w:lang w:val="en-US"/>
+        </w:rPr>
+        <w:t>salary,count</w:t>
+      </w:r>
+      <w:proofErr w:type="spellEnd"/>
+      <w:proofErr w:type="gramEnd"/>
+      <w:r>
+        <w:rPr>
+          <w:lang w:val="en-US"/>
+        </w:rPr>
+        <w:t xml:space="preserve">(*) as </w:t>
+      </w:r>
+      <w:proofErr w:type="spellStart"/>
+      <w:r>
+        <w:rPr>
+          <w:lang w:val="en-US"/>
+        </w:rPr>
+        <w:t>No_of_Jobs</w:t>
+      </w:r>
+      <w:proofErr w:type="spellEnd"/>
+    </w:p>
+    <w:p>
+      <w:pPr>
+        <w:pStyle w:val="ListParagraph"/>
+        <w:rPr>
+          <w:lang w:val="en-US"/>
+        </w:rPr>
+      </w:pPr>
+      <w:r>
+        <w:rPr>
+          <w:lang w:val="en-US"/>
+        </w:rPr>
+        <w:t xml:space="preserve">from jobs where </w:t>
+      </w:r>
+      <w:proofErr w:type="spellStart"/>
+      <w:r>
+        <w:rPr>
+          <w:lang w:val="en-US"/>
+        </w:rPr>
+        <w:t>required_skills</w:t>
+      </w:r>
+      <w:proofErr w:type="spellEnd"/>
+      <w:r>
+        <w:rPr>
+          <w:lang w:val="en-US"/>
+        </w:rPr>
+        <w:t xml:space="preserve"> like '</w:t>
+      </w:r>
+      <w:proofErr w:type="spellStart"/>
+      <w:r>
+        <w:rPr>
+          <w:lang w:val="en-US"/>
+        </w:rPr>
+        <w:t>dbt</w:t>
+      </w:r>
+      <w:proofErr w:type="spellEnd"/>
+      <w:r>
+        <w:rPr>
+          <w:lang w:val="en-US"/>
+        </w:rPr>
+        <w:t>%'</w:t>
+      </w:r>
+    </w:p>
+    <w:p>
+      <w:pPr>
+        <w:pStyle w:val="ListParagraph"/>
+        <w:rPr>
+          <w:lang w:val="en-US"/>
+        </w:rPr>
+      </w:pPr>
+      <w:r>
+        <w:rPr>
+          <w:lang w:val="en-US"/>
+        </w:rPr>
         <w:lastRenderedPageBreak/>
-        <w:t xml:space="preserve">select 'DBT' as </w:t>
-      </w:r>
-      <w:r>
-        <w:rPr>
-          <w:lang w:val="en-US"/>
-        </w:rPr>
-        <w:t>S</w:t>
-      </w:r>
-      <w:r>
-        <w:rPr>
-          <w:lang w:val="en-US"/>
-        </w:rPr>
-        <w:t>kill, round(avg(salary_usd_annual),2) as Avg_Salary,max(salary_usd_annual) as Highest_salary,</w:t>
-      </w:r>
-    </w:p>
-    <w:p>
-      <w:pPr>
-        <w:pStyle w:val="ListParagraph"/>
-        <w:rPr>
-          <w:lang w:val="en-US"/>
-        </w:rPr>
-      </w:pPr>
-      <w:r>
-        <w:rPr>
-          <w:lang w:val="en-US"/>
-        </w:rPr>
-        <w:t>min(salary_usd_annual) as lowest_salary,count(*) as No_of_Jobs</w:t>
-      </w:r>
-    </w:p>
-    <w:p>
-      <w:pPr>
-        <w:pStyle w:val="ListParagraph"/>
-        <w:rPr>
-          <w:lang w:val="en-US"/>
-        </w:rPr>
-      </w:pPr>
-      <w:r>
-        <w:rPr>
-          <w:lang w:val="en-US"/>
-        </w:rPr>
-        <w:t>from jobs where required_skills like 'dbt%'</w:t>
-      </w:r>
-    </w:p>
-    <w:p>
-      <w:pPr>
-        <w:pStyle w:val="ListParagraph"/>
-        <w:rPr>
-          <w:lang w:val="en-US"/>
-        </w:rPr>
-      </w:pPr>
-      <w:r>
-        <w:rPr>
-          <w:lang w:val="en-US"/>
-        </w:rPr>
         <w:t>union all</w:t>
       </w:r>
     </w:p>
@@ -1210,35 +3137,193 @@
         <w:rPr>
           <w:lang w:val="en-US"/>
         </w:rPr>
-        <w:t>select 'Fast API',round(avg(salary_usd_annual),2) as Avg_Salary,max(salary_usd_annual) as Highest_salary,</w:t>
-      </w:r>
-    </w:p>
-    <w:p>
-      <w:pPr>
-        <w:pStyle w:val="ListParagraph"/>
-        <w:rPr>
-          <w:lang w:val="en-US"/>
-        </w:rPr>
-      </w:pPr>
-      <w:r>
-        <w:rPr>
-          <w:lang w:val="en-US"/>
-        </w:rPr>
-        <w:t>min(salary_usd_annual) as lowest_salary,count(*) as No_of_Jobs</w:t>
-      </w:r>
-    </w:p>
-    <w:p>
-      <w:pPr>
-        <w:pStyle w:val="ListParagraph"/>
-        <w:rPr>
-          <w:lang w:val="en-US"/>
-        </w:rPr>
-      </w:pPr>
-      <w:r>
-        <w:rPr>
-          <w:lang w:val="en-US"/>
-        </w:rPr>
-        <w:t>from jobs where required_skills like 'fastapi%'</w:t>
+        <w:t xml:space="preserve">select 'Fast </w:t>
+      </w:r>
+      <w:proofErr w:type="spellStart"/>
+      <w:r>
+        <w:rPr>
+          <w:lang w:val="en-US"/>
+        </w:rPr>
+        <w:t>API</w:t>
+      </w:r>
+      <w:proofErr w:type="gramStart"/>
+      <w:r>
+        <w:rPr>
+          <w:lang w:val="en-US"/>
+        </w:rPr>
+        <w:t>',round</w:t>
+      </w:r>
+      <w:proofErr w:type="spellEnd"/>
+      <w:proofErr w:type="gramEnd"/>
+      <w:r>
+        <w:rPr>
+          <w:lang w:val="en-US"/>
+        </w:rPr>
+        <w:t>(avg(</w:t>
+      </w:r>
+      <w:proofErr w:type="spellStart"/>
+      <w:r>
+        <w:rPr>
+          <w:lang w:val="en-US"/>
+        </w:rPr>
+        <w:t>salary_usd_annual</w:t>
+      </w:r>
+      <w:proofErr w:type="spellEnd"/>
+      <w:r>
+        <w:rPr>
+          <w:lang w:val="en-US"/>
+        </w:rPr>
+        <w:t xml:space="preserve">),2) as </w:t>
+      </w:r>
+      <w:proofErr w:type="spellStart"/>
+      <w:r>
+        <w:rPr>
+          <w:lang w:val="en-US"/>
+        </w:rPr>
+        <w:t>Avg_</w:t>
+      </w:r>
+      <w:proofErr w:type="gramStart"/>
+      <w:r>
+        <w:rPr>
+          <w:lang w:val="en-US"/>
+        </w:rPr>
+        <w:t>Salary,max</w:t>
+      </w:r>
+      <w:proofErr w:type="spellEnd"/>
+      <w:proofErr w:type="gramEnd"/>
+      <w:r>
+        <w:rPr>
+          <w:lang w:val="en-US"/>
+        </w:rPr>
+        <w:t>(</w:t>
+      </w:r>
+      <w:proofErr w:type="spellStart"/>
+      <w:r>
+        <w:rPr>
+          <w:lang w:val="en-US"/>
+        </w:rPr>
+        <w:t>salary_usd_annual</w:t>
+      </w:r>
+      <w:proofErr w:type="spellEnd"/>
+      <w:r>
+        <w:rPr>
+          <w:lang w:val="en-US"/>
+        </w:rPr>
+        <w:t xml:space="preserve">) as </w:t>
+      </w:r>
+      <w:proofErr w:type="spellStart"/>
+      <w:r>
+        <w:rPr>
+          <w:lang w:val="en-US"/>
+        </w:rPr>
+        <w:t>Highest_salary</w:t>
+      </w:r>
+      <w:proofErr w:type="spellEnd"/>
+      <w:r>
+        <w:rPr>
+          <w:lang w:val="en-US"/>
+        </w:rPr>
+        <w:t>,</w:t>
+      </w:r>
+    </w:p>
+    <w:p>
+      <w:pPr>
+        <w:pStyle w:val="ListParagraph"/>
+        <w:rPr>
+          <w:lang w:val="en-US"/>
+        </w:rPr>
+      </w:pPr>
+      <w:r>
+        <w:rPr>
+          <w:lang w:val="en-US"/>
+        </w:rPr>
+        <w:t>min(</w:t>
+      </w:r>
+      <w:proofErr w:type="spellStart"/>
+      <w:r>
+        <w:rPr>
+          <w:lang w:val="en-US"/>
+        </w:rPr>
+        <w:t>salary_usd_annual</w:t>
+      </w:r>
+      <w:proofErr w:type="spellEnd"/>
+      <w:r>
+        <w:rPr>
+          <w:lang w:val="en-US"/>
+        </w:rPr>
+        <w:t xml:space="preserve">) as </w:t>
+      </w:r>
+      <w:proofErr w:type="spellStart"/>
+      <w:r>
+        <w:rPr>
+          <w:lang w:val="en-US"/>
+        </w:rPr>
+        <w:t>lowest_</w:t>
+      </w:r>
+      <w:proofErr w:type="gramStart"/>
+      <w:r>
+        <w:rPr>
+          <w:lang w:val="en-US"/>
+        </w:rPr>
+        <w:t>salary,count</w:t>
+      </w:r>
+      <w:proofErr w:type="spellEnd"/>
+      <w:proofErr w:type="gramEnd"/>
+      <w:r>
+        <w:rPr>
+          <w:lang w:val="en-US"/>
+        </w:rPr>
+        <w:t xml:space="preserve">(*) as </w:t>
+      </w:r>
+      <w:proofErr w:type="spellStart"/>
+      <w:r>
+        <w:rPr>
+          <w:lang w:val="en-US"/>
+        </w:rPr>
+        <w:t>No_of_Jobs</w:t>
+      </w:r>
+      <w:proofErr w:type="spellEnd"/>
+    </w:p>
+    <w:p>
+      <w:pPr>
+        <w:pStyle w:val="ListParagraph"/>
+        <w:rPr>
+          <w:lang w:val="en-US"/>
+        </w:rPr>
+      </w:pPr>
+      <w:r>
+        <w:rPr>
+          <w:lang w:val="en-US"/>
+        </w:rPr>
+        <w:t xml:space="preserve">from jobs where </w:t>
+      </w:r>
+      <w:proofErr w:type="spellStart"/>
+      <w:r>
+        <w:rPr>
+          <w:lang w:val="en-US"/>
+        </w:rPr>
+        <w:t>required_skills</w:t>
+      </w:r>
+      <w:proofErr w:type="spellEnd"/>
+      <w:r>
+        <w:rPr>
+          <w:lang w:val="en-US"/>
+        </w:rPr>
+        <w:t xml:space="preserve"> like '</w:t>
+      </w:r>
+      <w:proofErr w:type="spellStart"/>
+      <w:r>
+        <w:rPr>
+          <w:lang w:val="en-US"/>
+        </w:rPr>
+        <w:t>fastapi</w:t>
+      </w:r>
+      <w:proofErr w:type="spellEnd"/>
+      <w:r>
+        <w:rPr>
+          <w:lang w:val="en-US"/>
+        </w:rPr>
+        <w:t>%'</w:t>
       </w:r>
     </w:p>
     <w:p>
@@ -1266,35 +3351,179 @@
         <w:rPr>
           <w:lang w:val="en-US"/>
         </w:rPr>
-        <w:t>select 'Azure ML',round(avg(salary_usd_annual),2) as Avg_Salary,max(salary_usd_annual) as Highest_salary,</w:t>
-      </w:r>
-    </w:p>
-    <w:p>
-      <w:pPr>
-        <w:pStyle w:val="ListParagraph"/>
-        <w:rPr>
-          <w:lang w:val="en-US"/>
-        </w:rPr>
-      </w:pPr>
-      <w:r>
-        <w:rPr>
-          <w:lang w:val="en-US"/>
-        </w:rPr>
-        <w:t>min(salary_usd_annual) as lowest_salary,count(*) as No_of_Jobs</w:t>
-      </w:r>
-    </w:p>
-    <w:p>
-      <w:pPr>
-        <w:pStyle w:val="ListParagraph"/>
-        <w:rPr>
-          <w:lang w:val="en-US"/>
-        </w:rPr>
-      </w:pPr>
-      <w:r>
-        <w:rPr>
-          <w:lang w:val="en-US"/>
-        </w:rPr>
-        <w:t>from jobs where required_skills like 'Azure ml%'</w:t>
+        <w:t xml:space="preserve">select 'Azure </w:t>
+      </w:r>
+      <w:proofErr w:type="spellStart"/>
+      <w:r>
+        <w:rPr>
+          <w:lang w:val="en-US"/>
+        </w:rPr>
+        <w:t>ML</w:t>
+      </w:r>
+      <w:proofErr w:type="gramStart"/>
+      <w:r>
+        <w:rPr>
+          <w:lang w:val="en-US"/>
+        </w:rPr>
+        <w:t>',round</w:t>
+      </w:r>
+      <w:proofErr w:type="spellEnd"/>
+      <w:proofErr w:type="gramEnd"/>
+      <w:r>
+        <w:rPr>
+          <w:lang w:val="en-US"/>
+        </w:rPr>
+        <w:t>(avg(</w:t>
+      </w:r>
+      <w:proofErr w:type="spellStart"/>
+      <w:r>
+        <w:rPr>
+          <w:lang w:val="en-US"/>
+        </w:rPr>
+        <w:t>salary_usd_annual</w:t>
+      </w:r>
+      <w:proofErr w:type="spellEnd"/>
+      <w:r>
+        <w:rPr>
+          <w:lang w:val="en-US"/>
+        </w:rPr>
+        <w:t xml:space="preserve">),2) as </w:t>
+      </w:r>
+      <w:proofErr w:type="spellStart"/>
+      <w:r>
+        <w:rPr>
+          <w:lang w:val="en-US"/>
+        </w:rPr>
+        <w:t>Avg_</w:t>
+      </w:r>
+      <w:proofErr w:type="gramStart"/>
+      <w:r>
+        <w:rPr>
+          <w:lang w:val="en-US"/>
+        </w:rPr>
+        <w:t>Salary,max</w:t>
+      </w:r>
+      <w:proofErr w:type="spellEnd"/>
+      <w:proofErr w:type="gramEnd"/>
+      <w:r>
+        <w:rPr>
+          <w:lang w:val="en-US"/>
+        </w:rPr>
+        <w:t>(</w:t>
+      </w:r>
+      <w:proofErr w:type="spellStart"/>
+      <w:r>
+        <w:rPr>
+          <w:lang w:val="en-US"/>
+        </w:rPr>
+        <w:t>salary_usd_annual</w:t>
+      </w:r>
+      <w:proofErr w:type="spellEnd"/>
+      <w:r>
+        <w:rPr>
+          <w:lang w:val="en-US"/>
+        </w:rPr>
+        <w:t xml:space="preserve">) as </w:t>
+      </w:r>
+      <w:proofErr w:type="spellStart"/>
+      <w:r>
+        <w:rPr>
+          <w:lang w:val="en-US"/>
+        </w:rPr>
+        <w:t>Highest_salary</w:t>
+      </w:r>
+      <w:proofErr w:type="spellEnd"/>
+      <w:r>
+        <w:rPr>
+          <w:lang w:val="en-US"/>
+        </w:rPr>
+        <w:t>,</w:t>
+      </w:r>
+    </w:p>
+    <w:p>
+      <w:pPr>
+        <w:pStyle w:val="ListParagraph"/>
+        <w:rPr>
+          <w:lang w:val="en-US"/>
+        </w:rPr>
+      </w:pPr>
+      <w:r>
+        <w:rPr>
+          <w:lang w:val="en-US"/>
+        </w:rPr>
+        <w:t>min(</w:t>
+      </w:r>
+      <w:proofErr w:type="spellStart"/>
+      <w:r>
+        <w:rPr>
+          <w:lang w:val="en-US"/>
+        </w:rPr>
+        <w:t>salary_usd_annual</w:t>
+      </w:r>
+      <w:proofErr w:type="spellEnd"/>
+      <w:r>
+        <w:rPr>
+          <w:lang w:val="en-US"/>
+        </w:rPr>
+        <w:t xml:space="preserve">) as </w:t>
+      </w:r>
+      <w:proofErr w:type="spellStart"/>
+      <w:r>
+        <w:rPr>
+          <w:lang w:val="en-US"/>
+        </w:rPr>
+        <w:t>lowest_</w:t>
+      </w:r>
+      <w:proofErr w:type="gramStart"/>
+      <w:r>
+        <w:rPr>
+          <w:lang w:val="en-US"/>
+        </w:rPr>
+        <w:t>salary,count</w:t>
+      </w:r>
+      <w:proofErr w:type="spellEnd"/>
+      <w:proofErr w:type="gramEnd"/>
+      <w:r>
+        <w:rPr>
+          <w:lang w:val="en-US"/>
+        </w:rPr>
+        <w:t xml:space="preserve">(*) as </w:t>
+      </w:r>
+      <w:proofErr w:type="spellStart"/>
+      <w:r>
+        <w:rPr>
+          <w:lang w:val="en-US"/>
+        </w:rPr>
+        <w:t>No_of_Jobs</w:t>
+      </w:r>
+      <w:proofErr w:type="spellEnd"/>
+    </w:p>
+    <w:p>
+      <w:pPr>
+        <w:pStyle w:val="ListParagraph"/>
+        <w:rPr>
+          <w:lang w:val="en-US"/>
+        </w:rPr>
+      </w:pPr>
+      <w:r>
+        <w:rPr>
+          <w:lang w:val="en-US"/>
+        </w:rPr>
+        <w:t xml:space="preserve">from jobs where </w:t>
+      </w:r>
+      <w:proofErr w:type="spellStart"/>
+      <w:r>
+        <w:rPr>
+          <w:lang w:val="en-US"/>
+        </w:rPr>
+        <w:t>required_skills</w:t>
+      </w:r>
+      <w:proofErr w:type="spellEnd"/>
+      <w:r>
+        <w:rPr>
+          <w:lang w:val="en-US"/>
+        </w:rPr>
+        <w:t xml:space="preserve"> like 'Azure ml%'</w:t>
       </w:r>
     </w:p>
     <w:p>
@@ -1322,35 +3551,193 @@
         <w:rPr>
           <w:lang w:val="en-US"/>
         </w:rPr>
-        <w:t>select 'CUDA',round(avg(salary_usd_annual),2) as Avg_Salary,max(salary_usd_annual) as Highest_salary,</w:t>
-      </w:r>
-    </w:p>
-    <w:p>
-      <w:pPr>
-        <w:pStyle w:val="ListParagraph"/>
-        <w:rPr>
-          <w:lang w:val="en-US"/>
-        </w:rPr>
-      </w:pPr>
-      <w:r>
-        <w:rPr>
-          <w:lang w:val="en-US"/>
-        </w:rPr>
-        <w:t>min(salary_usd_annual) as lowest_salary,count(*) as No_of_Jobs</w:t>
-      </w:r>
-    </w:p>
-    <w:p>
-      <w:pPr>
-        <w:pStyle w:val="ListParagraph"/>
-        <w:rPr>
-          <w:lang w:val="en-US"/>
-        </w:rPr>
-      </w:pPr>
-      <w:r>
-        <w:rPr>
-          <w:lang w:val="en-US"/>
-        </w:rPr>
-        <w:t>from jobs where required_skills like 'cuda%'</w:t>
+        <w:t>select '</w:t>
+      </w:r>
+      <w:proofErr w:type="spellStart"/>
+      <w:r>
+        <w:rPr>
+          <w:lang w:val="en-US"/>
+        </w:rPr>
+        <w:t>CUDA</w:t>
+      </w:r>
+      <w:proofErr w:type="gramStart"/>
+      <w:r>
+        <w:rPr>
+          <w:lang w:val="en-US"/>
+        </w:rPr>
+        <w:t>',round</w:t>
+      </w:r>
+      <w:proofErr w:type="spellEnd"/>
+      <w:proofErr w:type="gramEnd"/>
+      <w:r>
+        <w:rPr>
+          <w:lang w:val="en-US"/>
+        </w:rPr>
+        <w:t>(avg(</w:t>
+      </w:r>
+      <w:proofErr w:type="spellStart"/>
+      <w:r>
+        <w:rPr>
+          <w:lang w:val="en-US"/>
+        </w:rPr>
+        <w:t>salary_usd_annual</w:t>
+      </w:r>
+      <w:proofErr w:type="spellEnd"/>
+      <w:r>
+        <w:rPr>
+          <w:lang w:val="en-US"/>
+        </w:rPr>
+        <w:t xml:space="preserve">),2) as </w:t>
+      </w:r>
+      <w:proofErr w:type="spellStart"/>
+      <w:r>
+        <w:rPr>
+          <w:lang w:val="en-US"/>
+        </w:rPr>
+        <w:t>Avg_</w:t>
+      </w:r>
+      <w:proofErr w:type="gramStart"/>
+      <w:r>
+        <w:rPr>
+          <w:lang w:val="en-US"/>
+        </w:rPr>
+        <w:t>Salary,max</w:t>
+      </w:r>
+      <w:proofErr w:type="spellEnd"/>
+      <w:proofErr w:type="gramEnd"/>
+      <w:r>
+        <w:rPr>
+          <w:lang w:val="en-US"/>
+        </w:rPr>
+        <w:t>(</w:t>
+      </w:r>
+      <w:proofErr w:type="spellStart"/>
+      <w:r>
+        <w:rPr>
+          <w:lang w:val="en-US"/>
+        </w:rPr>
+        <w:t>salary_usd_annual</w:t>
+      </w:r>
+      <w:proofErr w:type="spellEnd"/>
+      <w:r>
+        <w:rPr>
+          <w:lang w:val="en-US"/>
+        </w:rPr>
+        <w:t xml:space="preserve">) as </w:t>
+      </w:r>
+      <w:proofErr w:type="spellStart"/>
+      <w:r>
+        <w:rPr>
+          <w:lang w:val="en-US"/>
+        </w:rPr>
+        <w:t>Highest_salary</w:t>
+      </w:r>
+      <w:proofErr w:type="spellEnd"/>
+      <w:r>
+        <w:rPr>
+          <w:lang w:val="en-US"/>
+        </w:rPr>
+        <w:t>,</w:t>
+      </w:r>
+    </w:p>
+    <w:p>
+      <w:pPr>
+        <w:pStyle w:val="ListParagraph"/>
+        <w:rPr>
+          <w:lang w:val="en-US"/>
+        </w:rPr>
+      </w:pPr>
+      <w:r>
+        <w:rPr>
+          <w:lang w:val="en-US"/>
+        </w:rPr>
+        <w:t>min(</w:t>
+      </w:r>
+      <w:proofErr w:type="spellStart"/>
+      <w:r>
+        <w:rPr>
+          <w:lang w:val="en-US"/>
+        </w:rPr>
+        <w:t>salary_usd_annual</w:t>
+      </w:r>
+      <w:proofErr w:type="spellEnd"/>
+      <w:r>
+        <w:rPr>
+          <w:lang w:val="en-US"/>
+        </w:rPr>
+        <w:t xml:space="preserve">) as </w:t>
+      </w:r>
+      <w:proofErr w:type="spellStart"/>
+      <w:r>
+        <w:rPr>
+          <w:lang w:val="en-US"/>
+        </w:rPr>
+        <w:t>lowest_</w:t>
+      </w:r>
+      <w:proofErr w:type="gramStart"/>
+      <w:r>
+        <w:rPr>
+          <w:lang w:val="en-US"/>
+        </w:rPr>
+        <w:t>salary,count</w:t>
+      </w:r>
+      <w:proofErr w:type="spellEnd"/>
+      <w:proofErr w:type="gramEnd"/>
+      <w:r>
+        <w:rPr>
+          <w:lang w:val="en-US"/>
+        </w:rPr>
+        <w:t xml:space="preserve">(*) as </w:t>
+      </w:r>
+      <w:proofErr w:type="spellStart"/>
+      <w:r>
+        <w:rPr>
+          <w:lang w:val="en-US"/>
+        </w:rPr>
+        <w:t>No_of_Jobs</w:t>
+      </w:r>
+      <w:proofErr w:type="spellEnd"/>
+    </w:p>
+    <w:p>
+      <w:pPr>
+        <w:pStyle w:val="ListParagraph"/>
+        <w:rPr>
+          <w:lang w:val="en-US"/>
+        </w:rPr>
+      </w:pPr>
+      <w:r>
+        <w:rPr>
+          <w:lang w:val="en-US"/>
+        </w:rPr>
+        <w:t xml:space="preserve">from jobs where </w:t>
+      </w:r>
+      <w:proofErr w:type="spellStart"/>
+      <w:r>
+        <w:rPr>
+          <w:lang w:val="en-US"/>
+        </w:rPr>
+        <w:t>required_skills</w:t>
+      </w:r>
+      <w:proofErr w:type="spellEnd"/>
+      <w:r>
+        <w:rPr>
+          <w:lang w:val="en-US"/>
+        </w:rPr>
+        <w:t xml:space="preserve"> like '</w:t>
+      </w:r>
+      <w:proofErr w:type="spellStart"/>
+      <w:r>
+        <w:rPr>
+          <w:lang w:val="en-US"/>
+        </w:rPr>
+        <w:t>cuda</w:t>
+      </w:r>
+      <w:proofErr w:type="spellEnd"/>
+      <w:r>
+        <w:rPr>
+          <w:lang w:val="en-US"/>
+        </w:rPr>
+        <w:t>%'</w:t>
       </w:r>
     </w:p>
     <w:p>
@@ -1378,35 +3765,179 @@
         <w:rPr>
           <w:lang w:val="en-US"/>
         </w:rPr>
-        <w:t>select 'Hugging Face',round(avg(salary_usd_annual),2) as Avg_Salary,max(salary_usd_annual) as Highest_salary,</w:t>
-      </w:r>
-    </w:p>
-    <w:p>
-      <w:pPr>
-        <w:pStyle w:val="ListParagraph"/>
-        <w:rPr>
-          <w:lang w:val="en-US"/>
-        </w:rPr>
-      </w:pPr>
-      <w:r>
-        <w:rPr>
-          <w:lang w:val="en-US"/>
-        </w:rPr>
-        <w:t>min(salary_usd_annual) as lowest_salary,count(*) as No_of_Jobs</w:t>
-      </w:r>
-    </w:p>
-    <w:p>
-      <w:pPr>
-        <w:pStyle w:val="ListParagraph"/>
-        <w:rPr>
-          <w:lang w:val="en-US"/>
-        </w:rPr>
-      </w:pPr>
-      <w:r>
-        <w:rPr>
-          <w:lang w:val="en-US"/>
-        </w:rPr>
-        <w:t>from jobs where required_skills like 'hugging face%'</w:t>
+        <w:t xml:space="preserve">select 'Hugging </w:t>
+      </w:r>
+      <w:proofErr w:type="spellStart"/>
+      <w:r>
+        <w:rPr>
+          <w:lang w:val="en-US"/>
+        </w:rPr>
+        <w:t>Face</w:t>
+      </w:r>
+      <w:proofErr w:type="gramStart"/>
+      <w:r>
+        <w:rPr>
+          <w:lang w:val="en-US"/>
+        </w:rPr>
+        <w:t>',round</w:t>
+      </w:r>
+      <w:proofErr w:type="spellEnd"/>
+      <w:proofErr w:type="gramEnd"/>
+      <w:r>
+        <w:rPr>
+          <w:lang w:val="en-US"/>
+        </w:rPr>
+        <w:t>(avg(</w:t>
+      </w:r>
+      <w:proofErr w:type="spellStart"/>
+      <w:r>
+        <w:rPr>
+          <w:lang w:val="en-US"/>
+        </w:rPr>
+        <w:t>salary_usd_annual</w:t>
+      </w:r>
+      <w:proofErr w:type="spellEnd"/>
+      <w:r>
+        <w:rPr>
+          <w:lang w:val="en-US"/>
+        </w:rPr>
+        <w:t xml:space="preserve">),2) as </w:t>
+      </w:r>
+      <w:proofErr w:type="spellStart"/>
+      <w:r>
+        <w:rPr>
+          <w:lang w:val="en-US"/>
+        </w:rPr>
+        <w:t>Avg_</w:t>
+      </w:r>
+      <w:proofErr w:type="gramStart"/>
+      <w:r>
+        <w:rPr>
+          <w:lang w:val="en-US"/>
+        </w:rPr>
+        <w:t>Salary,max</w:t>
+      </w:r>
+      <w:proofErr w:type="spellEnd"/>
+      <w:proofErr w:type="gramEnd"/>
+      <w:r>
+        <w:rPr>
+          <w:lang w:val="en-US"/>
+        </w:rPr>
+        <w:t>(</w:t>
+      </w:r>
+      <w:proofErr w:type="spellStart"/>
+      <w:r>
+        <w:rPr>
+          <w:lang w:val="en-US"/>
+        </w:rPr>
+        <w:t>salary_usd_annual</w:t>
+      </w:r>
+      <w:proofErr w:type="spellEnd"/>
+      <w:r>
+        <w:rPr>
+          <w:lang w:val="en-US"/>
+        </w:rPr>
+        <w:t xml:space="preserve">) as </w:t>
+      </w:r>
+      <w:proofErr w:type="spellStart"/>
+      <w:r>
+        <w:rPr>
+          <w:lang w:val="en-US"/>
+        </w:rPr>
+        <w:t>Highest_salary</w:t>
+      </w:r>
+      <w:proofErr w:type="spellEnd"/>
+      <w:r>
+        <w:rPr>
+          <w:lang w:val="en-US"/>
+        </w:rPr>
+        <w:t>,</w:t>
+      </w:r>
+    </w:p>
+    <w:p>
+      <w:pPr>
+        <w:pStyle w:val="ListParagraph"/>
+        <w:rPr>
+          <w:lang w:val="en-US"/>
+        </w:rPr>
+      </w:pPr>
+      <w:r>
+        <w:rPr>
+          <w:lang w:val="en-US"/>
+        </w:rPr>
+        <w:t>min(</w:t>
+      </w:r>
+      <w:proofErr w:type="spellStart"/>
+      <w:r>
+        <w:rPr>
+          <w:lang w:val="en-US"/>
+        </w:rPr>
+        <w:t>salary_usd_annual</w:t>
+      </w:r>
+      <w:proofErr w:type="spellEnd"/>
+      <w:r>
+        <w:rPr>
+          <w:lang w:val="en-US"/>
+        </w:rPr>
+        <w:t xml:space="preserve">) as </w:t>
+      </w:r>
+      <w:proofErr w:type="spellStart"/>
+      <w:r>
+        <w:rPr>
+          <w:lang w:val="en-US"/>
+        </w:rPr>
+        <w:t>lowest_</w:t>
+      </w:r>
+      <w:proofErr w:type="gramStart"/>
+      <w:r>
+        <w:rPr>
+          <w:lang w:val="en-US"/>
+        </w:rPr>
+        <w:t>salary,count</w:t>
+      </w:r>
+      <w:proofErr w:type="spellEnd"/>
+      <w:proofErr w:type="gramEnd"/>
+      <w:r>
+        <w:rPr>
+          <w:lang w:val="en-US"/>
+        </w:rPr>
+        <w:t xml:space="preserve">(*) as </w:t>
+      </w:r>
+      <w:proofErr w:type="spellStart"/>
+      <w:r>
+        <w:rPr>
+          <w:lang w:val="en-US"/>
+        </w:rPr>
+        <w:t>No_of_Jobs</w:t>
+      </w:r>
+      <w:proofErr w:type="spellEnd"/>
+    </w:p>
+    <w:p>
+      <w:pPr>
+        <w:pStyle w:val="ListParagraph"/>
+        <w:rPr>
+          <w:lang w:val="en-US"/>
+        </w:rPr>
+      </w:pPr>
+      <w:r>
+        <w:rPr>
+          <w:lang w:val="en-US"/>
+        </w:rPr>
+        <w:t xml:space="preserve">from jobs where </w:t>
+      </w:r>
+      <w:proofErr w:type="spellStart"/>
+      <w:r>
+        <w:rPr>
+          <w:lang w:val="en-US"/>
+        </w:rPr>
+        <w:t>required_skills</w:t>
+      </w:r>
+      <w:proofErr w:type="spellEnd"/>
+      <w:r>
+        <w:rPr>
+          <w:lang w:val="en-US"/>
+        </w:rPr>
+        <w:t xml:space="preserve"> like 'hugging face%'</w:t>
       </w:r>
     </w:p>
     <w:p>
@@ -1434,35 +3965,193 @@
         <w:rPr>
           <w:lang w:val="en-US"/>
         </w:rPr>
-        <w:t>select 'Kubernetes',round(avg(salary_usd_annual),2) as Avg_Salary,max(salary_usd_annual) as Highest_salary,</w:t>
-      </w:r>
-    </w:p>
-    <w:p>
-      <w:pPr>
-        <w:pStyle w:val="ListParagraph"/>
-        <w:rPr>
-          <w:lang w:val="en-US"/>
-        </w:rPr>
-      </w:pPr>
-      <w:r>
-        <w:rPr>
-          <w:lang w:val="en-US"/>
-        </w:rPr>
-        <w:t>min(salary_usd_annual) as lowest_salary,count(*) as No_of_Jobs</w:t>
-      </w:r>
-    </w:p>
-    <w:p>
-      <w:pPr>
-        <w:pStyle w:val="ListParagraph"/>
-        <w:rPr>
-          <w:lang w:val="en-US"/>
-        </w:rPr>
-      </w:pPr>
-      <w:r>
-        <w:rPr>
-          <w:lang w:val="en-US"/>
-        </w:rPr>
-        <w:t>from jobs where required_skills like 'kubernetes%'</w:t>
+        <w:t>select '</w:t>
+      </w:r>
+      <w:proofErr w:type="spellStart"/>
+      <w:r>
+        <w:rPr>
+          <w:lang w:val="en-US"/>
+        </w:rPr>
+        <w:t>Kubernetes</w:t>
+      </w:r>
+      <w:proofErr w:type="gramStart"/>
+      <w:r>
+        <w:rPr>
+          <w:lang w:val="en-US"/>
+        </w:rPr>
+        <w:t>',round</w:t>
+      </w:r>
+      <w:proofErr w:type="spellEnd"/>
+      <w:proofErr w:type="gramEnd"/>
+      <w:r>
+        <w:rPr>
+          <w:lang w:val="en-US"/>
+        </w:rPr>
+        <w:t>(avg(</w:t>
+      </w:r>
+      <w:proofErr w:type="spellStart"/>
+      <w:r>
+        <w:rPr>
+          <w:lang w:val="en-US"/>
+        </w:rPr>
+        <w:t>salary_usd_annual</w:t>
+      </w:r>
+      <w:proofErr w:type="spellEnd"/>
+      <w:r>
+        <w:rPr>
+          <w:lang w:val="en-US"/>
+        </w:rPr>
+        <w:t xml:space="preserve">),2) as </w:t>
+      </w:r>
+      <w:proofErr w:type="spellStart"/>
+      <w:r>
+        <w:rPr>
+          <w:lang w:val="en-US"/>
+        </w:rPr>
+        <w:t>Avg_</w:t>
+      </w:r>
+      <w:proofErr w:type="gramStart"/>
+      <w:r>
+        <w:rPr>
+          <w:lang w:val="en-US"/>
+        </w:rPr>
+        <w:t>Salary,max</w:t>
+      </w:r>
+      <w:proofErr w:type="spellEnd"/>
+      <w:proofErr w:type="gramEnd"/>
+      <w:r>
+        <w:rPr>
+          <w:lang w:val="en-US"/>
+        </w:rPr>
+        <w:t>(</w:t>
+      </w:r>
+      <w:proofErr w:type="spellStart"/>
+      <w:r>
+        <w:rPr>
+          <w:lang w:val="en-US"/>
+        </w:rPr>
+        <w:t>salary_usd_annual</w:t>
+      </w:r>
+      <w:proofErr w:type="spellEnd"/>
+      <w:r>
+        <w:rPr>
+          <w:lang w:val="en-US"/>
+        </w:rPr>
+        <w:t xml:space="preserve">) as </w:t>
+      </w:r>
+      <w:proofErr w:type="spellStart"/>
+      <w:r>
+        <w:rPr>
+          <w:lang w:val="en-US"/>
+        </w:rPr>
+        <w:t>Highest_salary</w:t>
+      </w:r>
+      <w:proofErr w:type="spellEnd"/>
+      <w:r>
+        <w:rPr>
+          <w:lang w:val="en-US"/>
+        </w:rPr>
+        <w:t>,</w:t>
+      </w:r>
+    </w:p>
+    <w:p>
+      <w:pPr>
+        <w:pStyle w:val="ListParagraph"/>
+        <w:rPr>
+          <w:lang w:val="en-US"/>
+        </w:rPr>
+      </w:pPr>
+      <w:r>
+        <w:rPr>
+          <w:lang w:val="en-US"/>
+        </w:rPr>
+        <w:t>min(</w:t>
+      </w:r>
+      <w:proofErr w:type="spellStart"/>
+      <w:r>
+        <w:rPr>
+          <w:lang w:val="en-US"/>
+        </w:rPr>
+        <w:t>salary_usd_annual</w:t>
+      </w:r>
+      <w:proofErr w:type="spellEnd"/>
+      <w:r>
+        <w:rPr>
+          <w:lang w:val="en-US"/>
+        </w:rPr>
+        <w:t xml:space="preserve">) as </w:t>
+      </w:r>
+      <w:proofErr w:type="spellStart"/>
+      <w:r>
+        <w:rPr>
+          <w:lang w:val="en-US"/>
+        </w:rPr>
+        <w:t>lowest_</w:t>
+      </w:r>
+      <w:proofErr w:type="gramStart"/>
+      <w:r>
+        <w:rPr>
+          <w:lang w:val="en-US"/>
+        </w:rPr>
+        <w:t>salary,count</w:t>
+      </w:r>
+      <w:proofErr w:type="spellEnd"/>
+      <w:proofErr w:type="gramEnd"/>
+      <w:r>
+        <w:rPr>
+          <w:lang w:val="en-US"/>
+        </w:rPr>
+        <w:t xml:space="preserve">(*) as </w:t>
+      </w:r>
+      <w:proofErr w:type="spellStart"/>
+      <w:r>
+        <w:rPr>
+          <w:lang w:val="en-US"/>
+        </w:rPr>
+        <w:t>No_of_Jobs</w:t>
+      </w:r>
+      <w:proofErr w:type="spellEnd"/>
+    </w:p>
+    <w:p>
+      <w:pPr>
+        <w:pStyle w:val="ListParagraph"/>
+        <w:rPr>
+          <w:lang w:val="en-US"/>
+        </w:rPr>
+      </w:pPr>
+      <w:r>
+        <w:rPr>
+          <w:lang w:val="en-US"/>
+        </w:rPr>
+        <w:t xml:space="preserve">from jobs where </w:t>
+      </w:r>
+      <w:proofErr w:type="spellStart"/>
+      <w:r>
+        <w:rPr>
+          <w:lang w:val="en-US"/>
+        </w:rPr>
+        <w:t>required_skills</w:t>
+      </w:r>
+      <w:proofErr w:type="spellEnd"/>
+      <w:r>
+        <w:rPr>
+          <w:lang w:val="en-US"/>
+        </w:rPr>
+        <w:t xml:space="preserve"> like '</w:t>
+      </w:r>
+      <w:proofErr w:type="spellStart"/>
+      <w:r>
+        <w:rPr>
+          <w:lang w:val="en-US"/>
+        </w:rPr>
+        <w:t>kubernetes</w:t>
+      </w:r>
+      <w:proofErr w:type="spellEnd"/>
+      <w:r>
+        <w:rPr>
+          <w:lang w:val="en-US"/>
+        </w:rPr>
+        <w:t>%'</w:t>
       </w:r>
     </w:p>
     <w:p>
@@ -1490,35 +4179,193 @@
         <w:rPr>
           <w:lang w:val="en-US"/>
         </w:rPr>
-        <w:t>select 'Pytorch',round(avg(salary_usd_annual),2) as Avg_Salary,max(salary_usd_annual) as Highest_salary,</w:t>
-      </w:r>
-    </w:p>
-    <w:p>
-      <w:pPr>
-        <w:pStyle w:val="ListParagraph"/>
-        <w:rPr>
-          <w:lang w:val="en-US"/>
-        </w:rPr>
-      </w:pPr>
-      <w:r>
-        <w:rPr>
-          <w:lang w:val="en-US"/>
-        </w:rPr>
-        <w:t>min(salary_usd_annual) as lowest_salary,count(*) as No_of_Jobs</w:t>
-      </w:r>
-    </w:p>
-    <w:p>
-      <w:pPr>
-        <w:pStyle w:val="ListParagraph"/>
-        <w:rPr>
-          <w:lang w:val="en-US"/>
-        </w:rPr>
-      </w:pPr>
-      <w:r>
-        <w:rPr>
-          <w:lang w:val="en-US"/>
-        </w:rPr>
-        <w:t>from jobs where required_skills like 'pytorch%'</w:t>
+        <w:t>select '</w:t>
+      </w:r>
+      <w:proofErr w:type="spellStart"/>
+      <w:r>
+        <w:rPr>
+          <w:lang w:val="en-US"/>
+        </w:rPr>
+        <w:t>Pytorch</w:t>
+      </w:r>
+      <w:proofErr w:type="spellEnd"/>
+      <w:proofErr w:type="gramStart"/>
+      <w:r>
+        <w:rPr>
+          <w:lang w:val="en-US"/>
+        </w:rPr>
+        <w:t>',round</w:t>
+      </w:r>
+      <w:proofErr w:type="gramEnd"/>
+      <w:r>
+        <w:rPr>
+          <w:lang w:val="en-US"/>
+        </w:rPr>
+        <w:t>(avg(</w:t>
+      </w:r>
+      <w:proofErr w:type="spellStart"/>
+      <w:r>
+        <w:rPr>
+          <w:lang w:val="en-US"/>
+        </w:rPr>
+        <w:t>salary_usd_annual</w:t>
+      </w:r>
+      <w:proofErr w:type="spellEnd"/>
+      <w:r>
+        <w:rPr>
+          <w:lang w:val="en-US"/>
+        </w:rPr>
+        <w:t xml:space="preserve">),2) as </w:t>
+      </w:r>
+      <w:proofErr w:type="spellStart"/>
+      <w:r>
+        <w:rPr>
+          <w:lang w:val="en-US"/>
+        </w:rPr>
+        <w:t>Avg_</w:t>
+      </w:r>
+      <w:proofErr w:type="gramStart"/>
+      <w:r>
+        <w:rPr>
+          <w:lang w:val="en-US"/>
+        </w:rPr>
+        <w:t>Salary,max</w:t>
+      </w:r>
+      <w:proofErr w:type="spellEnd"/>
+      <w:proofErr w:type="gramEnd"/>
+      <w:r>
+        <w:rPr>
+          <w:lang w:val="en-US"/>
+        </w:rPr>
+        <w:t>(</w:t>
+      </w:r>
+      <w:proofErr w:type="spellStart"/>
+      <w:r>
+        <w:rPr>
+          <w:lang w:val="en-US"/>
+        </w:rPr>
+        <w:t>salary_usd_annual</w:t>
+      </w:r>
+      <w:proofErr w:type="spellEnd"/>
+      <w:r>
+        <w:rPr>
+          <w:lang w:val="en-US"/>
+        </w:rPr>
+        <w:t xml:space="preserve">) as </w:t>
+      </w:r>
+      <w:proofErr w:type="spellStart"/>
+      <w:r>
+        <w:rPr>
+          <w:lang w:val="en-US"/>
+        </w:rPr>
+        <w:t>Highest_salary</w:t>
+      </w:r>
+      <w:proofErr w:type="spellEnd"/>
+      <w:r>
+        <w:rPr>
+          <w:lang w:val="en-US"/>
+        </w:rPr>
+        <w:t>,</w:t>
+      </w:r>
+    </w:p>
+    <w:p>
+      <w:pPr>
+        <w:pStyle w:val="ListParagraph"/>
+        <w:rPr>
+          <w:lang w:val="en-US"/>
+        </w:rPr>
+      </w:pPr>
+      <w:r>
+        <w:rPr>
+          <w:lang w:val="en-US"/>
+        </w:rPr>
+        <w:t>min(</w:t>
+      </w:r>
+      <w:proofErr w:type="spellStart"/>
+      <w:r>
+        <w:rPr>
+          <w:lang w:val="en-US"/>
+        </w:rPr>
+        <w:t>salary_usd_annual</w:t>
+      </w:r>
+      <w:proofErr w:type="spellEnd"/>
+      <w:r>
+        <w:rPr>
+          <w:lang w:val="en-US"/>
+        </w:rPr>
+        <w:t xml:space="preserve">) as </w:t>
+      </w:r>
+      <w:proofErr w:type="spellStart"/>
+      <w:r>
+        <w:rPr>
+          <w:lang w:val="en-US"/>
+        </w:rPr>
+        <w:t>lowest_</w:t>
+      </w:r>
+      <w:proofErr w:type="gramStart"/>
+      <w:r>
+        <w:rPr>
+          <w:lang w:val="en-US"/>
+        </w:rPr>
+        <w:t>salary,count</w:t>
+      </w:r>
+      <w:proofErr w:type="spellEnd"/>
+      <w:proofErr w:type="gramEnd"/>
+      <w:r>
+        <w:rPr>
+          <w:lang w:val="en-US"/>
+        </w:rPr>
+        <w:t xml:space="preserve">(*) as </w:t>
+      </w:r>
+      <w:proofErr w:type="spellStart"/>
+      <w:r>
+        <w:rPr>
+          <w:lang w:val="en-US"/>
+        </w:rPr>
+        <w:t>No_of_Jobs</w:t>
+      </w:r>
+      <w:proofErr w:type="spellEnd"/>
+    </w:p>
+    <w:p>
+      <w:pPr>
+        <w:pStyle w:val="ListParagraph"/>
+        <w:rPr>
+          <w:lang w:val="en-US"/>
+        </w:rPr>
+      </w:pPr>
+      <w:r>
+        <w:rPr>
+          <w:lang w:val="en-US"/>
+        </w:rPr>
+        <w:t xml:space="preserve">from jobs where </w:t>
+      </w:r>
+      <w:proofErr w:type="spellStart"/>
+      <w:r>
+        <w:rPr>
+          <w:lang w:val="en-US"/>
+        </w:rPr>
+        <w:t>required_skills</w:t>
+      </w:r>
+      <w:proofErr w:type="spellEnd"/>
+      <w:r>
+        <w:rPr>
+          <w:lang w:val="en-US"/>
+        </w:rPr>
+        <w:t xml:space="preserve"> like '</w:t>
+      </w:r>
+      <w:proofErr w:type="spellStart"/>
+      <w:r>
+        <w:rPr>
+          <w:lang w:val="en-US"/>
+        </w:rPr>
+        <w:t>pytorch</w:t>
+      </w:r>
+      <w:proofErr w:type="spellEnd"/>
+      <w:r>
+        <w:rPr>
+          <w:lang w:val="en-US"/>
+        </w:rPr>
+        <w:t>%'</w:t>
       </w:r>
     </w:p>
     <w:p>
@@ -1546,35 +4393,193 @@
         <w:rPr>
           <w:lang w:val="en-US"/>
         </w:rPr>
-        <w:t>select 'Fast API',round(avg(salary_usd_annual),2) as Avg_Salary,max(salary_usd_annual) as Highest_salary,</w:t>
-      </w:r>
-    </w:p>
-    <w:p>
-      <w:pPr>
-        <w:pStyle w:val="ListParagraph"/>
-        <w:rPr>
-          <w:lang w:val="en-US"/>
-        </w:rPr>
-      </w:pPr>
-      <w:r>
-        <w:rPr>
-          <w:lang w:val="en-US"/>
-        </w:rPr>
-        <w:t>min(salary_usd_annual) as lowest_salary,count(*) as No_of_Jobs</w:t>
-      </w:r>
-    </w:p>
-    <w:p>
-      <w:pPr>
-        <w:pStyle w:val="ListParagraph"/>
-        <w:rPr>
-          <w:lang w:val="en-US"/>
-        </w:rPr>
-      </w:pPr>
-      <w:r>
-        <w:rPr>
-          <w:lang w:val="en-US"/>
-        </w:rPr>
-        <w:t>from jobs where required_skills like 'fastapi%'</w:t>
+        <w:t xml:space="preserve">select 'Fast </w:t>
+      </w:r>
+      <w:proofErr w:type="spellStart"/>
+      <w:r>
+        <w:rPr>
+          <w:lang w:val="en-US"/>
+        </w:rPr>
+        <w:t>API</w:t>
+      </w:r>
+      <w:proofErr w:type="gramStart"/>
+      <w:r>
+        <w:rPr>
+          <w:lang w:val="en-US"/>
+        </w:rPr>
+        <w:t>',round</w:t>
+      </w:r>
+      <w:proofErr w:type="spellEnd"/>
+      <w:proofErr w:type="gramEnd"/>
+      <w:r>
+        <w:rPr>
+          <w:lang w:val="en-US"/>
+        </w:rPr>
+        <w:t>(avg(</w:t>
+      </w:r>
+      <w:proofErr w:type="spellStart"/>
+      <w:r>
+        <w:rPr>
+          <w:lang w:val="en-US"/>
+        </w:rPr>
+        <w:t>salary_usd_annual</w:t>
+      </w:r>
+      <w:proofErr w:type="spellEnd"/>
+      <w:r>
+        <w:rPr>
+          <w:lang w:val="en-US"/>
+        </w:rPr>
+        <w:t xml:space="preserve">),2) as </w:t>
+      </w:r>
+      <w:proofErr w:type="spellStart"/>
+      <w:r>
+        <w:rPr>
+          <w:lang w:val="en-US"/>
+        </w:rPr>
+        <w:t>Avg_</w:t>
+      </w:r>
+      <w:proofErr w:type="gramStart"/>
+      <w:r>
+        <w:rPr>
+          <w:lang w:val="en-US"/>
+        </w:rPr>
+        <w:t>Salary,max</w:t>
+      </w:r>
+      <w:proofErr w:type="spellEnd"/>
+      <w:proofErr w:type="gramEnd"/>
+      <w:r>
+        <w:rPr>
+          <w:lang w:val="en-US"/>
+        </w:rPr>
+        <w:t>(</w:t>
+      </w:r>
+      <w:proofErr w:type="spellStart"/>
+      <w:r>
+        <w:rPr>
+          <w:lang w:val="en-US"/>
+        </w:rPr>
+        <w:t>salary_usd_annual</w:t>
+      </w:r>
+      <w:proofErr w:type="spellEnd"/>
+      <w:r>
+        <w:rPr>
+          <w:lang w:val="en-US"/>
+        </w:rPr>
+        <w:t xml:space="preserve">) as </w:t>
+      </w:r>
+      <w:proofErr w:type="spellStart"/>
+      <w:r>
+        <w:rPr>
+          <w:lang w:val="en-US"/>
+        </w:rPr>
+        <w:t>Highest_salary</w:t>
+      </w:r>
+      <w:proofErr w:type="spellEnd"/>
+      <w:r>
+        <w:rPr>
+          <w:lang w:val="en-US"/>
+        </w:rPr>
+        <w:t>,</w:t>
+      </w:r>
+    </w:p>
+    <w:p>
+      <w:pPr>
+        <w:pStyle w:val="ListParagraph"/>
+        <w:rPr>
+          <w:lang w:val="en-US"/>
+        </w:rPr>
+      </w:pPr>
+      <w:r>
+        <w:rPr>
+          <w:lang w:val="en-US"/>
+        </w:rPr>
+        <w:t>min(</w:t>
+      </w:r>
+      <w:proofErr w:type="spellStart"/>
+      <w:r>
+        <w:rPr>
+          <w:lang w:val="en-US"/>
+        </w:rPr>
+        <w:t>salary_usd_annual</w:t>
+      </w:r>
+      <w:proofErr w:type="spellEnd"/>
+      <w:r>
+        <w:rPr>
+          <w:lang w:val="en-US"/>
+        </w:rPr>
+        <w:t xml:space="preserve">) as </w:t>
+      </w:r>
+      <w:proofErr w:type="spellStart"/>
+      <w:r>
+        <w:rPr>
+          <w:lang w:val="en-US"/>
+        </w:rPr>
+        <w:t>lowest_</w:t>
+      </w:r>
+      <w:proofErr w:type="gramStart"/>
+      <w:r>
+        <w:rPr>
+          <w:lang w:val="en-US"/>
+        </w:rPr>
+        <w:t>salary,count</w:t>
+      </w:r>
+      <w:proofErr w:type="spellEnd"/>
+      <w:proofErr w:type="gramEnd"/>
+      <w:r>
+        <w:rPr>
+          <w:lang w:val="en-US"/>
+        </w:rPr>
+        <w:t xml:space="preserve">(*) as </w:t>
+      </w:r>
+      <w:proofErr w:type="spellStart"/>
+      <w:r>
+        <w:rPr>
+          <w:lang w:val="en-US"/>
+        </w:rPr>
+        <w:t>No_of_Jobs</w:t>
+      </w:r>
+      <w:proofErr w:type="spellEnd"/>
+    </w:p>
+    <w:p>
+      <w:pPr>
+        <w:pStyle w:val="ListParagraph"/>
+        <w:rPr>
+          <w:lang w:val="en-US"/>
+        </w:rPr>
+      </w:pPr>
+      <w:r>
+        <w:rPr>
+          <w:lang w:val="en-US"/>
+        </w:rPr>
+        <w:t xml:space="preserve">from jobs where </w:t>
+      </w:r>
+      <w:proofErr w:type="spellStart"/>
+      <w:r>
+        <w:rPr>
+          <w:lang w:val="en-US"/>
+        </w:rPr>
+        <w:t>required_skills</w:t>
+      </w:r>
+      <w:proofErr w:type="spellEnd"/>
+      <w:r>
+        <w:rPr>
+          <w:lang w:val="en-US"/>
+        </w:rPr>
+        <w:t xml:space="preserve"> like '</w:t>
+      </w:r>
+      <w:proofErr w:type="spellStart"/>
+      <w:r>
+        <w:rPr>
+          <w:lang w:val="en-US"/>
+        </w:rPr>
+        <w:t>fastapi</w:t>
+      </w:r>
+      <w:proofErr w:type="spellEnd"/>
+      <w:r>
+        <w:rPr>
+          <w:lang w:val="en-US"/>
+        </w:rPr>
+        <w:t>%'</w:t>
       </w:r>
     </w:p>
     <w:p>
@@ -1602,36 +4607,179 @@
         <w:rPr>
           <w:lang w:val="en-US"/>
         </w:rPr>
-        <w:lastRenderedPageBreak/>
-        <w:t>select 'RAG',round(avg(salary_usd_annual),2) as Avg_Salary,max(salary_usd_annual) as Highest_salary,</w:t>
-      </w:r>
-    </w:p>
-    <w:p>
-      <w:pPr>
-        <w:pStyle w:val="ListParagraph"/>
-        <w:rPr>
-          <w:lang w:val="en-US"/>
-        </w:rPr>
-      </w:pPr>
-      <w:r>
-        <w:rPr>
-          <w:lang w:val="en-US"/>
-        </w:rPr>
-        <w:t>min(salary_usd_annual) as lowest_salary,count(*) as No_of_Jobs</w:t>
-      </w:r>
-    </w:p>
-    <w:p>
-      <w:pPr>
-        <w:pStyle w:val="ListParagraph"/>
-        <w:rPr>
-          <w:lang w:val="en-US"/>
-        </w:rPr>
-      </w:pPr>
-      <w:r>
-        <w:rPr>
-          <w:lang w:val="en-US"/>
-        </w:rPr>
-        <w:t>from jobs where required_skills like 'rag%'</w:t>
+        <w:t>select '</w:t>
+      </w:r>
+      <w:proofErr w:type="spellStart"/>
+      <w:r>
+        <w:rPr>
+          <w:lang w:val="en-US"/>
+        </w:rPr>
+        <w:t>RAG</w:t>
+      </w:r>
+      <w:proofErr w:type="gramStart"/>
+      <w:r>
+        <w:rPr>
+          <w:lang w:val="en-US"/>
+        </w:rPr>
+        <w:t>',round</w:t>
+      </w:r>
+      <w:proofErr w:type="spellEnd"/>
+      <w:proofErr w:type="gramEnd"/>
+      <w:r>
+        <w:rPr>
+          <w:lang w:val="en-US"/>
+        </w:rPr>
+        <w:t>(avg(</w:t>
+      </w:r>
+      <w:proofErr w:type="spellStart"/>
+      <w:r>
+        <w:rPr>
+          <w:lang w:val="en-US"/>
+        </w:rPr>
+        <w:t>salary_usd_annual</w:t>
+      </w:r>
+      <w:proofErr w:type="spellEnd"/>
+      <w:r>
+        <w:rPr>
+          <w:lang w:val="en-US"/>
+        </w:rPr>
+        <w:t xml:space="preserve">),2) as </w:t>
+      </w:r>
+      <w:proofErr w:type="spellStart"/>
+      <w:r>
+        <w:rPr>
+          <w:lang w:val="en-US"/>
+        </w:rPr>
+        <w:t>Avg_</w:t>
+      </w:r>
+      <w:proofErr w:type="gramStart"/>
+      <w:r>
+        <w:rPr>
+          <w:lang w:val="en-US"/>
+        </w:rPr>
+        <w:t>Salary,max</w:t>
+      </w:r>
+      <w:proofErr w:type="spellEnd"/>
+      <w:proofErr w:type="gramEnd"/>
+      <w:r>
+        <w:rPr>
+          <w:lang w:val="en-US"/>
+        </w:rPr>
+        <w:t>(</w:t>
+      </w:r>
+      <w:proofErr w:type="spellStart"/>
+      <w:r>
+        <w:rPr>
+          <w:lang w:val="en-US"/>
+        </w:rPr>
+        <w:t>salary_usd_annual</w:t>
+      </w:r>
+      <w:proofErr w:type="spellEnd"/>
+      <w:r>
+        <w:rPr>
+          <w:lang w:val="en-US"/>
+        </w:rPr>
+        <w:t xml:space="preserve">) as </w:t>
+      </w:r>
+      <w:proofErr w:type="spellStart"/>
+      <w:r>
+        <w:rPr>
+          <w:lang w:val="en-US"/>
+        </w:rPr>
+        <w:t>Highest_salary</w:t>
+      </w:r>
+      <w:proofErr w:type="spellEnd"/>
+      <w:r>
+        <w:rPr>
+          <w:lang w:val="en-US"/>
+        </w:rPr>
+        <w:t>,</w:t>
+      </w:r>
+    </w:p>
+    <w:p>
+      <w:pPr>
+        <w:pStyle w:val="ListParagraph"/>
+        <w:rPr>
+          <w:lang w:val="en-US"/>
+        </w:rPr>
+      </w:pPr>
+      <w:r>
+        <w:rPr>
+          <w:lang w:val="en-US"/>
+        </w:rPr>
+        <w:t>min(</w:t>
+      </w:r>
+      <w:proofErr w:type="spellStart"/>
+      <w:r>
+        <w:rPr>
+          <w:lang w:val="en-US"/>
+        </w:rPr>
+        <w:t>salary_usd_annual</w:t>
+      </w:r>
+      <w:proofErr w:type="spellEnd"/>
+      <w:r>
+        <w:rPr>
+          <w:lang w:val="en-US"/>
+        </w:rPr>
+        <w:t xml:space="preserve">) as </w:t>
+      </w:r>
+      <w:proofErr w:type="spellStart"/>
+      <w:r>
+        <w:rPr>
+          <w:lang w:val="en-US"/>
+        </w:rPr>
+        <w:t>lowest_</w:t>
+      </w:r>
+      <w:proofErr w:type="gramStart"/>
+      <w:r>
+        <w:rPr>
+          <w:lang w:val="en-US"/>
+        </w:rPr>
+        <w:t>salary,count</w:t>
+      </w:r>
+      <w:proofErr w:type="spellEnd"/>
+      <w:proofErr w:type="gramEnd"/>
+      <w:r>
+        <w:rPr>
+          <w:lang w:val="en-US"/>
+        </w:rPr>
+        <w:t xml:space="preserve">(*) as </w:t>
+      </w:r>
+      <w:proofErr w:type="spellStart"/>
+      <w:r>
+        <w:rPr>
+          <w:lang w:val="en-US"/>
+        </w:rPr>
+        <w:t>No_of_Jobs</w:t>
+      </w:r>
+      <w:proofErr w:type="spellEnd"/>
+    </w:p>
+    <w:p>
+      <w:pPr>
+        <w:pStyle w:val="ListParagraph"/>
+        <w:rPr>
+          <w:lang w:val="en-US"/>
+        </w:rPr>
+      </w:pPr>
+      <w:r>
+        <w:rPr>
+          <w:lang w:val="en-US"/>
+        </w:rPr>
+        <w:t xml:space="preserve">from jobs where </w:t>
+      </w:r>
+      <w:proofErr w:type="spellStart"/>
+      <w:r>
+        <w:rPr>
+          <w:lang w:val="en-US"/>
+        </w:rPr>
+        <w:t>required_skills</w:t>
+      </w:r>
+      <w:proofErr w:type="spellEnd"/>
+      <w:r>
+        <w:rPr>
+          <w:lang w:val="en-US"/>
+        </w:rPr>
+        <w:t xml:space="preserve"> like 'rag%'</w:t>
       </w:r>
     </w:p>
     <w:p>
@@ -1659,35 +4807,193 @@
         <w:rPr>
           <w:lang w:val="en-US"/>
         </w:rPr>
-        <w:t>select 'ML Flow',round(avg(salary_usd_annual),2) as Avg_Salary,max(salary_usd_annual) as Highest_salary,</w:t>
-      </w:r>
-    </w:p>
-    <w:p>
-      <w:pPr>
-        <w:pStyle w:val="ListParagraph"/>
-        <w:rPr>
-          <w:lang w:val="en-US"/>
-        </w:rPr>
-      </w:pPr>
-      <w:r>
-        <w:rPr>
-          <w:lang w:val="en-US"/>
-        </w:rPr>
-        <w:t>min(salary_usd_annual) as lowest_salary,count(*) as No_of_Jobs</w:t>
-      </w:r>
-    </w:p>
-    <w:p>
-      <w:pPr>
-        <w:pStyle w:val="ListParagraph"/>
-        <w:rPr>
-          <w:lang w:val="en-US"/>
-        </w:rPr>
-      </w:pPr>
-      <w:r>
-        <w:rPr>
-          <w:lang w:val="en-US"/>
-        </w:rPr>
-        <w:t>from jobs where required_skills like 'MLflow%'</w:t>
+        <w:t xml:space="preserve">select 'ML </w:t>
+      </w:r>
+      <w:proofErr w:type="spellStart"/>
+      <w:r>
+        <w:rPr>
+          <w:lang w:val="en-US"/>
+        </w:rPr>
+        <w:t>Flow</w:t>
+      </w:r>
+      <w:proofErr w:type="gramStart"/>
+      <w:r>
+        <w:rPr>
+          <w:lang w:val="en-US"/>
+        </w:rPr>
+        <w:t>',round</w:t>
+      </w:r>
+      <w:proofErr w:type="spellEnd"/>
+      <w:proofErr w:type="gramEnd"/>
+      <w:r>
+        <w:rPr>
+          <w:lang w:val="en-US"/>
+        </w:rPr>
+        <w:t>(avg(</w:t>
+      </w:r>
+      <w:proofErr w:type="spellStart"/>
+      <w:r>
+        <w:rPr>
+          <w:lang w:val="en-US"/>
+        </w:rPr>
+        <w:t>salary_usd_annual</w:t>
+      </w:r>
+      <w:proofErr w:type="spellEnd"/>
+      <w:r>
+        <w:rPr>
+          <w:lang w:val="en-US"/>
+        </w:rPr>
+        <w:t xml:space="preserve">),2) as </w:t>
+      </w:r>
+      <w:proofErr w:type="spellStart"/>
+      <w:r>
+        <w:rPr>
+          <w:lang w:val="en-US"/>
+        </w:rPr>
+        <w:t>Avg_</w:t>
+      </w:r>
+      <w:proofErr w:type="gramStart"/>
+      <w:r>
+        <w:rPr>
+          <w:lang w:val="en-US"/>
+        </w:rPr>
+        <w:t>Salary,max</w:t>
+      </w:r>
+      <w:proofErr w:type="spellEnd"/>
+      <w:proofErr w:type="gramEnd"/>
+      <w:r>
+        <w:rPr>
+          <w:lang w:val="en-US"/>
+        </w:rPr>
+        <w:t>(</w:t>
+      </w:r>
+      <w:proofErr w:type="spellStart"/>
+      <w:r>
+        <w:rPr>
+          <w:lang w:val="en-US"/>
+        </w:rPr>
+        <w:t>salary_usd_annual</w:t>
+      </w:r>
+      <w:proofErr w:type="spellEnd"/>
+      <w:r>
+        <w:rPr>
+          <w:lang w:val="en-US"/>
+        </w:rPr>
+        <w:t xml:space="preserve">) as </w:t>
+      </w:r>
+      <w:proofErr w:type="spellStart"/>
+      <w:r>
+        <w:rPr>
+          <w:lang w:val="en-US"/>
+        </w:rPr>
+        <w:t>Highest_salary</w:t>
+      </w:r>
+      <w:proofErr w:type="spellEnd"/>
+      <w:r>
+        <w:rPr>
+          <w:lang w:val="en-US"/>
+        </w:rPr>
+        <w:t>,</w:t>
+      </w:r>
+    </w:p>
+    <w:p>
+      <w:pPr>
+        <w:pStyle w:val="ListParagraph"/>
+        <w:rPr>
+          <w:lang w:val="en-US"/>
+        </w:rPr>
+      </w:pPr>
+      <w:r>
+        <w:rPr>
+          <w:lang w:val="en-US"/>
+        </w:rPr>
+        <w:t>min(</w:t>
+      </w:r>
+      <w:proofErr w:type="spellStart"/>
+      <w:r>
+        <w:rPr>
+          <w:lang w:val="en-US"/>
+        </w:rPr>
+        <w:t>salary_usd_annual</w:t>
+      </w:r>
+      <w:proofErr w:type="spellEnd"/>
+      <w:r>
+        <w:rPr>
+          <w:lang w:val="en-US"/>
+        </w:rPr>
+        <w:t xml:space="preserve">) as </w:t>
+      </w:r>
+      <w:proofErr w:type="spellStart"/>
+      <w:r>
+        <w:rPr>
+          <w:lang w:val="en-US"/>
+        </w:rPr>
+        <w:t>lowest_</w:t>
+      </w:r>
+      <w:proofErr w:type="gramStart"/>
+      <w:r>
+        <w:rPr>
+          <w:lang w:val="en-US"/>
+        </w:rPr>
+        <w:t>salary,count</w:t>
+      </w:r>
+      <w:proofErr w:type="spellEnd"/>
+      <w:proofErr w:type="gramEnd"/>
+      <w:r>
+        <w:rPr>
+          <w:lang w:val="en-US"/>
+        </w:rPr>
+        <w:t xml:space="preserve">(*) as </w:t>
+      </w:r>
+      <w:proofErr w:type="spellStart"/>
+      <w:r>
+        <w:rPr>
+          <w:lang w:val="en-US"/>
+        </w:rPr>
+        <w:t>No_of_Jobs</w:t>
+      </w:r>
+      <w:proofErr w:type="spellEnd"/>
+    </w:p>
+    <w:p>
+      <w:pPr>
+        <w:pStyle w:val="ListParagraph"/>
+        <w:rPr>
+          <w:lang w:val="en-US"/>
+        </w:rPr>
+      </w:pPr>
+      <w:r>
+        <w:rPr>
+          <w:lang w:val="en-US"/>
+        </w:rPr>
+        <w:t xml:space="preserve">from jobs where </w:t>
+      </w:r>
+      <w:proofErr w:type="spellStart"/>
+      <w:r>
+        <w:rPr>
+          <w:lang w:val="en-US"/>
+        </w:rPr>
+        <w:t>required_skills</w:t>
+      </w:r>
+      <w:proofErr w:type="spellEnd"/>
+      <w:r>
+        <w:rPr>
+          <w:lang w:val="en-US"/>
+        </w:rPr>
+        <w:t xml:space="preserve"> like '</w:t>
+      </w:r>
+      <w:proofErr w:type="spellStart"/>
+      <w:r>
+        <w:rPr>
+          <w:lang w:val="en-US"/>
+        </w:rPr>
+        <w:t>MLflow</w:t>
+      </w:r>
+      <w:proofErr w:type="spellEnd"/>
+      <w:r>
+        <w:rPr>
+          <w:lang w:val="en-US"/>
+        </w:rPr>
+        <w:t>%'</w:t>
       </w:r>
       <w:r>
         <w:rPr>
@@ -1718,15 +5024,1603 @@
           <w:numId w:val="6"/>
         </w:numPr>
         <w:rPr>
-          <w:lang w:val="en-US"/>
-        </w:rPr>
-      </w:pPr>
-      <w:r>
-        <w:rPr>
-          <w:lang w:val="en-US"/>
-        </w:rPr>
-        <w:t xml:space="preserve"> Required skills </w:t>
-      </w:r>
+          <w:sz w:val="32"/>
+          <w:szCs w:val="32"/>
+          <w:lang w:val="en-US"/>
+        </w:rPr>
+      </w:pPr>
+      <w:r>
+        <w:rPr>
+          <w:lang w:val="en-US"/>
+        </w:rPr>
+        <w:t xml:space="preserve"> </w:t>
+      </w:r>
+      <w:r>
+        <w:rPr>
+          <w:sz w:val="32"/>
+          <w:szCs w:val="32"/>
+          <w:lang w:val="en-US"/>
+        </w:rPr>
+        <w:t xml:space="preserve">Required skills </w:t>
+      </w:r>
+    </w:p>
+    <w:p>
+      <w:pPr>
+        <w:pStyle w:val="ListParagraph"/>
+        <w:rPr>
+          <w:lang w:val="en-US"/>
+        </w:rPr>
+      </w:pPr>
+      <w:r>
+        <w:rPr>
+          <w:lang w:val="en-US"/>
+        </w:rPr>
+        <w:t xml:space="preserve">select case when </w:t>
+      </w:r>
+      <w:proofErr w:type="spellStart"/>
+      <w:r>
+        <w:rPr>
+          <w:lang w:val="en-US"/>
+        </w:rPr>
+        <w:t>required_skills</w:t>
+      </w:r>
+      <w:proofErr w:type="spellEnd"/>
+      <w:r>
+        <w:rPr>
+          <w:lang w:val="en-US"/>
+        </w:rPr>
+        <w:t xml:space="preserve"> </w:t>
+      </w:r>
+      <w:proofErr w:type="spellStart"/>
+      <w:r>
+        <w:rPr>
+          <w:lang w:val="en-US"/>
+        </w:rPr>
+        <w:t>like'%OpenAI</w:t>
+      </w:r>
+      <w:proofErr w:type="spellEnd"/>
+      <w:r>
+        <w:rPr>
+          <w:lang w:val="en-US"/>
+        </w:rPr>
+        <w:t xml:space="preserve"> API%' or </w:t>
+      </w:r>
+      <w:proofErr w:type="spellStart"/>
+      <w:r>
+        <w:rPr>
+          <w:lang w:val="en-US"/>
+        </w:rPr>
+        <w:t>required_skills</w:t>
+      </w:r>
+      <w:proofErr w:type="spellEnd"/>
+      <w:r>
+        <w:rPr>
+          <w:lang w:val="en-US"/>
+        </w:rPr>
+        <w:t xml:space="preserve"> like'%</w:t>
+      </w:r>
+      <w:proofErr w:type="spellStart"/>
+      <w:r>
+        <w:rPr>
+          <w:lang w:val="en-US"/>
+        </w:rPr>
+        <w:t>LangChain</w:t>
+      </w:r>
+      <w:proofErr w:type="spellEnd"/>
+      <w:r>
+        <w:rPr>
+          <w:lang w:val="en-US"/>
+        </w:rPr>
+        <w:t>%'</w:t>
+      </w:r>
+    </w:p>
+    <w:p>
+      <w:pPr>
+        <w:pStyle w:val="ListParagraph"/>
+        <w:rPr>
+          <w:lang w:val="en-US"/>
+        </w:rPr>
+      </w:pPr>
+      <w:r>
+        <w:rPr>
+          <w:lang w:val="en-US"/>
+        </w:rPr>
+        <w:t xml:space="preserve">or </w:t>
+      </w:r>
+      <w:proofErr w:type="spellStart"/>
+      <w:r>
+        <w:rPr>
+          <w:lang w:val="en-US"/>
+        </w:rPr>
+        <w:t>required_skills</w:t>
+      </w:r>
+      <w:proofErr w:type="spellEnd"/>
+      <w:r>
+        <w:rPr>
+          <w:lang w:val="en-US"/>
+        </w:rPr>
+        <w:t xml:space="preserve"> </w:t>
+      </w:r>
+      <w:proofErr w:type="spellStart"/>
+      <w:r>
+        <w:rPr>
+          <w:lang w:val="en-US"/>
+        </w:rPr>
+        <w:t>like'%RAG</w:t>
+      </w:r>
+      <w:proofErr w:type="spellEnd"/>
+      <w:r>
+        <w:rPr>
+          <w:lang w:val="en-US"/>
+        </w:rPr>
+        <w:t xml:space="preserve">%' or </w:t>
+      </w:r>
+      <w:proofErr w:type="spellStart"/>
+      <w:r>
+        <w:rPr>
+          <w:lang w:val="en-US"/>
+        </w:rPr>
+        <w:t>required_skills</w:t>
+      </w:r>
+      <w:proofErr w:type="spellEnd"/>
+      <w:r>
+        <w:rPr>
+          <w:lang w:val="en-US"/>
+        </w:rPr>
+        <w:t xml:space="preserve"> </w:t>
+      </w:r>
+      <w:proofErr w:type="spellStart"/>
+      <w:r>
+        <w:rPr>
+          <w:lang w:val="en-US"/>
+        </w:rPr>
+        <w:t>like'%Fine-</w:t>
+      </w:r>
+      <w:proofErr w:type="gramStart"/>
+      <w:r>
+        <w:rPr>
+          <w:lang w:val="en-US"/>
+        </w:rPr>
+        <w:t>tuning</w:t>
+      </w:r>
+      <w:proofErr w:type="spellEnd"/>
+      <w:r>
+        <w:rPr>
+          <w:lang w:val="en-US"/>
+        </w:rPr>
+        <w:t>,%</w:t>
+      </w:r>
+      <w:proofErr w:type="gramEnd"/>
+      <w:r>
+        <w:rPr>
+          <w:lang w:val="en-US"/>
+        </w:rPr>
+        <w:t xml:space="preserve">' or </w:t>
+      </w:r>
+      <w:proofErr w:type="spellStart"/>
+      <w:r>
+        <w:rPr>
+          <w:lang w:val="en-US"/>
+        </w:rPr>
+        <w:t>required_skills</w:t>
+      </w:r>
+      <w:proofErr w:type="spellEnd"/>
+      <w:r>
+        <w:rPr>
+          <w:lang w:val="en-US"/>
+        </w:rPr>
+        <w:t xml:space="preserve"> like'%</w:t>
+      </w:r>
+      <w:proofErr w:type="spellStart"/>
+      <w:r>
+        <w:rPr>
+          <w:lang w:val="en-US"/>
+        </w:rPr>
+        <w:t>rlhf</w:t>
+      </w:r>
+      <w:proofErr w:type="spellEnd"/>
+      <w:r>
+        <w:rPr>
+          <w:lang w:val="en-US"/>
+        </w:rPr>
+        <w:t>%'</w:t>
+      </w:r>
+    </w:p>
+    <w:p>
+      <w:pPr>
+        <w:pStyle w:val="ListParagraph"/>
+        <w:rPr>
+          <w:lang w:val="en-US"/>
+        </w:rPr>
+      </w:pPr>
+      <w:r>
+        <w:rPr>
+          <w:lang w:val="en-US"/>
+        </w:rPr>
+        <w:t xml:space="preserve">or </w:t>
+      </w:r>
+      <w:proofErr w:type="spellStart"/>
+      <w:r>
+        <w:rPr>
+          <w:lang w:val="en-US"/>
+        </w:rPr>
+        <w:t>required_skills</w:t>
+      </w:r>
+      <w:proofErr w:type="spellEnd"/>
+      <w:r>
+        <w:rPr>
+          <w:lang w:val="en-US"/>
+        </w:rPr>
+        <w:t xml:space="preserve"> like'% Hugging Face Transformers%' or </w:t>
+      </w:r>
+      <w:proofErr w:type="spellStart"/>
+      <w:r>
+        <w:rPr>
+          <w:lang w:val="en-US"/>
+        </w:rPr>
+        <w:t>required_skills</w:t>
+      </w:r>
+      <w:proofErr w:type="spellEnd"/>
+      <w:r>
+        <w:rPr>
+          <w:lang w:val="en-US"/>
+        </w:rPr>
+        <w:t xml:space="preserve"> like'%</w:t>
+      </w:r>
+      <w:proofErr w:type="spellStart"/>
+      <w:r>
+        <w:rPr>
+          <w:lang w:val="en-US"/>
+        </w:rPr>
+        <w:t>LlamaIndex</w:t>
+      </w:r>
+      <w:proofErr w:type="spellEnd"/>
+      <w:r>
+        <w:rPr>
+          <w:lang w:val="en-US"/>
+        </w:rPr>
+        <w:t xml:space="preserve">%' </w:t>
+      </w:r>
+    </w:p>
+    <w:p>
+      <w:pPr>
+        <w:pStyle w:val="ListParagraph"/>
+        <w:rPr>
+          <w:lang w:val="en-US"/>
+        </w:rPr>
+      </w:pPr>
+      <w:r>
+        <w:rPr>
+          <w:lang w:val="en-US"/>
+        </w:rPr>
+        <w:t>then 'Generative AI / LLM Engineering'</w:t>
+      </w:r>
+    </w:p>
+    <w:p>
+      <w:pPr>
+        <w:pStyle w:val="ListParagraph"/>
+        <w:rPr>
+          <w:lang w:val="en-US"/>
+        </w:rPr>
+      </w:pPr>
+    </w:p>
+    <w:p>
+      <w:pPr>
+        <w:pStyle w:val="ListParagraph"/>
+        <w:rPr>
+          <w:lang w:val="en-US"/>
+        </w:rPr>
+      </w:pPr>
+      <w:r>
+        <w:rPr>
+          <w:lang w:val="en-US"/>
+        </w:rPr>
+        <w:t xml:space="preserve">when </w:t>
+      </w:r>
+      <w:proofErr w:type="spellStart"/>
+      <w:r>
+        <w:rPr>
+          <w:lang w:val="en-US"/>
+        </w:rPr>
+        <w:t>required_skills</w:t>
+      </w:r>
+      <w:proofErr w:type="spellEnd"/>
+      <w:r>
+        <w:rPr>
+          <w:lang w:val="en-US"/>
+        </w:rPr>
+        <w:t xml:space="preserve"> like'%</w:t>
+      </w:r>
+      <w:proofErr w:type="spellStart"/>
+      <w:r>
+        <w:rPr>
+          <w:lang w:val="en-US"/>
+        </w:rPr>
+        <w:t>PyTorch</w:t>
+      </w:r>
+      <w:proofErr w:type="spellEnd"/>
+      <w:r>
+        <w:rPr>
+          <w:lang w:val="en-US"/>
+        </w:rPr>
+        <w:t xml:space="preserve">%' or </w:t>
+      </w:r>
+      <w:proofErr w:type="spellStart"/>
+      <w:r>
+        <w:rPr>
+          <w:lang w:val="en-US"/>
+        </w:rPr>
+        <w:t>required_skills</w:t>
+      </w:r>
+      <w:proofErr w:type="spellEnd"/>
+      <w:r>
+        <w:rPr>
+          <w:lang w:val="en-US"/>
+        </w:rPr>
+        <w:t xml:space="preserve"> </w:t>
+      </w:r>
+      <w:proofErr w:type="spellStart"/>
+      <w:r>
+        <w:rPr>
+          <w:lang w:val="en-US"/>
+        </w:rPr>
+        <w:t>like'%</w:t>
+      </w:r>
+      <w:proofErr w:type="gramStart"/>
+      <w:r>
+        <w:rPr>
+          <w:lang w:val="en-US"/>
+        </w:rPr>
+        <w:t>TensorFlow</w:t>
+      </w:r>
+      <w:proofErr w:type="spellEnd"/>
+      <w:r>
+        <w:rPr>
+          <w:lang w:val="en-US"/>
+        </w:rPr>
+        <w:t>,%</w:t>
+      </w:r>
+      <w:proofErr w:type="gramEnd"/>
+      <w:r>
+        <w:rPr>
+          <w:lang w:val="en-US"/>
+        </w:rPr>
+        <w:t xml:space="preserve">' or </w:t>
+      </w:r>
+      <w:proofErr w:type="spellStart"/>
+      <w:r>
+        <w:rPr>
+          <w:lang w:val="en-US"/>
+        </w:rPr>
+        <w:t>required_skills</w:t>
+      </w:r>
+      <w:proofErr w:type="spellEnd"/>
+      <w:r>
+        <w:rPr>
+          <w:lang w:val="en-US"/>
+        </w:rPr>
+        <w:t xml:space="preserve"> </w:t>
+      </w:r>
+      <w:proofErr w:type="spellStart"/>
+      <w:r>
+        <w:rPr>
+          <w:lang w:val="en-US"/>
+        </w:rPr>
+        <w:t>like'%JAX</w:t>
+      </w:r>
+      <w:proofErr w:type="spellEnd"/>
+      <w:r>
+        <w:rPr>
+          <w:lang w:val="en-US"/>
+        </w:rPr>
+        <w:t>%'</w:t>
+      </w:r>
+    </w:p>
+    <w:p>
+      <w:pPr>
+        <w:pStyle w:val="ListParagraph"/>
+        <w:rPr>
+          <w:lang w:val="en-US"/>
+        </w:rPr>
+      </w:pPr>
+      <w:r>
+        <w:rPr>
+          <w:lang w:val="en-US"/>
+        </w:rPr>
+        <w:t xml:space="preserve">or </w:t>
+      </w:r>
+      <w:proofErr w:type="spellStart"/>
+      <w:r>
+        <w:rPr>
+          <w:lang w:val="en-US"/>
+        </w:rPr>
+        <w:t>required_skills</w:t>
+      </w:r>
+      <w:proofErr w:type="spellEnd"/>
+      <w:r>
+        <w:rPr>
+          <w:lang w:val="en-US"/>
+        </w:rPr>
+        <w:t xml:space="preserve"> </w:t>
+      </w:r>
+      <w:proofErr w:type="spellStart"/>
+      <w:r>
+        <w:rPr>
+          <w:lang w:val="en-US"/>
+        </w:rPr>
+        <w:t>like'%CUDA</w:t>
+      </w:r>
+      <w:proofErr w:type="spellEnd"/>
+      <w:r>
+        <w:rPr>
+          <w:lang w:val="en-US"/>
+        </w:rPr>
+        <w:t>%' then 'Machine Learning Engineering'</w:t>
+      </w:r>
+    </w:p>
+    <w:p>
+      <w:pPr>
+        <w:pStyle w:val="ListParagraph"/>
+        <w:rPr>
+          <w:lang w:val="en-US"/>
+        </w:rPr>
+      </w:pPr>
+    </w:p>
+    <w:p>
+      <w:pPr>
+        <w:pStyle w:val="ListParagraph"/>
+        <w:rPr>
+          <w:lang w:val="en-US"/>
+        </w:rPr>
+      </w:pPr>
+      <w:r>
+        <w:rPr>
+          <w:lang w:val="en-US"/>
+        </w:rPr>
+        <w:t xml:space="preserve">when </w:t>
+      </w:r>
+      <w:proofErr w:type="spellStart"/>
+      <w:r>
+        <w:rPr>
+          <w:lang w:val="en-US"/>
+        </w:rPr>
+        <w:t>required_skills</w:t>
+      </w:r>
+      <w:proofErr w:type="spellEnd"/>
+      <w:r>
+        <w:rPr>
+          <w:lang w:val="en-US"/>
+        </w:rPr>
+        <w:t xml:space="preserve"> like'%</w:t>
+      </w:r>
+      <w:proofErr w:type="spellStart"/>
+      <w:r>
+        <w:rPr>
+          <w:lang w:val="en-US"/>
+        </w:rPr>
+        <w:t>MLflow</w:t>
+      </w:r>
+      <w:proofErr w:type="spellEnd"/>
+      <w:r>
+        <w:rPr>
+          <w:lang w:val="en-US"/>
+        </w:rPr>
+        <w:t xml:space="preserve">%' or </w:t>
+      </w:r>
+      <w:proofErr w:type="spellStart"/>
+      <w:r>
+        <w:rPr>
+          <w:lang w:val="en-US"/>
+        </w:rPr>
+        <w:t>required_skills</w:t>
+      </w:r>
+      <w:proofErr w:type="spellEnd"/>
+      <w:r>
+        <w:rPr>
+          <w:lang w:val="en-US"/>
+        </w:rPr>
+        <w:t xml:space="preserve"> </w:t>
+      </w:r>
+      <w:proofErr w:type="spellStart"/>
+      <w:r>
+        <w:rPr>
+          <w:lang w:val="en-US"/>
+        </w:rPr>
+        <w:t>like'%AWS</w:t>
+      </w:r>
+      <w:proofErr w:type="spellEnd"/>
+      <w:r>
+        <w:rPr>
+          <w:lang w:val="en-US"/>
+        </w:rPr>
+        <w:t xml:space="preserve"> </w:t>
+      </w:r>
+      <w:proofErr w:type="gramStart"/>
+      <w:r>
+        <w:rPr>
+          <w:lang w:val="en-US"/>
+        </w:rPr>
+        <w:t>SageMaker,%</w:t>
+      </w:r>
+      <w:proofErr w:type="gramEnd"/>
+      <w:r>
+        <w:rPr>
+          <w:lang w:val="en-US"/>
+        </w:rPr>
+        <w:t xml:space="preserve">' or </w:t>
+      </w:r>
+      <w:proofErr w:type="spellStart"/>
+      <w:r>
+        <w:rPr>
+          <w:lang w:val="en-US"/>
+        </w:rPr>
+        <w:t>required_skills</w:t>
+      </w:r>
+      <w:proofErr w:type="spellEnd"/>
+      <w:r>
+        <w:rPr>
+          <w:lang w:val="en-US"/>
+        </w:rPr>
+        <w:t xml:space="preserve"> </w:t>
+      </w:r>
+      <w:proofErr w:type="spellStart"/>
+      <w:r>
+        <w:rPr>
+          <w:lang w:val="en-US"/>
+        </w:rPr>
+        <w:t>like'%Azure</w:t>
+      </w:r>
+      <w:proofErr w:type="spellEnd"/>
+      <w:r>
+        <w:rPr>
+          <w:lang w:val="en-US"/>
+        </w:rPr>
+        <w:t xml:space="preserve"> ML%'</w:t>
+      </w:r>
+    </w:p>
+    <w:p>
+      <w:pPr>
+        <w:pStyle w:val="ListParagraph"/>
+        <w:rPr>
+          <w:lang w:val="en-US"/>
+        </w:rPr>
+      </w:pPr>
+      <w:r>
+        <w:rPr>
+          <w:lang w:val="en-US"/>
+        </w:rPr>
+        <w:t xml:space="preserve">or </w:t>
+      </w:r>
+      <w:proofErr w:type="spellStart"/>
+      <w:r>
+        <w:rPr>
+          <w:lang w:val="en-US"/>
+        </w:rPr>
+        <w:t>required_skills</w:t>
+      </w:r>
+      <w:proofErr w:type="spellEnd"/>
+      <w:r>
+        <w:rPr>
+          <w:lang w:val="en-US"/>
+        </w:rPr>
+        <w:t xml:space="preserve"> </w:t>
+      </w:r>
+      <w:proofErr w:type="spellStart"/>
+      <w:r>
+        <w:rPr>
+          <w:lang w:val="en-US"/>
+        </w:rPr>
+        <w:t>like'%GCP</w:t>
+      </w:r>
+      <w:proofErr w:type="spellEnd"/>
+      <w:r>
+        <w:rPr>
+          <w:lang w:val="en-US"/>
+        </w:rPr>
+        <w:t xml:space="preserve"> Vertex AI%' or </w:t>
+      </w:r>
+      <w:proofErr w:type="spellStart"/>
+      <w:r>
+        <w:rPr>
+          <w:lang w:val="en-US"/>
+        </w:rPr>
+        <w:t>required_skills</w:t>
+      </w:r>
+      <w:proofErr w:type="spellEnd"/>
+      <w:r>
+        <w:rPr>
+          <w:lang w:val="en-US"/>
+        </w:rPr>
+        <w:t xml:space="preserve"> </w:t>
+      </w:r>
+      <w:proofErr w:type="spellStart"/>
+      <w:r>
+        <w:rPr>
+          <w:lang w:val="en-US"/>
+        </w:rPr>
+        <w:t>like'%Weights</w:t>
+      </w:r>
+      <w:proofErr w:type="spellEnd"/>
+      <w:r>
+        <w:rPr>
+          <w:lang w:val="en-US"/>
+        </w:rPr>
+        <w:t xml:space="preserve"> &amp; Biases%' or </w:t>
+      </w:r>
+      <w:proofErr w:type="spellStart"/>
+      <w:r>
+        <w:rPr>
+          <w:lang w:val="en-US"/>
+        </w:rPr>
+        <w:t>required_skills</w:t>
+      </w:r>
+      <w:proofErr w:type="spellEnd"/>
+      <w:r>
+        <w:rPr>
+          <w:lang w:val="en-US"/>
+        </w:rPr>
+        <w:t xml:space="preserve"> </w:t>
+      </w:r>
+      <w:proofErr w:type="spellStart"/>
+      <w:r>
+        <w:rPr>
+          <w:lang w:val="en-US"/>
+        </w:rPr>
+        <w:t>like'%</w:t>
+      </w:r>
+      <w:proofErr w:type="gramStart"/>
+      <w:r>
+        <w:rPr>
+          <w:lang w:val="en-US"/>
+        </w:rPr>
+        <w:t>Docker</w:t>
+      </w:r>
+      <w:proofErr w:type="spellEnd"/>
+      <w:r>
+        <w:rPr>
+          <w:lang w:val="en-US"/>
+        </w:rPr>
+        <w:t>,%</w:t>
+      </w:r>
+      <w:proofErr w:type="gramEnd"/>
+      <w:r>
+        <w:rPr>
+          <w:lang w:val="en-US"/>
+        </w:rPr>
+        <w:t xml:space="preserve">' </w:t>
+      </w:r>
+    </w:p>
+    <w:p>
+      <w:pPr>
+        <w:pStyle w:val="ListParagraph"/>
+        <w:rPr>
+          <w:lang w:val="en-US"/>
+        </w:rPr>
+      </w:pPr>
+      <w:r>
+        <w:rPr>
+          <w:lang w:val="en-US"/>
+        </w:rPr>
+        <w:t xml:space="preserve">or </w:t>
+      </w:r>
+      <w:proofErr w:type="spellStart"/>
+      <w:r>
+        <w:rPr>
+          <w:lang w:val="en-US"/>
+        </w:rPr>
+        <w:t>required_skills</w:t>
+      </w:r>
+      <w:proofErr w:type="spellEnd"/>
+      <w:r>
+        <w:rPr>
+          <w:lang w:val="en-US"/>
+        </w:rPr>
+        <w:t xml:space="preserve"> </w:t>
+      </w:r>
+      <w:proofErr w:type="spellStart"/>
+      <w:r>
+        <w:rPr>
+          <w:lang w:val="en-US"/>
+        </w:rPr>
+        <w:t>like'%Kubernetes</w:t>
+      </w:r>
+      <w:proofErr w:type="spellEnd"/>
+      <w:r>
+        <w:rPr>
+          <w:lang w:val="en-US"/>
+        </w:rPr>
+        <w:t>%' then '</w:t>
+      </w:r>
+      <w:proofErr w:type="spellStart"/>
+      <w:r>
+        <w:rPr>
+          <w:lang w:val="en-US"/>
+        </w:rPr>
+        <w:t>MLOps</w:t>
+      </w:r>
+      <w:proofErr w:type="spellEnd"/>
+      <w:r>
+        <w:rPr>
+          <w:lang w:val="en-US"/>
+        </w:rPr>
+        <w:t xml:space="preserve"> / AI Platform Engineering'</w:t>
+      </w:r>
+    </w:p>
+    <w:p>
+      <w:pPr>
+        <w:pStyle w:val="ListParagraph"/>
+        <w:rPr>
+          <w:lang w:val="en-US"/>
+        </w:rPr>
+      </w:pPr>
+    </w:p>
+    <w:p>
+      <w:pPr>
+        <w:pStyle w:val="ListParagraph"/>
+        <w:rPr>
+          <w:lang w:val="en-US"/>
+        </w:rPr>
+      </w:pPr>
+      <w:r>
+        <w:rPr>
+          <w:lang w:val="en-US"/>
+        </w:rPr>
+        <w:t xml:space="preserve">when </w:t>
+      </w:r>
+      <w:proofErr w:type="spellStart"/>
+      <w:r>
+        <w:rPr>
+          <w:lang w:val="en-US"/>
+        </w:rPr>
+        <w:t>required_skills</w:t>
+      </w:r>
+      <w:proofErr w:type="spellEnd"/>
+      <w:r>
+        <w:rPr>
+          <w:lang w:val="en-US"/>
+        </w:rPr>
+        <w:t xml:space="preserve"> </w:t>
+      </w:r>
+      <w:proofErr w:type="spellStart"/>
+      <w:r>
+        <w:rPr>
+          <w:lang w:val="en-US"/>
+        </w:rPr>
+        <w:t>like'%Pinecone</w:t>
+      </w:r>
+      <w:proofErr w:type="spellEnd"/>
+      <w:r>
+        <w:rPr>
+          <w:lang w:val="en-US"/>
+        </w:rPr>
+        <w:t xml:space="preserve">' or </w:t>
+      </w:r>
+      <w:proofErr w:type="spellStart"/>
+      <w:r>
+        <w:rPr>
+          <w:lang w:val="en-US"/>
+        </w:rPr>
+        <w:t>required_skills</w:t>
+      </w:r>
+      <w:proofErr w:type="spellEnd"/>
+      <w:r>
+        <w:rPr>
+          <w:lang w:val="en-US"/>
+        </w:rPr>
+        <w:t xml:space="preserve"> like'%</w:t>
+      </w:r>
+      <w:proofErr w:type="spellStart"/>
+      <w:r>
+        <w:rPr>
+          <w:lang w:val="en-US"/>
+        </w:rPr>
+        <w:t>Weaviate</w:t>
+      </w:r>
+      <w:proofErr w:type="spellEnd"/>
+      <w:r>
+        <w:rPr>
+          <w:lang w:val="en-US"/>
+        </w:rPr>
+        <w:t xml:space="preserve">%' or </w:t>
+      </w:r>
+      <w:proofErr w:type="spellStart"/>
+      <w:r>
+        <w:rPr>
+          <w:lang w:val="en-US"/>
+        </w:rPr>
+        <w:t>required_skills</w:t>
+      </w:r>
+      <w:proofErr w:type="spellEnd"/>
+      <w:r>
+        <w:rPr>
+          <w:lang w:val="en-US"/>
+        </w:rPr>
+        <w:t xml:space="preserve"> like'%</w:t>
+      </w:r>
+      <w:proofErr w:type="spellStart"/>
+      <w:proofErr w:type="gramStart"/>
+      <w:r>
+        <w:rPr>
+          <w:lang w:val="en-US"/>
+        </w:rPr>
+        <w:t>ChromaDB</w:t>
+      </w:r>
+      <w:proofErr w:type="spellEnd"/>
+      <w:r>
+        <w:rPr>
+          <w:lang w:val="en-US"/>
+        </w:rPr>
+        <w:t>,%</w:t>
+      </w:r>
+      <w:proofErr w:type="gramEnd"/>
+      <w:r>
+        <w:rPr>
+          <w:lang w:val="en-US"/>
+        </w:rPr>
+        <w:t xml:space="preserve">' or </w:t>
+      </w:r>
+    </w:p>
+    <w:p>
+      <w:pPr>
+        <w:pStyle w:val="ListParagraph"/>
+        <w:rPr>
+          <w:lang w:val="en-US"/>
+        </w:rPr>
+      </w:pPr>
+      <w:proofErr w:type="spellStart"/>
+      <w:r>
+        <w:rPr>
+          <w:lang w:val="en-US"/>
+        </w:rPr>
+        <w:t>required_skills</w:t>
+      </w:r>
+      <w:proofErr w:type="spellEnd"/>
+      <w:r>
+        <w:rPr>
+          <w:lang w:val="en-US"/>
+        </w:rPr>
+        <w:t xml:space="preserve"> </w:t>
+      </w:r>
+      <w:proofErr w:type="spellStart"/>
+      <w:r>
+        <w:rPr>
+          <w:lang w:val="en-US"/>
+        </w:rPr>
+        <w:t>like'%Vector</w:t>
+      </w:r>
+      <w:proofErr w:type="spellEnd"/>
+      <w:r>
+        <w:rPr>
+          <w:lang w:val="en-US"/>
+        </w:rPr>
+        <w:t xml:space="preserve"> Databases%' then 'Vector Database / RAG Infrastructure'</w:t>
+      </w:r>
+    </w:p>
+    <w:p>
+      <w:pPr>
+        <w:pStyle w:val="ListParagraph"/>
+        <w:rPr>
+          <w:lang w:val="en-US"/>
+        </w:rPr>
+      </w:pPr>
+    </w:p>
+    <w:p>
+      <w:pPr>
+        <w:pStyle w:val="ListParagraph"/>
+        <w:rPr>
+          <w:lang w:val="en-US"/>
+        </w:rPr>
+      </w:pPr>
+      <w:r>
+        <w:rPr>
+          <w:lang w:val="en-US"/>
+        </w:rPr>
+        <w:t xml:space="preserve">when </w:t>
+      </w:r>
+      <w:proofErr w:type="spellStart"/>
+      <w:r>
+        <w:rPr>
+          <w:lang w:val="en-US"/>
+        </w:rPr>
+        <w:t>required_skills</w:t>
+      </w:r>
+      <w:proofErr w:type="spellEnd"/>
+      <w:r>
+        <w:rPr>
+          <w:lang w:val="en-US"/>
+        </w:rPr>
+        <w:t xml:space="preserve"> </w:t>
+      </w:r>
+      <w:proofErr w:type="spellStart"/>
+      <w:r>
+        <w:rPr>
+          <w:lang w:val="en-US"/>
+        </w:rPr>
+        <w:t>like'%Python</w:t>
+      </w:r>
+      <w:proofErr w:type="spellEnd"/>
+      <w:r>
+        <w:rPr>
+          <w:lang w:val="en-US"/>
+        </w:rPr>
+        <w:t xml:space="preserve">%' or </w:t>
+      </w:r>
+      <w:proofErr w:type="spellStart"/>
+      <w:r>
+        <w:rPr>
+          <w:lang w:val="en-US"/>
+        </w:rPr>
+        <w:t>required_skills</w:t>
+      </w:r>
+      <w:proofErr w:type="spellEnd"/>
+      <w:r>
+        <w:rPr>
+          <w:lang w:val="en-US"/>
+        </w:rPr>
+        <w:t xml:space="preserve"> like'%</w:t>
+      </w:r>
+      <w:proofErr w:type="spellStart"/>
+      <w:r>
+        <w:rPr>
+          <w:lang w:val="en-US"/>
+        </w:rPr>
+        <w:t>FastAPI</w:t>
+      </w:r>
+      <w:proofErr w:type="spellEnd"/>
+      <w:r>
+        <w:rPr>
+          <w:lang w:val="en-US"/>
+        </w:rPr>
+        <w:t xml:space="preserve">%' or </w:t>
+      </w:r>
+      <w:proofErr w:type="spellStart"/>
+      <w:r>
+        <w:rPr>
+          <w:lang w:val="en-US"/>
+        </w:rPr>
+        <w:t>required_skills</w:t>
+      </w:r>
+      <w:proofErr w:type="spellEnd"/>
+      <w:r>
+        <w:rPr>
+          <w:lang w:val="en-US"/>
+        </w:rPr>
+        <w:t xml:space="preserve"> </w:t>
+      </w:r>
+      <w:proofErr w:type="spellStart"/>
+      <w:r>
+        <w:rPr>
+          <w:lang w:val="en-US"/>
+        </w:rPr>
+        <w:t>like'%</w:t>
+      </w:r>
+      <w:proofErr w:type="gramStart"/>
+      <w:r>
+        <w:rPr>
+          <w:lang w:val="en-US"/>
+        </w:rPr>
+        <w:t>Rust</w:t>
+      </w:r>
+      <w:proofErr w:type="spellEnd"/>
+      <w:r>
+        <w:rPr>
+          <w:lang w:val="en-US"/>
+        </w:rPr>
+        <w:t>,%</w:t>
+      </w:r>
+      <w:proofErr w:type="gramEnd"/>
+      <w:r>
+        <w:rPr>
+          <w:lang w:val="en-US"/>
+        </w:rPr>
+        <w:t xml:space="preserve">' or </w:t>
+      </w:r>
+      <w:proofErr w:type="spellStart"/>
+      <w:r>
+        <w:rPr>
+          <w:lang w:val="en-US"/>
+        </w:rPr>
+        <w:t>required_skills</w:t>
+      </w:r>
+      <w:proofErr w:type="spellEnd"/>
+      <w:r>
+        <w:rPr>
+          <w:lang w:val="en-US"/>
+        </w:rPr>
+        <w:t xml:space="preserve"> </w:t>
+      </w:r>
+      <w:proofErr w:type="spellStart"/>
+      <w:r>
+        <w:rPr>
+          <w:lang w:val="en-US"/>
+        </w:rPr>
+        <w:t>like'%c</w:t>
+      </w:r>
+      <w:proofErr w:type="spellEnd"/>
+      <w:r>
+        <w:rPr>
+          <w:lang w:val="en-US"/>
+        </w:rPr>
+        <w:t>++%'</w:t>
+      </w:r>
+    </w:p>
+    <w:p>
+      <w:pPr>
+        <w:pStyle w:val="ListParagraph"/>
+        <w:rPr>
+          <w:lang w:val="en-US"/>
+        </w:rPr>
+      </w:pPr>
+      <w:r>
+        <w:rPr>
+          <w:lang w:val="en-US"/>
+        </w:rPr>
+        <w:t xml:space="preserve">or </w:t>
+      </w:r>
+      <w:proofErr w:type="spellStart"/>
+      <w:r>
+        <w:rPr>
+          <w:lang w:val="en-US"/>
+        </w:rPr>
+        <w:t>required_skills</w:t>
+      </w:r>
+      <w:proofErr w:type="spellEnd"/>
+      <w:r>
+        <w:rPr>
+          <w:lang w:val="en-US"/>
+        </w:rPr>
+        <w:t xml:space="preserve"> </w:t>
+      </w:r>
+      <w:proofErr w:type="spellStart"/>
+      <w:r>
+        <w:rPr>
+          <w:lang w:val="en-US"/>
+        </w:rPr>
+        <w:t>like'%spark</w:t>
+      </w:r>
+      <w:proofErr w:type="spellEnd"/>
+      <w:r>
+        <w:rPr>
+          <w:lang w:val="en-US"/>
+        </w:rPr>
+        <w:t xml:space="preserve">%' or </w:t>
+      </w:r>
+      <w:proofErr w:type="spellStart"/>
+      <w:r>
+        <w:rPr>
+          <w:lang w:val="en-US"/>
+        </w:rPr>
+        <w:t>required_skills</w:t>
+      </w:r>
+      <w:proofErr w:type="spellEnd"/>
+      <w:r>
+        <w:rPr>
+          <w:lang w:val="en-US"/>
+        </w:rPr>
+        <w:t xml:space="preserve"> like'%</w:t>
+      </w:r>
+      <w:proofErr w:type="spellStart"/>
+      <w:r>
+        <w:rPr>
+          <w:lang w:val="en-US"/>
+        </w:rPr>
+        <w:t>sql</w:t>
+      </w:r>
+      <w:proofErr w:type="spellEnd"/>
+      <w:r>
+        <w:rPr>
+          <w:lang w:val="en-US"/>
+        </w:rPr>
+        <w:t xml:space="preserve">%' or </w:t>
+      </w:r>
+      <w:proofErr w:type="spellStart"/>
+      <w:r>
+        <w:rPr>
+          <w:lang w:val="en-US"/>
+        </w:rPr>
+        <w:t>required_skills</w:t>
+      </w:r>
+      <w:proofErr w:type="spellEnd"/>
+      <w:r>
+        <w:rPr>
+          <w:lang w:val="en-US"/>
+        </w:rPr>
+        <w:t xml:space="preserve"> like'%</w:t>
+      </w:r>
+      <w:proofErr w:type="spellStart"/>
+      <w:proofErr w:type="gramStart"/>
+      <w:r>
+        <w:rPr>
+          <w:lang w:val="en-US"/>
+        </w:rPr>
+        <w:t>dbt</w:t>
+      </w:r>
+      <w:proofErr w:type="spellEnd"/>
+      <w:r>
+        <w:rPr>
+          <w:lang w:val="en-US"/>
+        </w:rPr>
+        <w:t>,%</w:t>
+      </w:r>
+      <w:proofErr w:type="gramEnd"/>
+      <w:r>
+        <w:rPr>
+          <w:lang w:val="en-US"/>
+        </w:rPr>
+        <w:t xml:space="preserve">' </w:t>
+      </w:r>
+    </w:p>
+    <w:p>
+      <w:pPr>
+        <w:pStyle w:val="ListParagraph"/>
+        <w:rPr>
+          <w:lang w:val="en-US"/>
+        </w:rPr>
+      </w:pPr>
+      <w:r>
+        <w:rPr>
+          <w:lang w:val="en-US"/>
+        </w:rPr>
+        <w:t>then 'AI Backend / Infrastructure'</w:t>
+      </w:r>
+    </w:p>
+    <w:p>
+      <w:pPr>
+        <w:pStyle w:val="ListParagraph"/>
+        <w:rPr>
+          <w:lang w:val="en-US"/>
+        </w:rPr>
+      </w:pPr>
+    </w:p>
+    <w:p>
+      <w:pPr>
+        <w:pStyle w:val="ListParagraph"/>
+        <w:rPr>
+          <w:lang w:val="en-US"/>
+        </w:rPr>
+      </w:pPr>
+      <w:r>
+        <w:rPr>
+          <w:lang w:val="en-US"/>
+        </w:rPr>
+        <w:t xml:space="preserve">else 'Other' end as </w:t>
+      </w:r>
+      <w:proofErr w:type="gramStart"/>
+      <w:r>
+        <w:rPr>
+          <w:lang w:val="en-US"/>
+        </w:rPr>
+        <w:t>Skills ,</w:t>
+      </w:r>
+      <w:proofErr w:type="gramEnd"/>
+    </w:p>
+    <w:p>
+      <w:pPr>
+        <w:pStyle w:val="ListParagraph"/>
+        <w:rPr>
+          <w:lang w:val="en-US"/>
+        </w:rPr>
+      </w:pPr>
+      <w:proofErr w:type="gramStart"/>
+      <w:r>
+        <w:rPr>
+          <w:lang w:val="en-US"/>
+        </w:rPr>
+        <w:t>count(</w:t>
+      </w:r>
+      <w:proofErr w:type="gramEnd"/>
+      <w:r>
+        <w:rPr>
+          <w:lang w:val="en-US"/>
+        </w:rPr>
+        <w:t xml:space="preserve">*) as </w:t>
+      </w:r>
+      <w:proofErr w:type="spellStart"/>
+      <w:r>
+        <w:rPr>
+          <w:lang w:val="en-US"/>
+        </w:rPr>
+        <w:t>No_of_Jobs</w:t>
+      </w:r>
+      <w:proofErr w:type="spellEnd"/>
+      <w:r>
+        <w:rPr>
+          <w:lang w:val="en-US"/>
+        </w:rPr>
+        <w:t>, max(</w:t>
+      </w:r>
+      <w:proofErr w:type="spellStart"/>
+      <w:r>
+        <w:rPr>
+          <w:lang w:val="en-US"/>
+        </w:rPr>
+        <w:t>salary_usd_annual</w:t>
+      </w:r>
+      <w:proofErr w:type="spellEnd"/>
+      <w:r>
+        <w:rPr>
+          <w:lang w:val="en-US"/>
+        </w:rPr>
+        <w:t xml:space="preserve">) as </w:t>
+      </w:r>
+      <w:proofErr w:type="spellStart"/>
+      <w:r>
+        <w:rPr>
+          <w:lang w:val="en-US"/>
+        </w:rPr>
+        <w:t>Highest_Salary_USD</w:t>
+      </w:r>
+      <w:proofErr w:type="spellEnd"/>
+    </w:p>
+    <w:p>
+      <w:pPr>
+        <w:pStyle w:val="ListParagraph"/>
+        <w:rPr>
+          <w:lang w:val="en-US"/>
+        </w:rPr>
+      </w:pPr>
+      <w:proofErr w:type="gramStart"/>
+      <w:r>
+        <w:rPr>
+          <w:lang w:val="en-US"/>
+        </w:rPr>
+        <w:t>,min</w:t>
+      </w:r>
+      <w:proofErr w:type="gramEnd"/>
+      <w:r>
+        <w:rPr>
+          <w:lang w:val="en-US"/>
+        </w:rPr>
+        <w:t>(</w:t>
+      </w:r>
+      <w:proofErr w:type="spellStart"/>
+      <w:r>
+        <w:rPr>
+          <w:lang w:val="en-US"/>
+        </w:rPr>
+        <w:t>salary_usd_annual</w:t>
+      </w:r>
+      <w:proofErr w:type="spellEnd"/>
+      <w:r>
+        <w:rPr>
+          <w:lang w:val="en-US"/>
+        </w:rPr>
+        <w:t xml:space="preserve">) as </w:t>
+      </w:r>
+      <w:proofErr w:type="spellStart"/>
+      <w:r>
+        <w:rPr>
+          <w:lang w:val="en-US"/>
+        </w:rPr>
+        <w:t>Lowest_Salary</w:t>
+      </w:r>
+      <w:proofErr w:type="spellEnd"/>
+      <w:r>
+        <w:rPr>
+          <w:lang w:val="en-US"/>
+        </w:rPr>
+        <w:t>, round(avg(</w:t>
+      </w:r>
+      <w:proofErr w:type="spellStart"/>
+      <w:r>
+        <w:rPr>
+          <w:lang w:val="en-US"/>
+        </w:rPr>
+        <w:t>salary_usd_annual</w:t>
+      </w:r>
+      <w:proofErr w:type="spellEnd"/>
+      <w:r>
+        <w:rPr>
+          <w:lang w:val="en-US"/>
+        </w:rPr>
+        <w:t xml:space="preserve">),2) as </w:t>
+      </w:r>
+      <w:proofErr w:type="spellStart"/>
+      <w:r>
+        <w:rPr>
+          <w:lang w:val="en-US"/>
+        </w:rPr>
+        <w:t>Avg_salary_usd</w:t>
+      </w:r>
+      <w:proofErr w:type="spellEnd"/>
+    </w:p>
+    <w:p>
+      <w:pPr>
+        <w:pStyle w:val="ListParagraph"/>
+        <w:rPr>
+          <w:lang w:val="en-US"/>
+        </w:rPr>
+      </w:pPr>
+      <w:r>
+        <w:rPr>
+          <w:lang w:val="en-US"/>
+        </w:rPr>
+        <w:t xml:space="preserve">from jobs group by Skills order </w:t>
+      </w:r>
+      <w:proofErr w:type="gramStart"/>
+      <w:r>
+        <w:rPr>
+          <w:lang w:val="en-US"/>
+        </w:rPr>
+        <w:t>by  Skills</w:t>
+      </w:r>
+      <w:proofErr w:type="gramEnd"/>
+      <w:r>
+        <w:rPr>
+          <w:lang w:val="en-US"/>
+        </w:rPr>
+        <w:t>;</w:t>
+      </w:r>
+    </w:p>
+    <w:p>
+      <w:pPr>
+        <w:pStyle w:val="ListParagraph"/>
+        <w:rPr>
+          <w:lang w:val="en-US"/>
+        </w:rPr>
+      </w:pPr>
+    </w:p>
+    <w:p>
+      <w:pPr>
+        <w:pStyle w:val="ListParagraph"/>
+        <w:numPr>
+          <w:ilvl w:val="0"/>
+          <w:numId w:val="6"/>
+        </w:numPr>
+        <w:rPr>
+          <w:sz w:val="32"/>
+          <w:szCs w:val="32"/>
+          <w:lang w:val="en-US"/>
+        </w:rPr>
+      </w:pPr>
+      <w:r>
+        <w:rPr>
+          <w:sz w:val="32"/>
+          <w:szCs w:val="32"/>
+          <w:lang w:val="en-US"/>
+        </w:rPr>
+        <w:t xml:space="preserve"> </w:t>
+      </w:r>
+      <w:r>
+        <w:rPr>
+          <w:sz w:val="32"/>
+          <w:szCs w:val="32"/>
+          <w:lang w:val="en-US"/>
+        </w:rPr>
+        <w:t>P</w:t>
+      </w:r>
+      <w:r>
+        <w:rPr>
+          <w:sz w:val="32"/>
+          <w:szCs w:val="32"/>
+          <w:lang w:val="en-US"/>
+        </w:rPr>
+        <w:t>rimary</w:t>
+      </w:r>
+      <w:r>
+        <w:rPr>
+          <w:sz w:val="32"/>
+          <w:szCs w:val="32"/>
+          <w:lang w:val="en-US"/>
+        </w:rPr>
+        <w:t xml:space="preserve"> LLM M</w:t>
+      </w:r>
+      <w:r>
+        <w:rPr>
+          <w:sz w:val="32"/>
+          <w:szCs w:val="32"/>
+          <w:lang w:val="en-US"/>
+        </w:rPr>
+        <w:t>entioned</w:t>
+      </w:r>
+    </w:p>
+    <w:p>
+      <w:pPr>
+        <w:pStyle w:val="ListParagraph"/>
+        <w:rPr>
+          <w:lang w:val="en-US"/>
+        </w:rPr>
+      </w:pPr>
+      <w:r>
+        <w:rPr>
+          <w:lang w:val="en-US"/>
+        </w:rPr>
+        <w:t xml:space="preserve">select </w:t>
+      </w:r>
+      <w:proofErr w:type="spellStart"/>
+      <w:r>
+        <w:rPr>
+          <w:lang w:val="en-US"/>
+        </w:rPr>
+        <w:t>primary_llm_mentioned</w:t>
+      </w:r>
+      <w:proofErr w:type="spellEnd"/>
+      <w:r>
+        <w:rPr>
+          <w:lang w:val="en-US"/>
+        </w:rPr>
+        <w:t xml:space="preserve"> as LLM, </w:t>
+      </w:r>
+      <w:proofErr w:type="gramStart"/>
+      <w:r>
+        <w:rPr>
+          <w:lang w:val="en-US"/>
+        </w:rPr>
+        <w:t>count(</w:t>
+      </w:r>
+      <w:proofErr w:type="gramEnd"/>
+      <w:r>
+        <w:rPr>
+          <w:lang w:val="en-US"/>
+        </w:rPr>
+        <w:t xml:space="preserve">*) as </w:t>
+      </w:r>
+      <w:proofErr w:type="spellStart"/>
+      <w:r>
+        <w:rPr>
+          <w:lang w:val="en-US"/>
+        </w:rPr>
+        <w:t>No_of_Company_Used_LLM</w:t>
+      </w:r>
+      <w:proofErr w:type="spellEnd"/>
+      <w:r>
+        <w:rPr>
+          <w:lang w:val="en-US"/>
+        </w:rPr>
+        <w:t xml:space="preserve"> </w:t>
+      </w:r>
+    </w:p>
+    <w:p>
+      <w:pPr>
+        <w:pStyle w:val="ListParagraph"/>
+        <w:rPr>
+          <w:lang w:val="en-US"/>
+        </w:rPr>
+      </w:pPr>
+      <w:r>
+        <w:rPr>
+          <w:lang w:val="en-US"/>
+        </w:rPr>
+        <w:t xml:space="preserve">from jobs group by </w:t>
+      </w:r>
+      <w:proofErr w:type="spellStart"/>
+      <w:r>
+        <w:rPr>
+          <w:lang w:val="en-US"/>
+        </w:rPr>
+        <w:t>primary_llm_mentioned</w:t>
+      </w:r>
+      <w:proofErr w:type="spellEnd"/>
+      <w:r>
+        <w:rPr>
+          <w:lang w:val="en-US"/>
+        </w:rPr>
+        <w:t xml:space="preserve"> order by </w:t>
+      </w:r>
+      <w:proofErr w:type="spellStart"/>
+      <w:r>
+        <w:rPr>
+          <w:lang w:val="en-US"/>
+        </w:rPr>
+        <w:t>No_of_Company_Used_LLM</w:t>
+      </w:r>
+      <w:proofErr w:type="spellEnd"/>
+      <w:r>
+        <w:rPr>
+          <w:lang w:val="en-US"/>
+        </w:rPr>
+        <w:t>;</w:t>
+      </w:r>
+    </w:p>
+    <w:p>
+      <w:pPr>
+        <w:pStyle w:val="ListParagraph"/>
+        <w:rPr>
+          <w:lang w:val="en-US"/>
+        </w:rPr>
+      </w:pPr>
+    </w:p>
+    <w:p>
+      <w:pPr>
+        <w:pStyle w:val="ListParagraph"/>
+        <w:numPr>
+          <w:ilvl w:val="0"/>
+          <w:numId w:val="6"/>
+        </w:numPr>
+        <w:rPr>
+          <w:sz w:val="32"/>
+          <w:szCs w:val="32"/>
+          <w:lang w:val="en-US"/>
+        </w:rPr>
+      </w:pPr>
+      <w:r>
+        <w:rPr>
+          <w:sz w:val="32"/>
+          <w:szCs w:val="32"/>
+          <w:lang w:val="en-US"/>
+        </w:rPr>
+        <w:t xml:space="preserve"> </w:t>
+      </w:r>
+      <w:r>
+        <w:rPr>
+          <w:sz w:val="32"/>
+          <w:szCs w:val="32"/>
+          <w:lang w:val="en-US"/>
+        </w:rPr>
+        <w:t>Most frequently required skills</w:t>
+      </w:r>
+      <w:r>
+        <w:rPr>
+          <w:sz w:val="32"/>
+          <w:szCs w:val="32"/>
+          <w:lang w:val="en-US"/>
+        </w:rPr>
+        <w:t xml:space="preserve"> </w:t>
+      </w:r>
+    </w:p>
+    <w:p>
+      <w:pPr>
+        <w:pStyle w:val="ListParagraph"/>
+        <w:rPr>
+          <w:lang w:val="en-US"/>
+        </w:rPr>
+      </w:pPr>
+    </w:p>
+    <w:p>
+      <w:pPr>
+        <w:pStyle w:val="ListParagraph"/>
+        <w:rPr>
+          <w:lang w:val="en-US"/>
+        </w:rPr>
+      </w:pPr>
+    </w:p>
+    <w:p>
+      <w:pPr>
+        <w:pStyle w:val="ListParagraph"/>
+        <w:rPr>
+          <w:lang w:val="en-US"/>
+        </w:rPr>
+      </w:pPr>
+    </w:p>
+    <w:p>
+      <w:pPr>
+        <w:pStyle w:val="ListParagraph"/>
+        <w:numPr>
+          <w:ilvl w:val="0"/>
+          <w:numId w:val="6"/>
+        </w:numPr>
+        <w:rPr>
+          <w:sz w:val="32"/>
+          <w:szCs w:val="32"/>
+          <w:lang w:val="en-US"/>
+        </w:rPr>
+      </w:pPr>
+      <w:r>
+        <w:rPr>
+          <w:sz w:val="32"/>
+          <w:szCs w:val="32"/>
+          <w:lang w:val="en-US"/>
+        </w:rPr>
+        <w:t xml:space="preserve"> </w:t>
+      </w:r>
+      <w:r>
+        <w:rPr>
+          <w:sz w:val="32"/>
+          <w:szCs w:val="32"/>
+          <w:lang w:val="en-US"/>
+        </w:rPr>
+        <w:t>Job Title</w:t>
+      </w:r>
+    </w:p>
+    <w:p>
+      <w:pPr>
+        <w:pStyle w:val="ListParagraph"/>
+        <w:rPr>
+          <w:sz w:val="32"/>
+          <w:szCs w:val="32"/>
+          <w:lang w:val="en-US"/>
+        </w:rPr>
+      </w:pPr>
     </w:p>
     <w:p>
       <w:pPr>
@@ -1746,7 +6640,7 @@
     </w:p>
     <w:sectPr>
       <w:pgSz w:w="11906" w:h="16838"/>
-      <w:pgMar w:top="1440" w:right="1440" w:bottom="1440" w:left="1440" w:header="708" w:footer="708" w:gutter="0"/>
+      <w:pgMar w:top="720" w:right="720" w:bottom="720" w:left="720" w:header="709" w:footer="709" w:gutter="0"/>
       <w:cols w:space="708"/>
       <w:docGrid w:linePitch="360"/>
     </w:sectPr>

--- a/Analysis Done MYSQL.docx
+++ b/Analysis Done MYSQL.docx
@@ -53,8 +53,23 @@
           <w:u w:val="single"/>
           <w:lang w:val="en-US"/>
         </w:rPr>
-        <w:t>one in Mysql</w:t>
-      </w:r>
+        <w:t xml:space="preserve">one in </w:t>
+      </w:r>
+      <w:proofErr w:type="spellStart"/>
+      <w:r>
+        <w:rPr>
+          <w:b/>
+          <w:bCs/>
+          <w:i/>
+          <w:iCs/>
+          <w:sz w:val="56"/>
+          <w:szCs w:val="56"/>
+          <w:u w:val="single"/>
+          <w:lang w:val="en-US"/>
+        </w:rPr>
+        <w:t>Mysql</w:t>
+      </w:r>
+      <w:proofErr w:type="spellEnd"/>
     </w:p>
     <w:p>
       <w:pPr>
@@ -89,7 +104,51 @@
         <w:rPr>
           <w:lang w:val="en-US"/>
         </w:rPr>
-        <w:t>select sector, count(*) as No_of_Jobs from jobs group by sector;No of Jobs as per Job Titles?</w:t>
+        <w:t xml:space="preserve">select sector, </w:t>
+      </w:r>
+      <w:proofErr w:type="gramStart"/>
+      <w:r>
+        <w:rPr>
+          <w:lang w:val="en-US"/>
+        </w:rPr>
+        <w:t>count(</w:t>
+      </w:r>
+      <w:proofErr w:type="gramEnd"/>
+      <w:r>
+        <w:rPr>
+          <w:lang w:val="en-US"/>
+        </w:rPr>
+        <w:t xml:space="preserve">*) as </w:t>
+      </w:r>
+      <w:proofErr w:type="spellStart"/>
+      <w:r>
+        <w:rPr>
+          <w:lang w:val="en-US"/>
+        </w:rPr>
+        <w:t>No_of_Jobs</w:t>
+      </w:r>
+      <w:proofErr w:type="spellEnd"/>
+      <w:r>
+        <w:rPr>
+          <w:lang w:val="en-US"/>
+        </w:rPr>
+        <w:t xml:space="preserve"> from jobs group by </w:t>
+      </w:r>
+      <w:proofErr w:type="spellStart"/>
+      <w:proofErr w:type="gramStart"/>
+      <w:r>
+        <w:rPr>
+          <w:lang w:val="en-US"/>
+        </w:rPr>
+        <w:t>sector;No</w:t>
+      </w:r>
+      <w:proofErr w:type="spellEnd"/>
+      <w:proofErr w:type="gramEnd"/>
+      <w:r>
+        <w:rPr>
+          <w:lang w:val="en-US"/>
+        </w:rPr>
+        <w:t xml:space="preserve"> of Jobs as per Job Titles?</w:t>
       </w:r>
     </w:p>
     <w:p>
@@ -119,21 +178,95 @@
           <w:szCs w:val="32"/>
           <w:lang w:val="en-US"/>
         </w:rPr>
-        <w:t>No. of jobs as per jobs_title?</w:t>
-      </w:r>
-    </w:p>
-    <w:p>
-      <w:pPr>
-        <w:pStyle w:val="ListParagraph"/>
-        <w:rPr>
-          <w:lang w:val="en-US"/>
-        </w:rPr>
-      </w:pPr>
-      <w:r>
-        <w:rPr>
-          <w:lang w:val="en-US"/>
-        </w:rPr>
-        <w:t>select job_title, count(*) as No_of_Jobs from jobs group by job_title;</w:t>
+        <w:t xml:space="preserve">No. of jobs as per </w:t>
+      </w:r>
+      <w:proofErr w:type="spellStart"/>
+      <w:r>
+        <w:rPr>
+          <w:sz w:val="32"/>
+          <w:szCs w:val="32"/>
+          <w:lang w:val="en-US"/>
+        </w:rPr>
+        <w:t>jobs_title</w:t>
+      </w:r>
+      <w:proofErr w:type="spellEnd"/>
+      <w:r>
+        <w:rPr>
+          <w:sz w:val="32"/>
+          <w:szCs w:val="32"/>
+          <w:lang w:val="en-US"/>
+        </w:rPr>
+        <w:t>?</w:t>
+      </w:r>
+    </w:p>
+    <w:p>
+      <w:pPr>
+        <w:pStyle w:val="ListParagraph"/>
+        <w:rPr>
+          <w:lang w:val="en-US"/>
+        </w:rPr>
+      </w:pPr>
+      <w:r>
+        <w:rPr>
+          <w:lang w:val="en-US"/>
+        </w:rPr>
+        <w:t xml:space="preserve">select </w:t>
+      </w:r>
+      <w:proofErr w:type="spellStart"/>
+      <w:r>
+        <w:rPr>
+          <w:lang w:val="en-US"/>
+        </w:rPr>
+        <w:t>job_title</w:t>
+      </w:r>
+      <w:proofErr w:type="spellEnd"/>
+      <w:r>
+        <w:rPr>
+          <w:lang w:val="en-US"/>
+        </w:rPr>
+        <w:t xml:space="preserve">, </w:t>
+      </w:r>
+      <w:proofErr w:type="gramStart"/>
+      <w:r>
+        <w:rPr>
+          <w:lang w:val="en-US"/>
+        </w:rPr>
+        <w:t>count(</w:t>
+      </w:r>
+      <w:proofErr w:type="gramEnd"/>
+      <w:r>
+        <w:rPr>
+          <w:lang w:val="en-US"/>
+        </w:rPr>
+        <w:t xml:space="preserve">*) as </w:t>
+      </w:r>
+      <w:proofErr w:type="spellStart"/>
+      <w:r>
+        <w:rPr>
+          <w:lang w:val="en-US"/>
+        </w:rPr>
+        <w:t>No_of_Jobs</w:t>
+      </w:r>
+      <w:proofErr w:type="spellEnd"/>
+      <w:r>
+        <w:rPr>
+          <w:lang w:val="en-US"/>
+        </w:rPr>
+        <w:t xml:space="preserve"> from jobs group by </w:t>
+      </w:r>
+      <w:proofErr w:type="spellStart"/>
+      <w:r>
+        <w:rPr>
+          <w:lang w:val="en-US"/>
+        </w:rPr>
+        <w:t>job_title</w:t>
+      </w:r>
+      <w:proofErr w:type="spellEnd"/>
+      <w:r>
+        <w:rPr>
+          <w:lang w:val="en-US"/>
+        </w:rPr>
+        <w:t>;</w:t>
       </w:r>
     </w:p>
     <w:p>
@@ -163,36 +296,132 @@
           <w:szCs w:val="32"/>
           <w:lang w:val="en-US"/>
         </w:rPr>
-        <w:t>Top 5 jobs as per jobs_title? / Most Common Job Title</w:t>
-      </w:r>
-    </w:p>
-    <w:p>
-      <w:pPr>
-        <w:pStyle w:val="ListParagraph"/>
-        <w:rPr>
-          <w:lang w:val="en-US"/>
-        </w:rPr>
-      </w:pPr>
-      <w:r>
-        <w:rPr>
-          <w:lang w:val="en-US"/>
-        </w:rPr>
-        <w:t xml:space="preserve">select job_title, count(*) as No_of_Jobs from jobs </w:t>
-      </w:r>
-    </w:p>
-    <w:p>
-      <w:pPr>
-        <w:pStyle w:val="ListParagraph"/>
-        <w:rPr>
-          <w:lang w:val="en-US"/>
-        </w:rPr>
-      </w:pPr>
-      <w:r>
-        <w:rPr>
-          <w:lang w:val="en-US"/>
-        </w:rPr>
-        <w:t>group by job_title order by No_of_Jobs desc limit 5 ;</w:t>
-      </w:r>
+        <w:t xml:space="preserve">Top 5 jobs as per </w:t>
+      </w:r>
+      <w:proofErr w:type="spellStart"/>
+      <w:r>
+        <w:rPr>
+          <w:sz w:val="32"/>
+          <w:szCs w:val="32"/>
+          <w:lang w:val="en-US"/>
+        </w:rPr>
+        <w:t>jobs_title</w:t>
+      </w:r>
+      <w:proofErr w:type="spellEnd"/>
+      <w:r>
+        <w:rPr>
+          <w:sz w:val="32"/>
+          <w:szCs w:val="32"/>
+          <w:lang w:val="en-US"/>
+        </w:rPr>
+        <w:t>? / Most Common Job Title</w:t>
+      </w:r>
+    </w:p>
+    <w:p>
+      <w:pPr>
+        <w:pStyle w:val="ListParagraph"/>
+        <w:rPr>
+          <w:lang w:val="en-US"/>
+        </w:rPr>
+      </w:pPr>
+      <w:r>
+        <w:rPr>
+          <w:lang w:val="en-US"/>
+        </w:rPr>
+        <w:t xml:space="preserve">select </w:t>
+      </w:r>
+      <w:proofErr w:type="spellStart"/>
+      <w:r>
+        <w:rPr>
+          <w:lang w:val="en-US"/>
+        </w:rPr>
+        <w:t>job_title</w:t>
+      </w:r>
+      <w:proofErr w:type="spellEnd"/>
+      <w:r>
+        <w:rPr>
+          <w:lang w:val="en-US"/>
+        </w:rPr>
+        <w:t xml:space="preserve">, </w:t>
+      </w:r>
+      <w:proofErr w:type="gramStart"/>
+      <w:r>
+        <w:rPr>
+          <w:lang w:val="en-US"/>
+        </w:rPr>
+        <w:t>count(</w:t>
+      </w:r>
+      <w:proofErr w:type="gramEnd"/>
+      <w:r>
+        <w:rPr>
+          <w:lang w:val="en-US"/>
+        </w:rPr>
+        <w:t xml:space="preserve">*) as </w:t>
+      </w:r>
+      <w:proofErr w:type="spellStart"/>
+      <w:r>
+        <w:rPr>
+          <w:lang w:val="en-US"/>
+        </w:rPr>
+        <w:t>No_of_Jobs</w:t>
+      </w:r>
+      <w:proofErr w:type="spellEnd"/>
+      <w:r>
+        <w:rPr>
+          <w:lang w:val="en-US"/>
+        </w:rPr>
+        <w:t xml:space="preserve"> from jobs </w:t>
+      </w:r>
+    </w:p>
+    <w:p>
+      <w:pPr>
+        <w:pStyle w:val="ListParagraph"/>
+        <w:rPr>
+          <w:lang w:val="en-US"/>
+        </w:rPr>
+      </w:pPr>
+      <w:r>
+        <w:rPr>
+          <w:lang w:val="en-US"/>
+        </w:rPr>
+        <w:t xml:space="preserve">group by </w:t>
+      </w:r>
+      <w:proofErr w:type="spellStart"/>
+      <w:r>
+        <w:rPr>
+          <w:lang w:val="en-US"/>
+        </w:rPr>
+        <w:t>job_title</w:t>
+      </w:r>
+      <w:proofErr w:type="spellEnd"/>
+      <w:r>
+        <w:rPr>
+          <w:lang w:val="en-US"/>
+        </w:rPr>
+        <w:t xml:space="preserve"> order by </w:t>
+      </w:r>
+      <w:proofErr w:type="spellStart"/>
+      <w:r>
+        <w:rPr>
+          <w:lang w:val="en-US"/>
+        </w:rPr>
+        <w:t>No_of_Jobs</w:t>
+      </w:r>
+      <w:proofErr w:type="spellEnd"/>
+      <w:r>
+        <w:rPr>
+          <w:lang w:val="en-US"/>
+        </w:rPr>
+        <w:t xml:space="preserve"> desc limit </w:t>
+      </w:r>
+      <w:proofErr w:type="gramStart"/>
+      <w:r>
+        <w:rPr>
+          <w:lang w:val="en-US"/>
+        </w:rPr>
+        <w:t>5 ;</w:t>
+      </w:r>
+      <w:proofErr w:type="gramEnd"/>
     </w:p>
     <w:p>
       <w:pPr>
@@ -227,15 +456,76 @@
         <w:pStyle w:val="ListParagraph"/>
       </w:pPr>
       <w:r>
-        <w:t xml:space="preserve">select job_title,round(avg(salary_usd_annual),2) as Average_Salary </w:t>
-      </w:r>
-    </w:p>
-    <w:p>
-      <w:pPr>
-        <w:pStyle w:val="ListParagraph"/>
-      </w:pPr>
-      <w:r>
-        <w:t>from jobs group by job_title order by Average_Salary desc;</w:t>
+        <w:t xml:space="preserve">select </w:t>
+      </w:r>
+      <w:proofErr w:type="spellStart"/>
+      <w:r>
+        <w:t>job_</w:t>
+      </w:r>
+      <w:proofErr w:type="gramStart"/>
+      <w:r>
+        <w:t>title,round</w:t>
+      </w:r>
+      <w:proofErr w:type="spellEnd"/>
+      <w:proofErr w:type="gramEnd"/>
+      <w:r>
+        <w:t>(</w:t>
+      </w:r>
+      <w:proofErr w:type="spellStart"/>
+      <w:r>
+        <w:t>avg</w:t>
+      </w:r>
+      <w:proofErr w:type="spellEnd"/>
+      <w:r>
+        <w:t>(</w:t>
+      </w:r>
+      <w:proofErr w:type="spellStart"/>
+      <w:r>
+        <w:t>salary_usd_annual</w:t>
+      </w:r>
+      <w:proofErr w:type="spellEnd"/>
+      <w:r>
+        <w:t xml:space="preserve">),2) as </w:t>
+      </w:r>
+      <w:proofErr w:type="spellStart"/>
+      <w:r>
+        <w:t>Average_Salary</w:t>
+      </w:r>
+      <w:proofErr w:type="spellEnd"/>
+      <w:r>
+        <w:t xml:space="preserve"> </w:t>
+      </w:r>
+    </w:p>
+    <w:p>
+      <w:pPr>
+        <w:pStyle w:val="ListParagraph"/>
+      </w:pPr>
+      <w:r>
+        <w:t xml:space="preserve">from jobs group by </w:t>
+      </w:r>
+      <w:proofErr w:type="spellStart"/>
+      <w:r>
+        <w:t>job_title</w:t>
+      </w:r>
+      <w:proofErr w:type="spellEnd"/>
+      <w:r>
+        <w:t xml:space="preserve"> order by </w:t>
+      </w:r>
+      <w:proofErr w:type="spellStart"/>
+      <w:r>
+        <w:t>Average_Salary</w:t>
+      </w:r>
+      <w:proofErr w:type="spellEnd"/>
+      <w:r>
+        <w:t xml:space="preserve"> </w:t>
+      </w:r>
+      <w:proofErr w:type="spellStart"/>
+      <w:r>
+        <w:t>desc</w:t>
+      </w:r>
+      <w:proofErr w:type="spellEnd"/>
+      <w:r>
+        <w:t>;</w:t>
       </w:r>
     </w:p>
     <w:p>
@@ -276,21 +566,113 @@
         <w:rPr>
           <w:lang w:val="en-US"/>
         </w:rPr>
-        <w:t xml:space="preserve">select job_title,round(avg(years_experience_min),2) as Average_Experience </w:t>
-      </w:r>
-    </w:p>
-    <w:p>
-      <w:pPr>
-        <w:pStyle w:val="ListParagraph"/>
-        <w:rPr>
-          <w:lang w:val="en-US"/>
-        </w:rPr>
-      </w:pPr>
-      <w:r>
-        <w:rPr>
-          <w:lang w:val="en-US"/>
-        </w:rPr>
-        <w:t>from jobs group by job_title order by Average_Experience asc;</w:t>
+        <w:t xml:space="preserve">select </w:t>
+      </w:r>
+      <w:proofErr w:type="spellStart"/>
+      <w:r>
+        <w:rPr>
+          <w:lang w:val="en-US"/>
+        </w:rPr>
+        <w:t>job_</w:t>
+      </w:r>
+      <w:proofErr w:type="gramStart"/>
+      <w:r>
+        <w:rPr>
+          <w:lang w:val="en-US"/>
+        </w:rPr>
+        <w:t>title,round</w:t>
+      </w:r>
+      <w:proofErr w:type="spellEnd"/>
+      <w:proofErr w:type="gramEnd"/>
+      <w:r>
+        <w:rPr>
+          <w:lang w:val="en-US"/>
+        </w:rPr>
+        <w:t>(avg(</w:t>
+      </w:r>
+      <w:proofErr w:type="spellStart"/>
+      <w:r>
+        <w:rPr>
+          <w:lang w:val="en-US"/>
+        </w:rPr>
+        <w:t>years_experience_min</w:t>
+      </w:r>
+      <w:proofErr w:type="spellEnd"/>
+      <w:r>
+        <w:rPr>
+          <w:lang w:val="en-US"/>
+        </w:rPr>
+        <w:t xml:space="preserve">),2) as </w:t>
+      </w:r>
+      <w:proofErr w:type="spellStart"/>
+      <w:r>
+        <w:rPr>
+          <w:lang w:val="en-US"/>
+        </w:rPr>
+        <w:t>Average_Experience</w:t>
+      </w:r>
+      <w:proofErr w:type="spellEnd"/>
+      <w:r>
+        <w:rPr>
+          <w:lang w:val="en-US"/>
+        </w:rPr>
+        <w:t xml:space="preserve"> </w:t>
+      </w:r>
+    </w:p>
+    <w:p>
+      <w:pPr>
+        <w:pStyle w:val="ListParagraph"/>
+        <w:rPr>
+          <w:lang w:val="en-US"/>
+        </w:rPr>
+      </w:pPr>
+      <w:r>
+        <w:rPr>
+          <w:lang w:val="en-US"/>
+        </w:rPr>
+        <w:t xml:space="preserve">from jobs group by </w:t>
+      </w:r>
+      <w:proofErr w:type="spellStart"/>
+      <w:r>
+        <w:rPr>
+          <w:lang w:val="en-US"/>
+        </w:rPr>
+        <w:t>job_title</w:t>
+      </w:r>
+      <w:proofErr w:type="spellEnd"/>
+      <w:r>
+        <w:rPr>
+          <w:lang w:val="en-US"/>
+        </w:rPr>
+        <w:t xml:space="preserve"> order by </w:t>
+      </w:r>
+      <w:proofErr w:type="spellStart"/>
+      <w:r>
+        <w:rPr>
+          <w:lang w:val="en-US"/>
+        </w:rPr>
+        <w:t>Average_Experience</w:t>
+      </w:r>
+      <w:proofErr w:type="spellEnd"/>
+      <w:r>
+        <w:rPr>
+          <w:lang w:val="en-US"/>
+        </w:rPr>
+        <w:t xml:space="preserve"> </w:t>
+      </w:r>
+      <w:proofErr w:type="spellStart"/>
+      <w:r>
+        <w:rPr>
+          <w:lang w:val="en-US"/>
+        </w:rPr>
+        <w:t>asc</w:t>
+      </w:r>
+      <w:proofErr w:type="spellEnd"/>
+      <w:r>
+        <w:rPr>
+          <w:lang w:val="en-US"/>
+        </w:rPr>
+        <w:t>;</w:t>
       </w:r>
     </w:p>
     <w:p>
@@ -334,21 +716,85 @@
         <w:rPr>
           <w:lang w:val="en-US"/>
         </w:rPr>
-        <w:t>select remote_type,count(*)as No_of_Jobs from jobs</w:t>
-      </w:r>
-    </w:p>
-    <w:p>
-      <w:pPr>
-        <w:pStyle w:val="ListParagraph"/>
-        <w:rPr>
-          <w:lang w:val="en-US"/>
-        </w:rPr>
-      </w:pPr>
-      <w:r>
-        <w:rPr>
-          <w:lang w:val="en-US"/>
-        </w:rPr>
-        <w:t>group by remote_type;</w:t>
+        <w:t xml:space="preserve">select </w:t>
+      </w:r>
+      <w:proofErr w:type="spellStart"/>
+      <w:r>
+        <w:rPr>
+          <w:lang w:val="en-US"/>
+        </w:rPr>
+        <w:t>remote_</w:t>
+      </w:r>
+      <w:proofErr w:type="gramStart"/>
+      <w:r>
+        <w:rPr>
+          <w:lang w:val="en-US"/>
+        </w:rPr>
+        <w:t>type,count</w:t>
+      </w:r>
+      <w:proofErr w:type="spellEnd"/>
+      <w:proofErr w:type="gramEnd"/>
+      <w:r>
+        <w:rPr>
+          <w:lang w:val="en-US"/>
+        </w:rPr>
+        <w:t>(</w:t>
+      </w:r>
+      <w:proofErr w:type="gramStart"/>
+      <w:r>
+        <w:rPr>
+          <w:lang w:val="en-US"/>
+        </w:rPr>
+        <w:t>*)as</w:t>
+      </w:r>
+      <w:proofErr w:type="gramEnd"/>
+      <w:r>
+        <w:rPr>
+          <w:lang w:val="en-US"/>
+        </w:rPr>
+        <w:t xml:space="preserve"> </w:t>
+      </w:r>
+      <w:proofErr w:type="spellStart"/>
+      <w:r>
+        <w:rPr>
+          <w:lang w:val="en-US"/>
+        </w:rPr>
+        <w:t>No_of_Jobs</w:t>
+      </w:r>
+      <w:proofErr w:type="spellEnd"/>
+      <w:r>
+        <w:rPr>
+          <w:lang w:val="en-US"/>
+        </w:rPr>
+        <w:t xml:space="preserve"> from jobs</w:t>
+      </w:r>
+    </w:p>
+    <w:p>
+      <w:pPr>
+        <w:pStyle w:val="ListParagraph"/>
+        <w:rPr>
+          <w:lang w:val="en-US"/>
+        </w:rPr>
+      </w:pPr>
+      <w:r>
+        <w:rPr>
+          <w:lang w:val="en-US"/>
+        </w:rPr>
+        <w:t xml:space="preserve">group by </w:t>
+      </w:r>
+      <w:proofErr w:type="spellStart"/>
+      <w:r>
+        <w:rPr>
+          <w:lang w:val="en-US"/>
+        </w:rPr>
+        <w:t>remote_type</w:t>
+      </w:r>
+      <w:proofErr w:type="spellEnd"/>
+      <w:r>
+        <w:rPr>
+          <w:lang w:val="en-US"/>
+        </w:rPr>
+        <w:t>;</w:t>
       </w:r>
     </w:p>
     <w:p>
@@ -392,7 +838,21 @@
         <w:rPr>
           <w:lang w:val="en-US"/>
         </w:rPr>
-        <w:t>select round(avg(salary_usd_annual),2) from jobs;</w:t>
+        <w:t>select round(avg(</w:t>
+      </w:r>
+      <w:proofErr w:type="spellStart"/>
+      <w:r>
+        <w:rPr>
+          <w:lang w:val="en-US"/>
+        </w:rPr>
+        <w:t>salary_usd_annual</w:t>
+      </w:r>
+      <w:proofErr w:type="spellEnd"/>
+      <w:r>
+        <w:rPr>
+          <w:lang w:val="en-US"/>
+        </w:rPr>
+        <w:t>),2) from jobs;</w:t>
       </w:r>
     </w:p>
     <w:p>
@@ -436,35 +896,197 @@
         <w:rPr>
           <w:lang w:val="en-US"/>
         </w:rPr>
-        <w:t>with ranked as(</w:t>
-      </w:r>
-    </w:p>
-    <w:p>
-      <w:pPr>
-        <w:pStyle w:val="ListParagraph"/>
-        <w:rPr>
-          <w:lang w:val="en-US"/>
-        </w:rPr>
-      </w:pPr>
-      <w:r>
-        <w:rPr>
-          <w:lang w:val="en-US"/>
-        </w:rPr>
-        <w:t>select salary_usd_annual, row_number() over(order by salary_usd_annual) as sort, count(*) over() as total from jobs)</w:t>
-      </w:r>
-    </w:p>
-    <w:p>
-      <w:pPr>
-        <w:pStyle w:val="ListParagraph"/>
-        <w:rPr>
-          <w:lang w:val="en-US"/>
-        </w:rPr>
-      </w:pPr>
-      <w:r>
-        <w:rPr>
-          <w:lang w:val="en-US"/>
-        </w:rPr>
-        <w:t>select round(avg(salary_usd_annual),2)as median_salary from ranked where sort in(floor((total+1)/2),ceil((total+1)/2));</w:t>
+        <w:t xml:space="preserve">with ranked </w:t>
+      </w:r>
+      <w:proofErr w:type="gramStart"/>
+      <w:r>
+        <w:rPr>
+          <w:lang w:val="en-US"/>
+        </w:rPr>
+        <w:t>as(</w:t>
+      </w:r>
+      <w:proofErr w:type="gramEnd"/>
+    </w:p>
+    <w:p>
+      <w:pPr>
+        <w:pStyle w:val="ListParagraph"/>
+        <w:rPr>
+          <w:lang w:val="en-US"/>
+        </w:rPr>
+      </w:pPr>
+      <w:r>
+        <w:rPr>
+          <w:lang w:val="en-US"/>
+        </w:rPr>
+        <w:t xml:space="preserve">select </w:t>
+      </w:r>
+      <w:proofErr w:type="spellStart"/>
+      <w:r>
+        <w:rPr>
+          <w:lang w:val="en-US"/>
+        </w:rPr>
+        <w:t>salary_usd_annual</w:t>
+      </w:r>
+      <w:proofErr w:type="spellEnd"/>
+      <w:r>
+        <w:rPr>
+          <w:lang w:val="en-US"/>
+        </w:rPr>
+        <w:t xml:space="preserve">, </w:t>
+      </w:r>
+      <w:proofErr w:type="spellStart"/>
+      <w:r>
+        <w:rPr>
+          <w:lang w:val="en-US"/>
+        </w:rPr>
+        <w:t>row_</w:t>
+      </w:r>
+      <w:proofErr w:type="gramStart"/>
+      <w:r>
+        <w:rPr>
+          <w:lang w:val="en-US"/>
+        </w:rPr>
+        <w:t>number</w:t>
+      </w:r>
+      <w:proofErr w:type="spellEnd"/>
+      <w:r>
+        <w:rPr>
+          <w:lang w:val="en-US"/>
+        </w:rPr>
+        <w:t>(</w:t>
+      </w:r>
+      <w:proofErr w:type="gramEnd"/>
+      <w:r>
+        <w:rPr>
+          <w:lang w:val="en-US"/>
+        </w:rPr>
+        <w:t xml:space="preserve">) </w:t>
+      </w:r>
+      <w:proofErr w:type="gramStart"/>
+      <w:r>
+        <w:rPr>
+          <w:lang w:val="en-US"/>
+        </w:rPr>
+        <w:t>over(</w:t>
+      </w:r>
+      <w:proofErr w:type="gramEnd"/>
+      <w:r>
+        <w:rPr>
+          <w:lang w:val="en-US"/>
+        </w:rPr>
+        <w:t xml:space="preserve">order by </w:t>
+      </w:r>
+      <w:proofErr w:type="spellStart"/>
+      <w:r>
+        <w:rPr>
+          <w:lang w:val="en-US"/>
+        </w:rPr>
+        <w:t>salary_usd_annual</w:t>
+      </w:r>
+      <w:proofErr w:type="spellEnd"/>
+      <w:r>
+        <w:rPr>
+          <w:lang w:val="en-US"/>
+        </w:rPr>
+        <w:t xml:space="preserve">) as sort, </w:t>
+      </w:r>
+      <w:proofErr w:type="gramStart"/>
+      <w:r>
+        <w:rPr>
+          <w:lang w:val="en-US"/>
+        </w:rPr>
+        <w:t>count(</w:t>
+      </w:r>
+      <w:proofErr w:type="gramEnd"/>
+      <w:r>
+        <w:rPr>
+          <w:lang w:val="en-US"/>
+        </w:rPr>
+        <w:t xml:space="preserve">*) </w:t>
+      </w:r>
+      <w:proofErr w:type="gramStart"/>
+      <w:r>
+        <w:rPr>
+          <w:lang w:val="en-US"/>
+        </w:rPr>
+        <w:t>over(</w:t>
+      </w:r>
+      <w:proofErr w:type="gramEnd"/>
+      <w:r>
+        <w:rPr>
+          <w:lang w:val="en-US"/>
+        </w:rPr>
+        <w:t>) as total from jobs)</w:t>
+      </w:r>
+    </w:p>
+    <w:p>
+      <w:pPr>
+        <w:pStyle w:val="ListParagraph"/>
+        <w:rPr>
+          <w:lang w:val="en-US"/>
+        </w:rPr>
+      </w:pPr>
+      <w:r>
+        <w:rPr>
+          <w:lang w:val="en-US"/>
+        </w:rPr>
+        <w:t>select round(avg(</w:t>
+      </w:r>
+      <w:proofErr w:type="spellStart"/>
+      <w:r>
+        <w:rPr>
+          <w:lang w:val="en-US"/>
+        </w:rPr>
+        <w:t>salary_usd_annual</w:t>
+      </w:r>
+      <w:proofErr w:type="spellEnd"/>
+      <w:r>
+        <w:rPr>
+          <w:lang w:val="en-US"/>
+        </w:rPr>
+        <w:t>),</w:t>
+      </w:r>
+      <w:proofErr w:type="gramStart"/>
+      <w:r>
+        <w:rPr>
+          <w:lang w:val="en-US"/>
+        </w:rPr>
+        <w:t>2)as</w:t>
+      </w:r>
+      <w:proofErr w:type="gramEnd"/>
+      <w:r>
+        <w:rPr>
+          <w:lang w:val="en-US"/>
+        </w:rPr>
+        <w:t xml:space="preserve"> </w:t>
+      </w:r>
+      <w:proofErr w:type="spellStart"/>
+      <w:r>
+        <w:rPr>
+          <w:lang w:val="en-US"/>
+        </w:rPr>
+        <w:t>median_salary</w:t>
+      </w:r>
+      <w:proofErr w:type="spellEnd"/>
+      <w:r>
+        <w:rPr>
+          <w:lang w:val="en-US"/>
+        </w:rPr>
+        <w:t xml:space="preserve"> from ranked where sort in(floor((total+1)/2</w:t>
+      </w:r>
+      <w:proofErr w:type="gramStart"/>
+      <w:r>
+        <w:rPr>
+          <w:lang w:val="en-US"/>
+        </w:rPr>
+        <w:t>),ceil</w:t>
+      </w:r>
+      <w:proofErr w:type="gramEnd"/>
+      <w:r>
+        <w:rPr>
+          <w:lang w:val="en-US"/>
+        </w:rPr>
+        <w:t>((total+1)/2));</w:t>
       </w:r>
     </w:p>
     <w:p>
@@ -510,21 +1132,147 @@
         <w:rPr>
           <w:lang w:val="en-US"/>
         </w:rPr>
-        <w:t>select job_id,job_title,company,sector,salary_usd_annual from jobs</w:t>
-      </w:r>
-    </w:p>
-    <w:p>
-      <w:pPr>
-        <w:pStyle w:val="ListParagraph"/>
-        <w:rPr>
-          <w:lang w:val="en-US"/>
-        </w:rPr>
-      </w:pPr>
-      <w:r>
-        <w:rPr>
-          <w:lang w:val="en-US"/>
-        </w:rPr>
-        <w:t>where salary_usd_annual =(select max(salary_usd_annual)as highest_salary from jobs);</w:t>
+        <w:t xml:space="preserve">select </w:t>
+      </w:r>
+      <w:proofErr w:type="spellStart"/>
+      <w:r>
+        <w:rPr>
+          <w:lang w:val="en-US"/>
+        </w:rPr>
+        <w:t>job_</w:t>
+      </w:r>
+      <w:proofErr w:type="gramStart"/>
+      <w:r>
+        <w:rPr>
+          <w:lang w:val="en-US"/>
+        </w:rPr>
+        <w:t>id,job</w:t>
+      </w:r>
+      <w:proofErr w:type="gramEnd"/>
+      <w:r>
+        <w:rPr>
+          <w:lang w:val="en-US"/>
+        </w:rPr>
+        <w:t>_</w:t>
+      </w:r>
+      <w:proofErr w:type="gramStart"/>
+      <w:r>
+        <w:rPr>
+          <w:lang w:val="en-US"/>
+        </w:rPr>
+        <w:t>title,company</w:t>
+      </w:r>
+      <w:proofErr w:type="gramEnd"/>
+      <w:r>
+        <w:rPr>
+          <w:lang w:val="en-US"/>
+        </w:rPr>
+        <w:t>,</w:t>
+      </w:r>
+      <w:proofErr w:type="gramStart"/>
+      <w:r>
+        <w:rPr>
+          <w:lang w:val="en-US"/>
+        </w:rPr>
+        <w:t>sector,salary</w:t>
+      </w:r>
+      <w:proofErr w:type="gramEnd"/>
+      <w:r>
+        <w:rPr>
+          <w:lang w:val="en-US"/>
+        </w:rPr>
+        <w:t>_usd_annual</w:t>
+      </w:r>
+      <w:proofErr w:type="spellEnd"/>
+      <w:r>
+        <w:rPr>
+          <w:lang w:val="en-US"/>
+        </w:rPr>
+        <w:t xml:space="preserve"> from jobs</w:t>
+      </w:r>
+    </w:p>
+    <w:p>
+      <w:pPr>
+        <w:pStyle w:val="ListParagraph"/>
+        <w:rPr>
+          <w:lang w:val="en-US"/>
+        </w:rPr>
+      </w:pPr>
+      <w:r>
+        <w:rPr>
+          <w:lang w:val="en-US"/>
+        </w:rPr>
+        <w:t xml:space="preserve">where </w:t>
+      </w:r>
+      <w:proofErr w:type="spellStart"/>
+      <w:r>
+        <w:rPr>
+          <w:lang w:val="en-US"/>
+        </w:rPr>
+        <w:t>salary_usd_annual</w:t>
+      </w:r>
+      <w:proofErr w:type="spellEnd"/>
+      <w:r>
+        <w:rPr>
+          <w:lang w:val="en-US"/>
+        </w:rPr>
+        <w:t xml:space="preserve"> </w:t>
+      </w:r>
+      <w:proofErr w:type="gramStart"/>
+      <w:r>
+        <w:rPr>
+          <w:lang w:val="en-US"/>
+        </w:rPr>
+        <w:t>=(</w:t>
+      </w:r>
+      <w:proofErr w:type="gramEnd"/>
+      <w:r>
+        <w:rPr>
+          <w:lang w:val="en-US"/>
+        </w:rPr>
+        <w:t>select max(</w:t>
+      </w:r>
+      <w:proofErr w:type="spellStart"/>
+      <w:r>
+        <w:rPr>
+          <w:lang w:val="en-US"/>
+        </w:rPr>
+        <w:t>salary_usd_</w:t>
+      </w:r>
+      <w:proofErr w:type="gramStart"/>
+      <w:r>
+        <w:rPr>
+          <w:lang w:val="en-US"/>
+        </w:rPr>
+        <w:t>annual</w:t>
+      </w:r>
+      <w:proofErr w:type="spellEnd"/>
+      <w:r>
+        <w:rPr>
+          <w:lang w:val="en-US"/>
+        </w:rPr>
+        <w:t>)as</w:t>
+      </w:r>
+      <w:proofErr w:type="gramEnd"/>
+      <w:r>
+        <w:rPr>
+          <w:lang w:val="en-US"/>
+        </w:rPr>
+        <w:t xml:space="preserve"> </w:t>
+      </w:r>
+      <w:proofErr w:type="spellStart"/>
+      <w:r>
+        <w:rPr>
+          <w:lang w:val="en-US"/>
+        </w:rPr>
+        <w:t>highest_salary</w:t>
+      </w:r>
+      <w:proofErr w:type="spellEnd"/>
+      <w:r>
+        <w:rPr>
+          <w:lang w:val="en-US"/>
+        </w:rPr>
+        <w:t xml:space="preserve"> from jobs);</w:t>
       </w:r>
     </w:p>
     <w:p>
@@ -553,21 +1301,91 @@
         <w:rPr>
           <w:lang w:val="en-US"/>
         </w:rPr>
-        <w:t xml:space="preserve">select job_id,job_title,company,sector,salary_usd_annual from jobs </w:t>
-      </w:r>
-    </w:p>
-    <w:p>
-      <w:pPr>
-        <w:pStyle w:val="ListParagraph"/>
-        <w:rPr>
-          <w:lang w:val="en-US"/>
-        </w:rPr>
-      </w:pPr>
-      <w:r>
-        <w:rPr>
-          <w:lang w:val="en-US"/>
-        </w:rPr>
-        <w:t>order by salary_usd_annual desc limit 1;</w:t>
+        <w:t xml:space="preserve">select </w:t>
+      </w:r>
+      <w:proofErr w:type="spellStart"/>
+      <w:r>
+        <w:rPr>
+          <w:lang w:val="en-US"/>
+        </w:rPr>
+        <w:t>job_</w:t>
+      </w:r>
+      <w:proofErr w:type="gramStart"/>
+      <w:r>
+        <w:rPr>
+          <w:lang w:val="en-US"/>
+        </w:rPr>
+        <w:t>id,job</w:t>
+      </w:r>
+      <w:proofErr w:type="gramEnd"/>
+      <w:r>
+        <w:rPr>
+          <w:lang w:val="en-US"/>
+        </w:rPr>
+        <w:t>_</w:t>
+      </w:r>
+      <w:proofErr w:type="gramStart"/>
+      <w:r>
+        <w:rPr>
+          <w:lang w:val="en-US"/>
+        </w:rPr>
+        <w:t>title,company</w:t>
+      </w:r>
+      <w:proofErr w:type="gramEnd"/>
+      <w:r>
+        <w:rPr>
+          <w:lang w:val="en-US"/>
+        </w:rPr>
+        <w:t>,</w:t>
+      </w:r>
+      <w:proofErr w:type="gramStart"/>
+      <w:r>
+        <w:rPr>
+          <w:lang w:val="en-US"/>
+        </w:rPr>
+        <w:t>sector,salary</w:t>
+      </w:r>
+      <w:proofErr w:type="gramEnd"/>
+      <w:r>
+        <w:rPr>
+          <w:lang w:val="en-US"/>
+        </w:rPr>
+        <w:t>_usd_annual</w:t>
+      </w:r>
+      <w:proofErr w:type="spellEnd"/>
+      <w:r>
+        <w:rPr>
+          <w:lang w:val="en-US"/>
+        </w:rPr>
+        <w:t xml:space="preserve"> from jobs </w:t>
+      </w:r>
+    </w:p>
+    <w:p>
+      <w:pPr>
+        <w:pStyle w:val="ListParagraph"/>
+        <w:rPr>
+          <w:lang w:val="en-US"/>
+        </w:rPr>
+      </w:pPr>
+      <w:r>
+        <w:rPr>
+          <w:lang w:val="en-US"/>
+        </w:rPr>
+        <w:t xml:space="preserve">order by </w:t>
+      </w:r>
+      <w:proofErr w:type="spellStart"/>
+      <w:r>
+        <w:rPr>
+          <w:lang w:val="en-US"/>
+        </w:rPr>
+        <w:t>salary_usd_annual</w:t>
+      </w:r>
+      <w:proofErr w:type="spellEnd"/>
+      <w:r>
+        <w:rPr>
+          <w:lang w:val="en-US"/>
+        </w:rPr>
+        <w:t xml:space="preserve"> desc limit 1;</w:t>
       </w:r>
     </w:p>
     <w:p>
@@ -618,49 +1436,203 @@
         <w:rPr>
           <w:lang w:val="en-US"/>
         </w:rPr>
-        <w:t>select country, avg(salary_usd_annual)as average_salary_usd,</w:t>
-      </w:r>
-    </w:p>
-    <w:p>
-      <w:pPr>
-        <w:pStyle w:val="ListParagraph"/>
-        <w:rPr>
-          <w:lang w:val="en-US"/>
-        </w:rPr>
-      </w:pPr>
-      <w:r>
-        <w:rPr>
-          <w:lang w:val="en-US"/>
-        </w:rPr>
-        <w:t>max(salary_usd_annual)as highest_salary_usd,</w:t>
-      </w:r>
-    </w:p>
-    <w:p>
-      <w:pPr>
-        <w:pStyle w:val="ListParagraph"/>
-        <w:rPr>
-          <w:lang w:val="en-US"/>
-        </w:rPr>
-      </w:pPr>
-      <w:r>
-        <w:rPr>
-          <w:lang w:val="en-US"/>
-        </w:rPr>
-        <w:t>min(salary_usd_annual) as min_salary_usd,</w:t>
-      </w:r>
-    </w:p>
-    <w:p>
-      <w:pPr>
-        <w:pStyle w:val="ListParagraph"/>
-        <w:rPr>
-          <w:lang w:val="en-US"/>
-        </w:rPr>
-      </w:pPr>
-      <w:r>
-        <w:rPr>
-          <w:lang w:val="en-US"/>
-        </w:rPr>
-        <w:t>count(salary_usd_annual)as total_vacancy from jobs group by country order by country;</w:t>
+        <w:t>select country, avg(</w:t>
+      </w:r>
+      <w:proofErr w:type="spellStart"/>
+      <w:r>
+        <w:rPr>
+          <w:lang w:val="en-US"/>
+        </w:rPr>
+        <w:t>salary_usd_</w:t>
+      </w:r>
+      <w:proofErr w:type="gramStart"/>
+      <w:r>
+        <w:rPr>
+          <w:lang w:val="en-US"/>
+        </w:rPr>
+        <w:t>annual</w:t>
+      </w:r>
+      <w:proofErr w:type="spellEnd"/>
+      <w:r>
+        <w:rPr>
+          <w:lang w:val="en-US"/>
+        </w:rPr>
+        <w:t>)as</w:t>
+      </w:r>
+      <w:proofErr w:type="gramEnd"/>
+      <w:r>
+        <w:rPr>
+          <w:lang w:val="en-US"/>
+        </w:rPr>
+        <w:t xml:space="preserve"> </w:t>
+      </w:r>
+      <w:proofErr w:type="spellStart"/>
+      <w:r>
+        <w:rPr>
+          <w:lang w:val="en-US"/>
+        </w:rPr>
+        <w:t>average_salary_usd</w:t>
+      </w:r>
+      <w:proofErr w:type="spellEnd"/>
+      <w:r>
+        <w:rPr>
+          <w:lang w:val="en-US"/>
+        </w:rPr>
+        <w:t>,</w:t>
+      </w:r>
+    </w:p>
+    <w:p>
+      <w:pPr>
+        <w:pStyle w:val="ListParagraph"/>
+        <w:rPr>
+          <w:lang w:val="en-US"/>
+        </w:rPr>
+      </w:pPr>
+      <w:r>
+        <w:rPr>
+          <w:lang w:val="en-US"/>
+        </w:rPr>
+        <w:t>max(</w:t>
+      </w:r>
+      <w:proofErr w:type="spellStart"/>
+      <w:r>
+        <w:rPr>
+          <w:lang w:val="en-US"/>
+        </w:rPr>
+        <w:t>salary_usd_</w:t>
+      </w:r>
+      <w:proofErr w:type="gramStart"/>
+      <w:r>
+        <w:rPr>
+          <w:lang w:val="en-US"/>
+        </w:rPr>
+        <w:t>annual</w:t>
+      </w:r>
+      <w:proofErr w:type="spellEnd"/>
+      <w:r>
+        <w:rPr>
+          <w:lang w:val="en-US"/>
+        </w:rPr>
+        <w:t>)as</w:t>
+      </w:r>
+      <w:proofErr w:type="gramEnd"/>
+      <w:r>
+        <w:rPr>
+          <w:lang w:val="en-US"/>
+        </w:rPr>
+        <w:t xml:space="preserve"> </w:t>
+      </w:r>
+      <w:proofErr w:type="spellStart"/>
+      <w:r>
+        <w:rPr>
+          <w:lang w:val="en-US"/>
+        </w:rPr>
+        <w:t>highest_salary_usd</w:t>
+      </w:r>
+      <w:proofErr w:type="spellEnd"/>
+      <w:r>
+        <w:rPr>
+          <w:lang w:val="en-US"/>
+        </w:rPr>
+        <w:t>,</w:t>
+      </w:r>
+    </w:p>
+    <w:p>
+      <w:pPr>
+        <w:pStyle w:val="ListParagraph"/>
+        <w:rPr>
+          <w:lang w:val="en-US"/>
+        </w:rPr>
+      </w:pPr>
+      <w:r>
+        <w:rPr>
+          <w:lang w:val="en-US"/>
+        </w:rPr>
+        <w:t>min(</w:t>
+      </w:r>
+      <w:proofErr w:type="spellStart"/>
+      <w:r>
+        <w:rPr>
+          <w:lang w:val="en-US"/>
+        </w:rPr>
+        <w:t>salary_usd_annual</w:t>
+      </w:r>
+      <w:proofErr w:type="spellEnd"/>
+      <w:r>
+        <w:rPr>
+          <w:lang w:val="en-US"/>
+        </w:rPr>
+        <w:t xml:space="preserve">) as </w:t>
+      </w:r>
+      <w:proofErr w:type="spellStart"/>
+      <w:r>
+        <w:rPr>
+          <w:lang w:val="en-US"/>
+        </w:rPr>
+        <w:t>min_salary_usd</w:t>
+      </w:r>
+      <w:proofErr w:type="spellEnd"/>
+      <w:r>
+        <w:rPr>
+          <w:lang w:val="en-US"/>
+        </w:rPr>
+        <w:t>,</w:t>
+      </w:r>
+    </w:p>
+    <w:p>
+      <w:pPr>
+        <w:pStyle w:val="ListParagraph"/>
+        <w:rPr>
+          <w:lang w:val="en-US"/>
+        </w:rPr>
+      </w:pPr>
+      <w:r>
+        <w:rPr>
+          <w:lang w:val="en-US"/>
+        </w:rPr>
+        <w:t>count(</w:t>
+      </w:r>
+      <w:proofErr w:type="spellStart"/>
+      <w:r>
+        <w:rPr>
+          <w:lang w:val="en-US"/>
+        </w:rPr>
+        <w:t>salary_usd_</w:t>
+      </w:r>
+      <w:proofErr w:type="gramStart"/>
+      <w:r>
+        <w:rPr>
+          <w:lang w:val="en-US"/>
+        </w:rPr>
+        <w:t>annual</w:t>
+      </w:r>
+      <w:proofErr w:type="spellEnd"/>
+      <w:r>
+        <w:rPr>
+          <w:lang w:val="en-US"/>
+        </w:rPr>
+        <w:t>)as</w:t>
+      </w:r>
+      <w:proofErr w:type="gramEnd"/>
+      <w:r>
+        <w:rPr>
+          <w:lang w:val="en-US"/>
+        </w:rPr>
+        <w:t xml:space="preserve"> </w:t>
+      </w:r>
+      <w:proofErr w:type="spellStart"/>
+      <w:r>
+        <w:rPr>
+          <w:lang w:val="en-US"/>
+        </w:rPr>
+        <w:t>total_vacancy</w:t>
+      </w:r>
+      <w:proofErr w:type="spellEnd"/>
+      <w:r>
+        <w:rPr>
+          <w:lang w:val="en-US"/>
+        </w:rPr>
+        <w:t xml:space="preserve"> from jobs group by country order by country;</w:t>
       </w:r>
     </w:p>
     <w:p>
@@ -710,49 +1682,155 @@
         <w:rPr>
           <w:lang w:val="en-US"/>
         </w:rPr>
-        <w:t>select sector, avg(salary_usd_annual) Avg_Salary_USD,</w:t>
-      </w:r>
-    </w:p>
-    <w:p>
-      <w:pPr>
-        <w:pStyle w:val="ListParagraph"/>
-        <w:rPr>
-          <w:lang w:val="en-US"/>
-        </w:rPr>
-      </w:pPr>
-      <w:r>
-        <w:rPr>
-          <w:lang w:val="en-US"/>
-        </w:rPr>
-        <w:t>max(salary_usd_annual) as Highest_Salary_USD,</w:t>
-      </w:r>
-    </w:p>
-    <w:p>
-      <w:pPr>
-        <w:pStyle w:val="ListParagraph"/>
-        <w:rPr>
-          <w:lang w:val="en-US"/>
-        </w:rPr>
-      </w:pPr>
-      <w:r>
-        <w:rPr>
-          <w:lang w:val="en-US"/>
-        </w:rPr>
-        <w:t>min(salary_usd_annual) as Lowest_Salary_USD,</w:t>
-      </w:r>
-    </w:p>
-    <w:p>
-      <w:pPr>
-        <w:pStyle w:val="ListParagraph"/>
-        <w:rPr>
-          <w:lang w:val="en-US"/>
-        </w:rPr>
-      </w:pPr>
-      <w:r>
-        <w:rPr>
-          <w:lang w:val="en-US"/>
-        </w:rPr>
-        <w:t>count(*) as No_of_Jobs from jobs group by sector order by sector;</w:t>
+        <w:t>select sector, avg(</w:t>
+      </w:r>
+      <w:proofErr w:type="spellStart"/>
+      <w:r>
+        <w:rPr>
+          <w:lang w:val="en-US"/>
+        </w:rPr>
+        <w:t>salary_usd_annual</w:t>
+      </w:r>
+      <w:proofErr w:type="spellEnd"/>
+      <w:r>
+        <w:rPr>
+          <w:lang w:val="en-US"/>
+        </w:rPr>
+        <w:t xml:space="preserve">) </w:t>
+      </w:r>
+      <w:proofErr w:type="spellStart"/>
+      <w:r>
+        <w:rPr>
+          <w:lang w:val="en-US"/>
+        </w:rPr>
+        <w:t>Avg_Salary_USD</w:t>
+      </w:r>
+      <w:proofErr w:type="spellEnd"/>
+      <w:r>
+        <w:rPr>
+          <w:lang w:val="en-US"/>
+        </w:rPr>
+        <w:t>,</w:t>
+      </w:r>
+    </w:p>
+    <w:p>
+      <w:pPr>
+        <w:pStyle w:val="ListParagraph"/>
+        <w:rPr>
+          <w:lang w:val="en-US"/>
+        </w:rPr>
+      </w:pPr>
+      <w:r>
+        <w:rPr>
+          <w:lang w:val="en-US"/>
+        </w:rPr>
+        <w:t>max(</w:t>
+      </w:r>
+      <w:proofErr w:type="spellStart"/>
+      <w:r>
+        <w:rPr>
+          <w:lang w:val="en-US"/>
+        </w:rPr>
+        <w:t>salary_usd_annual</w:t>
+      </w:r>
+      <w:proofErr w:type="spellEnd"/>
+      <w:r>
+        <w:rPr>
+          <w:lang w:val="en-US"/>
+        </w:rPr>
+        <w:t xml:space="preserve">) as </w:t>
+      </w:r>
+      <w:proofErr w:type="spellStart"/>
+      <w:r>
+        <w:rPr>
+          <w:lang w:val="en-US"/>
+        </w:rPr>
+        <w:t>Highest_Salary_USD</w:t>
+      </w:r>
+      <w:proofErr w:type="spellEnd"/>
+      <w:r>
+        <w:rPr>
+          <w:lang w:val="en-US"/>
+        </w:rPr>
+        <w:t>,</w:t>
+      </w:r>
+    </w:p>
+    <w:p>
+      <w:pPr>
+        <w:pStyle w:val="ListParagraph"/>
+        <w:rPr>
+          <w:lang w:val="en-US"/>
+        </w:rPr>
+      </w:pPr>
+      <w:r>
+        <w:rPr>
+          <w:lang w:val="en-US"/>
+        </w:rPr>
+        <w:t>min(</w:t>
+      </w:r>
+      <w:proofErr w:type="spellStart"/>
+      <w:r>
+        <w:rPr>
+          <w:lang w:val="en-US"/>
+        </w:rPr>
+        <w:t>salary_usd_annual</w:t>
+      </w:r>
+      <w:proofErr w:type="spellEnd"/>
+      <w:r>
+        <w:rPr>
+          <w:lang w:val="en-US"/>
+        </w:rPr>
+        <w:t xml:space="preserve">) as </w:t>
+      </w:r>
+      <w:proofErr w:type="spellStart"/>
+      <w:r>
+        <w:rPr>
+          <w:lang w:val="en-US"/>
+        </w:rPr>
+        <w:t>Lowest_Salary_USD</w:t>
+      </w:r>
+      <w:proofErr w:type="spellEnd"/>
+      <w:r>
+        <w:rPr>
+          <w:lang w:val="en-US"/>
+        </w:rPr>
+        <w:t>,</w:t>
+      </w:r>
+    </w:p>
+    <w:p>
+      <w:pPr>
+        <w:pStyle w:val="ListParagraph"/>
+        <w:rPr>
+          <w:lang w:val="en-US"/>
+        </w:rPr>
+      </w:pPr>
+      <w:proofErr w:type="gramStart"/>
+      <w:r>
+        <w:rPr>
+          <w:lang w:val="en-US"/>
+        </w:rPr>
+        <w:t>count(</w:t>
+      </w:r>
+      <w:proofErr w:type="gramEnd"/>
+      <w:r>
+        <w:rPr>
+          <w:lang w:val="en-US"/>
+        </w:rPr>
+        <w:t xml:space="preserve">*) as </w:t>
+      </w:r>
+      <w:proofErr w:type="spellStart"/>
+      <w:r>
+        <w:rPr>
+          <w:lang w:val="en-US"/>
+        </w:rPr>
+        <w:t>No_of_Jobs</w:t>
+      </w:r>
+      <w:proofErr w:type="spellEnd"/>
+      <w:r>
+        <w:rPr>
+          <w:lang w:val="en-US"/>
+        </w:rPr>
+        <w:t xml:space="preserve"> from jobs group by sector order by sector;</w:t>
       </w:r>
     </w:p>
     <w:p>
@@ -802,49 +1880,205 @@
         <w:rPr>
           <w:lang w:val="en-US"/>
         </w:rPr>
-        <w:t>select experience_level,round(avg(salary_usd_annual),2) as Avg_Salary_USD,</w:t>
-      </w:r>
-    </w:p>
-    <w:p>
-      <w:pPr>
-        <w:pStyle w:val="ListParagraph"/>
-        <w:rPr>
-          <w:lang w:val="en-US"/>
-        </w:rPr>
-      </w:pPr>
-      <w:r>
-        <w:rPr>
-          <w:lang w:val="en-US"/>
-        </w:rPr>
-        <w:t>max(salary_usd_annual) as Higest_Salary_USD,</w:t>
-      </w:r>
-    </w:p>
-    <w:p>
-      <w:pPr>
-        <w:pStyle w:val="ListParagraph"/>
-        <w:rPr>
-          <w:lang w:val="en-US"/>
-        </w:rPr>
-      </w:pPr>
-      <w:r>
-        <w:rPr>
-          <w:lang w:val="en-US"/>
-        </w:rPr>
-        <w:t>min(salary_usd_annual) as Lowest_Salary_USD,</w:t>
-      </w:r>
-    </w:p>
-    <w:p>
-      <w:pPr>
-        <w:pStyle w:val="ListParagraph"/>
-        <w:rPr>
-          <w:lang w:val="en-US"/>
-        </w:rPr>
-      </w:pPr>
-      <w:r>
-        <w:rPr>
-          <w:lang w:val="en-US"/>
-        </w:rPr>
-        <w:t>count(*) as Total_Jobs from jobs group by experience_level order by experience_level;</w:t>
+        <w:t xml:space="preserve">select </w:t>
+      </w:r>
+      <w:proofErr w:type="spellStart"/>
+      <w:r>
+        <w:rPr>
+          <w:lang w:val="en-US"/>
+        </w:rPr>
+        <w:t>experience_</w:t>
+      </w:r>
+      <w:proofErr w:type="gramStart"/>
+      <w:r>
+        <w:rPr>
+          <w:lang w:val="en-US"/>
+        </w:rPr>
+        <w:t>level,round</w:t>
+      </w:r>
+      <w:proofErr w:type="spellEnd"/>
+      <w:proofErr w:type="gramEnd"/>
+      <w:r>
+        <w:rPr>
+          <w:lang w:val="en-US"/>
+        </w:rPr>
+        <w:t>(avg(</w:t>
+      </w:r>
+      <w:proofErr w:type="spellStart"/>
+      <w:r>
+        <w:rPr>
+          <w:lang w:val="en-US"/>
+        </w:rPr>
+        <w:t>salary_usd_annual</w:t>
+      </w:r>
+      <w:proofErr w:type="spellEnd"/>
+      <w:r>
+        <w:rPr>
+          <w:lang w:val="en-US"/>
+        </w:rPr>
+        <w:t xml:space="preserve">),2) as </w:t>
+      </w:r>
+      <w:proofErr w:type="spellStart"/>
+      <w:r>
+        <w:rPr>
+          <w:lang w:val="en-US"/>
+        </w:rPr>
+        <w:t>Avg_Salary_USD</w:t>
+      </w:r>
+      <w:proofErr w:type="spellEnd"/>
+      <w:r>
+        <w:rPr>
+          <w:lang w:val="en-US"/>
+        </w:rPr>
+        <w:t>,</w:t>
+      </w:r>
+    </w:p>
+    <w:p>
+      <w:pPr>
+        <w:pStyle w:val="ListParagraph"/>
+        <w:rPr>
+          <w:lang w:val="en-US"/>
+        </w:rPr>
+      </w:pPr>
+      <w:r>
+        <w:rPr>
+          <w:lang w:val="en-US"/>
+        </w:rPr>
+        <w:t>max(</w:t>
+      </w:r>
+      <w:proofErr w:type="spellStart"/>
+      <w:r>
+        <w:rPr>
+          <w:lang w:val="en-US"/>
+        </w:rPr>
+        <w:t>salary_usd_annual</w:t>
+      </w:r>
+      <w:proofErr w:type="spellEnd"/>
+      <w:r>
+        <w:rPr>
+          <w:lang w:val="en-US"/>
+        </w:rPr>
+        <w:t xml:space="preserve">) as </w:t>
+      </w:r>
+      <w:proofErr w:type="spellStart"/>
+      <w:r>
+        <w:rPr>
+          <w:lang w:val="en-US"/>
+        </w:rPr>
+        <w:t>Higest_Salary_USD</w:t>
+      </w:r>
+      <w:proofErr w:type="spellEnd"/>
+      <w:r>
+        <w:rPr>
+          <w:lang w:val="en-US"/>
+        </w:rPr>
+        <w:t>,</w:t>
+      </w:r>
+    </w:p>
+    <w:p>
+      <w:pPr>
+        <w:pStyle w:val="ListParagraph"/>
+        <w:rPr>
+          <w:lang w:val="en-US"/>
+        </w:rPr>
+      </w:pPr>
+      <w:r>
+        <w:rPr>
+          <w:lang w:val="en-US"/>
+        </w:rPr>
+        <w:t>min(</w:t>
+      </w:r>
+      <w:proofErr w:type="spellStart"/>
+      <w:r>
+        <w:rPr>
+          <w:lang w:val="en-US"/>
+        </w:rPr>
+        <w:t>salary_usd_annual</w:t>
+      </w:r>
+      <w:proofErr w:type="spellEnd"/>
+      <w:r>
+        <w:rPr>
+          <w:lang w:val="en-US"/>
+        </w:rPr>
+        <w:t xml:space="preserve">) as </w:t>
+      </w:r>
+      <w:proofErr w:type="spellStart"/>
+      <w:r>
+        <w:rPr>
+          <w:lang w:val="en-US"/>
+        </w:rPr>
+        <w:t>Lowest_Salary_USD</w:t>
+      </w:r>
+      <w:proofErr w:type="spellEnd"/>
+      <w:r>
+        <w:rPr>
+          <w:lang w:val="en-US"/>
+        </w:rPr>
+        <w:t>,</w:t>
+      </w:r>
+    </w:p>
+    <w:p>
+      <w:pPr>
+        <w:pStyle w:val="ListParagraph"/>
+        <w:rPr>
+          <w:lang w:val="en-US"/>
+        </w:rPr>
+      </w:pPr>
+      <w:proofErr w:type="gramStart"/>
+      <w:r>
+        <w:rPr>
+          <w:lang w:val="en-US"/>
+        </w:rPr>
+        <w:t>count(</w:t>
+      </w:r>
+      <w:proofErr w:type="gramEnd"/>
+      <w:r>
+        <w:rPr>
+          <w:lang w:val="en-US"/>
+        </w:rPr>
+        <w:t xml:space="preserve">*) as </w:t>
+      </w:r>
+      <w:proofErr w:type="spellStart"/>
+      <w:r>
+        <w:rPr>
+          <w:lang w:val="en-US"/>
+        </w:rPr>
+        <w:t>Total_Jobs</w:t>
+      </w:r>
+      <w:proofErr w:type="spellEnd"/>
+      <w:r>
+        <w:rPr>
+          <w:lang w:val="en-US"/>
+        </w:rPr>
+        <w:t xml:space="preserve"> from jobs group by </w:t>
+      </w:r>
+      <w:proofErr w:type="spellStart"/>
+      <w:r>
+        <w:rPr>
+          <w:lang w:val="en-US"/>
+        </w:rPr>
+        <w:t>experience_level</w:t>
+      </w:r>
+      <w:proofErr w:type="spellEnd"/>
+      <w:r>
+        <w:rPr>
+          <w:lang w:val="en-US"/>
+        </w:rPr>
+        <w:t xml:space="preserve"> order by </w:t>
+      </w:r>
+      <w:proofErr w:type="spellStart"/>
+      <w:r>
+        <w:rPr>
+          <w:lang w:val="en-US"/>
+        </w:rPr>
+        <w:t>experience_level</w:t>
+      </w:r>
+      <w:proofErr w:type="spellEnd"/>
+      <w:r>
+        <w:rPr>
+          <w:lang w:val="en-US"/>
+        </w:rPr>
+        <w:t>;</w:t>
       </w:r>
     </w:p>
     <w:p>
@@ -894,49 +2128,205 @@
         <w:rPr>
           <w:lang w:val="en-US"/>
         </w:rPr>
-        <w:t>select remote_type,round(avg(salary_usd_annual),2) as Avg_Salary_USD,</w:t>
-      </w:r>
-    </w:p>
-    <w:p>
-      <w:pPr>
-        <w:pStyle w:val="ListParagraph"/>
-        <w:rPr>
-          <w:lang w:val="en-US"/>
-        </w:rPr>
-      </w:pPr>
-      <w:r>
-        <w:rPr>
-          <w:lang w:val="en-US"/>
-        </w:rPr>
-        <w:t>max(salary_usd_annual) as Higest_Salary_USD,</w:t>
-      </w:r>
-    </w:p>
-    <w:p>
-      <w:pPr>
-        <w:pStyle w:val="ListParagraph"/>
-        <w:rPr>
-          <w:lang w:val="en-US"/>
-        </w:rPr>
-      </w:pPr>
-      <w:r>
-        <w:rPr>
-          <w:lang w:val="en-US"/>
-        </w:rPr>
-        <w:t>min(salary_usd_annual) as Lowest_Salary_USD,</w:t>
-      </w:r>
-    </w:p>
-    <w:p>
-      <w:pPr>
-        <w:pStyle w:val="ListParagraph"/>
-        <w:rPr>
-          <w:lang w:val="en-US"/>
-        </w:rPr>
-      </w:pPr>
-      <w:r>
-        <w:rPr>
-          <w:lang w:val="en-US"/>
-        </w:rPr>
-        <w:t>count(*) as Total_Jobs from jobs group by remote_type order by remote_type;</w:t>
+        <w:t xml:space="preserve">select </w:t>
+      </w:r>
+      <w:proofErr w:type="spellStart"/>
+      <w:r>
+        <w:rPr>
+          <w:lang w:val="en-US"/>
+        </w:rPr>
+        <w:t>remote_</w:t>
+      </w:r>
+      <w:proofErr w:type="gramStart"/>
+      <w:r>
+        <w:rPr>
+          <w:lang w:val="en-US"/>
+        </w:rPr>
+        <w:t>type,round</w:t>
+      </w:r>
+      <w:proofErr w:type="spellEnd"/>
+      <w:proofErr w:type="gramEnd"/>
+      <w:r>
+        <w:rPr>
+          <w:lang w:val="en-US"/>
+        </w:rPr>
+        <w:t>(avg(</w:t>
+      </w:r>
+      <w:proofErr w:type="spellStart"/>
+      <w:r>
+        <w:rPr>
+          <w:lang w:val="en-US"/>
+        </w:rPr>
+        <w:t>salary_usd_annual</w:t>
+      </w:r>
+      <w:proofErr w:type="spellEnd"/>
+      <w:r>
+        <w:rPr>
+          <w:lang w:val="en-US"/>
+        </w:rPr>
+        <w:t xml:space="preserve">),2) as </w:t>
+      </w:r>
+      <w:proofErr w:type="spellStart"/>
+      <w:r>
+        <w:rPr>
+          <w:lang w:val="en-US"/>
+        </w:rPr>
+        <w:t>Avg_Salary_USD</w:t>
+      </w:r>
+      <w:proofErr w:type="spellEnd"/>
+      <w:r>
+        <w:rPr>
+          <w:lang w:val="en-US"/>
+        </w:rPr>
+        <w:t>,</w:t>
+      </w:r>
+    </w:p>
+    <w:p>
+      <w:pPr>
+        <w:pStyle w:val="ListParagraph"/>
+        <w:rPr>
+          <w:lang w:val="en-US"/>
+        </w:rPr>
+      </w:pPr>
+      <w:r>
+        <w:rPr>
+          <w:lang w:val="en-US"/>
+        </w:rPr>
+        <w:t>max(</w:t>
+      </w:r>
+      <w:proofErr w:type="spellStart"/>
+      <w:r>
+        <w:rPr>
+          <w:lang w:val="en-US"/>
+        </w:rPr>
+        <w:t>salary_usd_annual</w:t>
+      </w:r>
+      <w:proofErr w:type="spellEnd"/>
+      <w:r>
+        <w:rPr>
+          <w:lang w:val="en-US"/>
+        </w:rPr>
+        <w:t xml:space="preserve">) as </w:t>
+      </w:r>
+      <w:proofErr w:type="spellStart"/>
+      <w:r>
+        <w:rPr>
+          <w:lang w:val="en-US"/>
+        </w:rPr>
+        <w:t>Higest_Salary_USD</w:t>
+      </w:r>
+      <w:proofErr w:type="spellEnd"/>
+      <w:r>
+        <w:rPr>
+          <w:lang w:val="en-US"/>
+        </w:rPr>
+        <w:t>,</w:t>
+      </w:r>
+    </w:p>
+    <w:p>
+      <w:pPr>
+        <w:pStyle w:val="ListParagraph"/>
+        <w:rPr>
+          <w:lang w:val="en-US"/>
+        </w:rPr>
+      </w:pPr>
+      <w:r>
+        <w:rPr>
+          <w:lang w:val="en-US"/>
+        </w:rPr>
+        <w:t>min(</w:t>
+      </w:r>
+      <w:proofErr w:type="spellStart"/>
+      <w:r>
+        <w:rPr>
+          <w:lang w:val="en-US"/>
+        </w:rPr>
+        <w:t>salary_usd_annual</w:t>
+      </w:r>
+      <w:proofErr w:type="spellEnd"/>
+      <w:r>
+        <w:rPr>
+          <w:lang w:val="en-US"/>
+        </w:rPr>
+        <w:t xml:space="preserve">) as </w:t>
+      </w:r>
+      <w:proofErr w:type="spellStart"/>
+      <w:r>
+        <w:rPr>
+          <w:lang w:val="en-US"/>
+        </w:rPr>
+        <w:t>Lowest_Salary_USD</w:t>
+      </w:r>
+      <w:proofErr w:type="spellEnd"/>
+      <w:r>
+        <w:rPr>
+          <w:lang w:val="en-US"/>
+        </w:rPr>
+        <w:t>,</w:t>
+      </w:r>
+    </w:p>
+    <w:p>
+      <w:pPr>
+        <w:pStyle w:val="ListParagraph"/>
+        <w:rPr>
+          <w:lang w:val="en-US"/>
+        </w:rPr>
+      </w:pPr>
+      <w:proofErr w:type="gramStart"/>
+      <w:r>
+        <w:rPr>
+          <w:lang w:val="en-US"/>
+        </w:rPr>
+        <w:t>count(</w:t>
+      </w:r>
+      <w:proofErr w:type="gramEnd"/>
+      <w:r>
+        <w:rPr>
+          <w:lang w:val="en-US"/>
+        </w:rPr>
+        <w:t xml:space="preserve">*) as </w:t>
+      </w:r>
+      <w:proofErr w:type="spellStart"/>
+      <w:r>
+        <w:rPr>
+          <w:lang w:val="en-US"/>
+        </w:rPr>
+        <w:t>Total_Jobs</w:t>
+      </w:r>
+      <w:proofErr w:type="spellEnd"/>
+      <w:r>
+        <w:rPr>
+          <w:lang w:val="en-US"/>
+        </w:rPr>
+        <w:t xml:space="preserve"> from jobs group by </w:t>
+      </w:r>
+      <w:proofErr w:type="spellStart"/>
+      <w:r>
+        <w:rPr>
+          <w:lang w:val="en-US"/>
+        </w:rPr>
+        <w:t>remote_type</w:t>
+      </w:r>
+      <w:proofErr w:type="spellEnd"/>
+      <w:r>
+        <w:rPr>
+          <w:lang w:val="en-US"/>
+        </w:rPr>
+        <w:t xml:space="preserve"> order by </w:t>
+      </w:r>
+      <w:proofErr w:type="spellStart"/>
+      <w:r>
+        <w:rPr>
+          <w:lang w:val="en-US"/>
+        </w:rPr>
+        <w:t>remote_type</w:t>
+      </w:r>
+      <w:proofErr w:type="spellEnd"/>
+      <w:r>
+        <w:rPr>
+          <w:lang w:val="en-US"/>
+        </w:rPr>
+        <w:t>;</w:t>
       </w:r>
     </w:p>
     <w:p>
@@ -986,49 +2376,162 @@
         <w:rPr>
           <w:lang w:val="en-US"/>
         </w:rPr>
-        <w:t>select company, avg(salary_usd_annual) as Avg_Salary_USD,</w:t>
-      </w:r>
-    </w:p>
-    <w:p>
-      <w:pPr>
-        <w:pStyle w:val="ListParagraph"/>
-        <w:rPr>
-          <w:lang w:val="en-US"/>
-        </w:rPr>
-      </w:pPr>
-      <w:r>
-        <w:rPr>
-          <w:lang w:val="en-US"/>
-        </w:rPr>
-        <w:t>max(salary_usd_annual) as Highest_Salary_USD,</w:t>
-      </w:r>
-    </w:p>
-    <w:p>
-      <w:pPr>
-        <w:pStyle w:val="ListParagraph"/>
-        <w:rPr>
-          <w:lang w:val="en-US"/>
-        </w:rPr>
-      </w:pPr>
-      <w:r>
-        <w:rPr>
-          <w:lang w:val="en-US"/>
-        </w:rPr>
-        <w:t>min(salary_usd_annual) as Lowest_Salary_USD,</w:t>
-      </w:r>
-    </w:p>
-    <w:p>
-      <w:pPr>
-        <w:pStyle w:val="ListParagraph"/>
-        <w:rPr>
-          <w:lang w:val="en-US"/>
-        </w:rPr>
-      </w:pPr>
-      <w:r>
-        <w:rPr>
-          <w:lang w:val="en-US"/>
-        </w:rPr>
-        <w:t xml:space="preserve">count(*) as No_of_Jobs from jobs </w:t>
+        <w:t>select company, avg(</w:t>
+      </w:r>
+      <w:proofErr w:type="spellStart"/>
+      <w:r>
+        <w:rPr>
+          <w:lang w:val="en-US"/>
+        </w:rPr>
+        <w:t>salary_usd_annual</w:t>
+      </w:r>
+      <w:proofErr w:type="spellEnd"/>
+      <w:r>
+        <w:rPr>
+          <w:lang w:val="en-US"/>
+        </w:rPr>
+        <w:t xml:space="preserve">) as </w:t>
+      </w:r>
+      <w:proofErr w:type="spellStart"/>
+      <w:r>
+        <w:rPr>
+          <w:lang w:val="en-US"/>
+        </w:rPr>
+        <w:t>Avg_Salary_USD</w:t>
+      </w:r>
+      <w:proofErr w:type="spellEnd"/>
+      <w:r>
+        <w:rPr>
+          <w:lang w:val="en-US"/>
+        </w:rPr>
+        <w:t>,</w:t>
+      </w:r>
+    </w:p>
+    <w:p>
+      <w:pPr>
+        <w:pStyle w:val="ListParagraph"/>
+        <w:rPr>
+          <w:lang w:val="en-US"/>
+        </w:rPr>
+      </w:pPr>
+      <w:r>
+        <w:rPr>
+          <w:lang w:val="en-US"/>
+        </w:rPr>
+        <w:t>max(</w:t>
+      </w:r>
+      <w:proofErr w:type="spellStart"/>
+      <w:r>
+        <w:rPr>
+          <w:lang w:val="en-US"/>
+        </w:rPr>
+        <w:t>salary_usd_annual</w:t>
+      </w:r>
+      <w:proofErr w:type="spellEnd"/>
+      <w:r>
+        <w:rPr>
+          <w:lang w:val="en-US"/>
+        </w:rPr>
+        <w:t xml:space="preserve">) as </w:t>
+      </w:r>
+      <w:proofErr w:type="spellStart"/>
+      <w:r>
+        <w:rPr>
+          <w:lang w:val="en-US"/>
+        </w:rPr>
+        <w:t>Highest_Salary_USD</w:t>
+      </w:r>
+      <w:proofErr w:type="spellEnd"/>
+      <w:r>
+        <w:rPr>
+          <w:lang w:val="en-US"/>
+        </w:rPr>
+        <w:t>,</w:t>
+      </w:r>
+    </w:p>
+    <w:p>
+      <w:pPr>
+        <w:pStyle w:val="ListParagraph"/>
+        <w:rPr>
+          <w:lang w:val="en-US"/>
+        </w:rPr>
+      </w:pPr>
+      <w:r>
+        <w:rPr>
+          <w:lang w:val="en-US"/>
+        </w:rPr>
+        <w:t>min(</w:t>
+      </w:r>
+      <w:proofErr w:type="spellStart"/>
+      <w:r>
+        <w:rPr>
+          <w:lang w:val="en-US"/>
+        </w:rPr>
+        <w:t>salary_usd_annual</w:t>
+      </w:r>
+      <w:proofErr w:type="spellEnd"/>
+      <w:r>
+        <w:rPr>
+          <w:lang w:val="en-US"/>
+        </w:rPr>
+        <w:t xml:space="preserve">) as </w:t>
+      </w:r>
+      <w:proofErr w:type="spellStart"/>
+      <w:r>
+        <w:rPr>
+          <w:lang w:val="en-US"/>
+        </w:rPr>
+        <w:t>Lowest_Salary_USD</w:t>
+      </w:r>
+      <w:proofErr w:type="spellEnd"/>
+      <w:r>
+        <w:rPr>
+          <w:lang w:val="en-US"/>
+        </w:rPr>
+        <w:t>,</w:t>
+      </w:r>
+    </w:p>
+    <w:p>
+      <w:pPr>
+        <w:pStyle w:val="ListParagraph"/>
+        <w:rPr>
+          <w:lang w:val="en-US"/>
+        </w:rPr>
+      </w:pPr>
+      <w:proofErr w:type="gramStart"/>
+      <w:r>
+        <w:rPr>
+          <w:lang w:val="en-US"/>
+        </w:rPr>
+        <w:t>count(</w:t>
+      </w:r>
+      <w:proofErr w:type="gramEnd"/>
+      <w:r>
+        <w:rPr>
+          <w:lang w:val="en-US"/>
+        </w:rPr>
+        <w:t xml:space="preserve">*) as </w:t>
+      </w:r>
+      <w:proofErr w:type="spellStart"/>
+      <w:r>
+        <w:rPr>
+          <w:lang w:val="en-US"/>
+        </w:rPr>
+        <w:t>No_of_Jobs</w:t>
+      </w:r>
+      <w:proofErr w:type="spellEnd"/>
+      <w:r>
+        <w:rPr>
+          <w:lang w:val="en-US"/>
+        </w:rPr>
+        <w:t xml:space="preserve"> from </w:t>
+      </w:r>
+      <w:proofErr w:type="gramStart"/>
+      <w:r>
+        <w:rPr>
+          <w:lang w:val="en-US"/>
+        </w:rPr>
+        <w:t xml:space="preserve">jobs </w:t>
       </w:r>
       <w:r>
         <w:rPr>
@@ -1040,7 +2543,14 @@
         <w:rPr>
           <w:lang w:val="en-US"/>
         </w:rPr>
-        <w:t>group by company order by company;</w:t>
+        <w:t>group</w:t>
+      </w:r>
+      <w:proofErr w:type="gramEnd"/>
+      <w:r>
+        <w:rPr>
+          <w:lang w:val="en-US"/>
+        </w:rPr>
+        <w:t xml:space="preserve"> by company order by company;</w:t>
       </w:r>
     </w:p>
     <w:p>
@@ -1090,7 +2600,21 @@
         <w:rPr>
           <w:lang w:val="en-US"/>
         </w:rPr>
-        <w:t xml:space="preserve">select is_contract, </w:t>
+        <w:t xml:space="preserve">select </w:t>
+      </w:r>
+      <w:proofErr w:type="spellStart"/>
+      <w:r>
+        <w:rPr>
+          <w:lang w:val="en-US"/>
+        </w:rPr>
+        <w:t>is_contract</w:t>
+      </w:r>
+      <w:proofErr w:type="spellEnd"/>
+      <w:r>
+        <w:rPr>
+          <w:lang w:val="en-US"/>
+        </w:rPr>
+        <w:t xml:space="preserve">, </w:t>
       </w:r>
       <w:r>
         <w:rPr>
@@ -1102,7 +2626,21 @@
         <w:rPr>
           <w:lang w:val="en-US"/>
         </w:rPr>
-        <w:t>avg(salary_usd_annual)</w:t>
+        <w:t>avg(</w:t>
+      </w:r>
+      <w:proofErr w:type="spellStart"/>
+      <w:r>
+        <w:rPr>
+          <w:lang w:val="en-US"/>
+        </w:rPr>
+        <w:t>salary_usd_annual</w:t>
+      </w:r>
+      <w:proofErr w:type="spellEnd"/>
+      <w:r>
+        <w:rPr>
+          <w:lang w:val="en-US"/>
+        </w:rPr>
+        <w:t>)</w:t>
       </w:r>
       <w:r>
         <w:rPr>
@@ -1114,63 +2652,169 @@
         <w:rPr>
           <w:lang w:val="en-US"/>
         </w:rPr>
-        <w:t xml:space="preserve"> as Avg_Salary,</w:t>
-      </w:r>
-    </w:p>
-    <w:p>
-      <w:pPr>
-        <w:pStyle w:val="ListParagraph"/>
-        <w:rPr>
-          <w:lang w:val="en-US"/>
-        </w:rPr>
-      </w:pPr>
-      <w:r>
-        <w:rPr>
-          <w:lang w:val="en-US"/>
-        </w:rPr>
-        <w:t>max(salary_usd_annual) as Highest_Salary_USD,</w:t>
-      </w:r>
-    </w:p>
-    <w:p>
-      <w:pPr>
-        <w:pStyle w:val="ListParagraph"/>
-        <w:rPr>
-          <w:lang w:val="en-US"/>
-        </w:rPr>
-      </w:pPr>
-      <w:r>
-        <w:rPr>
-          <w:lang w:val="en-US"/>
-        </w:rPr>
-        <w:t>min(salary_usd_annual) as Lowest_salary_USD,</w:t>
-      </w:r>
-    </w:p>
-    <w:p>
-      <w:pPr>
-        <w:pStyle w:val="ListParagraph"/>
-        <w:rPr>
-          <w:lang w:val="en-US"/>
-        </w:rPr>
-      </w:pPr>
-      <w:r>
-        <w:rPr>
-          <w:lang w:val="en-US"/>
-        </w:rPr>
-        <w:t xml:space="preserve">count(*) as No_of_Jobs from jobs </w:t>
-      </w:r>
-    </w:p>
-    <w:p>
-      <w:pPr>
-        <w:pStyle w:val="ListParagraph"/>
-        <w:rPr>
-          <w:lang w:val="en-US"/>
-        </w:rPr>
-      </w:pPr>
-      <w:r>
-        <w:rPr>
-          <w:lang w:val="en-US"/>
-        </w:rPr>
-        <w:t>where is_contract in ("F</w:t>
+        <w:t xml:space="preserve"> as </w:t>
+      </w:r>
+      <w:proofErr w:type="spellStart"/>
+      <w:r>
+        <w:rPr>
+          <w:lang w:val="en-US"/>
+        </w:rPr>
+        <w:t>Avg_Salary</w:t>
+      </w:r>
+      <w:proofErr w:type="spellEnd"/>
+      <w:r>
+        <w:rPr>
+          <w:lang w:val="en-US"/>
+        </w:rPr>
+        <w:t>,</w:t>
+      </w:r>
+    </w:p>
+    <w:p>
+      <w:pPr>
+        <w:pStyle w:val="ListParagraph"/>
+        <w:rPr>
+          <w:lang w:val="en-US"/>
+        </w:rPr>
+      </w:pPr>
+      <w:r>
+        <w:rPr>
+          <w:lang w:val="en-US"/>
+        </w:rPr>
+        <w:t>max(</w:t>
+      </w:r>
+      <w:proofErr w:type="spellStart"/>
+      <w:r>
+        <w:rPr>
+          <w:lang w:val="en-US"/>
+        </w:rPr>
+        <w:t>salary_usd_annual</w:t>
+      </w:r>
+      <w:proofErr w:type="spellEnd"/>
+      <w:r>
+        <w:rPr>
+          <w:lang w:val="en-US"/>
+        </w:rPr>
+        <w:t xml:space="preserve">) as </w:t>
+      </w:r>
+      <w:proofErr w:type="spellStart"/>
+      <w:r>
+        <w:rPr>
+          <w:lang w:val="en-US"/>
+        </w:rPr>
+        <w:t>Highest_Salary_USD</w:t>
+      </w:r>
+      <w:proofErr w:type="spellEnd"/>
+      <w:r>
+        <w:rPr>
+          <w:lang w:val="en-US"/>
+        </w:rPr>
+        <w:t>,</w:t>
+      </w:r>
+    </w:p>
+    <w:p>
+      <w:pPr>
+        <w:pStyle w:val="ListParagraph"/>
+        <w:rPr>
+          <w:lang w:val="en-US"/>
+        </w:rPr>
+      </w:pPr>
+      <w:r>
+        <w:rPr>
+          <w:lang w:val="en-US"/>
+        </w:rPr>
+        <w:t>min(</w:t>
+      </w:r>
+      <w:proofErr w:type="spellStart"/>
+      <w:r>
+        <w:rPr>
+          <w:lang w:val="en-US"/>
+        </w:rPr>
+        <w:t>salary_usd_annual</w:t>
+      </w:r>
+      <w:proofErr w:type="spellEnd"/>
+      <w:r>
+        <w:rPr>
+          <w:lang w:val="en-US"/>
+        </w:rPr>
+        <w:t xml:space="preserve">) as </w:t>
+      </w:r>
+      <w:proofErr w:type="spellStart"/>
+      <w:r>
+        <w:rPr>
+          <w:lang w:val="en-US"/>
+        </w:rPr>
+        <w:t>Lowest_salary_USD</w:t>
+      </w:r>
+      <w:proofErr w:type="spellEnd"/>
+      <w:r>
+        <w:rPr>
+          <w:lang w:val="en-US"/>
+        </w:rPr>
+        <w:t>,</w:t>
+      </w:r>
+    </w:p>
+    <w:p>
+      <w:pPr>
+        <w:pStyle w:val="ListParagraph"/>
+        <w:rPr>
+          <w:lang w:val="en-US"/>
+        </w:rPr>
+      </w:pPr>
+      <w:proofErr w:type="gramStart"/>
+      <w:r>
+        <w:rPr>
+          <w:lang w:val="en-US"/>
+        </w:rPr>
+        <w:t>count(</w:t>
+      </w:r>
+      <w:proofErr w:type="gramEnd"/>
+      <w:r>
+        <w:rPr>
+          <w:lang w:val="en-US"/>
+        </w:rPr>
+        <w:t xml:space="preserve">*) as </w:t>
+      </w:r>
+      <w:proofErr w:type="spellStart"/>
+      <w:r>
+        <w:rPr>
+          <w:lang w:val="en-US"/>
+        </w:rPr>
+        <w:t>No_of_Jobs</w:t>
+      </w:r>
+      <w:proofErr w:type="spellEnd"/>
+      <w:r>
+        <w:rPr>
+          <w:lang w:val="en-US"/>
+        </w:rPr>
+        <w:t xml:space="preserve"> from jobs </w:t>
+      </w:r>
+    </w:p>
+    <w:p>
+      <w:pPr>
+        <w:pStyle w:val="ListParagraph"/>
+        <w:rPr>
+          <w:lang w:val="en-US"/>
+        </w:rPr>
+      </w:pPr>
+      <w:r>
+        <w:rPr>
+          <w:lang w:val="en-US"/>
+        </w:rPr>
+        <w:t xml:space="preserve">where </w:t>
+      </w:r>
+      <w:proofErr w:type="spellStart"/>
+      <w:r>
+        <w:rPr>
+          <w:lang w:val="en-US"/>
+        </w:rPr>
+        <w:t>is_contract</w:t>
+      </w:r>
+      <w:proofErr w:type="spellEnd"/>
+      <w:r>
+        <w:rPr>
+          <w:lang w:val="en-US"/>
+        </w:rPr>
+        <w:t xml:space="preserve"> in ("F</w:t>
       </w:r>
       <w:r>
         <w:rPr>
@@ -1182,22 +2826,58 @@
         <w:rPr>
           <w:lang w:val="en-US"/>
         </w:rPr>
-        <w:t>ll-time","Contract")</w:t>
-      </w:r>
-    </w:p>
-    <w:p>
-      <w:pPr>
-        <w:pStyle w:val="ListParagraph"/>
-        <w:rPr>
-          <w:lang w:val="en-US"/>
-        </w:rPr>
-      </w:pPr>
-      <w:r>
-        <w:rPr>
-          <w:lang w:val="en-US"/>
-        </w:rPr>
-        <w:t>group by is_contract ;</w:t>
-      </w:r>
+        <w:t>ll-</w:t>
+      </w:r>
+      <w:proofErr w:type="spellStart"/>
+      <w:r>
+        <w:rPr>
+          <w:lang w:val="en-US"/>
+        </w:rPr>
+        <w:t>time","Contract</w:t>
+      </w:r>
+      <w:proofErr w:type="spellEnd"/>
+      <w:r>
+        <w:rPr>
+          <w:lang w:val="en-US"/>
+        </w:rPr>
+        <w:t>")</w:t>
+      </w:r>
+    </w:p>
+    <w:p>
+      <w:pPr>
+        <w:pStyle w:val="ListParagraph"/>
+        <w:rPr>
+          <w:lang w:val="en-US"/>
+        </w:rPr>
+      </w:pPr>
+      <w:r>
+        <w:rPr>
+          <w:lang w:val="en-US"/>
+        </w:rPr>
+        <w:t xml:space="preserve">group by </w:t>
+      </w:r>
+      <w:proofErr w:type="spellStart"/>
+      <w:r>
+        <w:rPr>
+          <w:lang w:val="en-US"/>
+        </w:rPr>
+        <w:t>is_</w:t>
+      </w:r>
+      <w:proofErr w:type="gramStart"/>
+      <w:r>
+        <w:rPr>
+          <w:lang w:val="en-US"/>
+        </w:rPr>
+        <w:t>contract</w:t>
+      </w:r>
+      <w:proofErr w:type="spellEnd"/>
+      <w:r>
+        <w:rPr>
+          <w:lang w:val="en-US"/>
+        </w:rPr>
+        <w:t xml:space="preserve"> ;</w:t>
+      </w:r>
+      <w:proofErr w:type="gramEnd"/>
     </w:p>
     <w:p>
       <w:pPr>
@@ -1264,35 +2944,171 @@
         <w:rPr>
           <w:lang w:val="en-US"/>
         </w:rPr>
-        <w:t>kill, round(avg(salary_usd_annual),2) as Avg_Salary,max(salary_usd_annual) as Highest_salary,</w:t>
-      </w:r>
-    </w:p>
-    <w:p>
-      <w:pPr>
-        <w:pStyle w:val="ListParagraph"/>
-        <w:rPr>
-          <w:lang w:val="en-US"/>
-        </w:rPr>
-      </w:pPr>
-      <w:r>
-        <w:rPr>
-          <w:lang w:val="en-US"/>
-        </w:rPr>
-        <w:t>min(salary_usd_annual) as lowest_salary,count(*) as No_of_Jobs</w:t>
-      </w:r>
-    </w:p>
-    <w:p>
-      <w:pPr>
-        <w:pStyle w:val="ListParagraph"/>
-        <w:rPr>
-          <w:lang w:val="en-US"/>
-        </w:rPr>
-      </w:pPr>
-      <w:r>
-        <w:rPr>
-          <w:lang w:val="en-US"/>
-        </w:rPr>
-        <w:t>from jobs where required_skills like 'dbt%'</w:t>
+        <w:t>kill, round(avg(</w:t>
+      </w:r>
+      <w:proofErr w:type="spellStart"/>
+      <w:r>
+        <w:rPr>
+          <w:lang w:val="en-US"/>
+        </w:rPr>
+        <w:t>salary_usd_annual</w:t>
+      </w:r>
+      <w:proofErr w:type="spellEnd"/>
+      <w:r>
+        <w:rPr>
+          <w:lang w:val="en-US"/>
+        </w:rPr>
+        <w:t xml:space="preserve">),2) as </w:t>
+      </w:r>
+      <w:proofErr w:type="spellStart"/>
+      <w:r>
+        <w:rPr>
+          <w:lang w:val="en-US"/>
+        </w:rPr>
+        <w:t>Avg_</w:t>
+      </w:r>
+      <w:proofErr w:type="gramStart"/>
+      <w:r>
+        <w:rPr>
+          <w:lang w:val="en-US"/>
+        </w:rPr>
+        <w:t>Salary,max</w:t>
+      </w:r>
+      <w:proofErr w:type="spellEnd"/>
+      <w:proofErr w:type="gramEnd"/>
+      <w:r>
+        <w:rPr>
+          <w:lang w:val="en-US"/>
+        </w:rPr>
+        <w:t>(</w:t>
+      </w:r>
+      <w:proofErr w:type="spellStart"/>
+      <w:r>
+        <w:rPr>
+          <w:lang w:val="en-US"/>
+        </w:rPr>
+        <w:t>salary_usd_annual</w:t>
+      </w:r>
+      <w:proofErr w:type="spellEnd"/>
+      <w:r>
+        <w:rPr>
+          <w:lang w:val="en-US"/>
+        </w:rPr>
+        <w:t xml:space="preserve">) as </w:t>
+      </w:r>
+      <w:proofErr w:type="spellStart"/>
+      <w:r>
+        <w:rPr>
+          <w:lang w:val="en-US"/>
+        </w:rPr>
+        <w:t>Highest_salary</w:t>
+      </w:r>
+      <w:proofErr w:type="spellEnd"/>
+      <w:r>
+        <w:rPr>
+          <w:lang w:val="en-US"/>
+        </w:rPr>
+        <w:t>,</w:t>
+      </w:r>
+    </w:p>
+    <w:p>
+      <w:pPr>
+        <w:pStyle w:val="ListParagraph"/>
+        <w:rPr>
+          <w:lang w:val="en-US"/>
+        </w:rPr>
+      </w:pPr>
+      <w:r>
+        <w:rPr>
+          <w:lang w:val="en-US"/>
+        </w:rPr>
+        <w:t>min(</w:t>
+      </w:r>
+      <w:proofErr w:type="spellStart"/>
+      <w:r>
+        <w:rPr>
+          <w:lang w:val="en-US"/>
+        </w:rPr>
+        <w:t>salary_usd_annual</w:t>
+      </w:r>
+      <w:proofErr w:type="spellEnd"/>
+      <w:r>
+        <w:rPr>
+          <w:lang w:val="en-US"/>
+        </w:rPr>
+        <w:t xml:space="preserve">) as </w:t>
+      </w:r>
+      <w:proofErr w:type="spellStart"/>
+      <w:r>
+        <w:rPr>
+          <w:lang w:val="en-US"/>
+        </w:rPr>
+        <w:t>lowest_</w:t>
+      </w:r>
+      <w:proofErr w:type="gramStart"/>
+      <w:r>
+        <w:rPr>
+          <w:lang w:val="en-US"/>
+        </w:rPr>
+        <w:t>salary,count</w:t>
+      </w:r>
+      <w:proofErr w:type="spellEnd"/>
+      <w:proofErr w:type="gramEnd"/>
+      <w:r>
+        <w:rPr>
+          <w:lang w:val="en-US"/>
+        </w:rPr>
+        <w:t xml:space="preserve">(*) as </w:t>
+      </w:r>
+      <w:proofErr w:type="spellStart"/>
+      <w:r>
+        <w:rPr>
+          <w:lang w:val="en-US"/>
+        </w:rPr>
+        <w:t>No_of_Jobs</w:t>
+      </w:r>
+      <w:proofErr w:type="spellEnd"/>
+    </w:p>
+    <w:p>
+      <w:pPr>
+        <w:pStyle w:val="ListParagraph"/>
+        <w:rPr>
+          <w:lang w:val="en-US"/>
+        </w:rPr>
+      </w:pPr>
+      <w:r>
+        <w:rPr>
+          <w:lang w:val="en-US"/>
+        </w:rPr>
+        <w:t xml:space="preserve">from jobs where </w:t>
+      </w:r>
+      <w:proofErr w:type="spellStart"/>
+      <w:r>
+        <w:rPr>
+          <w:lang w:val="en-US"/>
+        </w:rPr>
+        <w:t>required_skills</w:t>
+      </w:r>
+      <w:proofErr w:type="spellEnd"/>
+      <w:r>
+        <w:rPr>
+          <w:lang w:val="en-US"/>
+        </w:rPr>
+        <w:t xml:space="preserve"> like '</w:t>
+      </w:r>
+      <w:proofErr w:type="spellStart"/>
+      <w:r>
+        <w:rPr>
+          <w:lang w:val="en-US"/>
+        </w:rPr>
+        <w:t>dbt</w:t>
+      </w:r>
+      <w:proofErr w:type="spellEnd"/>
+      <w:r>
+        <w:rPr>
+          <w:lang w:val="en-US"/>
+        </w:rPr>
+        <w:t>%'</w:t>
       </w:r>
     </w:p>
     <w:p>
@@ -1321,35 +3137,193 @@
         <w:rPr>
           <w:lang w:val="en-US"/>
         </w:rPr>
-        <w:t>select 'Fast API',round(avg(salary_usd_annual),2) as Avg_Salary,max(salary_usd_annual) as Highest_salary,</w:t>
-      </w:r>
-    </w:p>
-    <w:p>
-      <w:pPr>
-        <w:pStyle w:val="ListParagraph"/>
-        <w:rPr>
-          <w:lang w:val="en-US"/>
-        </w:rPr>
-      </w:pPr>
-      <w:r>
-        <w:rPr>
-          <w:lang w:val="en-US"/>
-        </w:rPr>
-        <w:t>min(salary_usd_annual) as lowest_salary,count(*) as No_of_Jobs</w:t>
-      </w:r>
-    </w:p>
-    <w:p>
-      <w:pPr>
-        <w:pStyle w:val="ListParagraph"/>
-        <w:rPr>
-          <w:lang w:val="en-US"/>
-        </w:rPr>
-      </w:pPr>
-      <w:r>
-        <w:rPr>
-          <w:lang w:val="en-US"/>
-        </w:rPr>
-        <w:t>from jobs where required_skills like 'fastapi%'</w:t>
+        <w:t xml:space="preserve">select 'Fast </w:t>
+      </w:r>
+      <w:proofErr w:type="spellStart"/>
+      <w:r>
+        <w:rPr>
+          <w:lang w:val="en-US"/>
+        </w:rPr>
+        <w:t>API</w:t>
+      </w:r>
+      <w:proofErr w:type="gramStart"/>
+      <w:r>
+        <w:rPr>
+          <w:lang w:val="en-US"/>
+        </w:rPr>
+        <w:t>',round</w:t>
+      </w:r>
+      <w:proofErr w:type="spellEnd"/>
+      <w:proofErr w:type="gramEnd"/>
+      <w:r>
+        <w:rPr>
+          <w:lang w:val="en-US"/>
+        </w:rPr>
+        <w:t>(avg(</w:t>
+      </w:r>
+      <w:proofErr w:type="spellStart"/>
+      <w:r>
+        <w:rPr>
+          <w:lang w:val="en-US"/>
+        </w:rPr>
+        <w:t>salary_usd_annual</w:t>
+      </w:r>
+      <w:proofErr w:type="spellEnd"/>
+      <w:r>
+        <w:rPr>
+          <w:lang w:val="en-US"/>
+        </w:rPr>
+        <w:t xml:space="preserve">),2) as </w:t>
+      </w:r>
+      <w:proofErr w:type="spellStart"/>
+      <w:r>
+        <w:rPr>
+          <w:lang w:val="en-US"/>
+        </w:rPr>
+        <w:t>Avg_</w:t>
+      </w:r>
+      <w:proofErr w:type="gramStart"/>
+      <w:r>
+        <w:rPr>
+          <w:lang w:val="en-US"/>
+        </w:rPr>
+        <w:t>Salary,max</w:t>
+      </w:r>
+      <w:proofErr w:type="spellEnd"/>
+      <w:proofErr w:type="gramEnd"/>
+      <w:r>
+        <w:rPr>
+          <w:lang w:val="en-US"/>
+        </w:rPr>
+        <w:t>(</w:t>
+      </w:r>
+      <w:proofErr w:type="spellStart"/>
+      <w:r>
+        <w:rPr>
+          <w:lang w:val="en-US"/>
+        </w:rPr>
+        <w:t>salary_usd_annual</w:t>
+      </w:r>
+      <w:proofErr w:type="spellEnd"/>
+      <w:r>
+        <w:rPr>
+          <w:lang w:val="en-US"/>
+        </w:rPr>
+        <w:t xml:space="preserve">) as </w:t>
+      </w:r>
+      <w:proofErr w:type="spellStart"/>
+      <w:r>
+        <w:rPr>
+          <w:lang w:val="en-US"/>
+        </w:rPr>
+        <w:t>Highest_salary</w:t>
+      </w:r>
+      <w:proofErr w:type="spellEnd"/>
+      <w:r>
+        <w:rPr>
+          <w:lang w:val="en-US"/>
+        </w:rPr>
+        <w:t>,</w:t>
+      </w:r>
+    </w:p>
+    <w:p>
+      <w:pPr>
+        <w:pStyle w:val="ListParagraph"/>
+        <w:rPr>
+          <w:lang w:val="en-US"/>
+        </w:rPr>
+      </w:pPr>
+      <w:r>
+        <w:rPr>
+          <w:lang w:val="en-US"/>
+        </w:rPr>
+        <w:t>min(</w:t>
+      </w:r>
+      <w:proofErr w:type="spellStart"/>
+      <w:r>
+        <w:rPr>
+          <w:lang w:val="en-US"/>
+        </w:rPr>
+        <w:t>salary_usd_annual</w:t>
+      </w:r>
+      <w:proofErr w:type="spellEnd"/>
+      <w:r>
+        <w:rPr>
+          <w:lang w:val="en-US"/>
+        </w:rPr>
+        <w:t xml:space="preserve">) as </w:t>
+      </w:r>
+      <w:proofErr w:type="spellStart"/>
+      <w:r>
+        <w:rPr>
+          <w:lang w:val="en-US"/>
+        </w:rPr>
+        <w:t>lowest_</w:t>
+      </w:r>
+      <w:proofErr w:type="gramStart"/>
+      <w:r>
+        <w:rPr>
+          <w:lang w:val="en-US"/>
+        </w:rPr>
+        <w:t>salary,count</w:t>
+      </w:r>
+      <w:proofErr w:type="spellEnd"/>
+      <w:proofErr w:type="gramEnd"/>
+      <w:r>
+        <w:rPr>
+          <w:lang w:val="en-US"/>
+        </w:rPr>
+        <w:t xml:space="preserve">(*) as </w:t>
+      </w:r>
+      <w:proofErr w:type="spellStart"/>
+      <w:r>
+        <w:rPr>
+          <w:lang w:val="en-US"/>
+        </w:rPr>
+        <w:t>No_of_Jobs</w:t>
+      </w:r>
+      <w:proofErr w:type="spellEnd"/>
+    </w:p>
+    <w:p>
+      <w:pPr>
+        <w:pStyle w:val="ListParagraph"/>
+        <w:rPr>
+          <w:lang w:val="en-US"/>
+        </w:rPr>
+      </w:pPr>
+      <w:r>
+        <w:rPr>
+          <w:lang w:val="en-US"/>
+        </w:rPr>
+        <w:t xml:space="preserve">from jobs where </w:t>
+      </w:r>
+      <w:proofErr w:type="spellStart"/>
+      <w:r>
+        <w:rPr>
+          <w:lang w:val="en-US"/>
+        </w:rPr>
+        <w:t>required_skills</w:t>
+      </w:r>
+      <w:proofErr w:type="spellEnd"/>
+      <w:r>
+        <w:rPr>
+          <w:lang w:val="en-US"/>
+        </w:rPr>
+        <w:t xml:space="preserve"> like '</w:t>
+      </w:r>
+      <w:proofErr w:type="spellStart"/>
+      <w:r>
+        <w:rPr>
+          <w:lang w:val="en-US"/>
+        </w:rPr>
+        <w:t>fastapi</w:t>
+      </w:r>
+      <w:proofErr w:type="spellEnd"/>
+      <w:r>
+        <w:rPr>
+          <w:lang w:val="en-US"/>
+        </w:rPr>
+        <w:t>%'</w:t>
       </w:r>
     </w:p>
     <w:p>
@@ -1377,35 +3351,179 @@
         <w:rPr>
           <w:lang w:val="en-US"/>
         </w:rPr>
-        <w:t>select 'Azure ML',round(avg(salary_usd_annual),2) as Avg_Salary,max(salary_usd_annual) as Highest_salary,</w:t>
-      </w:r>
-    </w:p>
-    <w:p>
-      <w:pPr>
-        <w:pStyle w:val="ListParagraph"/>
-        <w:rPr>
-          <w:lang w:val="en-US"/>
-        </w:rPr>
-      </w:pPr>
-      <w:r>
-        <w:rPr>
-          <w:lang w:val="en-US"/>
-        </w:rPr>
-        <w:t>min(salary_usd_annual) as lowest_salary,count(*) as No_of_Jobs</w:t>
-      </w:r>
-    </w:p>
-    <w:p>
-      <w:pPr>
-        <w:pStyle w:val="ListParagraph"/>
-        <w:rPr>
-          <w:lang w:val="en-US"/>
-        </w:rPr>
-      </w:pPr>
-      <w:r>
-        <w:rPr>
-          <w:lang w:val="en-US"/>
-        </w:rPr>
-        <w:t>from jobs where required_skills like 'Azure ml%'</w:t>
+        <w:t xml:space="preserve">select 'Azure </w:t>
+      </w:r>
+      <w:proofErr w:type="spellStart"/>
+      <w:r>
+        <w:rPr>
+          <w:lang w:val="en-US"/>
+        </w:rPr>
+        <w:t>ML</w:t>
+      </w:r>
+      <w:proofErr w:type="gramStart"/>
+      <w:r>
+        <w:rPr>
+          <w:lang w:val="en-US"/>
+        </w:rPr>
+        <w:t>',round</w:t>
+      </w:r>
+      <w:proofErr w:type="spellEnd"/>
+      <w:proofErr w:type="gramEnd"/>
+      <w:r>
+        <w:rPr>
+          <w:lang w:val="en-US"/>
+        </w:rPr>
+        <w:t>(avg(</w:t>
+      </w:r>
+      <w:proofErr w:type="spellStart"/>
+      <w:r>
+        <w:rPr>
+          <w:lang w:val="en-US"/>
+        </w:rPr>
+        <w:t>salary_usd_annual</w:t>
+      </w:r>
+      <w:proofErr w:type="spellEnd"/>
+      <w:r>
+        <w:rPr>
+          <w:lang w:val="en-US"/>
+        </w:rPr>
+        <w:t xml:space="preserve">),2) as </w:t>
+      </w:r>
+      <w:proofErr w:type="spellStart"/>
+      <w:r>
+        <w:rPr>
+          <w:lang w:val="en-US"/>
+        </w:rPr>
+        <w:t>Avg_</w:t>
+      </w:r>
+      <w:proofErr w:type="gramStart"/>
+      <w:r>
+        <w:rPr>
+          <w:lang w:val="en-US"/>
+        </w:rPr>
+        <w:t>Salary,max</w:t>
+      </w:r>
+      <w:proofErr w:type="spellEnd"/>
+      <w:proofErr w:type="gramEnd"/>
+      <w:r>
+        <w:rPr>
+          <w:lang w:val="en-US"/>
+        </w:rPr>
+        <w:t>(</w:t>
+      </w:r>
+      <w:proofErr w:type="spellStart"/>
+      <w:r>
+        <w:rPr>
+          <w:lang w:val="en-US"/>
+        </w:rPr>
+        <w:t>salary_usd_annual</w:t>
+      </w:r>
+      <w:proofErr w:type="spellEnd"/>
+      <w:r>
+        <w:rPr>
+          <w:lang w:val="en-US"/>
+        </w:rPr>
+        <w:t xml:space="preserve">) as </w:t>
+      </w:r>
+      <w:proofErr w:type="spellStart"/>
+      <w:r>
+        <w:rPr>
+          <w:lang w:val="en-US"/>
+        </w:rPr>
+        <w:t>Highest_salary</w:t>
+      </w:r>
+      <w:proofErr w:type="spellEnd"/>
+      <w:r>
+        <w:rPr>
+          <w:lang w:val="en-US"/>
+        </w:rPr>
+        <w:t>,</w:t>
+      </w:r>
+    </w:p>
+    <w:p>
+      <w:pPr>
+        <w:pStyle w:val="ListParagraph"/>
+        <w:rPr>
+          <w:lang w:val="en-US"/>
+        </w:rPr>
+      </w:pPr>
+      <w:r>
+        <w:rPr>
+          <w:lang w:val="en-US"/>
+        </w:rPr>
+        <w:t>min(</w:t>
+      </w:r>
+      <w:proofErr w:type="spellStart"/>
+      <w:r>
+        <w:rPr>
+          <w:lang w:val="en-US"/>
+        </w:rPr>
+        <w:t>salary_usd_annual</w:t>
+      </w:r>
+      <w:proofErr w:type="spellEnd"/>
+      <w:r>
+        <w:rPr>
+          <w:lang w:val="en-US"/>
+        </w:rPr>
+        <w:t xml:space="preserve">) as </w:t>
+      </w:r>
+      <w:proofErr w:type="spellStart"/>
+      <w:r>
+        <w:rPr>
+          <w:lang w:val="en-US"/>
+        </w:rPr>
+        <w:t>lowest_</w:t>
+      </w:r>
+      <w:proofErr w:type="gramStart"/>
+      <w:r>
+        <w:rPr>
+          <w:lang w:val="en-US"/>
+        </w:rPr>
+        <w:t>salary,count</w:t>
+      </w:r>
+      <w:proofErr w:type="spellEnd"/>
+      <w:proofErr w:type="gramEnd"/>
+      <w:r>
+        <w:rPr>
+          <w:lang w:val="en-US"/>
+        </w:rPr>
+        <w:t xml:space="preserve">(*) as </w:t>
+      </w:r>
+      <w:proofErr w:type="spellStart"/>
+      <w:r>
+        <w:rPr>
+          <w:lang w:val="en-US"/>
+        </w:rPr>
+        <w:t>No_of_Jobs</w:t>
+      </w:r>
+      <w:proofErr w:type="spellEnd"/>
+    </w:p>
+    <w:p>
+      <w:pPr>
+        <w:pStyle w:val="ListParagraph"/>
+        <w:rPr>
+          <w:lang w:val="en-US"/>
+        </w:rPr>
+      </w:pPr>
+      <w:r>
+        <w:rPr>
+          <w:lang w:val="en-US"/>
+        </w:rPr>
+        <w:t xml:space="preserve">from jobs where </w:t>
+      </w:r>
+      <w:proofErr w:type="spellStart"/>
+      <w:r>
+        <w:rPr>
+          <w:lang w:val="en-US"/>
+        </w:rPr>
+        <w:t>required_skills</w:t>
+      </w:r>
+      <w:proofErr w:type="spellEnd"/>
+      <w:r>
+        <w:rPr>
+          <w:lang w:val="en-US"/>
+        </w:rPr>
+        <w:t xml:space="preserve"> like 'Azure ml%'</w:t>
       </w:r>
     </w:p>
     <w:p>
@@ -1433,35 +3551,193 @@
         <w:rPr>
           <w:lang w:val="en-US"/>
         </w:rPr>
-        <w:t>select 'CUDA',round(avg(salary_usd_annual),2) as Avg_Salary,max(salary_usd_annual) as Highest_salary,</w:t>
-      </w:r>
-    </w:p>
-    <w:p>
-      <w:pPr>
-        <w:pStyle w:val="ListParagraph"/>
-        <w:rPr>
-          <w:lang w:val="en-US"/>
-        </w:rPr>
-      </w:pPr>
-      <w:r>
-        <w:rPr>
-          <w:lang w:val="en-US"/>
-        </w:rPr>
-        <w:t>min(salary_usd_annual) as lowest_salary,count(*) as No_of_Jobs</w:t>
-      </w:r>
-    </w:p>
-    <w:p>
-      <w:pPr>
-        <w:pStyle w:val="ListParagraph"/>
-        <w:rPr>
-          <w:lang w:val="en-US"/>
-        </w:rPr>
-      </w:pPr>
-      <w:r>
-        <w:rPr>
-          <w:lang w:val="en-US"/>
-        </w:rPr>
-        <w:t>from jobs where required_skills like 'cuda%'</w:t>
+        <w:t>select '</w:t>
+      </w:r>
+      <w:proofErr w:type="spellStart"/>
+      <w:r>
+        <w:rPr>
+          <w:lang w:val="en-US"/>
+        </w:rPr>
+        <w:t>CUDA</w:t>
+      </w:r>
+      <w:proofErr w:type="gramStart"/>
+      <w:r>
+        <w:rPr>
+          <w:lang w:val="en-US"/>
+        </w:rPr>
+        <w:t>',round</w:t>
+      </w:r>
+      <w:proofErr w:type="spellEnd"/>
+      <w:proofErr w:type="gramEnd"/>
+      <w:r>
+        <w:rPr>
+          <w:lang w:val="en-US"/>
+        </w:rPr>
+        <w:t>(avg(</w:t>
+      </w:r>
+      <w:proofErr w:type="spellStart"/>
+      <w:r>
+        <w:rPr>
+          <w:lang w:val="en-US"/>
+        </w:rPr>
+        <w:t>salary_usd_annual</w:t>
+      </w:r>
+      <w:proofErr w:type="spellEnd"/>
+      <w:r>
+        <w:rPr>
+          <w:lang w:val="en-US"/>
+        </w:rPr>
+        <w:t xml:space="preserve">),2) as </w:t>
+      </w:r>
+      <w:proofErr w:type="spellStart"/>
+      <w:r>
+        <w:rPr>
+          <w:lang w:val="en-US"/>
+        </w:rPr>
+        <w:t>Avg_</w:t>
+      </w:r>
+      <w:proofErr w:type="gramStart"/>
+      <w:r>
+        <w:rPr>
+          <w:lang w:val="en-US"/>
+        </w:rPr>
+        <w:t>Salary,max</w:t>
+      </w:r>
+      <w:proofErr w:type="spellEnd"/>
+      <w:proofErr w:type="gramEnd"/>
+      <w:r>
+        <w:rPr>
+          <w:lang w:val="en-US"/>
+        </w:rPr>
+        <w:t>(</w:t>
+      </w:r>
+      <w:proofErr w:type="spellStart"/>
+      <w:r>
+        <w:rPr>
+          <w:lang w:val="en-US"/>
+        </w:rPr>
+        <w:t>salary_usd_annual</w:t>
+      </w:r>
+      <w:proofErr w:type="spellEnd"/>
+      <w:r>
+        <w:rPr>
+          <w:lang w:val="en-US"/>
+        </w:rPr>
+        <w:t xml:space="preserve">) as </w:t>
+      </w:r>
+      <w:proofErr w:type="spellStart"/>
+      <w:r>
+        <w:rPr>
+          <w:lang w:val="en-US"/>
+        </w:rPr>
+        <w:t>Highest_salary</w:t>
+      </w:r>
+      <w:proofErr w:type="spellEnd"/>
+      <w:r>
+        <w:rPr>
+          <w:lang w:val="en-US"/>
+        </w:rPr>
+        <w:t>,</w:t>
+      </w:r>
+    </w:p>
+    <w:p>
+      <w:pPr>
+        <w:pStyle w:val="ListParagraph"/>
+        <w:rPr>
+          <w:lang w:val="en-US"/>
+        </w:rPr>
+      </w:pPr>
+      <w:r>
+        <w:rPr>
+          <w:lang w:val="en-US"/>
+        </w:rPr>
+        <w:t>min(</w:t>
+      </w:r>
+      <w:proofErr w:type="spellStart"/>
+      <w:r>
+        <w:rPr>
+          <w:lang w:val="en-US"/>
+        </w:rPr>
+        <w:t>salary_usd_annual</w:t>
+      </w:r>
+      <w:proofErr w:type="spellEnd"/>
+      <w:r>
+        <w:rPr>
+          <w:lang w:val="en-US"/>
+        </w:rPr>
+        <w:t xml:space="preserve">) as </w:t>
+      </w:r>
+      <w:proofErr w:type="spellStart"/>
+      <w:r>
+        <w:rPr>
+          <w:lang w:val="en-US"/>
+        </w:rPr>
+        <w:t>lowest_</w:t>
+      </w:r>
+      <w:proofErr w:type="gramStart"/>
+      <w:r>
+        <w:rPr>
+          <w:lang w:val="en-US"/>
+        </w:rPr>
+        <w:t>salary,count</w:t>
+      </w:r>
+      <w:proofErr w:type="spellEnd"/>
+      <w:proofErr w:type="gramEnd"/>
+      <w:r>
+        <w:rPr>
+          <w:lang w:val="en-US"/>
+        </w:rPr>
+        <w:t xml:space="preserve">(*) as </w:t>
+      </w:r>
+      <w:proofErr w:type="spellStart"/>
+      <w:r>
+        <w:rPr>
+          <w:lang w:val="en-US"/>
+        </w:rPr>
+        <w:t>No_of_Jobs</w:t>
+      </w:r>
+      <w:proofErr w:type="spellEnd"/>
+    </w:p>
+    <w:p>
+      <w:pPr>
+        <w:pStyle w:val="ListParagraph"/>
+        <w:rPr>
+          <w:lang w:val="en-US"/>
+        </w:rPr>
+      </w:pPr>
+      <w:r>
+        <w:rPr>
+          <w:lang w:val="en-US"/>
+        </w:rPr>
+        <w:t xml:space="preserve">from jobs where </w:t>
+      </w:r>
+      <w:proofErr w:type="spellStart"/>
+      <w:r>
+        <w:rPr>
+          <w:lang w:val="en-US"/>
+        </w:rPr>
+        <w:t>required_skills</w:t>
+      </w:r>
+      <w:proofErr w:type="spellEnd"/>
+      <w:r>
+        <w:rPr>
+          <w:lang w:val="en-US"/>
+        </w:rPr>
+        <w:t xml:space="preserve"> like '</w:t>
+      </w:r>
+      <w:proofErr w:type="spellStart"/>
+      <w:r>
+        <w:rPr>
+          <w:lang w:val="en-US"/>
+        </w:rPr>
+        <w:t>cuda</w:t>
+      </w:r>
+      <w:proofErr w:type="spellEnd"/>
+      <w:r>
+        <w:rPr>
+          <w:lang w:val="en-US"/>
+        </w:rPr>
+        <w:t>%'</w:t>
       </w:r>
     </w:p>
     <w:p>
@@ -1489,35 +3765,179 @@
         <w:rPr>
           <w:lang w:val="en-US"/>
         </w:rPr>
-        <w:t>select 'Hugging Face',round(avg(salary_usd_annual),2) as Avg_Salary,max(salary_usd_annual) as Highest_salary,</w:t>
-      </w:r>
-    </w:p>
-    <w:p>
-      <w:pPr>
-        <w:pStyle w:val="ListParagraph"/>
-        <w:rPr>
-          <w:lang w:val="en-US"/>
-        </w:rPr>
-      </w:pPr>
-      <w:r>
-        <w:rPr>
-          <w:lang w:val="en-US"/>
-        </w:rPr>
-        <w:t>min(salary_usd_annual) as lowest_salary,count(*) as No_of_Jobs</w:t>
-      </w:r>
-    </w:p>
-    <w:p>
-      <w:pPr>
-        <w:pStyle w:val="ListParagraph"/>
-        <w:rPr>
-          <w:lang w:val="en-US"/>
-        </w:rPr>
-      </w:pPr>
-      <w:r>
-        <w:rPr>
-          <w:lang w:val="en-US"/>
-        </w:rPr>
-        <w:t>from jobs where required_skills like 'hugging face%'</w:t>
+        <w:t xml:space="preserve">select 'Hugging </w:t>
+      </w:r>
+      <w:proofErr w:type="spellStart"/>
+      <w:r>
+        <w:rPr>
+          <w:lang w:val="en-US"/>
+        </w:rPr>
+        <w:t>Face</w:t>
+      </w:r>
+      <w:proofErr w:type="gramStart"/>
+      <w:r>
+        <w:rPr>
+          <w:lang w:val="en-US"/>
+        </w:rPr>
+        <w:t>',round</w:t>
+      </w:r>
+      <w:proofErr w:type="spellEnd"/>
+      <w:proofErr w:type="gramEnd"/>
+      <w:r>
+        <w:rPr>
+          <w:lang w:val="en-US"/>
+        </w:rPr>
+        <w:t>(avg(</w:t>
+      </w:r>
+      <w:proofErr w:type="spellStart"/>
+      <w:r>
+        <w:rPr>
+          <w:lang w:val="en-US"/>
+        </w:rPr>
+        <w:t>salary_usd_annual</w:t>
+      </w:r>
+      <w:proofErr w:type="spellEnd"/>
+      <w:r>
+        <w:rPr>
+          <w:lang w:val="en-US"/>
+        </w:rPr>
+        <w:t xml:space="preserve">),2) as </w:t>
+      </w:r>
+      <w:proofErr w:type="spellStart"/>
+      <w:r>
+        <w:rPr>
+          <w:lang w:val="en-US"/>
+        </w:rPr>
+        <w:t>Avg_</w:t>
+      </w:r>
+      <w:proofErr w:type="gramStart"/>
+      <w:r>
+        <w:rPr>
+          <w:lang w:val="en-US"/>
+        </w:rPr>
+        <w:t>Salary,max</w:t>
+      </w:r>
+      <w:proofErr w:type="spellEnd"/>
+      <w:proofErr w:type="gramEnd"/>
+      <w:r>
+        <w:rPr>
+          <w:lang w:val="en-US"/>
+        </w:rPr>
+        <w:t>(</w:t>
+      </w:r>
+      <w:proofErr w:type="spellStart"/>
+      <w:r>
+        <w:rPr>
+          <w:lang w:val="en-US"/>
+        </w:rPr>
+        <w:t>salary_usd_annual</w:t>
+      </w:r>
+      <w:proofErr w:type="spellEnd"/>
+      <w:r>
+        <w:rPr>
+          <w:lang w:val="en-US"/>
+        </w:rPr>
+        <w:t xml:space="preserve">) as </w:t>
+      </w:r>
+      <w:proofErr w:type="spellStart"/>
+      <w:r>
+        <w:rPr>
+          <w:lang w:val="en-US"/>
+        </w:rPr>
+        <w:t>Highest_salary</w:t>
+      </w:r>
+      <w:proofErr w:type="spellEnd"/>
+      <w:r>
+        <w:rPr>
+          <w:lang w:val="en-US"/>
+        </w:rPr>
+        <w:t>,</w:t>
+      </w:r>
+    </w:p>
+    <w:p>
+      <w:pPr>
+        <w:pStyle w:val="ListParagraph"/>
+        <w:rPr>
+          <w:lang w:val="en-US"/>
+        </w:rPr>
+      </w:pPr>
+      <w:r>
+        <w:rPr>
+          <w:lang w:val="en-US"/>
+        </w:rPr>
+        <w:t>min(</w:t>
+      </w:r>
+      <w:proofErr w:type="spellStart"/>
+      <w:r>
+        <w:rPr>
+          <w:lang w:val="en-US"/>
+        </w:rPr>
+        <w:t>salary_usd_annual</w:t>
+      </w:r>
+      <w:proofErr w:type="spellEnd"/>
+      <w:r>
+        <w:rPr>
+          <w:lang w:val="en-US"/>
+        </w:rPr>
+        <w:t xml:space="preserve">) as </w:t>
+      </w:r>
+      <w:proofErr w:type="spellStart"/>
+      <w:r>
+        <w:rPr>
+          <w:lang w:val="en-US"/>
+        </w:rPr>
+        <w:t>lowest_</w:t>
+      </w:r>
+      <w:proofErr w:type="gramStart"/>
+      <w:r>
+        <w:rPr>
+          <w:lang w:val="en-US"/>
+        </w:rPr>
+        <w:t>salary,count</w:t>
+      </w:r>
+      <w:proofErr w:type="spellEnd"/>
+      <w:proofErr w:type="gramEnd"/>
+      <w:r>
+        <w:rPr>
+          <w:lang w:val="en-US"/>
+        </w:rPr>
+        <w:t xml:space="preserve">(*) as </w:t>
+      </w:r>
+      <w:proofErr w:type="spellStart"/>
+      <w:r>
+        <w:rPr>
+          <w:lang w:val="en-US"/>
+        </w:rPr>
+        <w:t>No_of_Jobs</w:t>
+      </w:r>
+      <w:proofErr w:type="spellEnd"/>
+    </w:p>
+    <w:p>
+      <w:pPr>
+        <w:pStyle w:val="ListParagraph"/>
+        <w:rPr>
+          <w:lang w:val="en-US"/>
+        </w:rPr>
+      </w:pPr>
+      <w:r>
+        <w:rPr>
+          <w:lang w:val="en-US"/>
+        </w:rPr>
+        <w:t xml:space="preserve">from jobs where </w:t>
+      </w:r>
+      <w:proofErr w:type="spellStart"/>
+      <w:r>
+        <w:rPr>
+          <w:lang w:val="en-US"/>
+        </w:rPr>
+        <w:t>required_skills</w:t>
+      </w:r>
+      <w:proofErr w:type="spellEnd"/>
+      <w:r>
+        <w:rPr>
+          <w:lang w:val="en-US"/>
+        </w:rPr>
+        <w:t xml:space="preserve"> like 'hugging face%'</w:t>
       </w:r>
     </w:p>
     <w:p>
@@ -1545,35 +3965,193 @@
         <w:rPr>
           <w:lang w:val="en-US"/>
         </w:rPr>
-        <w:t>select 'Kubernetes',round(avg(salary_usd_annual),2) as Avg_Salary,max(salary_usd_annual) as Highest_salary,</w:t>
-      </w:r>
-    </w:p>
-    <w:p>
-      <w:pPr>
-        <w:pStyle w:val="ListParagraph"/>
-        <w:rPr>
-          <w:lang w:val="en-US"/>
-        </w:rPr>
-      </w:pPr>
-      <w:r>
-        <w:rPr>
-          <w:lang w:val="en-US"/>
-        </w:rPr>
-        <w:t>min(salary_usd_annual) as lowest_salary,count(*) as No_of_Jobs</w:t>
-      </w:r>
-    </w:p>
-    <w:p>
-      <w:pPr>
-        <w:pStyle w:val="ListParagraph"/>
-        <w:rPr>
-          <w:lang w:val="en-US"/>
-        </w:rPr>
-      </w:pPr>
-      <w:r>
-        <w:rPr>
-          <w:lang w:val="en-US"/>
-        </w:rPr>
-        <w:t>from jobs where required_skills like 'kubernetes%'</w:t>
+        <w:t>select '</w:t>
+      </w:r>
+      <w:proofErr w:type="spellStart"/>
+      <w:r>
+        <w:rPr>
+          <w:lang w:val="en-US"/>
+        </w:rPr>
+        <w:t>Kubernetes</w:t>
+      </w:r>
+      <w:proofErr w:type="gramStart"/>
+      <w:r>
+        <w:rPr>
+          <w:lang w:val="en-US"/>
+        </w:rPr>
+        <w:t>',round</w:t>
+      </w:r>
+      <w:proofErr w:type="spellEnd"/>
+      <w:proofErr w:type="gramEnd"/>
+      <w:r>
+        <w:rPr>
+          <w:lang w:val="en-US"/>
+        </w:rPr>
+        <w:t>(avg(</w:t>
+      </w:r>
+      <w:proofErr w:type="spellStart"/>
+      <w:r>
+        <w:rPr>
+          <w:lang w:val="en-US"/>
+        </w:rPr>
+        <w:t>salary_usd_annual</w:t>
+      </w:r>
+      <w:proofErr w:type="spellEnd"/>
+      <w:r>
+        <w:rPr>
+          <w:lang w:val="en-US"/>
+        </w:rPr>
+        <w:t xml:space="preserve">),2) as </w:t>
+      </w:r>
+      <w:proofErr w:type="spellStart"/>
+      <w:r>
+        <w:rPr>
+          <w:lang w:val="en-US"/>
+        </w:rPr>
+        <w:t>Avg_</w:t>
+      </w:r>
+      <w:proofErr w:type="gramStart"/>
+      <w:r>
+        <w:rPr>
+          <w:lang w:val="en-US"/>
+        </w:rPr>
+        <w:t>Salary,max</w:t>
+      </w:r>
+      <w:proofErr w:type="spellEnd"/>
+      <w:proofErr w:type="gramEnd"/>
+      <w:r>
+        <w:rPr>
+          <w:lang w:val="en-US"/>
+        </w:rPr>
+        <w:t>(</w:t>
+      </w:r>
+      <w:proofErr w:type="spellStart"/>
+      <w:r>
+        <w:rPr>
+          <w:lang w:val="en-US"/>
+        </w:rPr>
+        <w:t>salary_usd_annual</w:t>
+      </w:r>
+      <w:proofErr w:type="spellEnd"/>
+      <w:r>
+        <w:rPr>
+          <w:lang w:val="en-US"/>
+        </w:rPr>
+        <w:t xml:space="preserve">) as </w:t>
+      </w:r>
+      <w:proofErr w:type="spellStart"/>
+      <w:r>
+        <w:rPr>
+          <w:lang w:val="en-US"/>
+        </w:rPr>
+        <w:t>Highest_salary</w:t>
+      </w:r>
+      <w:proofErr w:type="spellEnd"/>
+      <w:r>
+        <w:rPr>
+          <w:lang w:val="en-US"/>
+        </w:rPr>
+        <w:t>,</w:t>
+      </w:r>
+    </w:p>
+    <w:p>
+      <w:pPr>
+        <w:pStyle w:val="ListParagraph"/>
+        <w:rPr>
+          <w:lang w:val="en-US"/>
+        </w:rPr>
+      </w:pPr>
+      <w:r>
+        <w:rPr>
+          <w:lang w:val="en-US"/>
+        </w:rPr>
+        <w:t>min(</w:t>
+      </w:r>
+      <w:proofErr w:type="spellStart"/>
+      <w:r>
+        <w:rPr>
+          <w:lang w:val="en-US"/>
+        </w:rPr>
+        <w:t>salary_usd_annual</w:t>
+      </w:r>
+      <w:proofErr w:type="spellEnd"/>
+      <w:r>
+        <w:rPr>
+          <w:lang w:val="en-US"/>
+        </w:rPr>
+        <w:t xml:space="preserve">) as </w:t>
+      </w:r>
+      <w:proofErr w:type="spellStart"/>
+      <w:r>
+        <w:rPr>
+          <w:lang w:val="en-US"/>
+        </w:rPr>
+        <w:t>lowest_</w:t>
+      </w:r>
+      <w:proofErr w:type="gramStart"/>
+      <w:r>
+        <w:rPr>
+          <w:lang w:val="en-US"/>
+        </w:rPr>
+        <w:t>salary,count</w:t>
+      </w:r>
+      <w:proofErr w:type="spellEnd"/>
+      <w:proofErr w:type="gramEnd"/>
+      <w:r>
+        <w:rPr>
+          <w:lang w:val="en-US"/>
+        </w:rPr>
+        <w:t xml:space="preserve">(*) as </w:t>
+      </w:r>
+      <w:proofErr w:type="spellStart"/>
+      <w:r>
+        <w:rPr>
+          <w:lang w:val="en-US"/>
+        </w:rPr>
+        <w:t>No_of_Jobs</w:t>
+      </w:r>
+      <w:proofErr w:type="spellEnd"/>
+    </w:p>
+    <w:p>
+      <w:pPr>
+        <w:pStyle w:val="ListParagraph"/>
+        <w:rPr>
+          <w:lang w:val="en-US"/>
+        </w:rPr>
+      </w:pPr>
+      <w:r>
+        <w:rPr>
+          <w:lang w:val="en-US"/>
+        </w:rPr>
+        <w:t xml:space="preserve">from jobs where </w:t>
+      </w:r>
+      <w:proofErr w:type="spellStart"/>
+      <w:r>
+        <w:rPr>
+          <w:lang w:val="en-US"/>
+        </w:rPr>
+        <w:t>required_skills</w:t>
+      </w:r>
+      <w:proofErr w:type="spellEnd"/>
+      <w:r>
+        <w:rPr>
+          <w:lang w:val="en-US"/>
+        </w:rPr>
+        <w:t xml:space="preserve"> like '</w:t>
+      </w:r>
+      <w:proofErr w:type="spellStart"/>
+      <w:r>
+        <w:rPr>
+          <w:lang w:val="en-US"/>
+        </w:rPr>
+        <w:t>kubernetes</w:t>
+      </w:r>
+      <w:proofErr w:type="spellEnd"/>
+      <w:r>
+        <w:rPr>
+          <w:lang w:val="en-US"/>
+        </w:rPr>
+        <w:t>%'</w:t>
       </w:r>
     </w:p>
     <w:p>
@@ -1601,35 +4179,193 @@
         <w:rPr>
           <w:lang w:val="en-US"/>
         </w:rPr>
-        <w:t>select 'Pytorch',round(avg(salary_usd_annual),2) as Avg_Salary,max(salary_usd_annual) as Highest_salary,</w:t>
-      </w:r>
-    </w:p>
-    <w:p>
-      <w:pPr>
-        <w:pStyle w:val="ListParagraph"/>
-        <w:rPr>
-          <w:lang w:val="en-US"/>
-        </w:rPr>
-      </w:pPr>
-      <w:r>
-        <w:rPr>
-          <w:lang w:val="en-US"/>
-        </w:rPr>
-        <w:t>min(salary_usd_annual) as lowest_salary,count(*) as No_of_Jobs</w:t>
-      </w:r>
-    </w:p>
-    <w:p>
-      <w:pPr>
-        <w:pStyle w:val="ListParagraph"/>
-        <w:rPr>
-          <w:lang w:val="en-US"/>
-        </w:rPr>
-      </w:pPr>
-      <w:r>
-        <w:rPr>
-          <w:lang w:val="en-US"/>
-        </w:rPr>
-        <w:t>from jobs where required_skills like 'pytorch%'</w:t>
+        <w:t>select '</w:t>
+      </w:r>
+      <w:proofErr w:type="spellStart"/>
+      <w:r>
+        <w:rPr>
+          <w:lang w:val="en-US"/>
+        </w:rPr>
+        <w:t>Pytorch</w:t>
+      </w:r>
+      <w:proofErr w:type="spellEnd"/>
+      <w:proofErr w:type="gramStart"/>
+      <w:r>
+        <w:rPr>
+          <w:lang w:val="en-US"/>
+        </w:rPr>
+        <w:t>',round</w:t>
+      </w:r>
+      <w:proofErr w:type="gramEnd"/>
+      <w:r>
+        <w:rPr>
+          <w:lang w:val="en-US"/>
+        </w:rPr>
+        <w:t>(avg(</w:t>
+      </w:r>
+      <w:proofErr w:type="spellStart"/>
+      <w:r>
+        <w:rPr>
+          <w:lang w:val="en-US"/>
+        </w:rPr>
+        <w:t>salary_usd_annual</w:t>
+      </w:r>
+      <w:proofErr w:type="spellEnd"/>
+      <w:r>
+        <w:rPr>
+          <w:lang w:val="en-US"/>
+        </w:rPr>
+        <w:t xml:space="preserve">),2) as </w:t>
+      </w:r>
+      <w:proofErr w:type="spellStart"/>
+      <w:r>
+        <w:rPr>
+          <w:lang w:val="en-US"/>
+        </w:rPr>
+        <w:t>Avg_</w:t>
+      </w:r>
+      <w:proofErr w:type="gramStart"/>
+      <w:r>
+        <w:rPr>
+          <w:lang w:val="en-US"/>
+        </w:rPr>
+        <w:t>Salary,max</w:t>
+      </w:r>
+      <w:proofErr w:type="spellEnd"/>
+      <w:proofErr w:type="gramEnd"/>
+      <w:r>
+        <w:rPr>
+          <w:lang w:val="en-US"/>
+        </w:rPr>
+        <w:t>(</w:t>
+      </w:r>
+      <w:proofErr w:type="spellStart"/>
+      <w:r>
+        <w:rPr>
+          <w:lang w:val="en-US"/>
+        </w:rPr>
+        <w:t>salary_usd_annual</w:t>
+      </w:r>
+      <w:proofErr w:type="spellEnd"/>
+      <w:r>
+        <w:rPr>
+          <w:lang w:val="en-US"/>
+        </w:rPr>
+        <w:t xml:space="preserve">) as </w:t>
+      </w:r>
+      <w:proofErr w:type="spellStart"/>
+      <w:r>
+        <w:rPr>
+          <w:lang w:val="en-US"/>
+        </w:rPr>
+        <w:t>Highest_salary</w:t>
+      </w:r>
+      <w:proofErr w:type="spellEnd"/>
+      <w:r>
+        <w:rPr>
+          <w:lang w:val="en-US"/>
+        </w:rPr>
+        <w:t>,</w:t>
+      </w:r>
+    </w:p>
+    <w:p>
+      <w:pPr>
+        <w:pStyle w:val="ListParagraph"/>
+        <w:rPr>
+          <w:lang w:val="en-US"/>
+        </w:rPr>
+      </w:pPr>
+      <w:r>
+        <w:rPr>
+          <w:lang w:val="en-US"/>
+        </w:rPr>
+        <w:t>min(</w:t>
+      </w:r>
+      <w:proofErr w:type="spellStart"/>
+      <w:r>
+        <w:rPr>
+          <w:lang w:val="en-US"/>
+        </w:rPr>
+        <w:t>salary_usd_annual</w:t>
+      </w:r>
+      <w:proofErr w:type="spellEnd"/>
+      <w:r>
+        <w:rPr>
+          <w:lang w:val="en-US"/>
+        </w:rPr>
+        <w:t xml:space="preserve">) as </w:t>
+      </w:r>
+      <w:proofErr w:type="spellStart"/>
+      <w:r>
+        <w:rPr>
+          <w:lang w:val="en-US"/>
+        </w:rPr>
+        <w:t>lowest_</w:t>
+      </w:r>
+      <w:proofErr w:type="gramStart"/>
+      <w:r>
+        <w:rPr>
+          <w:lang w:val="en-US"/>
+        </w:rPr>
+        <w:t>salary,count</w:t>
+      </w:r>
+      <w:proofErr w:type="spellEnd"/>
+      <w:proofErr w:type="gramEnd"/>
+      <w:r>
+        <w:rPr>
+          <w:lang w:val="en-US"/>
+        </w:rPr>
+        <w:t xml:space="preserve">(*) as </w:t>
+      </w:r>
+      <w:proofErr w:type="spellStart"/>
+      <w:r>
+        <w:rPr>
+          <w:lang w:val="en-US"/>
+        </w:rPr>
+        <w:t>No_of_Jobs</w:t>
+      </w:r>
+      <w:proofErr w:type="spellEnd"/>
+    </w:p>
+    <w:p>
+      <w:pPr>
+        <w:pStyle w:val="ListParagraph"/>
+        <w:rPr>
+          <w:lang w:val="en-US"/>
+        </w:rPr>
+      </w:pPr>
+      <w:r>
+        <w:rPr>
+          <w:lang w:val="en-US"/>
+        </w:rPr>
+        <w:t xml:space="preserve">from jobs where </w:t>
+      </w:r>
+      <w:proofErr w:type="spellStart"/>
+      <w:r>
+        <w:rPr>
+          <w:lang w:val="en-US"/>
+        </w:rPr>
+        <w:t>required_skills</w:t>
+      </w:r>
+      <w:proofErr w:type="spellEnd"/>
+      <w:r>
+        <w:rPr>
+          <w:lang w:val="en-US"/>
+        </w:rPr>
+        <w:t xml:space="preserve"> like '</w:t>
+      </w:r>
+      <w:proofErr w:type="spellStart"/>
+      <w:r>
+        <w:rPr>
+          <w:lang w:val="en-US"/>
+        </w:rPr>
+        <w:t>pytorch</w:t>
+      </w:r>
+      <w:proofErr w:type="spellEnd"/>
+      <w:r>
+        <w:rPr>
+          <w:lang w:val="en-US"/>
+        </w:rPr>
+        <w:t>%'</w:t>
       </w:r>
     </w:p>
     <w:p>
@@ -1657,35 +4393,193 @@
         <w:rPr>
           <w:lang w:val="en-US"/>
         </w:rPr>
-        <w:t>select 'Fast API',round(avg(salary_usd_annual),2) as Avg_Salary,max(salary_usd_annual) as Highest_salary,</w:t>
-      </w:r>
-    </w:p>
-    <w:p>
-      <w:pPr>
-        <w:pStyle w:val="ListParagraph"/>
-        <w:rPr>
-          <w:lang w:val="en-US"/>
-        </w:rPr>
-      </w:pPr>
-      <w:r>
-        <w:rPr>
-          <w:lang w:val="en-US"/>
-        </w:rPr>
-        <w:t>min(salary_usd_annual) as lowest_salary,count(*) as No_of_Jobs</w:t>
-      </w:r>
-    </w:p>
-    <w:p>
-      <w:pPr>
-        <w:pStyle w:val="ListParagraph"/>
-        <w:rPr>
-          <w:lang w:val="en-US"/>
-        </w:rPr>
-      </w:pPr>
-      <w:r>
-        <w:rPr>
-          <w:lang w:val="en-US"/>
-        </w:rPr>
-        <w:t>from jobs where required_skills like 'fastapi%'</w:t>
+        <w:t xml:space="preserve">select 'Fast </w:t>
+      </w:r>
+      <w:proofErr w:type="spellStart"/>
+      <w:r>
+        <w:rPr>
+          <w:lang w:val="en-US"/>
+        </w:rPr>
+        <w:t>API</w:t>
+      </w:r>
+      <w:proofErr w:type="gramStart"/>
+      <w:r>
+        <w:rPr>
+          <w:lang w:val="en-US"/>
+        </w:rPr>
+        <w:t>',round</w:t>
+      </w:r>
+      <w:proofErr w:type="spellEnd"/>
+      <w:proofErr w:type="gramEnd"/>
+      <w:r>
+        <w:rPr>
+          <w:lang w:val="en-US"/>
+        </w:rPr>
+        <w:t>(avg(</w:t>
+      </w:r>
+      <w:proofErr w:type="spellStart"/>
+      <w:r>
+        <w:rPr>
+          <w:lang w:val="en-US"/>
+        </w:rPr>
+        <w:t>salary_usd_annual</w:t>
+      </w:r>
+      <w:proofErr w:type="spellEnd"/>
+      <w:r>
+        <w:rPr>
+          <w:lang w:val="en-US"/>
+        </w:rPr>
+        <w:t xml:space="preserve">),2) as </w:t>
+      </w:r>
+      <w:proofErr w:type="spellStart"/>
+      <w:r>
+        <w:rPr>
+          <w:lang w:val="en-US"/>
+        </w:rPr>
+        <w:t>Avg_</w:t>
+      </w:r>
+      <w:proofErr w:type="gramStart"/>
+      <w:r>
+        <w:rPr>
+          <w:lang w:val="en-US"/>
+        </w:rPr>
+        <w:t>Salary,max</w:t>
+      </w:r>
+      <w:proofErr w:type="spellEnd"/>
+      <w:proofErr w:type="gramEnd"/>
+      <w:r>
+        <w:rPr>
+          <w:lang w:val="en-US"/>
+        </w:rPr>
+        <w:t>(</w:t>
+      </w:r>
+      <w:proofErr w:type="spellStart"/>
+      <w:r>
+        <w:rPr>
+          <w:lang w:val="en-US"/>
+        </w:rPr>
+        <w:t>salary_usd_annual</w:t>
+      </w:r>
+      <w:proofErr w:type="spellEnd"/>
+      <w:r>
+        <w:rPr>
+          <w:lang w:val="en-US"/>
+        </w:rPr>
+        <w:t xml:space="preserve">) as </w:t>
+      </w:r>
+      <w:proofErr w:type="spellStart"/>
+      <w:r>
+        <w:rPr>
+          <w:lang w:val="en-US"/>
+        </w:rPr>
+        <w:t>Highest_salary</w:t>
+      </w:r>
+      <w:proofErr w:type="spellEnd"/>
+      <w:r>
+        <w:rPr>
+          <w:lang w:val="en-US"/>
+        </w:rPr>
+        <w:t>,</w:t>
+      </w:r>
+    </w:p>
+    <w:p>
+      <w:pPr>
+        <w:pStyle w:val="ListParagraph"/>
+        <w:rPr>
+          <w:lang w:val="en-US"/>
+        </w:rPr>
+      </w:pPr>
+      <w:r>
+        <w:rPr>
+          <w:lang w:val="en-US"/>
+        </w:rPr>
+        <w:t>min(</w:t>
+      </w:r>
+      <w:proofErr w:type="spellStart"/>
+      <w:r>
+        <w:rPr>
+          <w:lang w:val="en-US"/>
+        </w:rPr>
+        <w:t>salary_usd_annual</w:t>
+      </w:r>
+      <w:proofErr w:type="spellEnd"/>
+      <w:r>
+        <w:rPr>
+          <w:lang w:val="en-US"/>
+        </w:rPr>
+        <w:t xml:space="preserve">) as </w:t>
+      </w:r>
+      <w:proofErr w:type="spellStart"/>
+      <w:r>
+        <w:rPr>
+          <w:lang w:val="en-US"/>
+        </w:rPr>
+        <w:t>lowest_</w:t>
+      </w:r>
+      <w:proofErr w:type="gramStart"/>
+      <w:r>
+        <w:rPr>
+          <w:lang w:val="en-US"/>
+        </w:rPr>
+        <w:t>salary,count</w:t>
+      </w:r>
+      <w:proofErr w:type="spellEnd"/>
+      <w:proofErr w:type="gramEnd"/>
+      <w:r>
+        <w:rPr>
+          <w:lang w:val="en-US"/>
+        </w:rPr>
+        <w:t xml:space="preserve">(*) as </w:t>
+      </w:r>
+      <w:proofErr w:type="spellStart"/>
+      <w:r>
+        <w:rPr>
+          <w:lang w:val="en-US"/>
+        </w:rPr>
+        <w:t>No_of_Jobs</w:t>
+      </w:r>
+      <w:proofErr w:type="spellEnd"/>
+    </w:p>
+    <w:p>
+      <w:pPr>
+        <w:pStyle w:val="ListParagraph"/>
+        <w:rPr>
+          <w:lang w:val="en-US"/>
+        </w:rPr>
+      </w:pPr>
+      <w:r>
+        <w:rPr>
+          <w:lang w:val="en-US"/>
+        </w:rPr>
+        <w:t xml:space="preserve">from jobs where </w:t>
+      </w:r>
+      <w:proofErr w:type="spellStart"/>
+      <w:r>
+        <w:rPr>
+          <w:lang w:val="en-US"/>
+        </w:rPr>
+        <w:t>required_skills</w:t>
+      </w:r>
+      <w:proofErr w:type="spellEnd"/>
+      <w:r>
+        <w:rPr>
+          <w:lang w:val="en-US"/>
+        </w:rPr>
+        <w:t xml:space="preserve"> like '</w:t>
+      </w:r>
+      <w:proofErr w:type="spellStart"/>
+      <w:r>
+        <w:rPr>
+          <w:lang w:val="en-US"/>
+        </w:rPr>
+        <w:t>fastapi</w:t>
+      </w:r>
+      <w:proofErr w:type="spellEnd"/>
+      <w:r>
+        <w:rPr>
+          <w:lang w:val="en-US"/>
+        </w:rPr>
+        <w:t>%'</w:t>
       </w:r>
     </w:p>
     <w:p>
@@ -1713,35 +4607,179 @@
         <w:rPr>
           <w:lang w:val="en-US"/>
         </w:rPr>
-        <w:t>select 'RAG',round(avg(salary_usd_annual),2) as Avg_Salary,max(salary_usd_annual) as Highest_salary,</w:t>
-      </w:r>
-    </w:p>
-    <w:p>
-      <w:pPr>
-        <w:pStyle w:val="ListParagraph"/>
-        <w:rPr>
-          <w:lang w:val="en-US"/>
-        </w:rPr>
-      </w:pPr>
-      <w:r>
-        <w:rPr>
-          <w:lang w:val="en-US"/>
-        </w:rPr>
-        <w:t>min(salary_usd_annual) as lowest_salary,count(*) as No_of_Jobs</w:t>
-      </w:r>
-    </w:p>
-    <w:p>
-      <w:pPr>
-        <w:pStyle w:val="ListParagraph"/>
-        <w:rPr>
-          <w:lang w:val="en-US"/>
-        </w:rPr>
-      </w:pPr>
-      <w:r>
-        <w:rPr>
-          <w:lang w:val="en-US"/>
-        </w:rPr>
-        <w:t>from jobs where required_skills like 'rag%'</w:t>
+        <w:t>select '</w:t>
+      </w:r>
+      <w:proofErr w:type="spellStart"/>
+      <w:r>
+        <w:rPr>
+          <w:lang w:val="en-US"/>
+        </w:rPr>
+        <w:t>RAG</w:t>
+      </w:r>
+      <w:proofErr w:type="gramStart"/>
+      <w:r>
+        <w:rPr>
+          <w:lang w:val="en-US"/>
+        </w:rPr>
+        <w:t>',round</w:t>
+      </w:r>
+      <w:proofErr w:type="spellEnd"/>
+      <w:proofErr w:type="gramEnd"/>
+      <w:r>
+        <w:rPr>
+          <w:lang w:val="en-US"/>
+        </w:rPr>
+        <w:t>(avg(</w:t>
+      </w:r>
+      <w:proofErr w:type="spellStart"/>
+      <w:r>
+        <w:rPr>
+          <w:lang w:val="en-US"/>
+        </w:rPr>
+        <w:t>salary_usd_annual</w:t>
+      </w:r>
+      <w:proofErr w:type="spellEnd"/>
+      <w:r>
+        <w:rPr>
+          <w:lang w:val="en-US"/>
+        </w:rPr>
+        <w:t xml:space="preserve">),2) as </w:t>
+      </w:r>
+      <w:proofErr w:type="spellStart"/>
+      <w:r>
+        <w:rPr>
+          <w:lang w:val="en-US"/>
+        </w:rPr>
+        <w:t>Avg_</w:t>
+      </w:r>
+      <w:proofErr w:type="gramStart"/>
+      <w:r>
+        <w:rPr>
+          <w:lang w:val="en-US"/>
+        </w:rPr>
+        <w:t>Salary,max</w:t>
+      </w:r>
+      <w:proofErr w:type="spellEnd"/>
+      <w:proofErr w:type="gramEnd"/>
+      <w:r>
+        <w:rPr>
+          <w:lang w:val="en-US"/>
+        </w:rPr>
+        <w:t>(</w:t>
+      </w:r>
+      <w:proofErr w:type="spellStart"/>
+      <w:r>
+        <w:rPr>
+          <w:lang w:val="en-US"/>
+        </w:rPr>
+        <w:t>salary_usd_annual</w:t>
+      </w:r>
+      <w:proofErr w:type="spellEnd"/>
+      <w:r>
+        <w:rPr>
+          <w:lang w:val="en-US"/>
+        </w:rPr>
+        <w:t xml:space="preserve">) as </w:t>
+      </w:r>
+      <w:proofErr w:type="spellStart"/>
+      <w:r>
+        <w:rPr>
+          <w:lang w:val="en-US"/>
+        </w:rPr>
+        <w:t>Highest_salary</w:t>
+      </w:r>
+      <w:proofErr w:type="spellEnd"/>
+      <w:r>
+        <w:rPr>
+          <w:lang w:val="en-US"/>
+        </w:rPr>
+        <w:t>,</w:t>
+      </w:r>
+    </w:p>
+    <w:p>
+      <w:pPr>
+        <w:pStyle w:val="ListParagraph"/>
+        <w:rPr>
+          <w:lang w:val="en-US"/>
+        </w:rPr>
+      </w:pPr>
+      <w:r>
+        <w:rPr>
+          <w:lang w:val="en-US"/>
+        </w:rPr>
+        <w:t>min(</w:t>
+      </w:r>
+      <w:proofErr w:type="spellStart"/>
+      <w:r>
+        <w:rPr>
+          <w:lang w:val="en-US"/>
+        </w:rPr>
+        <w:t>salary_usd_annual</w:t>
+      </w:r>
+      <w:proofErr w:type="spellEnd"/>
+      <w:r>
+        <w:rPr>
+          <w:lang w:val="en-US"/>
+        </w:rPr>
+        <w:t xml:space="preserve">) as </w:t>
+      </w:r>
+      <w:proofErr w:type="spellStart"/>
+      <w:r>
+        <w:rPr>
+          <w:lang w:val="en-US"/>
+        </w:rPr>
+        <w:t>lowest_</w:t>
+      </w:r>
+      <w:proofErr w:type="gramStart"/>
+      <w:r>
+        <w:rPr>
+          <w:lang w:val="en-US"/>
+        </w:rPr>
+        <w:t>salary,count</w:t>
+      </w:r>
+      <w:proofErr w:type="spellEnd"/>
+      <w:proofErr w:type="gramEnd"/>
+      <w:r>
+        <w:rPr>
+          <w:lang w:val="en-US"/>
+        </w:rPr>
+        <w:t xml:space="preserve">(*) as </w:t>
+      </w:r>
+      <w:proofErr w:type="spellStart"/>
+      <w:r>
+        <w:rPr>
+          <w:lang w:val="en-US"/>
+        </w:rPr>
+        <w:t>No_of_Jobs</w:t>
+      </w:r>
+      <w:proofErr w:type="spellEnd"/>
+    </w:p>
+    <w:p>
+      <w:pPr>
+        <w:pStyle w:val="ListParagraph"/>
+        <w:rPr>
+          <w:lang w:val="en-US"/>
+        </w:rPr>
+      </w:pPr>
+      <w:r>
+        <w:rPr>
+          <w:lang w:val="en-US"/>
+        </w:rPr>
+        <w:t xml:space="preserve">from jobs where </w:t>
+      </w:r>
+      <w:proofErr w:type="spellStart"/>
+      <w:r>
+        <w:rPr>
+          <w:lang w:val="en-US"/>
+        </w:rPr>
+        <w:t>required_skills</w:t>
+      </w:r>
+      <w:proofErr w:type="spellEnd"/>
+      <w:r>
+        <w:rPr>
+          <w:lang w:val="en-US"/>
+        </w:rPr>
+        <w:t xml:space="preserve"> like 'rag%'</w:t>
       </w:r>
     </w:p>
     <w:p>
@@ -1769,35 +4807,193 @@
         <w:rPr>
           <w:lang w:val="en-US"/>
         </w:rPr>
-        <w:t>select 'ML Flow',round(avg(salary_usd_annual),2) as Avg_Salary,max(salary_usd_annual) as Highest_salary,</w:t>
-      </w:r>
-    </w:p>
-    <w:p>
-      <w:pPr>
-        <w:pStyle w:val="ListParagraph"/>
-        <w:rPr>
-          <w:lang w:val="en-US"/>
-        </w:rPr>
-      </w:pPr>
-      <w:r>
-        <w:rPr>
-          <w:lang w:val="en-US"/>
-        </w:rPr>
-        <w:t>min(salary_usd_annual) as lowest_salary,count(*) as No_of_Jobs</w:t>
-      </w:r>
-    </w:p>
-    <w:p>
-      <w:pPr>
-        <w:pStyle w:val="ListParagraph"/>
-        <w:rPr>
-          <w:lang w:val="en-US"/>
-        </w:rPr>
-      </w:pPr>
-      <w:r>
-        <w:rPr>
-          <w:lang w:val="en-US"/>
-        </w:rPr>
-        <w:t>from jobs where required_skills like 'MLflow%'</w:t>
+        <w:t xml:space="preserve">select 'ML </w:t>
+      </w:r>
+      <w:proofErr w:type="spellStart"/>
+      <w:r>
+        <w:rPr>
+          <w:lang w:val="en-US"/>
+        </w:rPr>
+        <w:t>Flow</w:t>
+      </w:r>
+      <w:proofErr w:type="gramStart"/>
+      <w:r>
+        <w:rPr>
+          <w:lang w:val="en-US"/>
+        </w:rPr>
+        <w:t>',round</w:t>
+      </w:r>
+      <w:proofErr w:type="spellEnd"/>
+      <w:proofErr w:type="gramEnd"/>
+      <w:r>
+        <w:rPr>
+          <w:lang w:val="en-US"/>
+        </w:rPr>
+        <w:t>(avg(</w:t>
+      </w:r>
+      <w:proofErr w:type="spellStart"/>
+      <w:r>
+        <w:rPr>
+          <w:lang w:val="en-US"/>
+        </w:rPr>
+        <w:t>salary_usd_annual</w:t>
+      </w:r>
+      <w:proofErr w:type="spellEnd"/>
+      <w:r>
+        <w:rPr>
+          <w:lang w:val="en-US"/>
+        </w:rPr>
+        <w:t xml:space="preserve">),2) as </w:t>
+      </w:r>
+      <w:proofErr w:type="spellStart"/>
+      <w:r>
+        <w:rPr>
+          <w:lang w:val="en-US"/>
+        </w:rPr>
+        <w:t>Avg_</w:t>
+      </w:r>
+      <w:proofErr w:type="gramStart"/>
+      <w:r>
+        <w:rPr>
+          <w:lang w:val="en-US"/>
+        </w:rPr>
+        <w:t>Salary,max</w:t>
+      </w:r>
+      <w:proofErr w:type="spellEnd"/>
+      <w:proofErr w:type="gramEnd"/>
+      <w:r>
+        <w:rPr>
+          <w:lang w:val="en-US"/>
+        </w:rPr>
+        <w:t>(</w:t>
+      </w:r>
+      <w:proofErr w:type="spellStart"/>
+      <w:r>
+        <w:rPr>
+          <w:lang w:val="en-US"/>
+        </w:rPr>
+        <w:t>salary_usd_annual</w:t>
+      </w:r>
+      <w:proofErr w:type="spellEnd"/>
+      <w:r>
+        <w:rPr>
+          <w:lang w:val="en-US"/>
+        </w:rPr>
+        <w:t xml:space="preserve">) as </w:t>
+      </w:r>
+      <w:proofErr w:type="spellStart"/>
+      <w:r>
+        <w:rPr>
+          <w:lang w:val="en-US"/>
+        </w:rPr>
+        <w:t>Highest_salary</w:t>
+      </w:r>
+      <w:proofErr w:type="spellEnd"/>
+      <w:r>
+        <w:rPr>
+          <w:lang w:val="en-US"/>
+        </w:rPr>
+        <w:t>,</w:t>
+      </w:r>
+    </w:p>
+    <w:p>
+      <w:pPr>
+        <w:pStyle w:val="ListParagraph"/>
+        <w:rPr>
+          <w:lang w:val="en-US"/>
+        </w:rPr>
+      </w:pPr>
+      <w:r>
+        <w:rPr>
+          <w:lang w:val="en-US"/>
+        </w:rPr>
+        <w:t>min(</w:t>
+      </w:r>
+      <w:proofErr w:type="spellStart"/>
+      <w:r>
+        <w:rPr>
+          <w:lang w:val="en-US"/>
+        </w:rPr>
+        <w:t>salary_usd_annual</w:t>
+      </w:r>
+      <w:proofErr w:type="spellEnd"/>
+      <w:r>
+        <w:rPr>
+          <w:lang w:val="en-US"/>
+        </w:rPr>
+        <w:t xml:space="preserve">) as </w:t>
+      </w:r>
+      <w:proofErr w:type="spellStart"/>
+      <w:r>
+        <w:rPr>
+          <w:lang w:val="en-US"/>
+        </w:rPr>
+        <w:t>lowest_</w:t>
+      </w:r>
+      <w:proofErr w:type="gramStart"/>
+      <w:r>
+        <w:rPr>
+          <w:lang w:val="en-US"/>
+        </w:rPr>
+        <w:t>salary,count</w:t>
+      </w:r>
+      <w:proofErr w:type="spellEnd"/>
+      <w:proofErr w:type="gramEnd"/>
+      <w:r>
+        <w:rPr>
+          <w:lang w:val="en-US"/>
+        </w:rPr>
+        <w:t xml:space="preserve">(*) as </w:t>
+      </w:r>
+      <w:proofErr w:type="spellStart"/>
+      <w:r>
+        <w:rPr>
+          <w:lang w:val="en-US"/>
+        </w:rPr>
+        <w:t>No_of_Jobs</w:t>
+      </w:r>
+      <w:proofErr w:type="spellEnd"/>
+    </w:p>
+    <w:p>
+      <w:pPr>
+        <w:pStyle w:val="ListParagraph"/>
+        <w:rPr>
+          <w:lang w:val="en-US"/>
+        </w:rPr>
+      </w:pPr>
+      <w:r>
+        <w:rPr>
+          <w:lang w:val="en-US"/>
+        </w:rPr>
+        <w:t xml:space="preserve">from jobs where </w:t>
+      </w:r>
+      <w:proofErr w:type="spellStart"/>
+      <w:r>
+        <w:rPr>
+          <w:lang w:val="en-US"/>
+        </w:rPr>
+        <w:t>required_skills</w:t>
+      </w:r>
+      <w:proofErr w:type="spellEnd"/>
+      <w:r>
+        <w:rPr>
+          <w:lang w:val="en-US"/>
+        </w:rPr>
+        <w:t xml:space="preserve"> like '</w:t>
+      </w:r>
+      <w:proofErr w:type="spellStart"/>
+      <w:r>
+        <w:rPr>
+          <w:lang w:val="en-US"/>
+        </w:rPr>
+        <w:t>MLflow</w:t>
+      </w:r>
+      <w:proofErr w:type="spellEnd"/>
+      <w:r>
+        <w:rPr>
+          <w:lang w:val="en-US"/>
+        </w:rPr>
+        <w:t>%'</w:t>
       </w:r>
       <w:r>
         <w:rPr>
@@ -1859,35 +5055,231 @@
         <w:rPr>
           <w:lang w:val="en-US"/>
         </w:rPr>
-        <w:t>select case when required_skills like'%OpenAI API%' or required_skills like'%LangChain%'</w:t>
-      </w:r>
-    </w:p>
-    <w:p>
-      <w:pPr>
-        <w:pStyle w:val="ListParagraph"/>
-        <w:rPr>
-          <w:lang w:val="en-US"/>
-        </w:rPr>
-      </w:pPr>
-      <w:r>
-        <w:rPr>
-          <w:lang w:val="en-US"/>
-        </w:rPr>
-        <w:t>or required_skills like'%RAG%' or required_skills like'%Fine-tuning,%' or required_skills like'%rlhf%'</w:t>
-      </w:r>
-    </w:p>
-    <w:p>
-      <w:pPr>
-        <w:pStyle w:val="ListParagraph"/>
-        <w:rPr>
-          <w:lang w:val="en-US"/>
-        </w:rPr>
-      </w:pPr>
-      <w:r>
-        <w:rPr>
-          <w:lang w:val="en-US"/>
-        </w:rPr>
-        <w:t xml:space="preserve">or required_skills like'% Hugging Face Transformers%' or required_skills like'%LlamaIndex%' </w:t>
+        <w:t xml:space="preserve">select case when </w:t>
+      </w:r>
+      <w:proofErr w:type="spellStart"/>
+      <w:r>
+        <w:rPr>
+          <w:lang w:val="en-US"/>
+        </w:rPr>
+        <w:t>required_skills</w:t>
+      </w:r>
+      <w:proofErr w:type="spellEnd"/>
+      <w:r>
+        <w:rPr>
+          <w:lang w:val="en-US"/>
+        </w:rPr>
+        <w:t xml:space="preserve"> </w:t>
+      </w:r>
+      <w:proofErr w:type="spellStart"/>
+      <w:r>
+        <w:rPr>
+          <w:lang w:val="en-US"/>
+        </w:rPr>
+        <w:t>like'%OpenAI</w:t>
+      </w:r>
+      <w:proofErr w:type="spellEnd"/>
+      <w:r>
+        <w:rPr>
+          <w:lang w:val="en-US"/>
+        </w:rPr>
+        <w:t xml:space="preserve"> API%' or </w:t>
+      </w:r>
+      <w:proofErr w:type="spellStart"/>
+      <w:r>
+        <w:rPr>
+          <w:lang w:val="en-US"/>
+        </w:rPr>
+        <w:t>required_skills</w:t>
+      </w:r>
+      <w:proofErr w:type="spellEnd"/>
+      <w:r>
+        <w:rPr>
+          <w:lang w:val="en-US"/>
+        </w:rPr>
+        <w:t xml:space="preserve"> like'%</w:t>
+      </w:r>
+      <w:proofErr w:type="spellStart"/>
+      <w:r>
+        <w:rPr>
+          <w:lang w:val="en-US"/>
+        </w:rPr>
+        <w:t>LangChain</w:t>
+      </w:r>
+      <w:proofErr w:type="spellEnd"/>
+      <w:r>
+        <w:rPr>
+          <w:lang w:val="en-US"/>
+        </w:rPr>
+        <w:t>%'</w:t>
+      </w:r>
+    </w:p>
+    <w:p>
+      <w:pPr>
+        <w:pStyle w:val="ListParagraph"/>
+        <w:rPr>
+          <w:lang w:val="en-US"/>
+        </w:rPr>
+      </w:pPr>
+      <w:r>
+        <w:rPr>
+          <w:lang w:val="en-US"/>
+        </w:rPr>
+        <w:t xml:space="preserve">or </w:t>
+      </w:r>
+      <w:proofErr w:type="spellStart"/>
+      <w:r>
+        <w:rPr>
+          <w:lang w:val="en-US"/>
+        </w:rPr>
+        <w:t>required_skills</w:t>
+      </w:r>
+      <w:proofErr w:type="spellEnd"/>
+      <w:r>
+        <w:rPr>
+          <w:lang w:val="en-US"/>
+        </w:rPr>
+        <w:t xml:space="preserve"> </w:t>
+      </w:r>
+      <w:proofErr w:type="spellStart"/>
+      <w:r>
+        <w:rPr>
+          <w:lang w:val="en-US"/>
+        </w:rPr>
+        <w:t>like'%RAG</w:t>
+      </w:r>
+      <w:proofErr w:type="spellEnd"/>
+      <w:r>
+        <w:rPr>
+          <w:lang w:val="en-US"/>
+        </w:rPr>
+        <w:t xml:space="preserve">%' or </w:t>
+      </w:r>
+      <w:proofErr w:type="spellStart"/>
+      <w:r>
+        <w:rPr>
+          <w:lang w:val="en-US"/>
+        </w:rPr>
+        <w:t>required_skills</w:t>
+      </w:r>
+      <w:proofErr w:type="spellEnd"/>
+      <w:r>
+        <w:rPr>
+          <w:lang w:val="en-US"/>
+        </w:rPr>
+        <w:t xml:space="preserve"> </w:t>
+      </w:r>
+      <w:proofErr w:type="spellStart"/>
+      <w:r>
+        <w:rPr>
+          <w:lang w:val="en-US"/>
+        </w:rPr>
+        <w:t>like'%Fine-</w:t>
+      </w:r>
+      <w:proofErr w:type="gramStart"/>
+      <w:r>
+        <w:rPr>
+          <w:lang w:val="en-US"/>
+        </w:rPr>
+        <w:t>tuning</w:t>
+      </w:r>
+      <w:proofErr w:type="spellEnd"/>
+      <w:r>
+        <w:rPr>
+          <w:lang w:val="en-US"/>
+        </w:rPr>
+        <w:t>,%</w:t>
+      </w:r>
+      <w:proofErr w:type="gramEnd"/>
+      <w:r>
+        <w:rPr>
+          <w:lang w:val="en-US"/>
+        </w:rPr>
+        <w:t xml:space="preserve">' or </w:t>
+      </w:r>
+      <w:proofErr w:type="spellStart"/>
+      <w:r>
+        <w:rPr>
+          <w:lang w:val="en-US"/>
+        </w:rPr>
+        <w:t>required_skills</w:t>
+      </w:r>
+      <w:proofErr w:type="spellEnd"/>
+      <w:r>
+        <w:rPr>
+          <w:lang w:val="en-US"/>
+        </w:rPr>
+        <w:t xml:space="preserve"> like'%</w:t>
+      </w:r>
+      <w:proofErr w:type="spellStart"/>
+      <w:r>
+        <w:rPr>
+          <w:lang w:val="en-US"/>
+        </w:rPr>
+        <w:t>rlhf</w:t>
+      </w:r>
+      <w:proofErr w:type="spellEnd"/>
+      <w:r>
+        <w:rPr>
+          <w:lang w:val="en-US"/>
+        </w:rPr>
+        <w:t>%'</w:t>
+      </w:r>
+    </w:p>
+    <w:p>
+      <w:pPr>
+        <w:pStyle w:val="ListParagraph"/>
+        <w:rPr>
+          <w:lang w:val="en-US"/>
+        </w:rPr>
+      </w:pPr>
+      <w:r>
+        <w:rPr>
+          <w:lang w:val="en-US"/>
+        </w:rPr>
+        <w:t xml:space="preserve">or </w:t>
+      </w:r>
+      <w:proofErr w:type="spellStart"/>
+      <w:r>
+        <w:rPr>
+          <w:lang w:val="en-US"/>
+        </w:rPr>
+        <w:t>required_skills</w:t>
+      </w:r>
+      <w:proofErr w:type="spellEnd"/>
+      <w:r>
+        <w:rPr>
+          <w:lang w:val="en-US"/>
+        </w:rPr>
+        <w:t xml:space="preserve"> like'% Hugging Face Transformers%' or </w:t>
+      </w:r>
+      <w:proofErr w:type="spellStart"/>
+      <w:r>
+        <w:rPr>
+          <w:lang w:val="en-US"/>
+        </w:rPr>
+        <w:t>required_skills</w:t>
+      </w:r>
+      <w:proofErr w:type="spellEnd"/>
+      <w:r>
+        <w:rPr>
+          <w:lang w:val="en-US"/>
+        </w:rPr>
+        <w:t xml:space="preserve"> like'%</w:t>
+      </w:r>
+      <w:proofErr w:type="spellStart"/>
+      <w:r>
+        <w:rPr>
+          <w:lang w:val="en-US"/>
+        </w:rPr>
+        <w:t>LlamaIndex</w:t>
+      </w:r>
+      <w:proofErr w:type="spellEnd"/>
+      <w:r>
+        <w:rPr>
+          <w:lang w:val="en-US"/>
+        </w:rPr>
+        <w:t xml:space="preserve">%' </w:t>
       </w:r>
     </w:p>
     <w:p>
@@ -1923,143 +5315,839 @@
         <w:rPr>
           <w:lang w:val="en-US"/>
         </w:rPr>
-        <w:t>when required_skills like'%PyTorch%' or required_skills like'%TensorFlow,%' or required_skills like'%JAX%'</w:t>
-      </w:r>
-    </w:p>
-    <w:p>
-      <w:pPr>
-        <w:pStyle w:val="ListParagraph"/>
-        <w:rPr>
-          <w:lang w:val="en-US"/>
-        </w:rPr>
-      </w:pPr>
-      <w:r>
-        <w:rPr>
-          <w:lang w:val="en-US"/>
-        </w:rPr>
-        <w:t>or required_skills like'%CUDA%' then 'Machine Learning Engineering'</w:t>
-      </w:r>
-    </w:p>
-    <w:p>
-      <w:pPr>
-        <w:pStyle w:val="ListParagraph"/>
-        <w:rPr>
-          <w:lang w:val="en-US"/>
-        </w:rPr>
-      </w:pPr>
-    </w:p>
-    <w:p>
-      <w:pPr>
-        <w:pStyle w:val="ListParagraph"/>
-        <w:rPr>
-          <w:lang w:val="en-US"/>
-        </w:rPr>
-      </w:pPr>
-      <w:r>
-        <w:rPr>
-          <w:lang w:val="en-US"/>
-        </w:rPr>
-        <w:t>when required_skills like'%MLflow%' or required_skills like'%AWS SageMaker,%' or required_skills like'%Azure ML%'</w:t>
-      </w:r>
-    </w:p>
-    <w:p>
-      <w:pPr>
-        <w:pStyle w:val="ListParagraph"/>
-        <w:rPr>
-          <w:lang w:val="en-US"/>
-        </w:rPr>
-      </w:pPr>
-      <w:r>
-        <w:rPr>
-          <w:lang w:val="en-US"/>
-        </w:rPr>
-        <w:t xml:space="preserve">or required_skills like'%GCP Vertex AI%' or required_skills like'%Weights &amp; Biases%' or required_skills like'%Docker,%' </w:t>
-      </w:r>
-    </w:p>
-    <w:p>
-      <w:pPr>
-        <w:pStyle w:val="ListParagraph"/>
-        <w:rPr>
-          <w:lang w:val="en-US"/>
-        </w:rPr>
-      </w:pPr>
-      <w:r>
-        <w:rPr>
-          <w:lang w:val="en-US"/>
-        </w:rPr>
-        <w:t>or required_skills like'%Kubernetes%' then 'MLOps / AI Platform Engineering'</w:t>
-      </w:r>
-    </w:p>
-    <w:p>
-      <w:pPr>
-        <w:pStyle w:val="ListParagraph"/>
-        <w:rPr>
-          <w:lang w:val="en-US"/>
-        </w:rPr>
-      </w:pPr>
-    </w:p>
-    <w:p>
-      <w:pPr>
-        <w:pStyle w:val="ListParagraph"/>
-        <w:rPr>
-          <w:lang w:val="en-US"/>
-        </w:rPr>
-      </w:pPr>
-      <w:r>
-        <w:rPr>
-          <w:lang w:val="en-US"/>
-        </w:rPr>
-        <w:t xml:space="preserve">when required_skills like'%Pinecone' or required_skills like'%Weaviate%' or required_skills like'%ChromaDB,%' or </w:t>
-      </w:r>
-    </w:p>
-    <w:p>
-      <w:pPr>
-        <w:pStyle w:val="ListParagraph"/>
-        <w:rPr>
-          <w:lang w:val="en-US"/>
-        </w:rPr>
-      </w:pPr>
-      <w:r>
-        <w:rPr>
-          <w:lang w:val="en-US"/>
-        </w:rPr>
-        <w:t>required_skills like'%Vector Databases%' then 'Vector Database / RAG Infrastructure'</w:t>
-      </w:r>
-    </w:p>
-    <w:p>
-      <w:pPr>
-        <w:pStyle w:val="ListParagraph"/>
-        <w:rPr>
-          <w:lang w:val="en-US"/>
-        </w:rPr>
-      </w:pPr>
-    </w:p>
-    <w:p>
-      <w:pPr>
-        <w:pStyle w:val="ListParagraph"/>
-        <w:rPr>
-          <w:lang w:val="en-US"/>
-        </w:rPr>
-      </w:pPr>
-      <w:r>
-        <w:rPr>
-          <w:lang w:val="en-US"/>
-        </w:rPr>
-        <w:t>when required_skills like'%Python%' or required_skills like'%FastAPI%' or required_skills like'%Rust,%' or required_skills like'%c++%'</w:t>
-      </w:r>
-    </w:p>
-    <w:p>
-      <w:pPr>
-        <w:pStyle w:val="ListParagraph"/>
-        <w:rPr>
-          <w:lang w:val="en-US"/>
-        </w:rPr>
-      </w:pPr>
-      <w:r>
-        <w:rPr>
-          <w:lang w:val="en-US"/>
-        </w:rPr>
-        <w:t xml:space="preserve">or required_skills like'%spark%' or required_skills like'%sql%' or required_skills like'%dbt,%' </w:t>
+        <w:t xml:space="preserve">when </w:t>
+      </w:r>
+      <w:proofErr w:type="spellStart"/>
+      <w:r>
+        <w:rPr>
+          <w:lang w:val="en-US"/>
+        </w:rPr>
+        <w:t>required_skills</w:t>
+      </w:r>
+      <w:proofErr w:type="spellEnd"/>
+      <w:r>
+        <w:rPr>
+          <w:lang w:val="en-US"/>
+        </w:rPr>
+        <w:t xml:space="preserve"> like'%</w:t>
+      </w:r>
+      <w:proofErr w:type="spellStart"/>
+      <w:r>
+        <w:rPr>
+          <w:lang w:val="en-US"/>
+        </w:rPr>
+        <w:t>PyTorch</w:t>
+      </w:r>
+      <w:proofErr w:type="spellEnd"/>
+      <w:r>
+        <w:rPr>
+          <w:lang w:val="en-US"/>
+        </w:rPr>
+        <w:t xml:space="preserve">%' or </w:t>
+      </w:r>
+      <w:proofErr w:type="spellStart"/>
+      <w:r>
+        <w:rPr>
+          <w:lang w:val="en-US"/>
+        </w:rPr>
+        <w:t>required_skills</w:t>
+      </w:r>
+      <w:proofErr w:type="spellEnd"/>
+      <w:r>
+        <w:rPr>
+          <w:lang w:val="en-US"/>
+        </w:rPr>
+        <w:t xml:space="preserve"> </w:t>
+      </w:r>
+      <w:proofErr w:type="spellStart"/>
+      <w:r>
+        <w:rPr>
+          <w:lang w:val="en-US"/>
+        </w:rPr>
+        <w:t>like'%</w:t>
+      </w:r>
+      <w:proofErr w:type="gramStart"/>
+      <w:r>
+        <w:rPr>
+          <w:lang w:val="en-US"/>
+        </w:rPr>
+        <w:t>TensorFlow</w:t>
+      </w:r>
+      <w:proofErr w:type="spellEnd"/>
+      <w:r>
+        <w:rPr>
+          <w:lang w:val="en-US"/>
+        </w:rPr>
+        <w:t>,%</w:t>
+      </w:r>
+      <w:proofErr w:type="gramEnd"/>
+      <w:r>
+        <w:rPr>
+          <w:lang w:val="en-US"/>
+        </w:rPr>
+        <w:t xml:space="preserve">' or </w:t>
+      </w:r>
+      <w:proofErr w:type="spellStart"/>
+      <w:r>
+        <w:rPr>
+          <w:lang w:val="en-US"/>
+        </w:rPr>
+        <w:t>required_skills</w:t>
+      </w:r>
+      <w:proofErr w:type="spellEnd"/>
+      <w:r>
+        <w:rPr>
+          <w:lang w:val="en-US"/>
+        </w:rPr>
+        <w:t xml:space="preserve"> </w:t>
+      </w:r>
+      <w:proofErr w:type="spellStart"/>
+      <w:r>
+        <w:rPr>
+          <w:lang w:val="en-US"/>
+        </w:rPr>
+        <w:t>like'%JAX</w:t>
+      </w:r>
+      <w:proofErr w:type="spellEnd"/>
+      <w:r>
+        <w:rPr>
+          <w:lang w:val="en-US"/>
+        </w:rPr>
+        <w:t>%'</w:t>
+      </w:r>
+    </w:p>
+    <w:p>
+      <w:pPr>
+        <w:pStyle w:val="ListParagraph"/>
+        <w:rPr>
+          <w:lang w:val="en-US"/>
+        </w:rPr>
+      </w:pPr>
+      <w:r>
+        <w:rPr>
+          <w:lang w:val="en-US"/>
+        </w:rPr>
+        <w:t xml:space="preserve">or </w:t>
+      </w:r>
+      <w:proofErr w:type="spellStart"/>
+      <w:r>
+        <w:rPr>
+          <w:lang w:val="en-US"/>
+        </w:rPr>
+        <w:t>required_skills</w:t>
+      </w:r>
+      <w:proofErr w:type="spellEnd"/>
+      <w:r>
+        <w:rPr>
+          <w:lang w:val="en-US"/>
+        </w:rPr>
+        <w:t xml:space="preserve"> </w:t>
+      </w:r>
+      <w:proofErr w:type="spellStart"/>
+      <w:r>
+        <w:rPr>
+          <w:lang w:val="en-US"/>
+        </w:rPr>
+        <w:t>like'%CUDA</w:t>
+      </w:r>
+      <w:proofErr w:type="spellEnd"/>
+      <w:r>
+        <w:rPr>
+          <w:lang w:val="en-US"/>
+        </w:rPr>
+        <w:t>%' then 'Machine Learning Engineering'</w:t>
+      </w:r>
+    </w:p>
+    <w:p>
+      <w:pPr>
+        <w:pStyle w:val="ListParagraph"/>
+        <w:rPr>
+          <w:lang w:val="en-US"/>
+        </w:rPr>
+      </w:pPr>
+    </w:p>
+    <w:p>
+      <w:pPr>
+        <w:pStyle w:val="ListParagraph"/>
+        <w:rPr>
+          <w:lang w:val="en-US"/>
+        </w:rPr>
+      </w:pPr>
+      <w:r>
+        <w:rPr>
+          <w:lang w:val="en-US"/>
+        </w:rPr>
+        <w:t xml:space="preserve">when </w:t>
+      </w:r>
+      <w:proofErr w:type="spellStart"/>
+      <w:r>
+        <w:rPr>
+          <w:lang w:val="en-US"/>
+        </w:rPr>
+        <w:t>required_skills</w:t>
+      </w:r>
+      <w:proofErr w:type="spellEnd"/>
+      <w:r>
+        <w:rPr>
+          <w:lang w:val="en-US"/>
+        </w:rPr>
+        <w:t xml:space="preserve"> like'%</w:t>
+      </w:r>
+      <w:proofErr w:type="spellStart"/>
+      <w:r>
+        <w:rPr>
+          <w:lang w:val="en-US"/>
+        </w:rPr>
+        <w:t>MLflow</w:t>
+      </w:r>
+      <w:proofErr w:type="spellEnd"/>
+      <w:r>
+        <w:rPr>
+          <w:lang w:val="en-US"/>
+        </w:rPr>
+        <w:t xml:space="preserve">%' or </w:t>
+      </w:r>
+      <w:proofErr w:type="spellStart"/>
+      <w:r>
+        <w:rPr>
+          <w:lang w:val="en-US"/>
+        </w:rPr>
+        <w:t>required_skills</w:t>
+      </w:r>
+      <w:proofErr w:type="spellEnd"/>
+      <w:r>
+        <w:rPr>
+          <w:lang w:val="en-US"/>
+        </w:rPr>
+        <w:t xml:space="preserve"> </w:t>
+      </w:r>
+      <w:proofErr w:type="spellStart"/>
+      <w:r>
+        <w:rPr>
+          <w:lang w:val="en-US"/>
+        </w:rPr>
+        <w:t>like'%AWS</w:t>
+      </w:r>
+      <w:proofErr w:type="spellEnd"/>
+      <w:r>
+        <w:rPr>
+          <w:lang w:val="en-US"/>
+        </w:rPr>
+        <w:t xml:space="preserve"> </w:t>
+      </w:r>
+      <w:proofErr w:type="gramStart"/>
+      <w:r>
+        <w:rPr>
+          <w:lang w:val="en-US"/>
+        </w:rPr>
+        <w:t>SageMaker,%</w:t>
+      </w:r>
+      <w:proofErr w:type="gramEnd"/>
+      <w:r>
+        <w:rPr>
+          <w:lang w:val="en-US"/>
+        </w:rPr>
+        <w:t xml:space="preserve">' or </w:t>
+      </w:r>
+      <w:proofErr w:type="spellStart"/>
+      <w:r>
+        <w:rPr>
+          <w:lang w:val="en-US"/>
+        </w:rPr>
+        <w:t>required_skills</w:t>
+      </w:r>
+      <w:proofErr w:type="spellEnd"/>
+      <w:r>
+        <w:rPr>
+          <w:lang w:val="en-US"/>
+        </w:rPr>
+        <w:t xml:space="preserve"> </w:t>
+      </w:r>
+      <w:proofErr w:type="spellStart"/>
+      <w:r>
+        <w:rPr>
+          <w:lang w:val="en-US"/>
+        </w:rPr>
+        <w:t>like'%Azure</w:t>
+      </w:r>
+      <w:proofErr w:type="spellEnd"/>
+      <w:r>
+        <w:rPr>
+          <w:lang w:val="en-US"/>
+        </w:rPr>
+        <w:t xml:space="preserve"> ML%'</w:t>
+      </w:r>
+    </w:p>
+    <w:p>
+      <w:pPr>
+        <w:pStyle w:val="ListParagraph"/>
+        <w:rPr>
+          <w:lang w:val="en-US"/>
+        </w:rPr>
+      </w:pPr>
+      <w:r>
+        <w:rPr>
+          <w:lang w:val="en-US"/>
+        </w:rPr>
+        <w:t xml:space="preserve">or </w:t>
+      </w:r>
+      <w:proofErr w:type="spellStart"/>
+      <w:r>
+        <w:rPr>
+          <w:lang w:val="en-US"/>
+        </w:rPr>
+        <w:t>required_skills</w:t>
+      </w:r>
+      <w:proofErr w:type="spellEnd"/>
+      <w:r>
+        <w:rPr>
+          <w:lang w:val="en-US"/>
+        </w:rPr>
+        <w:t xml:space="preserve"> </w:t>
+      </w:r>
+      <w:proofErr w:type="spellStart"/>
+      <w:r>
+        <w:rPr>
+          <w:lang w:val="en-US"/>
+        </w:rPr>
+        <w:t>like'%GCP</w:t>
+      </w:r>
+      <w:proofErr w:type="spellEnd"/>
+      <w:r>
+        <w:rPr>
+          <w:lang w:val="en-US"/>
+        </w:rPr>
+        <w:t xml:space="preserve"> Vertex AI%' or </w:t>
+      </w:r>
+      <w:proofErr w:type="spellStart"/>
+      <w:r>
+        <w:rPr>
+          <w:lang w:val="en-US"/>
+        </w:rPr>
+        <w:t>required_skills</w:t>
+      </w:r>
+      <w:proofErr w:type="spellEnd"/>
+      <w:r>
+        <w:rPr>
+          <w:lang w:val="en-US"/>
+        </w:rPr>
+        <w:t xml:space="preserve"> </w:t>
+      </w:r>
+      <w:proofErr w:type="spellStart"/>
+      <w:r>
+        <w:rPr>
+          <w:lang w:val="en-US"/>
+        </w:rPr>
+        <w:t>like'%Weights</w:t>
+      </w:r>
+      <w:proofErr w:type="spellEnd"/>
+      <w:r>
+        <w:rPr>
+          <w:lang w:val="en-US"/>
+        </w:rPr>
+        <w:t xml:space="preserve"> &amp; Biases%' or </w:t>
+      </w:r>
+      <w:proofErr w:type="spellStart"/>
+      <w:r>
+        <w:rPr>
+          <w:lang w:val="en-US"/>
+        </w:rPr>
+        <w:t>required_skills</w:t>
+      </w:r>
+      <w:proofErr w:type="spellEnd"/>
+      <w:r>
+        <w:rPr>
+          <w:lang w:val="en-US"/>
+        </w:rPr>
+        <w:t xml:space="preserve"> </w:t>
+      </w:r>
+      <w:proofErr w:type="spellStart"/>
+      <w:r>
+        <w:rPr>
+          <w:lang w:val="en-US"/>
+        </w:rPr>
+        <w:t>like'%</w:t>
+      </w:r>
+      <w:proofErr w:type="gramStart"/>
+      <w:r>
+        <w:rPr>
+          <w:lang w:val="en-US"/>
+        </w:rPr>
+        <w:t>Docker</w:t>
+      </w:r>
+      <w:proofErr w:type="spellEnd"/>
+      <w:r>
+        <w:rPr>
+          <w:lang w:val="en-US"/>
+        </w:rPr>
+        <w:t>,%</w:t>
+      </w:r>
+      <w:proofErr w:type="gramEnd"/>
+      <w:r>
+        <w:rPr>
+          <w:lang w:val="en-US"/>
+        </w:rPr>
+        <w:t xml:space="preserve">' </w:t>
+      </w:r>
+    </w:p>
+    <w:p>
+      <w:pPr>
+        <w:pStyle w:val="ListParagraph"/>
+        <w:rPr>
+          <w:lang w:val="en-US"/>
+        </w:rPr>
+      </w:pPr>
+      <w:r>
+        <w:rPr>
+          <w:lang w:val="en-US"/>
+        </w:rPr>
+        <w:t xml:space="preserve">or </w:t>
+      </w:r>
+      <w:proofErr w:type="spellStart"/>
+      <w:r>
+        <w:rPr>
+          <w:lang w:val="en-US"/>
+        </w:rPr>
+        <w:t>required_skills</w:t>
+      </w:r>
+      <w:proofErr w:type="spellEnd"/>
+      <w:r>
+        <w:rPr>
+          <w:lang w:val="en-US"/>
+        </w:rPr>
+        <w:t xml:space="preserve"> </w:t>
+      </w:r>
+      <w:proofErr w:type="spellStart"/>
+      <w:r>
+        <w:rPr>
+          <w:lang w:val="en-US"/>
+        </w:rPr>
+        <w:t>like'%Kubernetes</w:t>
+      </w:r>
+      <w:proofErr w:type="spellEnd"/>
+      <w:r>
+        <w:rPr>
+          <w:lang w:val="en-US"/>
+        </w:rPr>
+        <w:t>%' then '</w:t>
+      </w:r>
+      <w:proofErr w:type="spellStart"/>
+      <w:r>
+        <w:rPr>
+          <w:lang w:val="en-US"/>
+        </w:rPr>
+        <w:t>MLOps</w:t>
+      </w:r>
+      <w:proofErr w:type="spellEnd"/>
+      <w:r>
+        <w:rPr>
+          <w:lang w:val="en-US"/>
+        </w:rPr>
+        <w:t xml:space="preserve"> / AI Platform Engineering'</w:t>
+      </w:r>
+    </w:p>
+    <w:p>
+      <w:pPr>
+        <w:pStyle w:val="ListParagraph"/>
+        <w:rPr>
+          <w:lang w:val="en-US"/>
+        </w:rPr>
+      </w:pPr>
+    </w:p>
+    <w:p>
+      <w:pPr>
+        <w:pStyle w:val="ListParagraph"/>
+        <w:rPr>
+          <w:lang w:val="en-US"/>
+        </w:rPr>
+      </w:pPr>
+      <w:r>
+        <w:rPr>
+          <w:lang w:val="en-US"/>
+        </w:rPr>
+        <w:t xml:space="preserve">when </w:t>
+      </w:r>
+      <w:proofErr w:type="spellStart"/>
+      <w:r>
+        <w:rPr>
+          <w:lang w:val="en-US"/>
+        </w:rPr>
+        <w:t>required_skills</w:t>
+      </w:r>
+      <w:proofErr w:type="spellEnd"/>
+      <w:r>
+        <w:rPr>
+          <w:lang w:val="en-US"/>
+        </w:rPr>
+        <w:t xml:space="preserve"> </w:t>
+      </w:r>
+      <w:proofErr w:type="spellStart"/>
+      <w:r>
+        <w:rPr>
+          <w:lang w:val="en-US"/>
+        </w:rPr>
+        <w:t>like'%Pinecone</w:t>
+      </w:r>
+      <w:proofErr w:type="spellEnd"/>
+      <w:r>
+        <w:rPr>
+          <w:lang w:val="en-US"/>
+        </w:rPr>
+        <w:t xml:space="preserve">' or </w:t>
+      </w:r>
+      <w:proofErr w:type="spellStart"/>
+      <w:r>
+        <w:rPr>
+          <w:lang w:val="en-US"/>
+        </w:rPr>
+        <w:t>required_skills</w:t>
+      </w:r>
+      <w:proofErr w:type="spellEnd"/>
+      <w:r>
+        <w:rPr>
+          <w:lang w:val="en-US"/>
+        </w:rPr>
+        <w:t xml:space="preserve"> like'%</w:t>
+      </w:r>
+      <w:proofErr w:type="spellStart"/>
+      <w:r>
+        <w:rPr>
+          <w:lang w:val="en-US"/>
+        </w:rPr>
+        <w:t>Weaviate</w:t>
+      </w:r>
+      <w:proofErr w:type="spellEnd"/>
+      <w:r>
+        <w:rPr>
+          <w:lang w:val="en-US"/>
+        </w:rPr>
+        <w:t xml:space="preserve">%' or </w:t>
+      </w:r>
+      <w:proofErr w:type="spellStart"/>
+      <w:r>
+        <w:rPr>
+          <w:lang w:val="en-US"/>
+        </w:rPr>
+        <w:t>required_skills</w:t>
+      </w:r>
+      <w:proofErr w:type="spellEnd"/>
+      <w:r>
+        <w:rPr>
+          <w:lang w:val="en-US"/>
+        </w:rPr>
+        <w:t xml:space="preserve"> like'%</w:t>
+      </w:r>
+      <w:proofErr w:type="spellStart"/>
+      <w:proofErr w:type="gramStart"/>
+      <w:r>
+        <w:rPr>
+          <w:lang w:val="en-US"/>
+        </w:rPr>
+        <w:t>ChromaDB</w:t>
+      </w:r>
+      <w:proofErr w:type="spellEnd"/>
+      <w:r>
+        <w:rPr>
+          <w:lang w:val="en-US"/>
+        </w:rPr>
+        <w:t>,%</w:t>
+      </w:r>
+      <w:proofErr w:type="gramEnd"/>
+      <w:r>
+        <w:rPr>
+          <w:lang w:val="en-US"/>
+        </w:rPr>
+        <w:t xml:space="preserve">' or </w:t>
+      </w:r>
+    </w:p>
+    <w:p>
+      <w:pPr>
+        <w:pStyle w:val="ListParagraph"/>
+        <w:rPr>
+          <w:lang w:val="en-US"/>
+        </w:rPr>
+      </w:pPr>
+      <w:proofErr w:type="spellStart"/>
+      <w:r>
+        <w:rPr>
+          <w:lang w:val="en-US"/>
+        </w:rPr>
+        <w:t>required_skills</w:t>
+      </w:r>
+      <w:proofErr w:type="spellEnd"/>
+      <w:r>
+        <w:rPr>
+          <w:lang w:val="en-US"/>
+        </w:rPr>
+        <w:t xml:space="preserve"> </w:t>
+      </w:r>
+      <w:proofErr w:type="spellStart"/>
+      <w:r>
+        <w:rPr>
+          <w:lang w:val="en-US"/>
+        </w:rPr>
+        <w:t>like'%Vector</w:t>
+      </w:r>
+      <w:proofErr w:type="spellEnd"/>
+      <w:r>
+        <w:rPr>
+          <w:lang w:val="en-US"/>
+        </w:rPr>
+        <w:t xml:space="preserve"> Databases%' then 'Vector Database / RAG Infrastructure'</w:t>
+      </w:r>
+    </w:p>
+    <w:p>
+      <w:pPr>
+        <w:pStyle w:val="ListParagraph"/>
+        <w:rPr>
+          <w:lang w:val="en-US"/>
+        </w:rPr>
+      </w:pPr>
+    </w:p>
+    <w:p>
+      <w:pPr>
+        <w:pStyle w:val="ListParagraph"/>
+        <w:rPr>
+          <w:lang w:val="en-US"/>
+        </w:rPr>
+      </w:pPr>
+      <w:r>
+        <w:rPr>
+          <w:lang w:val="en-US"/>
+        </w:rPr>
+        <w:t xml:space="preserve">when </w:t>
+      </w:r>
+      <w:proofErr w:type="spellStart"/>
+      <w:r>
+        <w:rPr>
+          <w:lang w:val="en-US"/>
+        </w:rPr>
+        <w:t>required_skills</w:t>
+      </w:r>
+      <w:proofErr w:type="spellEnd"/>
+      <w:r>
+        <w:rPr>
+          <w:lang w:val="en-US"/>
+        </w:rPr>
+        <w:t xml:space="preserve"> </w:t>
+      </w:r>
+      <w:proofErr w:type="spellStart"/>
+      <w:r>
+        <w:rPr>
+          <w:lang w:val="en-US"/>
+        </w:rPr>
+        <w:t>like'%Python</w:t>
+      </w:r>
+      <w:proofErr w:type="spellEnd"/>
+      <w:r>
+        <w:rPr>
+          <w:lang w:val="en-US"/>
+        </w:rPr>
+        <w:t xml:space="preserve">%' or </w:t>
+      </w:r>
+      <w:proofErr w:type="spellStart"/>
+      <w:r>
+        <w:rPr>
+          <w:lang w:val="en-US"/>
+        </w:rPr>
+        <w:t>required_skills</w:t>
+      </w:r>
+      <w:proofErr w:type="spellEnd"/>
+      <w:r>
+        <w:rPr>
+          <w:lang w:val="en-US"/>
+        </w:rPr>
+        <w:t xml:space="preserve"> like'%</w:t>
+      </w:r>
+      <w:proofErr w:type="spellStart"/>
+      <w:r>
+        <w:rPr>
+          <w:lang w:val="en-US"/>
+        </w:rPr>
+        <w:t>FastAPI</w:t>
+      </w:r>
+      <w:proofErr w:type="spellEnd"/>
+      <w:r>
+        <w:rPr>
+          <w:lang w:val="en-US"/>
+        </w:rPr>
+        <w:t xml:space="preserve">%' or </w:t>
+      </w:r>
+      <w:proofErr w:type="spellStart"/>
+      <w:r>
+        <w:rPr>
+          <w:lang w:val="en-US"/>
+        </w:rPr>
+        <w:t>required_skills</w:t>
+      </w:r>
+      <w:proofErr w:type="spellEnd"/>
+      <w:r>
+        <w:rPr>
+          <w:lang w:val="en-US"/>
+        </w:rPr>
+        <w:t xml:space="preserve"> </w:t>
+      </w:r>
+      <w:proofErr w:type="spellStart"/>
+      <w:r>
+        <w:rPr>
+          <w:lang w:val="en-US"/>
+        </w:rPr>
+        <w:t>like'%</w:t>
+      </w:r>
+      <w:proofErr w:type="gramStart"/>
+      <w:r>
+        <w:rPr>
+          <w:lang w:val="en-US"/>
+        </w:rPr>
+        <w:t>Rust</w:t>
+      </w:r>
+      <w:proofErr w:type="spellEnd"/>
+      <w:r>
+        <w:rPr>
+          <w:lang w:val="en-US"/>
+        </w:rPr>
+        <w:t>,%</w:t>
+      </w:r>
+      <w:proofErr w:type="gramEnd"/>
+      <w:r>
+        <w:rPr>
+          <w:lang w:val="en-US"/>
+        </w:rPr>
+        <w:t xml:space="preserve">' or </w:t>
+      </w:r>
+      <w:proofErr w:type="spellStart"/>
+      <w:r>
+        <w:rPr>
+          <w:lang w:val="en-US"/>
+        </w:rPr>
+        <w:t>required_skills</w:t>
+      </w:r>
+      <w:proofErr w:type="spellEnd"/>
+      <w:r>
+        <w:rPr>
+          <w:lang w:val="en-US"/>
+        </w:rPr>
+        <w:t xml:space="preserve"> </w:t>
+      </w:r>
+      <w:proofErr w:type="spellStart"/>
+      <w:r>
+        <w:rPr>
+          <w:lang w:val="en-US"/>
+        </w:rPr>
+        <w:t>like'%c</w:t>
+      </w:r>
+      <w:proofErr w:type="spellEnd"/>
+      <w:r>
+        <w:rPr>
+          <w:lang w:val="en-US"/>
+        </w:rPr>
+        <w:t>++%'</w:t>
+      </w:r>
+    </w:p>
+    <w:p>
+      <w:pPr>
+        <w:pStyle w:val="ListParagraph"/>
+        <w:rPr>
+          <w:lang w:val="en-US"/>
+        </w:rPr>
+      </w:pPr>
+      <w:r>
+        <w:rPr>
+          <w:lang w:val="en-US"/>
+        </w:rPr>
+        <w:t xml:space="preserve">or </w:t>
+      </w:r>
+      <w:proofErr w:type="spellStart"/>
+      <w:r>
+        <w:rPr>
+          <w:lang w:val="en-US"/>
+        </w:rPr>
+        <w:t>required_skills</w:t>
+      </w:r>
+      <w:proofErr w:type="spellEnd"/>
+      <w:r>
+        <w:rPr>
+          <w:lang w:val="en-US"/>
+        </w:rPr>
+        <w:t xml:space="preserve"> </w:t>
+      </w:r>
+      <w:proofErr w:type="spellStart"/>
+      <w:r>
+        <w:rPr>
+          <w:lang w:val="en-US"/>
+        </w:rPr>
+        <w:t>like'%spark</w:t>
+      </w:r>
+      <w:proofErr w:type="spellEnd"/>
+      <w:r>
+        <w:rPr>
+          <w:lang w:val="en-US"/>
+        </w:rPr>
+        <w:t xml:space="preserve">%' or </w:t>
+      </w:r>
+      <w:proofErr w:type="spellStart"/>
+      <w:r>
+        <w:rPr>
+          <w:lang w:val="en-US"/>
+        </w:rPr>
+        <w:t>required_skills</w:t>
+      </w:r>
+      <w:proofErr w:type="spellEnd"/>
+      <w:r>
+        <w:rPr>
+          <w:lang w:val="en-US"/>
+        </w:rPr>
+        <w:t xml:space="preserve"> like'%</w:t>
+      </w:r>
+      <w:proofErr w:type="spellStart"/>
+      <w:r>
+        <w:rPr>
+          <w:lang w:val="en-US"/>
+        </w:rPr>
+        <w:t>sql</w:t>
+      </w:r>
+      <w:proofErr w:type="spellEnd"/>
+      <w:r>
+        <w:rPr>
+          <w:lang w:val="en-US"/>
+        </w:rPr>
+        <w:t xml:space="preserve">%' or </w:t>
+      </w:r>
+      <w:proofErr w:type="spellStart"/>
+      <w:r>
+        <w:rPr>
+          <w:lang w:val="en-US"/>
+        </w:rPr>
+        <w:t>required_skills</w:t>
+      </w:r>
+      <w:proofErr w:type="spellEnd"/>
+      <w:r>
+        <w:rPr>
+          <w:lang w:val="en-US"/>
+        </w:rPr>
+        <w:t xml:space="preserve"> like'%</w:t>
+      </w:r>
+      <w:proofErr w:type="spellStart"/>
+      <w:proofErr w:type="gramStart"/>
+      <w:r>
+        <w:rPr>
+          <w:lang w:val="en-US"/>
+        </w:rPr>
+        <w:t>dbt</w:t>
+      </w:r>
+      <w:proofErr w:type="spellEnd"/>
+      <w:r>
+        <w:rPr>
+          <w:lang w:val="en-US"/>
+        </w:rPr>
+        <w:t>,%</w:t>
+      </w:r>
+      <w:proofErr w:type="gramEnd"/>
+      <w:r>
+        <w:rPr>
+          <w:lang w:val="en-US"/>
+        </w:rPr>
+        <w:t xml:space="preserve">' </w:t>
       </w:r>
     </w:p>
     <w:p>
@@ -2095,49 +6183,173 @@
         <w:rPr>
           <w:lang w:val="en-US"/>
         </w:rPr>
-        <w:t>else 'Other' end as Skills ,</w:t>
-      </w:r>
-    </w:p>
-    <w:p>
-      <w:pPr>
-        <w:pStyle w:val="ListParagraph"/>
-        <w:rPr>
-          <w:lang w:val="en-US"/>
-        </w:rPr>
-      </w:pPr>
-      <w:r>
-        <w:rPr>
-          <w:lang w:val="en-US"/>
-        </w:rPr>
-        <w:t>count(*) as No_of_Jobs, max(salary_usd_annual) as Highest_Salary_USD</w:t>
-      </w:r>
-    </w:p>
-    <w:p>
-      <w:pPr>
-        <w:pStyle w:val="ListParagraph"/>
-        <w:rPr>
-          <w:lang w:val="en-US"/>
-        </w:rPr>
-      </w:pPr>
-      <w:r>
-        <w:rPr>
-          <w:lang w:val="en-US"/>
-        </w:rPr>
-        <w:t>,min(salary_usd_annual) as Lowest_Salary, round(avg(salary_usd_annual),2) as Avg_salary_usd</w:t>
-      </w:r>
-    </w:p>
-    <w:p>
-      <w:pPr>
-        <w:pStyle w:val="ListParagraph"/>
-        <w:rPr>
-          <w:lang w:val="en-US"/>
-        </w:rPr>
-      </w:pPr>
-      <w:r>
-        <w:rPr>
-          <w:lang w:val="en-US"/>
-        </w:rPr>
-        <w:t>from jobs group by Skills order by  Skills;</w:t>
+        <w:t xml:space="preserve">else 'Other' end as </w:t>
+      </w:r>
+      <w:proofErr w:type="gramStart"/>
+      <w:r>
+        <w:rPr>
+          <w:lang w:val="en-US"/>
+        </w:rPr>
+        <w:t>Skills ,</w:t>
+      </w:r>
+      <w:proofErr w:type="gramEnd"/>
+    </w:p>
+    <w:p>
+      <w:pPr>
+        <w:pStyle w:val="ListParagraph"/>
+        <w:rPr>
+          <w:lang w:val="en-US"/>
+        </w:rPr>
+      </w:pPr>
+      <w:proofErr w:type="gramStart"/>
+      <w:r>
+        <w:rPr>
+          <w:lang w:val="en-US"/>
+        </w:rPr>
+        <w:t>count(</w:t>
+      </w:r>
+      <w:proofErr w:type="gramEnd"/>
+      <w:r>
+        <w:rPr>
+          <w:lang w:val="en-US"/>
+        </w:rPr>
+        <w:t xml:space="preserve">*) as </w:t>
+      </w:r>
+      <w:proofErr w:type="spellStart"/>
+      <w:r>
+        <w:rPr>
+          <w:lang w:val="en-US"/>
+        </w:rPr>
+        <w:t>No_of_Jobs</w:t>
+      </w:r>
+      <w:proofErr w:type="spellEnd"/>
+      <w:r>
+        <w:rPr>
+          <w:lang w:val="en-US"/>
+        </w:rPr>
+        <w:t>, max(</w:t>
+      </w:r>
+      <w:proofErr w:type="spellStart"/>
+      <w:r>
+        <w:rPr>
+          <w:lang w:val="en-US"/>
+        </w:rPr>
+        <w:t>salary_usd_annual</w:t>
+      </w:r>
+      <w:proofErr w:type="spellEnd"/>
+      <w:r>
+        <w:rPr>
+          <w:lang w:val="en-US"/>
+        </w:rPr>
+        <w:t xml:space="preserve">) as </w:t>
+      </w:r>
+      <w:proofErr w:type="spellStart"/>
+      <w:r>
+        <w:rPr>
+          <w:lang w:val="en-US"/>
+        </w:rPr>
+        <w:t>Highest_Salary_USD</w:t>
+      </w:r>
+      <w:proofErr w:type="spellEnd"/>
+    </w:p>
+    <w:p>
+      <w:pPr>
+        <w:pStyle w:val="ListParagraph"/>
+        <w:rPr>
+          <w:lang w:val="en-US"/>
+        </w:rPr>
+      </w:pPr>
+      <w:proofErr w:type="gramStart"/>
+      <w:r>
+        <w:rPr>
+          <w:lang w:val="en-US"/>
+        </w:rPr>
+        <w:t>,min</w:t>
+      </w:r>
+      <w:proofErr w:type="gramEnd"/>
+      <w:r>
+        <w:rPr>
+          <w:lang w:val="en-US"/>
+        </w:rPr>
+        <w:t>(</w:t>
+      </w:r>
+      <w:proofErr w:type="spellStart"/>
+      <w:r>
+        <w:rPr>
+          <w:lang w:val="en-US"/>
+        </w:rPr>
+        <w:t>salary_usd_annual</w:t>
+      </w:r>
+      <w:proofErr w:type="spellEnd"/>
+      <w:r>
+        <w:rPr>
+          <w:lang w:val="en-US"/>
+        </w:rPr>
+        <w:t xml:space="preserve">) as </w:t>
+      </w:r>
+      <w:proofErr w:type="spellStart"/>
+      <w:r>
+        <w:rPr>
+          <w:lang w:val="en-US"/>
+        </w:rPr>
+        <w:t>Lowest_Salary</w:t>
+      </w:r>
+      <w:proofErr w:type="spellEnd"/>
+      <w:r>
+        <w:rPr>
+          <w:lang w:val="en-US"/>
+        </w:rPr>
+        <w:t>, round(avg(</w:t>
+      </w:r>
+      <w:proofErr w:type="spellStart"/>
+      <w:r>
+        <w:rPr>
+          <w:lang w:val="en-US"/>
+        </w:rPr>
+        <w:t>salary_usd_annual</w:t>
+      </w:r>
+      <w:proofErr w:type="spellEnd"/>
+      <w:r>
+        <w:rPr>
+          <w:lang w:val="en-US"/>
+        </w:rPr>
+        <w:t xml:space="preserve">),2) as </w:t>
+      </w:r>
+      <w:proofErr w:type="spellStart"/>
+      <w:r>
+        <w:rPr>
+          <w:lang w:val="en-US"/>
+        </w:rPr>
+        <w:t>Avg_salary_usd</w:t>
+      </w:r>
+      <w:proofErr w:type="spellEnd"/>
+    </w:p>
+    <w:p>
+      <w:pPr>
+        <w:pStyle w:val="ListParagraph"/>
+        <w:rPr>
+          <w:lang w:val="en-US"/>
+        </w:rPr>
+      </w:pPr>
+      <w:r>
+        <w:rPr>
+          <w:lang w:val="en-US"/>
+        </w:rPr>
+        <w:t xml:space="preserve">from jobs group by Skills order </w:t>
+      </w:r>
+      <w:proofErr w:type="gramStart"/>
+      <w:r>
+        <w:rPr>
+          <w:lang w:val="en-US"/>
+        </w:rPr>
+        <w:t>by  Skills</w:t>
+      </w:r>
+      <w:proofErr w:type="gramEnd"/>
+      <w:r>
+        <w:rPr>
+          <w:lang w:val="en-US"/>
+        </w:rPr>
+        <w:t>;</w:t>
       </w:r>
     </w:p>
     <w:p>
@@ -2189,21 +6401,91 @@
         <w:rPr>
           <w:lang w:val="en-US"/>
         </w:rPr>
-        <w:t xml:space="preserve">select primary_llm_mentioned as LLM, count(*) as No_of_Company_Used_LLM </w:t>
-      </w:r>
-    </w:p>
-    <w:p>
-      <w:pPr>
-        <w:pStyle w:val="ListParagraph"/>
-        <w:rPr>
-          <w:lang w:val="en-US"/>
-        </w:rPr>
-      </w:pPr>
-      <w:r>
-        <w:rPr>
-          <w:lang w:val="en-US"/>
-        </w:rPr>
-        <w:t>from jobs group by primary_llm_mentioned order by No_of_Company_Used_LLM;</w:t>
+        <w:t xml:space="preserve">select </w:t>
+      </w:r>
+      <w:proofErr w:type="spellStart"/>
+      <w:r>
+        <w:rPr>
+          <w:lang w:val="en-US"/>
+        </w:rPr>
+        <w:t>primary_llm_mentioned</w:t>
+      </w:r>
+      <w:proofErr w:type="spellEnd"/>
+      <w:r>
+        <w:rPr>
+          <w:lang w:val="en-US"/>
+        </w:rPr>
+        <w:t xml:space="preserve"> as LLM, </w:t>
+      </w:r>
+      <w:proofErr w:type="gramStart"/>
+      <w:r>
+        <w:rPr>
+          <w:lang w:val="en-US"/>
+        </w:rPr>
+        <w:t>count(</w:t>
+      </w:r>
+      <w:proofErr w:type="gramEnd"/>
+      <w:r>
+        <w:rPr>
+          <w:lang w:val="en-US"/>
+        </w:rPr>
+        <w:t xml:space="preserve">*) as </w:t>
+      </w:r>
+      <w:proofErr w:type="spellStart"/>
+      <w:r>
+        <w:rPr>
+          <w:lang w:val="en-US"/>
+        </w:rPr>
+        <w:t>No_of_Company_Used_LLM</w:t>
+      </w:r>
+      <w:proofErr w:type="spellEnd"/>
+      <w:r>
+        <w:rPr>
+          <w:lang w:val="en-US"/>
+        </w:rPr>
+        <w:t xml:space="preserve"> </w:t>
+      </w:r>
+    </w:p>
+    <w:p>
+      <w:pPr>
+        <w:pStyle w:val="ListParagraph"/>
+        <w:rPr>
+          <w:lang w:val="en-US"/>
+        </w:rPr>
+      </w:pPr>
+      <w:r>
+        <w:rPr>
+          <w:lang w:val="en-US"/>
+        </w:rPr>
+        <w:t xml:space="preserve">from jobs group by </w:t>
+      </w:r>
+      <w:proofErr w:type="spellStart"/>
+      <w:r>
+        <w:rPr>
+          <w:lang w:val="en-US"/>
+        </w:rPr>
+        <w:t>primary_llm_mentioned</w:t>
+      </w:r>
+      <w:proofErr w:type="spellEnd"/>
+      <w:r>
+        <w:rPr>
+          <w:lang w:val="en-US"/>
+        </w:rPr>
+        <w:t xml:space="preserve"> order by </w:t>
+      </w:r>
+      <w:proofErr w:type="spellStart"/>
+      <w:r>
+        <w:rPr>
+          <w:lang w:val="en-US"/>
+        </w:rPr>
+        <w:t>No_of_Company_Used_LLM</w:t>
+      </w:r>
+      <w:proofErr w:type="spellEnd"/>
+      <w:r>
+        <w:rPr>
+          <w:lang w:val="en-US"/>
+        </w:rPr>
+        <w:t>;</w:t>
       </w:r>
     </w:p>
     <w:p>
@@ -2251,14 +6533,247 @@
         </w:rPr>
         <w:t xml:space="preserve"> </w:t>
       </w:r>
-    </w:p>
-    <w:p>
-      <w:pPr>
-        <w:pStyle w:val="ListParagraph"/>
-        <w:rPr>
-          <w:lang w:val="en-US"/>
-        </w:rPr>
-      </w:pPr>
+      <w:r>
+        <w:rPr>
+          <w:sz w:val="32"/>
+          <w:szCs w:val="32"/>
+          <w:lang w:val="en-US"/>
+        </w:rPr>
+        <w:t xml:space="preserve">for </w:t>
+      </w:r>
+      <w:r>
+        <w:rPr>
+          <w:sz w:val="32"/>
+          <w:szCs w:val="32"/>
+        </w:rPr>
+        <w:t>AI/ML</w:t>
+      </w:r>
+    </w:p>
+    <w:p>
+      <w:pPr>
+        <w:pStyle w:val="ListParagraph"/>
+        <w:rPr>
+          <w:lang w:val="en-US"/>
+        </w:rPr>
+      </w:pPr>
+      <w:r>
+        <w:rPr>
+          <w:lang w:val="en-US"/>
+        </w:rPr>
+        <w:t xml:space="preserve">select Skills, </w:t>
+      </w:r>
+      <w:proofErr w:type="gramStart"/>
+      <w:r>
+        <w:rPr>
+          <w:lang w:val="en-US"/>
+        </w:rPr>
+        <w:t>count(</w:t>
+      </w:r>
+      <w:proofErr w:type="gramEnd"/>
+      <w:r>
+        <w:rPr>
+          <w:lang w:val="en-US"/>
+        </w:rPr>
+        <w:t xml:space="preserve">*) as </w:t>
+      </w:r>
+      <w:proofErr w:type="spellStart"/>
+      <w:r>
+        <w:rPr>
+          <w:lang w:val="en-US"/>
+        </w:rPr>
+        <w:t>No_of_jobs</w:t>
+      </w:r>
+      <w:proofErr w:type="spellEnd"/>
+      <w:r>
+        <w:rPr>
+          <w:lang w:val="en-US"/>
+        </w:rPr>
+        <w:t xml:space="preserve"> from jobs cross </w:t>
+      </w:r>
+      <w:proofErr w:type="gramStart"/>
+      <w:r>
+        <w:rPr>
+          <w:lang w:val="en-US"/>
+        </w:rPr>
+        <w:t>join(</w:t>
+      </w:r>
+      <w:proofErr w:type="gramEnd"/>
+    </w:p>
+    <w:p>
+      <w:pPr>
+        <w:pStyle w:val="ListParagraph"/>
+        <w:rPr>
+          <w:lang w:val="en-US"/>
+        </w:rPr>
+      </w:pPr>
+      <w:r>
+        <w:rPr>
+          <w:lang w:val="en-US"/>
+        </w:rPr>
+        <w:t>select 'Python' as Skills union all select 'RAG' union all select 'OpenAI API' union all select '</w:t>
+      </w:r>
+      <w:proofErr w:type="spellStart"/>
+      <w:r>
+        <w:rPr>
+          <w:lang w:val="en-US"/>
+        </w:rPr>
+        <w:t>LangChain</w:t>
+      </w:r>
+      <w:proofErr w:type="spellEnd"/>
+      <w:r>
+        <w:rPr>
+          <w:lang w:val="en-US"/>
+        </w:rPr>
+        <w:t>'</w:t>
+      </w:r>
+    </w:p>
+    <w:p>
+      <w:pPr>
+        <w:pStyle w:val="ListParagraph"/>
+        <w:rPr>
+          <w:lang w:val="en-US"/>
+        </w:rPr>
+      </w:pPr>
+      <w:r>
+        <w:rPr>
+          <w:lang w:val="en-US"/>
+        </w:rPr>
+        <w:t>union all select '</w:t>
+      </w:r>
+      <w:proofErr w:type="spellStart"/>
+      <w:r>
+        <w:rPr>
+          <w:lang w:val="en-US"/>
+        </w:rPr>
+        <w:t>Pytorch</w:t>
+      </w:r>
+      <w:proofErr w:type="spellEnd"/>
+      <w:r>
+        <w:rPr>
+          <w:lang w:val="en-US"/>
+        </w:rPr>
+        <w:t>' union all select 'TensorFlow' union all select 'Hugging Face Transformers'</w:t>
+      </w:r>
+    </w:p>
+    <w:p>
+      <w:pPr>
+        <w:pStyle w:val="ListParagraph"/>
+        <w:rPr>
+          <w:lang w:val="en-US"/>
+        </w:rPr>
+      </w:pPr>
+      <w:r>
+        <w:rPr>
+          <w:lang w:val="en-US"/>
+        </w:rPr>
+        <w:t>union all select 'Pinecone' union all select '</w:t>
+      </w:r>
+      <w:proofErr w:type="spellStart"/>
+      <w:r>
+        <w:rPr>
+          <w:lang w:val="en-US"/>
+        </w:rPr>
+        <w:t>Mlfow</w:t>
+      </w:r>
+      <w:proofErr w:type="spellEnd"/>
+      <w:r>
+        <w:rPr>
+          <w:lang w:val="en-US"/>
+        </w:rPr>
+        <w:t xml:space="preserve">' union all select 'AWS </w:t>
+      </w:r>
+      <w:proofErr w:type="spellStart"/>
+      <w:r>
+        <w:rPr>
+          <w:lang w:val="en-US"/>
+        </w:rPr>
+        <w:t>Sagemaker</w:t>
+      </w:r>
+      <w:proofErr w:type="spellEnd"/>
+      <w:r>
+        <w:rPr>
+          <w:lang w:val="en-US"/>
+        </w:rPr>
+        <w:t xml:space="preserve">') as </w:t>
+      </w:r>
+      <w:proofErr w:type="spellStart"/>
+      <w:r>
+        <w:rPr>
+          <w:lang w:val="en-US"/>
+        </w:rPr>
+        <w:t>All_skills</w:t>
+      </w:r>
+      <w:proofErr w:type="spellEnd"/>
+    </w:p>
+    <w:p>
+      <w:pPr>
+        <w:pStyle w:val="ListParagraph"/>
+        <w:rPr>
+          <w:lang w:val="en-US"/>
+        </w:rPr>
+      </w:pPr>
+      <w:r>
+        <w:rPr>
+          <w:lang w:val="en-US"/>
+        </w:rPr>
+        <w:t xml:space="preserve">where </w:t>
+      </w:r>
+      <w:proofErr w:type="spellStart"/>
+      <w:r>
+        <w:rPr>
+          <w:lang w:val="en-US"/>
+        </w:rPr>
+        <w:t>required_skills</w:t>
+      </w:r>
+      <w:proofErr w:type="spellEnd"/>
+      <w:r>
+        <w:rPr>
+          <w:lang w:val="en-US"/>
+        </w:rPr>
+        <w:t xml:space="preserve"> like </w:t>
+      </w:r>
+      <w:proofErr w:type="spellStart"/>
+      <w:r>
+        <w:rPr>
+          <w:lang w:val="en-US"/>
+        </w:rPr>
+        <w:t>concat</w:t>
+      </w:r>
+      <w:proofErr w:type="spellEnd"/>
+      <w:r>
+        <w:rPr>
+          <w:lang w:val="en-US"/>
+        </w:rPr>
+        <w:t>('%</w:t>
+      </w:r>
+      <w:proofErr w:type="gramStart"/>
+      <w:r>
+        <w:rPr>
+          <w:lang w:val="en-US"/>
+        </w:rPr>
+        <w:t>',Skills</w:t>
+      </w:r>
+      <w:proofErr w:type="gramEnd"/>
+      <w:r>
+        <w:rPr>
+          <w:lang w:val="en-US"/>
+        </w:rPr>
+        <w:t xml:space="preserve">,'%') group by skills order by </w:t>
+      </w:r>
+      <w:proofErr w:type="spellStart"/>
+      <w:r>
+        <w:rPr>
+          <w:lang w:val="en-US"/>
+        </w:rPr>
+        <w:t>No_of_jobs</w:t>
+      </w:r>
+      <w:proofErr w:type="spellEnd"/>
+      <w:r>
+        <w:rPr>
+          <w:lang w:val="en-US"/>
+        </w:rPr>
+        <w:t>;</w:t>
+      </w:r>
     </w:p>
     <w:p>
       <w:pPr>
@@ -2295,6 +6810,7 @@
           <w:szCs w:val="32"/>
           <w:lang w:val="en-US"/>
         </w:rPr>
+        <w:lastRenderedPageBreak/>
         <w:t xml:space="preserve"> </w:t>
       </w:r>
       <w:r>
@@ -2313,16 +6829,864 @@
         </w:rPr>
         <w:t>s</w:t>
       </w:r>
-    </w:p>
-    <w:p>
-      <w:pPr>
-        <w:pStyle w:val="ListParagraph"/>
+      <w:r>
         <w:rPr>
           <w:sz w:val="32"/>
           <w:szCs w:val="32"/>
           <w:lang w:val="en-US"/>
         </w:rPr>
-      </w:pPr>
+        <w:t xml:space="preserve"> required LLM</w:t>
+      </w:r>
+      <w:r>
+        <w:rPr>
+          <w:sz w:val="32"/>
+          <w:szCs w:val="32"/>
+          <w:lang w:val="en-US"/>
+        </w:rPr>
+        <w:t xml:space="preserve"> as per Company</w:t>
+      </w:r>
+    </w:p>
+    <w:p>
+      <w:pPr>
+        <w:pStyle w:val="ListParagraph"/>
+        <w:rPr>
+          <w:lang w:val="en-US"/>
+        </w:rPr>
+      </w:pPr>
+      <w:r>
+        <w:rPr>
+          <w:lang w:val="en-US"/>
+        </w:rPr>
+        <w:t xml:space="preserve">select </w:t>
+      </w:r>
+      <w:proofErr w:type="spellStart"/>
+      <w:r>
+        <w:rPr>
+          <w:lang w:val="en-US"/>
+        </w:rPr>
+        <w:t>job_title</w:t>
+      </w:r>
+      <w:proofErr w:type="spellEnd"/>
+      <w:r>
+        <w:rPr>
+          <w:lang w:val="en-US"/>
+        </w:rPr>
+        <w:t xml:space="preserve">, </w:t>
+      </w:r>
+      <w:proofErr w:type="spellStart"/>
+      <w:r>
+        <w:rPr>
+          <w:lang w:val="en-US"/>
+        </w:rPr>
+        <w:t>primary_llm_mentioned</w:t>
+      </w:r>
+      <w:proofErr w:type="spellEnd"/>
+      <w:r>
+        <w:rPr>
+          <w:lang w:val="en-US"/>
+        </w:rPr>
+        <w:t xml:space="preserve">, </w:t>
+      </w:r>
+      <w:proofErr w:type="gramStart"/>
+      <w:r>
+        <w:rPr>
+          <w:lang w:val="en-US"/>
+        </w:rPr>
+        <w:t>count(</w:t>
+      </w:r>
+      <w:proofErr w:type="gramEnd"/>
+      <w:r>
+        <w:rPr>
+          <w:lang w:val="en-US"/>
+        </w:rPr>
+        <w:t xml:space="preserve">*) </w:t>
+      </w:r>
+      <w:proofErr w:type="spellStart"/>
+      <w:r>
+        <w:rPr>
+          <w:lang w:val="en-US"/>
+        </w:rPr>
+        <w:t>No_of_Jobs</w:t>
+      </w:r>
+      <w:proofErr w:type="spellEnd"/>
+      <w:r>
+        <w:rPr>
+          <w:lang w:val="en-US"/>
+        </w:rPr>
+        <w:t xml:space="preserve">, </w:t>
+      </w:r>
+    </w:p>
+    <w:p>
+      <w:pPr>
+        <w:pStyle w:val="ListParagraph"/>
+        <w:rPr>
+          <w:lang w:val="en-US"/>
+        </w:rPr>
+      </w:pPr>
+      <w:r>
+        <w:rPr>
+          <w:lang w:val="en-US"/>
+        </w:rPr>
+        <w:t>round(avg(</w:t>
+      </w:r>
+      <w:proofErr w:type="spellStart"/>
+      <w:r>
+        <w:rPr>
+          <w:lang w:val="en-US"/>
+        </w:rPr>
+        <w:t>salary_usd_annual</w:t>
+      </w:r>
+      <w:proofErr w:type="spellEnd"/>
+      <w:r>
+        <w:rPr>
+          <w:lang w:val="en-US"/>
+        </w:rPr>
+        <w:t xml:space="preserve">),2) as </w:t>
+      </w:r>
+      <w:proofErr w:type="spellStart"/>
+      <w:r>
+        <w:rPr>
+          <w:lang w:val="en-US"/>
+        </w:rPr>
+        <w:t>Avg_Salary_USD</w:t>
+      </w:r>
+      <w:proofErr w:type="spellEnd"/>
+      <w:r>
+        <w:rPr>
+          <w:lang w:val="en-US"/>
+        </w:rPr>
+        <w:t xml:space="preserve"> from jobs </w:t>
+      </w:r>
+    </w:p>
+    <w:p>
+      <w:pPr>
+        <w:pStyle w:val="ListParagraph"/>
+        <w:rPr>
+          <w:lang w:val="en-US"/>
+        </w:rPr>
+      </w:pPr>
+      <w:r>
+        <w:rPr>
+          <w:lang w:val="en-US"/>
+        </w:rPr>
+        <w:t xml:space="preserve">group by </w:t>
+      </w:r>
+      <w:proofErr w:type="spellStart"/>
+      <w:r>
+        <w:rPr>
+          <w:lang w:val="en-US"/>
+        </w:rPr>
+        <w:t>job_title</w:t>
+      </w:r>
+      <w:proofErr w:type="spellEnd"/>
+      <w:r>
+        <w:rPr>
+          <w:lang w:val="en-US"/>
+        </w:rPr>
+        <w:t xml:space="preserve">, </w:t>
+      </w:r>
+      <w:proofErr w:type="spellStart"/>
+      <w:r>
+        <w:rPr>
+          <w:lang w:val="en-US"/>
+        </w:rPr>
+        <w:t>primary_llm_mentioned</w:t>
+      </w:r>
+      <w:proofErr w:type="spellEnd"/>
+      <w:r>
+        <w:rPr>
+          <w:lang w:val="en-US"/>
+        </w:rPr>
+        <w:t xml:space="preserve"> order by </w:t>
+      </w:r>
+      <w:proofErr w:type="spellStart"/>
+      <w:r>
+        <w:rPr>
+          <w:lang w:val="en-US"/>
+        </w:rPr>
+        <w:t>job_title</w:t>
+      </w:r>
+      <w:proofErr w:type="spellEnd"/>
+      <w:r>
+        <w:rPr>
+          <w:lang w:val="en-US"/>
+        </w:rPr>
+        <w:t>;</w:t>
+      </w:r>
+    </w:p>
+    <w:p>
+      <w:pPr>
+        <w:pStyle w:val="ListParagraph"/>
+        <w:rPr>
+          <w:lang w:val="en-US"/>
+        </w:rPr>
+      </w:pPr>
+    </w:p>
+    <w:p>
+      <w:pPr>
+        <w:pStyle w:val="ListParagraph"/>
+        <w:rPr>
+          <w:lang w:val="en-US"/>
+        </w:rPr>
+      </w:pPr>
+    </w:p>
+    <w:p>
+      <w:pPr>
+        <w:pStyle w:val="ListParagraph"/>
+        <w:numPr>
+          <w:ilvl w:val="0"/>
+          <w:numId w:val="6"/>
+        </w:numPr>
+        <w:rPr>
+          <w:sz w:val="32"/>
+          <w:szCs w:val="32"/>
+          <w:lang w:val="en-US"/>
+        </w:rPr>
+      </w:pPr>
+      <w:r>
+        <w:rPr>
+          <w:lang w:val="en-US"/>
+        </w:rPr>
+        <w:t xml:space="preserve"> </w:t>
+      </w:r>
+      <w:r>
+        <w:rPr>
+          <w:sz w:val="32"/>
+          <w:szCs w:val="32"/>
+          <w:lang w:val="en-US"/>
+        </w:rPr>
+        <w:t xml:space="preserve">Experience vs </w:t>
+      </w:r>
+      <w:r>
+        <w:rPr>
+          <w:sz w:val="32"/>
+          <w:szCs w:val="32"/>
+          <w:lang w:val="en-US"/>
+        </w:rPr>
+        <w:t>S</w:t>
+      </w:r>
+      <w:r>
+        <w:rPr>
+          <w:sz w:val="32"/>
+          <w:szCs w:val="32"/>
+          <w:lang w:val="en-US"/>
+        </w:rPr>
+        <w:t>alary</w:t>
+      </w:r>
+    </w:p>
+    <w:p>
+      <w:pPr>
+        <w:pStyle w:val="ListParagraph"/>
+        <w:rPr>
+          <w:lang w:val="en-US"/>
+        </w:rPr>
+      </w:pPr>
+      <w:r>
+        <w:rPr>
+          <w:lang w:val="en-US"/>
+        </w:rPr>
+        <w:t xml:space="preserve">select </w:t>
+      </w:r>
+      <w:proofErr w:type="spellStart"/>
+      <w:r>
+        <w:rPr>
+          <w:lang w:val="en-US"/>
+        </w:rPr>
+        <w:t>experience_years</w:t>
+      </w:r>
+      <w:proofErr w:type="spellEnd"/>
+      <w:r>
+        <w:rPr>
+          <w:lang w:val="en-US"/>
+        </w:rPr>
+        <w:t>, round(avg(</w:t>
+      </w:r>
+      <w:proofErr w:type="spellStart"/>
+      <w:r>
+        <w:rPr>
+          <w:lang w:val="en-US"/>
+        </w:rPr>
+        <w:t>salary_usd_annual</w:t>
+      </w:r>
+      <w:proofErr w:type="spellEnd"/>
+      <w:r>
+        <w:rPr>
+          <w:lang w:val="en-US"/>
+        </w:rPr>
+        <w:t xml:space="preserve">),2) as </w:t>
+      </w:r>
+      <w:proofErr w:type="spellStart"/>
+      <w:r>
+        <w:rPr>
+          <w:lang w:val="en-US"/>
+        </w:rPr>
+        <w:t>AVG_Salary_USD</w:t>
+      </w:r>
+      <w:proofErr w:type="spellEnd"/>
+      <w:r>
+        <w:rPr>
+          <w:lang w:val="en-US"/>
+        </w:rPr>
+        <w:t>,</w:t>
+      </w:r>
+    </w:p>
+    <w:p>
+      <w:pPr>
+        <w:pStyle w:val="ListParagraph"/>
+        <w:rPr>
+          <w:lang w:val="en-US"/>
+        </w:rPr>
+      </w:pPr>
+      <w:r>
+        <w:rPr>
+          <w:lang w:val="en-US"/>
+        </w:rPr>
+        <w:t>min(</w:t>
+      </w:r>
+      <w:proofErr w:type="spellStart"/>
+      <w:r>
+        <w:rPr>
+          <w:lang w:val="en-US"/>
+        </w:rPr>
+        <w:t>salary_usd_annual</w:t>
+      </w:r>
+      <w:proofErr w:type="spellEnd"/>
+      <w:r>
+        <w:rPr>
+          <w:lang w:val="en-US"/>
+        </w:rPr>
+        <w:t xml:space="preserve">) </w:t>
+      </w:r>
+      <w:proofErr w:type="spellStart"/>
+      <w:r>
+        <w:rPr>
+          <w:lang w:val="en-US"/>
+        </w:rPr>
+        <w:t>Low_Salary</w:t>
+      </w:r>
+      <w:proofErr w:type="spellEnd"/>
+      <w:r>
+        <w:rPr>
+          <w:lang w:val="en-US"/>
+        </w:rPr>
+        <w:t>, max(</w:t>
+      </w:r>
+      <w:proofErr w:type="spellStart"/>
+      <w:r>
+        <w:rPr>
+          <w:lang w:val="en-US"/>
+        </w:rPr>
+        <w:t>salary_usd_annual</w:t>
+      </w:r>
+      <w:proofErr w:type="spellEnd"/>
+      <w:r>
+        <w:rPr>
+          <w:lang w:val="en-US"/>
+        </w:rPr>
+        <w:t xml:space="preserve">) as </w:t>
+      </w:r>
+      <w:proofErr w:type="spellStart"/>
+      <w:r>
+        <w:rPr>
+          <w:lang w:val="en-US"/>
+        </w:rPr>
+        <w:t>Highest_salary_USD</w:t>
+      </w:r>
+      <w:proofErr w:type="spellEnd"/>
+      <w:r>
+        <w:rPr>
+          <w:lang w:val="en-US"/>
+        </w:rPr>
+        <w:t>,</w:t>
+      </w:r>
+    </w:p>
+    <w:p>
+      <w:pPr>
+        <w:pStyle w:val="ListParagraph"/>
+        <w:rPr>
+          <w:lang w:val="en-US"/>
+        </w:rPr>
+      </w:pPr>
+      <w:proofErr w:type="gramStart"/>
+      <w:r>
+        <w:rPr>
+          <w:lang w:val="en-US"/>
+        </w:rPr>
+        <w:t>count(</w:t>
+      </w:r>
+      <w:proofErr w:type="gramEnd"/>
+      <w:r>
+        <w:rPr>
+          <w:lang w:val="en-US"/>
+        </w:rPr>
+        <w:t xml:space="preserve">*) as </w:t>
+      </w:r>
+      <w:proofErr w:type="spellStart"/>
+      <w:r>
+        <w:rPr>
+          <w:lang w:val="en-US"/>
+        </w:rPr>
+        <w:t>No_of_Jobs</w:t>
+      </w:r>
+      <w:proofErr w:type="spellEnd"/>
+      <w:r>
+        <w:rPr>
+          <w:lang w:val="en-US"/>
+        </w:rPr>
+        <w:t xml:space="preserve"> from jobs group by </w:t>
+      </w:r>
+      <w:proofErr w:type="spellStart"/>
+      <w:r>
+        <w:rPr>
+          <w:lang w:val="en-US"/>
+        </w:rPr>
+        <w:t>experience_years</w:t>
+      </w:r>
+      <w:proofErr w:type="spellEnd"/>
+      <w:r>
+        <w:rPr>
+          <w:lang w:val="en-US"/>
+        </w:rPr>
+        <w:t xml:space="preserve"> order by 1;</w:t>
+      </w:r>
+    </w:p>
+    <w:p>
+      <w:pPr>
+        <w:pStyle w:val="ListParagraph"/>
+        <w:rPr>
+          <w:lang w:val="en-US"/>
+        </w:rPr>
+      </w:pPr>
+    </w:p>
+    <w:p>
+      <w:pPr>
+        <w:pStyle w:val="ListParagraph"/>
+        <w:numPr>
+          <w:ilvl w:val="0"/>
+          <w:numId w:val="6"/>
+        </w:numPr>
+        <w:rPr>
+          <w:lang w:val="en-US"/>
+        </w:rPr>
+      </w:pPr>
+      <w:r>
+        <w:rPr>
+          <w:lang w:val="en-US"/>
+        </w:rPr>
+        <w:t xml:space="preserve"> Company Offering </w:t>
+      </w:r>
+      <w:r>
+        <w:rPr>
+          <w:lang w:val="en-US"/>
+        </w:rPr>
+        <w:t>Jobs as per Educations</w:t>
+      </w:r>
+    </w:p>
+    <w:p>
+      <w:pPr>
+        <w:pStyle w:val="ListParagraph"/>
+        <w:rPr>
+          <w:lang w:val="en-US"/>
+        </w:rPr>
+      </w:pPr>
+      <w:r>
+        <w:rPr>
+          <w:lang w:val="en-US"/>
+        </w:rPr>
+        <w:t xml:space="preserve">select </w:t>
+      </w:r>
+      <w:proofErr w:type="spellStart"/>
+      <w:r>
+        <w:rPr>
+          <w:lang w:val="en-US"/>
+        </w:rPr>
+        <w:t>education_</w:t>
+      </w:r>
+      <w:proofErr w:type="gramStart"/>
+      <w:r>
+        <w:rPr>
+          <w:lang w:val="en-US"/>
+        </w:rPr>
+        <w:t>required,company</w:t>
+      </w:r>
+      <w:proofErr w:type="spellEnd"/>
+      <w:proofErr w:type="gramEnd"/>
+      <w:r>
+        <w:rPr>
+          <w:lang w:val="en-US"/>
+        </w:rPr>
+        <w:t xml:space="preserve">, </w:t>
+      </w:r>
+      <w:proofErr w:type="gramStart"/>
+      <w:r>
+        <w:rPr>
+          <w:lang w:val="en-US"/>
+        </w:rPr>
+        <w:t>count(</w:t>
+      </w:r>
+      <w:proofErr w:type="gramEnd"/>
+      <w:r>
+        <w:rPr>
+          <w:lang w:val="en-US"/>
+        </w:rPr>
+        <w:t xml:space="preserve">*) as </w:t>
+      </w:r>
+      <w:proofErr w:type="spellStart"/>
+      <w:r>
+        <w:rPr>
+          <w:lang w:val="en-US"/>
+        </w:rPr>
+        <w:t>No_of_jobs</w:t>
+      </w:r>
+      <w:proofErr w:type="spellEnd"/>
+      <w:r>
+        <w:rPr>
+          <w:lang w:val="en-US"/>
+        </w:rPr>
+        <w:t xml:space="preserve"> from jobs </w:t>
+      </w:r>
+    </w:p>
+    <w:p>
+      <w:pPr>
+        <w:pStyle w:val="ListParagraph"/>
+        <w:rPr>
+          <w:lang w:val="en-US"/>
+        </w:rPr>
+      </w:pPr>
+      <w:r>
+        <w:rPr>
+          <w:lang w:val="en-US"/>
+        </w:rPr>
+        <w:t xml:space="preserve">group by 1,2 </w:t>
+      </w:r>
+      <w:proofErr w:type="gramStart"/>
+      <w:r>
+        <w:rPr>
+          <w:lang w:val="en-US"/>
+        </w:rPr>
+        <w:t>order</w:t>
+      </w:r>
+      <w:proofErr w:type="gramEnd"/>
+      <w:r>
+        <w:rPr>
+          <w:lang w:val="en-US"/>
+        </w:rPr>
+        <w:t xml:space="preserve"> by 1;</w:t>
+      </w:r>
+    </w:p>
+    <w:p>
+      <w:pPr>
+        <w:pStyle w:val="ListParagraph"/>
+        <w:rPr>
+          <w:lang w:val="en-US"/>
+        </w:rPr>
+      </w:pPr>
+    </w:p>
+    <w:p>
+      <w:pPr>
+        <w:pStyle w:val="ListParagraph"/>
+        <w:numPr>
+          <w:ilvl w:val="0"/>
+          <w:numId w:val="6"/>
+        </w:numPr>
+        <w:rPr>
+          <w:lang w:val="en-US"/>
+        </w:rPr>
+      </w:pPr>
+      <w:r>
+        <w:rPr>
+          <w:lang w:val="en-US"/>
+        </w:rPr>
+        <w:t xml:space="preserve"> Top 10 </w:t>
+      </w:r>
+      <w:r>
+        <w:rPr>
+          <w:lang w:val="en-US"/>
+        </w:rPr>
+        <w:t>Companies hiring the most</w:t>
+      </w:r>
+    </w:p>
+    <w:p>
+      <w:pPr>
+        <w:pStyle w:val="ListParagraph"/>
+        <w:rPr>
+          <w:lang w:val="en-US"/>
+        </w:rPr>
+      </w:pPr>
+      <w:r>
+        <w:rPr>
+          <w:lang w:val="en-US"/>
+        </w:rPr>
+        <w:t xml:space="preserve"> </w:t>
+      </w:r>
+      <w:r>
+        <w:rPr>
+          <w:lang w:val="en-US"/>
+        </w:rPr>
+        <w:t xml:space="preserve">select company, </w:t>
+      </w:r>
+      <w:proofErr w:type="gramStart"/>
+      <w:r>
+        <w:rPr>
+          <w:lang w:val="en-US"/>
+        </w:rPr>
+        <w:t>count(</w:t>
+      </w:r>
+      <w:proofErr w:type="gramEnd"/>
+      <w:r>
+        <w:rPr>
+          <w:lang w:val="en-US"/>
+        </w:rPr>
+        <w:t xml:space="preserve">*) </w:t>
+      </w:r>
+      <w:proofErr w:type="spellStart"/>
+      <w:r>
+        <w:rPr>
+          <w:lang w:val="en-US"/>
+        </w:rPr>
+        <w:t>No_of_hiring</w:t>
+      </w:r>
+      <w:proofErr w:type="spellEnd"/>
+      <w:r>
+        <w:rPr>
+          <w:lang w:val="en-US"/>
+        </w:rPr>
+        <w:t xml:space="preserve"> from jobs group by 1 order by 2 desc limit 10;</w:t>
+      </w:r>
+    </w:p>
+    <w:p>
+      <w:pPr>
+        <w:pStyle w:val="ListParagraph"/>
+        <w:rPr>
+          <w:lang w:val="en-US"/>
+        </w:rPr>
+      </w:pPr>
+    </w:p>
+    <w:p>
+      <w:pPr>
+        <w:pStyle w:val="ListParagraph"/>
+        <w:numPr>
+          <w:ilvl w:val="0"/>
+          <w:numId w:val="6"/>
+        </w:numPr>
+        <w:rPr>
+          <w:lang w:val="en-US"/>
+        </w:rPr>
+      </w:pPr>
+      <w:r>
+        <w:rPr>
+          <w:lang w:val="en-US"/>
+        </w:rPr>
+        <w:t xml:space="preserve"> </w:t>
+      </w:r>
+      <w:r>
+        <w:rPr>
+          <w:lang w:val="en-US"/>
+        </w:rPr>
+        <w:t>Companies offering the highest salaries</w:t>
+      </w:r>
+    </w:p>
+    <w:p>
+      <w:pPr>
+        <w:pStyle w:val="ListParagraph"/>
+        <w:rPr>
+          <w:lang w:val="en-US"/>
+        </w:rPr>
+      </w:pPr>
+      <w:r>
+        <w:rPr>
+          <w:lang w:val="en-US"/>
+        </w:rPr>
+        <w:t>select company, max(</w:t>
+      </w:r>
+      <w:proofErr w:type="spellStart"/>
+      <w:r>
+        <w:rPr>
+          <w:lang w:val="en-US"/>
+        </w:rPr>
+        <w:t>salary_usd_annual</w:t>
+      </w:r>
+      <w:proofErr w:type="spellEnd"/>
+      <w:r>
+        <w:rPr>
+          <w:lang w:val="en-US"/>
+        </w:rPr>
+        <w:t xml:space="preserve">) as </w:t>
+      </w:r>
+      <w:proofErr w:type="spellStart"/>
+      <w:r>
+        <w:rPr>
+          <w:lang w:val="en-US"/>
+        </w:rPr>
+        <w:t>Higest_salary</w:t>
+      </w:r>
+      <w:proofErr w:type="spellEnd"/>
+      <w:r>
+        <w:rPr>
+          <w:lang w:val="en-US"/>
+        </w:rPr>
+        <w:t xml:space="preserve"> from jobs group by 1 order by 2 desc;</w:t>
+      </w:r>
+    </w:p>
+    <w:p>
+      <w:pPr>
+        <w:pStyle w:val="ListParagraph"/>
+        <w:rPr>
+          <w:lang w:val="en-US"/>
+        </w:rPr>
+      </w:pPr>
+    </w:p>
+    <w:p>
+      <w:pPr>
+        <w:pStyle w:val="ListParagraph"/>
+        <w:numPr>
+          <w:ilvl w:val="0"/>
+          <w:numId w:val="6"/>
+        </w:numPr>
+        <w:rPr>
+          <w:lang w:val="en-US"/>
+        </w:rPr>
+      </w:pPr>
+      <w:r>
+        <w:rPr>
+          <w:lang w:val="en-US"/>
+        </w:rPr>
+        <w:t xml:space="preserve"> </w:t>
+      </w:r>
+      <w:r>
+        <w:rPr>
+          <w:lang w:val="en-US"/>
+        </w:rPr>
+        <w:t>Company size vs salary</w:t>
+      </w:r>
+    </w:p>
+    <w:p>
+      <w:pPr>
+        <w:pStyle w:val="ListParagraph"/>
+        <w:rPr>
+          <w:lang w:val="en-US"/>
+        </w:rPr>
+      </w:pPr>
+    </w:p>
+    <w:p>
+      <w:pPr>
+        <w:pStyle w:val="ListParagraph"/>
+        <w:numPr>
+          <w:ilvl w:val="0"/>
+          <w:numId w:val="6"/>
+        </w:numPr>
+        <w:rPr>
+          <w:lang w:val="en-US"/>
+        </w:rPr>
+      </w:pPr>
+      <w:r>
+        <w:rPr>
+          <w:lang w:val="en-US"/>
+        </w:rPr>
+        <w:t xml:space="preserve"> </w:t>
+      </w:r>
+      <w:r>
+        <w:rPr>
+          <w:lang w:val="en-US"/>
+        </w:rPr>
+        <w:t>Company size vs equity</w:t>
+      </w:r>
+    </w:p>
+    <w:p>
+      <w:pPr>
+        <w:pStyle w:val="ListParagraph"/>
+        <w:numPr>
+          <w:ilvl w:val="0"/>
+          <w:numId w:val="6"/>
+        </w:numPr>
+        <w:rPr>
+          <w:lang w:val="en-US"/>
+        </w:rPr>
+      </w:pPr>
+      <w:r>
+        <w:rPr>
+          <w:lang w:val="en-US"/>
+        </w:rPr>
+        <w:t xml:space="preserve"> </w:t>
+      </w:r>
+      <w:r>
+        <w:rPr>
+          <w:lang w:val="en-US"/>
+        </w:rPr>
+        <w:t>Company size vs visa sponsorship</w:t>
+      </w:r>
+    </w:p>
+    <w:p>
+      <w:pPr>
+        <w:pStyle w:val="ListParagraph"/>
+        <w:numPr>
+          <w:ilvl w:val="0"/>
+          <w:numId w:val="6"/>
+        </w:numPr>
+        <w:rPr>
+          <w:lang w:val="en-US"/>
+        </w:rPr>
+      </w:pPr>
+      <w:r>
+        <w:rPr>
+          <w:lang w:val="en-US"/>
+        </w:rPr>
+        <w:t xml:space="preserve"> </w:t>
+      </w:r>
+      <w:r>
+        <w:rPr>
+          <w:lang w:val="en-US"/>
+        </w:rPr>
+        <w:t>Contract vs non-contract jobs</w:t>
+      </w:r>
+    </w:p>
+    <w:p>
+      <w:pPr>
+        <w:pStyle w:val="ListParagraph"/>
+        <w:numPr>
+          <w:ilvl w:val="0"/>
+          <w:numId w:val="6"/>
+        </w:numPr>
+        <w:rPr>
+          <w:lang w:val="en-US"/>
+        </w:rPr>
+      </w:pPr>
+      <w:r>
+        <w:rPr>
+          <w:lang w:val="en-US"/>
+        </w:rPr>
+        <w:t xml:space="preserve"> </w:t>
+      </w:r>
+      <w:r>
+        <w:rPr>
+          <w:lang w:val="en-US"/>
+        </w:rPr>
+        <w:t>Equity availability</w:t>
+      </w:r>
+    </w:p>
+    <w:p>
+      <w:pPr>
+        <w:pStyle w:val="ListParagraph"/>
+        <w:numPr>
+          <w:ilvl w:val="0"/>
+          <w:numId w:val="6"/>
+        </w:numPr>
+        <w:rPr>
+          <w:lang w:val="en-US"/>
+        </w:rPr>
+      </w:pPr>
+      <w:r>
+        <w:rPr>
+          <w:lang w:val="en-US"/>
+        </w:rPr>
+        <w:t xml:space="preserve"> </w:t>
+      </w:r>
+      <w:r>
+        <w:rPr>
+          <w:lang w:val="en-US"/>
+        </w:rPr>
+        <w:t>Visa sponsorship availability</w:t>
+      </w:r>
     </w:p>
     <w:p>
       <w:pPr>
@@ -3711,7 +9075,6 @@
   <w:style w:type="character" w:default="1" w:styleId="DefaultParagraphFont">
     <w:name w:val="Default Paragraph Font"/>
     <w:uiPriority w:val="1"/>
-    <w:semiHidden/>
     <w:unhideWhenUsed/>
   </w:style>
   <w:style w:type="table" w:default="1" w:styleId="TableNormal">
@@ -4320,4 +9683,16 @@
     </a:ext>
   </a:extLst>
 </a:theme>
+</file>
+
+<file path=customXml/item1.xml><?xml version="1.0" encoding="utf-8"?>
+<b:Sources xmlns:b="http://schemas.openxmlformats.org/officeDocument/2006/bibliography" xmlns="http://schemas.openxmlformats.org/officeDocument/2006/bibliography" SelectedStyle="\APASixthEditionOfficeOnline.xsl" StyleName="APA" Version="6"/>
+</file>
+
+<file path=customXml/itemProps1.xml><?xml version="1.0" encoding="utf-8"?>
+<ds:datastoreItem xmlns:ds="http://schemas.openxmlformats.org/officeDocument/2006/customXml" ds:itemID="{841F0A04-B5E5-4A73-B8E6-55D49A4551F2}">
+  <ds:schemaRefs>
+    <ds:schemaRef ds:uri="http://schemas.openxmlformats.org/officeDocument/2006/bibliography"/>
+  </ds:schemaRefs>
+</ds:datastoreItem>
 </file>